--- a/tools/report_metodologi/bab_4/Metodologi_Bab4_Ruang_Hidup.docx
+++ b/tools/report_metodologi/bab_4/Metodologi_Bab4_Ruang_Hidup.docx
@@ -3492,6 +3492,7446 @@
         <w:t>Peningkatan insidensi konflik beririsan dengan dinamika perizinan kawasan, sehingga pengelolaan alokasi ruang dan perlindungan hak masyarakat di wilayah investasi menjadi faktor penting untuk meminimalkan dampak sosial.</w:t>
       </w:r>
     </w:p>
+    <w:p>
+      <w:pPr>
+        <w:spacing w:before="240" w:after="80"/>
+        <w:pBdr>
+          <w:bottom w:val="single" w:sz="6" w:space="2" w:color="2E7D32"/>
+        </w:pBdr>
+      </w:pPr>
+      <w:r>
+        <w:rPr>
+          <w:b/>
+          <w:i w:val="0"/>
+          <w:color w:val="2E7D32"/>
+          <w:sz w:val="22"/>
+        </w:rPr>
+        <w:t>4.2 SEBARAN SEKTORAL: DAMPAK MASYARAKAT DAN PENGGUNAAN LAHAN</w:t>
+      </w:r>
+    </w:p>
+    <w:p>
+      <w:pPr>
+        <w:spacing w:before="120" w:after="120"/>
+        <w:ind w:left="200"/>
+        <w:pBdr>
+          <w:left w:val="single" w:sz="16" w:space="6" w:color="2E7D32"/>
+        </w:pBdr>
+        <w:shd w:val="clear" w:color="auto" w:fill="F1F8E9"/>
+      </w:pPr>
+      <w:r>
+        <w:rPr>
+          <w:b/>
+          <w:i w:val="0"/>
+          <w:color w:val="1B5E20"/>
+          <w:sz w:val="17"/>
+        </w:rPr>
+        <w:t xml:space="preserve">SUMBER DATA RESMI &amp; DESKRIPSI VISUALISASI: </w:t>
+      </w:r>
+      <w:r>
+        <w:rPr>
+          <w:b w:val="0"/>
+          <w:i/>
+          <w:color w:val="333333"/>
+          <w:sz w:val="17"/>
+        </w:rPr>
+        <w:t>Dampak Konflik: data/processed/sulawesi_konflik_agraria_tanahkita.csv. Visualisasi dashboard menggunakan Analisis Komparatif Dampak Sosial-Ekologis untuk membedah skala korban terdampak (jiwa) dan luas area konflik (hektar) antar sektor.</w:t>
+      </w:r>
+    </w:p>
+    <w:p>
+      <w:pPr>
+        <w:spacing w:before="160" w:after="40"/>
+      </w:pPr>
+      <w:r>
+        <w:rPr>
+          <w:b/>
+          <w:i w:val="0"/>
+          <w:color w:val="2E7D32"/>
+          <w:sz w:val="19"/>
+        </w:rPr>
+        <w:t>A. Pengantar &amp; Kerangka Narasi</w:t>
+      </w:r>
+    </w:p>
+    <w:p>
+      <w:pPr>
+        <w:spacing w:after="100"/>
+        <w:jc w:val="both"/>
+      </w:pPr>
+      <w:r>
+        <w:rPr>
+          <w:b w:val="0"/>
+          <w:i w:val="0"/>
+          <w:color w:val="222222"/>
+          <w:sz w:val="19"/>
+        </w:rPr>
+        <w:t xml:space="preserve">Visualisasi komparatif menggambarkan skala dampak sosial dan penggunaan lahan berdasarkan sektor industri. </w:t>
+      </w:r>
+      <w:r>
+        <w:rPr>
+          <w:b w:val="0"/>
+          <w:i w:val="0"/>
+          <w:color w:val="222222"/>
+          <w:sz w:val="19"/>
+        </w:rPr>
+        <w:t xml:space="preserve">Data menunjukkan bahwa Sektor Pertambangan mencatatkan jumlah warga terdampak terbesar, yaitu 54,658 jiwa, disusul sektor Kehutanan sebanyak 21,886 jiwa. </w:t>
+      </w:r>
+      <w:r>
+        <w:rPr>
+          <w:b w:val="0"/>
+          <w:i w:val="0"/>
+          <w:color w:val="222222"/>
+          <w:sz w:val="19"/>
+        </w:rPr>
+        <w:t>Pola ini memperlihatkan bahwa konflik agraria tidak hanya terkait jumlah kejadian, tetapi juga skala sosial warga yang terdampak.</w:t>
+      </w:r>
+    </w:p>
+    <w:p>
+      <w:pPr>
+        <w:spacing w:after="100"/>
+        <w:jc w:val="both"/>
+      </w:pPr>
+      <w:r>
+        <w:rPr>
+          <w:b w:val="0"/>
+          <w:i w:val="0"/>
+          <w:color w:val="222222"/>
+          <w:sz w:val="19"/>
+        </w:rPr>
+        <w:t>Dari dimensi penggunaan lahan, Sektor Pertambangan juga mencatatkan luas sengketa terbesar yaitu 441,286 hektar, disusul Perkebunan seluas 77,902 ha dan Kehutanan seluas 66,193 ha.</w:t>
+      </w:r>
+    </w:p>
+    <w:p>
+      <w:pPr>
+        <w:spacing w:before="160" w:after="40"/>
+      </w:pPr>
+      <w:r>
+        <w:rPr>
+          <w:b/>
+          <w:i w:val="0"/>
+          <w:color w:val="2E7D32"/>
+          <w:sz w:val="19"/>
+        </w:rPr>
+        <w:t>B. Alur Logika Metodologis Analisis Komparatif Dampak Sosial-Ekologis</w:t>
+      </w:r>
+    </w:p>
+    <w:p>
+      <w:pPr>
+        <w:spacing w:after="100"/>
+        <w:jc w:val="both"/>
+      </w:pPr>
+      <w:r>
+        <w:rPr>
+          <w:b w:val="0"/>
+          <w:i w:val="0"/>
+          <w:color w:val="222222"/>
+          <w:sz w:val="19"/>
+        </w:rPr>
+        <w:t xml:space="preserve">Kerangka agregasi komparatif untuk membedah skala kehancuran sosial dan monopoli ruang antar sektor diilustrasikan pada </w:t>
+      </w:r>
+      <w:r>
+        <w:rPr>
+          <w:b/>
+          <w:i w:val="0"/>
+          <w:color w:val="222222"/>
+          <w:sz w:val="19"/>
+        </w:rPr>
+        <w:t>Bagan Alur 4.2</w:t>
+      </w:r>
+      <w:r>
+        <w:rPr>
+          <w:b w:val="0"/>
+          <w:i w:val="0"/>
+          <w:color w:val="222222"/>
+          <w:sz w:val="19"/>
+        </w:rPr>
+        <w:t xml:space="preserve"> berikut. Sub-bab ini tidak menggunakan uji inferensial Chi-Square, melainkan Sectoral Burden Analysis dan bedah anomali lonjakan.</w:t>
+      </w:r>
+    </w:p>
+    <w:p>
+      <w:pPr>
+        <w:spacing w:before="120" w:after="40"/>
+      </w:pPr>
+      <w:r>
+        <w:rPr>
+          <w:b/>
+          <w:i/>
+          <w:color w:val="2E7D32"/>
+          <w:sz w:val="17"/>
+        </w:rPr>
+        <w:t>Bagan Alur 4.2: Alur Logika Metodologis Analisis Komparatif Dampak Sosial-Ekologis</w:t>
+      </w:r>
+    </w:p>
+    <w:p>
+      <w:pPr>
+        <w:jc w:val="center"/>
+      </w:pPr>
+      <w:r>
+        <w:drawing>
+          <wp:inline xmlns:a="http://schemas.openxmlformats.org/drawingml/2006/main" xmlns:pic="http://schemas.openxmlformats.org/drawingml/2006/picture">
+            <wp:extent cx="5400000" cy="1102041"/>
+            <wp:docPr id="2" name="Picture 2"/>
+            <wp:cNvGraphicFramePr>
+              <a:graphicFrameLocks noChangeAspect="1"/>
+            </wp:cNvGraphicFramePr>
+            <a:graphic>
+              <a:graphicData uri="http://schemas.openxmlformats.org/drawingml/2006/picture">
+                <pic:pic>
+                  <pic:nvPicPr>
+                    <pic:cNvPr id="0" name="mermaid_flowchart_4_2.png"/>
+                    <pic:cNvPicPr/>
+                  </pic:nvPicPr>
+                  <pic:blipFill>
+                    <a:blip r:embed="rId10"/>
+                    <a:stretch>
+                      <a:fillRect/>
+                    </a:stretch>
+                  </pic:blipFill>
+                  <pic:spPr>
+                    <a:xfrm>
+                      <a:off x="0" y="0"/>
+                      <a:ext cx="5400000" cy="1102041"/>
+                    </a:xfrm>
+                    <a:prstGeom prst="rect"/>
+                  </pic:spPr>
+                </pic:pic>
+              </a:graphicData>
+            </a:graphic>
+          </wp:inline>
+        </w:drawing>
+      </w:r>
+    </w:p>
+    <w:p>
+      <w:pPr>
+        <w:spacing w:before="160" w:after="40"/>
+      </w:pPr>
+      <w:r>
+        <w:rPr>
+          <w:b/>
+          <w:i w:val="0"/>
+          <w:color w:val="2E7D32"/>
+          <w:sz w:val="19"/>
+        </w:rPr>
+        <w:t>C. Formulasi Matematis: Agregasi Jiwa Terdampak dan Monopoli Area</w:t>
+      </w:r>
+    </w:p>
+    <w:p>
+      <w:pPr>
+        <w:spacing w:after="100"/>
+        <w:jc w:val="both"/>
+      </w:pPr>
+      <w:r>
+        <w:rPr>
+          <w:b w:val="0"/>
+          <w:i w:val="0"/>
+          <w:color w:val="222222"/>
+          <w:sz w:val="19"/>
+        </w:rPr>
+        <w:t>Agregasi korban terdampak dan luas area konflik per sektor dihitung menggunakan sistem formulasi matematis berikut:</w:t>
+      </w:r>
+    </w:p>
+    <w:p>
+      <w:pPr>
+        <w:spacing w:before="120" w:after="20"/>
+      </w:pPr>
+      <w:r>
+        <w:rPr>
+          <w:b/>
+          <w:i/>
+          <w:color w:val="2E7D32"/>
+          <w:sz w:val="17"/>
+        </w:rPr>
+        <w:t>Persamaan: Total Jiwa Terdampak per Sektor</w:t>
+      </w:r>
+    </w:p>
+    <w:p>
+      <w:pPr>
+        <w:spacing w:before="0" w:after="40"/>
+        <w:ind w:left="240"/>
+        <w:shd w:val="clear" w:color="auto" w:fill="EDF7EE"/>
+        <w:pBdr>
+          <w:top w:val="single" w:sz="4" w:space="4" w:color="A5D6A7"/>
+          <w:left w:val="single" w:sz="4" w:space="4" w:color="A5D6A7"/>
+          <w:bottom w:val="single" w:sz="4" w:space="4" w:color="A5D6A7"/>
+          <w:right w:val="single" w:sz="4" w:space="4" w:color="A5D6A7"/>
+        </w:pBdr>
+      </w:pPr>
+      <w:r>
+        <w:rPr>
+          <w:rFonts w:ascii="Courier New" w:hAnsi="Courier New"/>
+          <w:b w:val="0"/>
+          <w:i w:val="0"/>
+          <w:color w:val="1B5E20"/>
+          <w:sz w:val="17"/>
+        </w:rPr>
+        <w:t>J_s = Σ J_i, untuk setiap kasus i pada sektor s</w:t>
+      </w:r>
+    </w:p>
+    <w:p>
+      <w:pPr>
+        <w:spacing w:before="40" w:after="120"/>
+        <w:ind w:left="280"/>
+      </w:pPr>
+      <w:r>
+        <w:rPr>
+          <w:b/>
+          <w:i/>
+          <w:color w:val="333333"/>
+          <w:sz w:val="16"/>
+        </w:rPr>
+        <w:t>Keterangan Variabel:</w:t>
+        <w:br/>
+      </w:r>
+      <w:r>
+        <w:rPr>
+          <w:b/>
+          <w:i w:val="0"/>
+          <w:color w:val="1B5E20"/>
+          <w:sz w:val="16"/>
+        </w:rPr>
+        <w:t xml:space="preserve">- J_s: </w:t>
+      </w:r>
+      <w:r>
+        <w:rPr>
+          <w:b w:val="0"/>
+          <w:i w:val="0"/>
+          <w:color w:val="444444"/>
+          <w:sz w:val="16"/>
+        </w:rPr>
+        <w:t>Total warga terdampak pada sektor konflik s.</w:t>
+        <w:br/>
+      </w:r>
+      <w:r>
+        <w:rPr>
+          <w:b/>
+          <w:i w:val="0"/>
+          <w:color w:val="1B5E20"/>
+          <w:sz w:val="16"/>
+        </w:rPr>
+        <w:t xml:space="preserve">- J_i: </w:t>
+      </w:r>
+      <w:r>
+        <w:rPr>
+          <w:b w:val="0"/>
+          <w:i w:val="0"/>
+          <w:color w:val="444444"/>
+          <w:sz w:val="16"/>
+        </w:rPr>
+        <w:t>Jumlah masyarakat terdampak pada kasus konflik ke-i.</w:t>
+        <w:br/>
+      </w:r>
+      <w:r>
+        <w:rPr>
+          <w:b/>
+          <w:i w:val="0"/>
+          <w:color w:val="1B5E20"/>
+          <w:sz w:val="16"/>
+        </w:rPr>
+        <w:t xml:space="preserve">- s: </w:t>
+      </w:r>
+      <w:r>
+        <w:rPr>
+          <w:b w:val="0"/>
+          <w:i w:val="0"/>
+          <w:color w:val="444444"/>
+          <w:sz w:val="16"/>
+        </w:rPr>
+        <w:t>Sektor pemicu konflik.</w:t>
+      </w:r>
+    </w:p>
+    <w:p>
+      <w:pPr>
+        <w:spacing w:before="120" w:after="20"/>
+      </w:pPr>
+      <w:r>
+        <w:rPr>
+          <w:b/>
+          <w:i/>
+          <w:color w:val="2E7D32"/>
+          <w:sz w:val="17"/>
+        </w:rPr>
+        <w:t>Persamaan: Total Monopoli Area Konflik per Sektor</w:t>
+      </w:r>
+    </w:p>
+    <w:p>
+      <w:pPr>
+        <w:spacing w:before="0" w:after="40"/>
+        <w:ind w:left="240"/>
+        <w:shd w:val="clear" w:color="auto" w:fill="EDF7EE"/>
+        <w:pBdr>
+          <w:top w:val="single" w:sz="4" w:space="4" w:color="A5D6A7"/>
+          <w:left w:val="single" w:sz="4" w:space="4" w:color="A5D6A7"/>
+          <w:bottom w:val="single" w:sz="4" w:space="4" w:color="A5D6A7"/>
+          <w:right w:val="single" w:sz="4" w:space="4" w:color="A5D6A7"/>
+        </w:pBdr>
+      </w:pPr>
+      <w:r>
+        <w:rPr>
+          <w:rFonts w:ascii="Courier New" w:hAnsi="Courier New"/>
+          <w:b w:val="0"/>
+          <w:i w:val="0"/>
+          <w:color w:val="1B5E20"/>
+          <w:sz w:val="17"/>
+        </w:rPr>
+        <w:t>A_s = Σ A_i, untuk setiap kasus i pada sektor s</w:t>
+      </w:r>
+    </w:p>
+    <w:p>
+      <w:pPr>
+        <w:spacing w:before="40" w:after="120"/>
+        <w:ind w:left="280"/>
+      </w:pPr>
+      <w:r>
+        <w:rPr>
+          <w:b/>
+          <w:i/>
+          <w:color w:val="333333"/>
+          <w:sz w:val="16"/>
+        </w:rPr>
+        <w:t>Keterangan Variabel:</w:t>
+        <w:br/>
+      </w:r>
+      <w:r>
+        <w:rPr>
+          <w:b/>
+          <w:i w:val="0"/>
+          <w:color w:val="1B5E20"/>
+          <w:sz w:val="16"/>
+        </w:rPr>
+        <w:t xml:space="preserve">- A_s: </w:t>
+      </w:r>
+      <w:r>
+        <w:rPr>
+          <w:b w:val="0"/>
+          <w:i w:val="0"/>
+          <w:color w:val="444444"/>
+          <w:sz w:val="16"/>
+        </w:rPr>
+        <w:t>Total luas area konflik pada sektor s (hektar).</w:t>
+        <w:br/>
+      </w:r>
+      <w:r>
+        <w:rPr>
+          <w:b/>
+          <w:i w:val="0"/>
+          <w:color w:val="1B5E20"/>
+          <w:sz w:val="16"/>
+        </w:rPr>
+        <w:t xml:space="preserve">- A_i: </w:t>
+      </w:r>
+      <w:r>
+        <w:rPr>
+          <w:b w:val="0"/>
+          <w:i w:val="0"/>
+          <w:color w:val="444444"/>
+          <w:sz w:val="16"/>
+        </w:rPr>
+        <w:t>Luas area konflik pada kasus ke-i (hektar).</w:t>
+      </w:r>
+    </w:p>
+    <w:p>
+      <w:pPr>
+        <w:spacing w:before="120" w:after="20"/>
+      </w:pPr>
+      <w:r>
+        <w:rPr>
+          <w:b/>
+          <w:i/>
+          <w:color w:val="2E7D32"/>
+          <w:sz w:val="17"/>
+        </w:rPr>
+        <w:t>Persamaan: Proporsi Dampak Sektoral</w:t>
+      </w:r>
+    </w:p>
+    <w:p>
+      <w:pPr>
+        <w:spacing w:before="0" w:after="40"/>
+        <w:ind w:left="240"/>
+        <w:shd w:val="clear" w:color="auto" w:fill="EDF7EE"/>
+        <w:pBdr>
+          <w:top w:val="single" w:sz="4" w:space="4" w:color="A5D6A7"/>
+          <w:left w:val="single" w:sz="4" w:space="4" w:color="A5D6A7"/>
+          <w:bottom w:val="single" w:sz="4" w:space="4" w:color="A5D6A7"/>
+          <w:right w:val="single" w:sz="4" w:space="4" w:color="A5D6A7"/>
+        </w:pBdr>
+      </w:pPr>
+      <w:r>
+        <w:rPr>
+          <w:rFonts w:ascii="Courier New" w:hAnsi="Courier New"/>
+          <w:b w:val="0"/>
+          <w:i w:val="0"/>
+          <w:color w:val="1B5E20"/>
+          <w:sz w:val="17"/>
+        </w:rPr>
+        <w:t>P_s (%) = ( Nilai_s / Nilai_Total ) × 100</w:t>
+      </w:r>
+    </w:p>
+    <w:p>
+      <w:pPr>
+        <w:spacing w:before="40" w:after="120"/>
+        <w:ind w:left="280"/>
+      </w:pPr>
+      <w:r>
+        <w:rPr>
+          <w:b/>
+          <w:i/>
+          <w:color w:val="333333"/>
+          <w:sz w:val="16"/>
+        </w:rPr>
+        <w:t>Keterangan Variabel:</w:t>
+        <w:br/>
+      </w:r>
+      <w:r>
+        <w:rPr>
+          <w:b/>
+          <w:i w:val="0"/>
+          <w:color w:val="1B5E20"/>
+          <w:sz w:val="16"/>
+        </w:rPr>
+        <w:t xml:space="preserve">- P_s (%): </w:t>
+      </w:r>
+      <w:r>
+        <w:rPr>
+          <w:b w:val="0"/>
+          <w:i w:val="0"/>
+          <w:color w:val="444444"/>
+          <w:sz w:val="16"/>
+        </w:rPr>
+        <w:t>Persentase kontribusi sektor s terhadap total jiwa terdampak atau total luas area konflik.</w:t>
+        <w:br/>
+      </w:r>
+      <w:r>
+        <w:rPr>
+          <w:b/>
+          <w:i w:val="0"/>
+          <w:color w:val="1B5E20"/>
+          <w:sz w:val="16"/>
+        </w:rPr>
+        <w:t xml:space="preserve">- Nilai_s: </w:t>
+      </w:r>
+      <w:r>
+        <w:rPr>
+          <w:b w:val="0"/>
+          <w:i w:val="0"/>
+          <w:color w:val="444444"/>
+          <w:sz w:val="16"/>
+        </w:rPr>
+        <w:t>Total jiwa atau total hektar pada sektor s.</w:t>
+        <w:br/>
+      </w:r>
+      <w:r>
+        <w:rPr>
+          <w:b/>
+          <w:i w:val="0"/>
+          <w:color w:val="1B5E20"/>
+          <w:sz w:val="16"/>
+        </w:rPr>
+        <w:t xml:space="preserve">- Nilai_Total: </w:t>
+      </w:r>
+      <w:r>
+        <w:rPr>
+          <w:b w:val="0"/>
+          <w:i w:val="0"/>
+          <w:color w:val="444444"/>
+          <w:sz w:val="16"/>
+        </w:rPr>
+        <w:t>Total jiwa atau total hektar seluruh sektor yang dianalisis.</w:t>
+      </w:r>
+    </w:p>
+    <w:p>
+      <w:pPr>
+        <w:spacing w:before="160" w:after="40"/>
+      </w:pPr>
+      <w:r>
+        <w:rPr>
+          <w:b/>
+          <w:i w:val="0"/>
+          <w:color w:val="2E7D32"/>
+          <w:sz w:val="19"/>
+        </w:rPr>
+        <w:t>D. Matriks Hasil Uji Empiris: Dampak Sosial dan Monopoli Ruang</w:t>
+      </w:r>
+    </w:p>
+    <w:p>
+      <w:pPr>
+        <w:spacing w:after="100"/>
+        <w:jc w:val="both"/>
+      </w:pPr>
+      <w:r>
+        <w:rPr>
+          <w:b w:val="0"/>
+          <w:i w:val="0"/>
+          <w:color w:val="222222"/>
+          <w:sz w:val="19"/>
+        </w:rPr>
+        <w:t>Agregasi dampak masyarakat dan luas area konflik menurut sektor disajikan pada Tabel 4.4 berikut:</w:t>
+      </w:r>
+    </w:p>
+    <w:p>
+      <w:pPr>
+        <w:spacing w:before="120" w:after="40"/>
+      </w:pPr>
+      <w:r>
+        <w:rPr>
+          <w:b/>
+          <w:i/>
+          <w:color w:val="2E7D32"/>
+          <w:sz w:val="17"/>
+        </w:rPr>
+        <w:t>Tabel 4.4: Matriks Dampak Sosial-Ekologis Konflik Agraria menurut Sektor</w:t>
+      </w:r>
+    </w:p>
+    <w:tbl>
+      <w:tblPr>
+        <w:tblStyle w:val="TableGrid"/>
+        <w:tblW w:type="auto" w:w="0"/>
+        <w:jc w:val="center"/>
+        <w:tblLayout w:type="fixed"/>
+        <w:tblLook w:firstColumn="1" w:firstRow="1" w:lastColumn="0" w:lastRow="0" w:noHBand="0" w:noVBand="1" w:val="04A0"/>
+      </w:tblPr>
+      <w:tblGrid>
+        <w:gridCol w:w="1928"/>
+        <w:gridCol w:w="1928"/>
+        <w:gridCol w:w="1928"/>
+        <w:gridCol w:w="1928"/>
+        <w:gridCol w:w="1928"/>
+      </w:tblGrid>
+      <w:tr>
+        <w:tc>
+          <w:tcPr>
+            <w:tcW w:type="dxa" w:w="2154"/>
+            <w:shd w:val="clear" w:color="auto" w:fill="2E7D32"/>
+            <w:tcMar>
+              <w:top w:w="70" w:type="dxa"/>
+              <w:bottom w:w="70" w:type="dxa"/>
+              <w:left w:w="100" w:type="dxa"/>
+              <w:right w:w="100" w:type="dxa"/>
+            </w:tcMar>
+            <w:tcBorders>
+              <w:top w:val="single" w:sz="4" w:color="D0D0D0" w:space="0"/>
+              <w:left w:val="single" w:sz="4" w:color="D0D0D0" w:space="0"/>
+              <w:bottom w:val="single" w:sz="8" w:color="1B5E20" w:space="0"/>
+              <w:right w:val="single" w:sz="4" w:color="D0D0D0" w:space="0"/>
+            </w:tcBorders>
+          </w:tcPr>
+          <w:p>
+            <w:pPr>
+              <w:jc w:val="left"/>
+            </w:pPr>
+            <w:r>
+              <w:rPr>
+                <w:b/>
+                <w:i w:val="0"/>
+                <w:color w:val="FFFFFF"/>
+                <w:sz w:val="17"/>
+              </w:rPr>
+              <w:t>Sektor Pemicu</w:t>
+            </w:r>
+          </w:p>
+        </w:tc>
+        <w:tc>
+          <w:tcPr>
+            <w:tcW w:type="dxa" w:w="1531"/>
+            <w:shd w:val="clear" w:color="auto" w:fill="2E7D32"/>
+            <w:tcMar>
+              <w:top w:w="70" w:type="dxa"/>
+              <w:bottom w:w="70" w:type="dxa"/>
+              <w:left w:w="100" w:type="dxa"/>
+              <w:right w:w="100" w:type="dxa"/>
+            </w:tcMar>
+            <w:tcBorders>
+              <w:top w:val="single" w:sz="4" w:color="D0D0D0" w:space="0"/>
+              <w:left w:val="single" w:sz="4" w:color="D0D0D0" w:space="0"/>
+              <w:bottom w:val="single" w:sz="8" w:color="1B5E20" w:space="0"/>
+              <w:right w:val="single" w:sz="4" w:color="D0D0D0" w:space="0"/>
+            </w:tcBorders>
+          </w:tcPr>
+          <w:p>
+            <w:pPr>
+              <w:jc w:val="center"/>
+            </w:pPr>
+            <w:r>
+              <w:rPr>
+                <w:b/>
+                <w:i w:val="0"/>
+                <w:color w:val="FFFFFF"/>
+                <w:sz w:val="17"/>
+              </w:rPr>
+              <w:t>Jiwa Terdampak</w:t>
+            </w:r>
+          </w:p>
+        </w:tc>
+        <w:tc>
+          <w:tcPr>
+            <w:tcW w:type="dxa" w:w="1247"/>
+            <w:shd w:val="clear" w:color="auto" w:fill="2E7D32"/>
+            <w:tcMar>
+              <w:top w:w="70" w:type="dxa"/>
+              <w:bottom w:w="70" w:type="dxa"/>
+              <w:left w:w="100" w:type="dxa"/>
+              <w:right w:w="100" w:type="dxa"/>
+            </w:tcMar>
+            <w:tcBorders>
+              <w:top w:val="single" w:sz="4" w:color="D0D0D0" w:space="0"/>
+              <w:left w:val="single" w:sz="4" w:color="D0D0D0" w:space="0"/>
+              <w:bottom w:val="single" w:sz="8" w:color="1B5E20" w:space="0"/>
+              <w:right w:val="single" w:sz="4" w:color="D0D0D0" w:space="0"/>
+            </w:tcBorders>
+          </w:tcPr>
+          <w:p>
+            <w:pPr>
+              <w:jc w:val="center"/>
+            </w:pPr>
+            <w:r>
+              <w:rPr>
+                <w:b/>
+                <w:i w:val="0"/>
+                <w:color w:val="FFFFFF"/>
+                <w:sz w:val="17"/>
+              </w:rPr>
+              <w:t>Proporsi Jiwa</w:t>
+            </w:r>
+          </w:p>
+        </w:tc>
+        <w:tc>
+          <w:tcPr>
+            <w:tcW w:type="dxa" w:w="1531"/>
+            <w:shd w:val="clear" w:color="auto" w:fill="2E7D32"/>
+            <w:tcMar>
+              <w:top w:w="70" w:type="dxa"/>
+              <w:bottom w:w="70" w:type="dxa"/>
+              <w:left w:w="100" w:type="dxa"/>
+              <w:right w:w="100" w:type="dxa"/>
+            </w:tcMar>
+            <w:tcBorders>
+              <w:top w:val="single" w:sz="4" w:color="D0D0D0" w:space="0"/>
+              <w:left w:val="single" w:sz="4" w:color="D0D0D0" w:space="0"/>
+              <w:bottom w:val="single" w:sz="8" w:color="1B5E20" w:space="0"/>
+              <w:right w:val="single" w:sz="4" w:color="D0D0D0" w:space="0"/>
+            </w:tcBorders>
+          </w:tcPr>
+          <w:p>
+            <w:pPr>
+              <w:jc w:val="center"/>
+            </w:pPr>
+            <w:r>
+              <w:rPr>
+                <w:b/>
+                <w:i w:val="0"/>
+                <w:color w:val="FFFFFF"/>
+                <w:sz w:val="17"/>
+              </w:rPr>
+              <w:t>Luas Area (Ha)</w:t>
+            </w:r>
+          </w:p>
+        </w:tc>
+        <w:tc>
+          <w:tcPr>
+            <w:tcW w:type="dxa" w:w="1247"/>
+            <w:shd w:val="clear" w:color="auto" w:fill="2E7D32"/>
+            <w:tcMar>
+              <w:top w:w="70" w:type="dxa"/>
+              <w:bottom w:w="70" w:type="dxa"/>
+              <w:left w:w="100" w:type="dxa"/>
+              <w:right w:w="100" w:type="dxa"/>
+            </w:tcMar>
+            <w:tcBorders>
+              <w:top w:val="single" w:sz="4" w:color="D0D0D0" w:space="0"/>
+              <w:left w:val="single" w:sz="4" w:color="D0D0D0" w:space="0"/>
+              <w:bottom w:val="single" w:sz="8" w:color="1B5E20" w:space="0"/>
+              <w:right w:val="single" w:sz="4" w:color="D0D0D0" w:space="0"/>
+            </w:tcBorders>
+          </w:tcPr>
+          <w:p>
+            <w:pPr>
+              <w:jc w:val="center"/>
+            </w:pPr>
+            <w:r>
+              <w:rPr>
+                <w:b/>
+                <w:i w:val="0"/>
+                <w:color w:val="FFFFFF"/>
+                <w:sz w:val="17"/>
+              </w:rPr>
+              <w:t>Proporsi Area</w:t>
+            </w:r>
+          </w:p>
+        </w:tc>
+      </w:tr>
+      <w:tr>
+        <w:tc>
+          <w:tcPr>
+            <w:tcW w:type="dxa" w:w="2154"/>
+            <w:shd w:val="clear" w:color="auto" w:fill="F5FBF5"/>
+            <w:tcMar>
+              <w:top w:w="50" w:type="dxa"/>
+              <w:bottom w:w="50" w:type="dxa"/>
+              <w:left w:w="100" w:type="dxa"/>
+              <w:right w:w="100" w:type="dxa"/>
+            </w:tcMar>
+            <w:tcBorders>
+              <w:top w:val="single" w:sz="4" w:color="D0D0D0" w:space="0"/>
+              <w:left w:val="single" w:sz="4" w:color="D0D0D0" w:space="0"/>
+              <w:bottom w:val="single" w:sz="4" w:color="D0D0D0" w:space="0"/>
+              <w:right w:val="single" w:sz="4" w:color="D0D0D0" w:space="0"/>
+            </w:tcBorders>
+          </w:tcPr>
+          <w:p>
+            <w:pPr>
+              <w:jc w:val="left"/>
+            </w:pPr>
+            <w:r>
+              <w:rPr>
+                <w:b w:val="0"/>
+                <w:i w:val="0"/>
+                <w:color w:val="222222"/>
+                <w:sz w:val="17"/>
+              </w:rPr>
+              <w:t>Pertambangan</w:t>
+            </w:r>
+          </w:p>
+        </w:tc>
+        <w:tc>
+          <w:tcPr>
+            <w:tcW w:type="dxa" w:w="1531"/>
+            <w:shd w:val="clear" w:color="auto" w:fill="F5FBF5"/>
+            <w:tcMar>
+              <w:top w:w="50" w:type="dxa"/>
+              <w:bottom w:w="50" w:type="dxa"/>
+              <w:left w:w="100" w:type="dxa"/>
+              <w:right w:w="100" w:type="dxa"/>
+            </w:tcMar>
+            <w:tcBorders>
+              <w:top w:val="single" w:sz="4" w:color="D0D0D0" w:space="0"/>
+              <w:left w:val="single" w:sz="4" w:color="D0D0D0" w:space="0"/>
+              <w:bottom w:val="single" w:sz="4" w:color="D0D0D0" w:space="0"/>
+              <w:right w:val="single" w:sz="4" w:color="D0D0D0" w:space="0"/>
+            </w:tcBorders>
+          </w:tcPr>
+          <w:p>
+            <w:pPr>
+              <w:jc w:val="center"/>
+            </w:pPr>
+            <w:r>
+              <w:rPr>
+                <w:b w:val="0"/>
+                <w:i w:val="0"/>
+                <w:color w:val="222222"/>
+                <w:sz w:val="17"/>
+              </w:rPr>
+              <w:t>54,658</w:t>
+            </w:r>
+          </w:p>
+        </w:tc>
+        <w:tc>
+          <w:tcPr>
+            <w:tcW w:type="dxa" w:w="1247"/>
+            <w:shd w:val="clear" w:color="auto" w:fill="F5FBF5"/>
+            <w:tcMar>
+              <w:top w:w="50" w:type="dxa"/>
+              <w:bottom w:w="50" w:type="dxa"/>
+              <w:left w:w="100" w:type="dxa"/>
+              <w:right w:w="100" w:type="dxa"/>
+            </w:tcMar>
+            <w:tcBorders>
+              <w:top w:val="single" w:sz="4" w:color="D0D0D0" w:space="0"/>
+              <w:left w:val="single" w:sz="4" w:color="D0D0D0" w:space="0"/>
+              <w:bottom w:val="single" w:sz="4" w:color="D0D0D0" w:space="0"/>
+              <w:right w:val="single" w:sz="4" w:color="D0D0D0" w:space="0"/>
+            </w:tcBorders>
+          </w:tcPr>
+          <w:p>
+            <w:pPr>
+              <w:jc w:val="center"/>
+            </w:pPr>
+            <w:r>
+              <w:rPr>
+                <w:b w:val="0"/>
+                <w:i w:val="0"/>
+                <w:color w:val="222222"/>
+                <w:sz w:val="17"/>
+              </w:rPr>
+              <w:t>60.3%</w:t>
+            </w:r>
+          </w:p>
+        </w:tc>
+        <w:tc>
+          <w:tcPr>
+            <w:tcW w:type="dxa" w:w="1531"/>
+            <w:shd w:val="clear" w:color="auto" w:fill="F5FBF5"/>
+            <w:tcMar>
+              <w:top w:w="50" w:type="dxa"/>
+              <w:bottom w:w="50" w:type="dxa"/>
+              <w:left w:w="100" w:type="dxa"/>
+              <w:right w:w="100" w:type="dxa"/>
+            </w:tcMar>
+            <w:tcBorders>
+              <w:top w:val="single" w:sz="4" w:color="D0D0D0" w:space="0"/>
+              <w:left w:val="single" w:sz="4" w:color="D0D0D0" w:space="0"/>
+              <w:bottom w:val="single" w:sz="4" w:color="D0D0D0" w:space="0"/>
+              <w:right w:val="single" w:sz="4" w:color="D0D0D0" w:space="0"/>
+            </w:tcBorders>
+          </w:tcPr>
+          <w:p>
+            <w:pPr>
+              <w:jc w:val="center"/>
+            </w:pPr>
+            <w:r>
+              <w:rPr>
+                <w:b w:val="0"/>
+                <w:i w:val="0"/>
+                <w:color w:val="222222"/>
+                <w:sz w:val="17"/>
+              </w:rPr>
+              <w:t>441,286</w:t>
+            </w:r>
+          </w:p>
+        </w:tc>
+        <w:tc>
+          <w:tcPr>
+            <w:tcW w:type="dxa" w:w="1247"/>
+            <w:shd w:val="clear" w:color="auto" w:fill="F5FBF5"/>
+            <w:tcMar>
+              <w:top w:w="50" w:type="dxa"/>
+              <w:bottom w:w="50" w:type="dxa"/>
+              <w:left w:w="100" w:type="dxa"/>
+              <w:right w:w="100" w:type="dxa"/>
+            </w:tcMar>
+            <w:tcBorders>
+              <w:top w:val="single" w:sz="4" w:color="D0D0D0" w:space="0"/>
+              <w:left w:val="single" w:sz="4" w:color="D0D0D0" w:space="0"/>
+              <w:bottom w:val="single" w:sz="4" w:color="D0D0D0" w:space="0"/>
+              <w:right w:val="single" w:sz="4" w:color="D0D0D0" w:space="0"/>
+            </w:tcBorders>
+          </w:tcPr>
+          <w:p>
+            <w:pPr>
+              <w:jc w:val="center"/>
+            </w:pPr>
+            <w:r>
+              <w:rPr>
+                <w:b w:val="0"/>
+                <w:i w:val="0"/>
+                <w:color w:val="222222"/>
+                <w:sz w:val="17"/>
+              </w:rPr>
+              <w:t>73.1%</w:t>
+            </w:r>
+          </w:p>
+        </w:tc>
+      </w:tr>
+      <w:tr>
+        <w:tc>
+          <w:tcPr>
+            <w:tcW w:type="dxa" w:w="2154"/>
+            <w:shd w:val="clear" w:color="auto" w:fill="FFFFFF"/>
+            <w:tcMar>
+              <w:top w:w="50" w:type="dxa"/>
+              <w:bottom w:w="50" w:type="dxa"/>
+              <w:left w:w="100" w:type="dxa"/>
+              <w:right w:w="100" w:type="dxa"/>
+            </w:tcMar>
+            <w:tcBorders>
+              <w:top w:val="single" w:sz="4" w:color="D0D0D0" w:space="0"/>
+              <w:left w:val="single" w:sz="4" w:color="D0D0D0" w:space="0"/>
+              <w:bottom w:val="single" w:sz="4" w:color="D0D0D0" w:space="0"/>
+              <w:right w:val="single" w:sz="4" w:color="D0D0D0" w:space="0"/>
+            </w:tcBorders>
+          </w:tcPr>
+          <w:p>
+            <w:pPr>
+              <w:jc w:val="left"/>
+            </w:pPr>
+            <w:r>
+              <w:rPr>
+                <w:b w:val="0"/>
+                <w:i w:val="0"/>
+                <w:color w:val="222222"/>
+                <w:sz w:val="17"/>
+              </w:rPr>
+              <w:t>Kehutanan</w:t>
+            </w:r>
+          </w:p>
+        </w:tc>
+        <w:tc>
+          <w:tcPr>
+            <w:tcW w:type="dxa" w:w="1531"/>
+            <w:shd w:val="clear" w:color="auto" w:fill="FFFFFF"/>
+            <w:tcMar>
+              <w:top w:w="50" w:type="dxa"/>
+              <w:bottom w:w="50" w:type="dxa"/>
+              <w:left w:w="100" w:type="dxa"/>
+              <w:right w:w="100" w:type="dxa"/>
+            </w:tcMar>
+            <w:tcBorders>
+              <w:top w:val="single" w:sz="4" w:color="D0D0D0" w:space="0"/>
+              <w:left w:val="single" w:sz="4" w:color="D0D0D0" w:space="0"/>
+              <w:bottom w:val="single" w:sz="4" w:color="D0D0D0" w:space="0"/>
+              <w:right w:val="single" w:sz="4" w:color="D0D0D0" w:space="0"/>
+            </w:tcBorders>
+          </w:tcPr>
+          <w:p>
+            <w:pPr>
+              <w:jc w:val="center"/>
+            </w:pPr>
+            <w:r>
+              <w:rPr>
+                <w:b w:val="0"/>
+                <w:i w:val="0"/>
+                <w:color w:val="222222"/>
+                <w:sz w:val="17"/>
+              </w:rPr>
+              <w:t>21,886</w:t>
+            </w:r>
+          </w:p>
+        </w:tc>
+        <w:tc>
+          <w:tcPr>
+            <w:tcW w:type="dxa" w:w="1247"/>
+            <w:shd w:val="clear" w:color="auto" w:fill="FFFFFF"/>
+            <w:tcMar>
+              <w:top w:w="50" w:type="dxa"/>
+              <w:bottom w:w="50" w:type="dxa"/>
+              <w:left w:w="100" w:type="dxa"/>
+              <w:right w:w="100" w:type="dxa"/>
+            </w:tcMar>
+            <w:tcBorders>
+              <w:top w:val="single" w:sz="4" w:color="D0D0D0" w:space="0"/>
+              <w:left w:val="single" w:sz="4" w:color="D0D0D0" w:space="0"/>
+              <w:bottom w:val="single" w:sz="4" w:color="D0D0D0" w:space="0"/>
+              <w:right w:val="single" w:sz="4" w:color="D0D0D0" w:space="0"/>
+            </w:tcBorders>
+          </w:tcPr>
+          <w:p>
+            <w:pPr>
+              <w:jc w:val="center"/>
+            </w:pPr>
+            <w:r>
+              <w:rPr>
+                <w:b w:val="0"/>
+                <w:i w:val="0"/>
+                <w:color w:val="222222"/>
+                <w:sz w:val="17"/>
+              </w:rPr>
+              <w:t>24.2%</w:t>
+            </w:r>
+          </w:p>
+        </w:tc>
+        <w:tc>
+          <w:tcPr>
+            <w:tcW w:type="dxa" w:w="1531"/>
+            <w:shd w:val="clear" w:color="auto" w:fill="FFFFFF"/>
+            <w:tcMar>
+              <w:top w:w="50" w:type="dxa"/>
+              <w:bottom w:w="50" w:type="dxa"/>
+              <w:left w:w="100" w:type="dxa"/>
+              <w:right w:w="100" w:type="dxa"/>
+            </w:tcMar>
+            <w:tcBorders>
+              <w:top w:val="single" w:sz="4" w:color="D0D0D0" w:space="0"/>
+              <w:left w:val="single" w:sz="4" w:color="D0D0D0" w:space="0"/>
+              <w:bottom w:val="single" w:sz="4" w:color="D0D0D0" w:space="0"/>
+              <w:right w:val="single" w:sz="4" w:color="D0D0D0" w:space="0"/>
+            </w:tcBorders>
+          </w:tcPr>
+          <w:p>
+            <w:pPr>
+              <w:jc w:val="center"/>
+            </w:pPr>
+            <w:r>
+              <w:rPr>
+                <w:b w:val="0"/>
+                <w:i w:val="0"/>
+                <w:color w:val="222222"/>
+                <w:sz w:val="17"/>
+              </w:rPr>
+              <w:t>66,193</w:t>
+            </w:r>
+          </w:p>
+        </w:tc>
+        <w:tc>
+          <w:tcPr>
+            <w:tcW w:type="dxa" w:w="1247"/>
+            <w:shd w:val="clear" w:color="auto" w:fill="FFFFFF"/>
+            <w:tcMar>
+              <w:top w:w="50" w:type="dxa"/>
+              <w:bottom w:w="50" w:type="dxa"/>
+              <w:left w:w="100" w:type="dxa"/>
+              <w:right w:w="100" w:type="dxa"/>
+            </w:tcMar>
+            <w:tcBorders>
+              <w:top w:val="single" w:sz="4" w:color="D0D0D0" w:space="0"/>
+              <w:left w:val="single" w:sz="4" w:color="D0D0D0" w:space="0"/>
+              <w:bottom w:val="single" w:sz="4" w:color="D0D0D0" w:space="0"/>
+              <w:right w:val="single" w:sz="4" w:color="D0D0D0" w:space="0"/>
+            </w:tcBorders>
+          </w:tcPr>
+          <w:p>
+            <w:pPr>
+              <w:jc w:val="center"/>
+            </w:pPr>
+            <w:r>
+              <w:rPr>
+                <w:b w:val="0"/>
+                <w:i w:val="0"/>
+                <w:color w:val="222222"/>
+                <w:sz w:val="17"/>
+              </w:rPr>
+              <w:t>11.0%</w:t>
+            </w:r>
+          </w:p>
+        </w:tc>
+      </w:tr>
+      <w:tr>
+        <w:tc>
+          <w:tcPr>
+            <w:tcW w:type="dxa" w:w="2154"/>
+            <w:shd w:val="clear" w:color="auto" w:fill="F5FBF5"/>
+            <w:tcMar>
+              <w:top w:w="50" w:type="dxa"/>
+              <w:bottom w:w="50" w:type="dxa"/>
+              <w:left w:w="100" w:type="dxa"/>
+              <w:right w:w="100" w:type="dxa"/>
+            </w:tcMar>
+            <w:tcBorders>
+              <w:top w:val="single" w:sz="4" w:color="D0D0D0" w:space="0"/>
+              <w:left w:val="single" w:sz="4" w:color="D0D0D0" w:space="0"/>
+              <w:bottom w:val="single" w:sz="4" w:color="D0D0D0" w:space="0"/>
+              <w:right w:val="single" w:sz="4" w:color="D0D0D0" w:space="0"/>
+            </w:tcBorders>
+          </w:tcPr>
+          <w:p>
+            <w:pPr>
+              <w:jc w:val="left"/>
+            </w:pPr>
+            <w:r>
+              <w:rPr>
+                <w:b w:val="0"/>
+                <w:i w:val="0"/>
+                <w:color w:val="222222"/>
+                <w:sz w:val="17"/>
+              </w:rPr>
+              <w:t>Perkebunan</w:t>
+            </w:r>
+          </w:p>
+        </w:tc>
+        <w:tc>
+          <w:tcPr>
+            <w:tcW w:type="dxa" w:w="1531"/>
+            <w:shd w:val="clear" w:color="auto" w:fill="F5FBF5"/>
+            <w:tcMar>
+              <w:top w:w="50" w:type="dxa"/>
+              <w:bottom w:w="50" w:type="dxa"/>
+              <w:left w:w="100" w:type="dxa"/>
+              <w:right w:w="100" w:type="dxa"/>
+            </w:tcMar>
+            <w:tcBorders>
+              <w:top w:val="single" w:sz="4" w:color="D0D0D0" w:space="0"/>
+              <w:left w:val="single" w:sz="4" w:color="D0D0D0" w:space="0"/>
+              <w:bottom w:val="single" w:sz="4" w:color="D0D0D0" w:space="0"/>
+              <w:right w:val="single" w:sz="4" w:color="D0D0D0" w:space="0"/>
+            </w:tcBorders>
+          </w:tcPr>
+          <w:p>
+            <w:pPr>
+              <w:jc w:val="center"/>
+            </w:pPr>
+            <w:r>
+              <w:rPr>
+                <w:b w:val="0"/>
+                <w:i w:val="0"/>
+                <w:color w:val="222222"/>
+                <w:sz w:val="17"/>
+              </w:rPr>
+              <w:t>13,799</w:t>
+            </w:r>
+          </w:p>
+        </w:tc>
+        <w:tc>
+          <w:tcPr>
+            <w:tcW w:type="dxa" w:w="1247"/>
+            <w:shd w:val="clear" w:color="auto" w:fill="F5FBF5"/>
+            <w:tcMar>
+              <w:top w:w="50" w:type="dxa"/>
+              <w:bottom w:w="50" w:type="dxa"/>
+              <w:left w:w="100" w:type="dxa"/>
+              <w:right w:w="100" w:type="dxa"/>
+            </w:tcMar>
+            <w:tcBorders>
+              <w:top w:val="single" w:sz="4" w:color="D0D0D0" w:space="0"/>
+              <w:left w:val="single" w:sz="4" w:color="D0D0D0" w:space="0"/>
+              <w:bottom w:val="single" w:sz="4" w:color="D0D0D0" w:space="0"/>
+              <w:right w:val="single" w:sz="4" w:color="D0D0D0" w:space="0"/>
+            </w:tcBorders>
+          </w:tcPr>
+          <w:p>
+            <w:pPr>
+              <w:jc w:val="center"/>
+            </w:pPr>
+            <w:r>
+              <w:rPr>
+                <w:b w:val="0"/>
+                <w:i w:val="0"/>
+                <w:color w:val="222222"/>
+                <w:sz w:val="17"/>
+              </w:rPr>
+              <w:t>15.2%</w:t>
+            </w:r>
+          </w:p>
+        </w:tc>
+        <w:tc>
+          <w:tcPr>
+            <w:tcW w:type="dxa" w:w="1531"/>
+            <w:shd w:val="clear" w:color="auto" w:fill="F5FBF5"/>
+            <w:tcMar>
+              <w:top w:w="50" w:type="dxa"/>
+              <w:bottom w:w="50" w:type="dxa"/>
+              <w:left w:w="100" w:type="dxa"/>
+              <w:right w:w="100" w:type="dxa"/>
+            </w:tcMar>
+            <w:tcBorders>
+              <w:top w:val="single" w:sz="4" w:color="D0D0D0" w:space="0"/>
+              <w:left w:val="single" w:sz="4" w:color="D0D0D0" w:space="0"/>
+              <w:bottom w:val="single" w:sz="4" w:color="D0D0D0" w:space="0"/>
+              <w:right w:val="single" w:sz="4" w:color="D0D0D0" w:space="0"/>
+            </w:tcBorders>
+          </w:tcPr>
+          <w:p>
+            <w:pPr>
+              <w:jc w:val="center"/>
+            </w:pPr>
+            <w:r>
+              <w:rPr>
+                <w:b w:val="0"/>
+                <w:i w:val="0"/>
+                <w:color w:val="222222"/>
+                <w:sz w:val="17"/>
+              </w:rPr>
+              <w:t>77,902</w:t>
+            </w:r>
+          </w:p>
+        </w:tc>
+        <w:tc>
+          <w:tcPr>
+            <w:tcW w:type="dxa" w:w="1247"/>
+            <w:shd w:val="clear" w:color="auto" w:fill="F5FBF5"/>
+            <w:tcMar>
+              <w:top w:w="50" w:type="dxa"/>
+              <w:bottom w:w="50" w:type="dxa"/>
+              <w:left w:w="100" w:type="dxa"/>
+              <w:right w:w="100" w:type="dxa"/>
+            </w:tcMar>
+            <w:tcBorders>
+              <w:top w:val="single" w:sz="4" w:color="D0D0D0" w:space="0"/>
+              <w:left w:val="single" w:sz="4" w:color="D0D0D0" w:space="0"/>
+              <w:bottom w:val="single" w:sz="4" w:color="D0D0D0" w:space="0"/>
+              <w:right w:val="single" w:sz="4" w:color="D0D0D0" w:space="0"/>
+            </w:tcBorders>
+          </w:tcPr>
+          <w:p>
+            <w:pPr>
+              <w:jc w:val="center"/>
+            </w:pPr>
+            <w:r>
+              <w:rPr>
+                <w:b w:val="0"/>
+                <w:i w:val="0"/>
+                <w:color w:val="222222"/>
+                <w:sz w:val="17"/>
+              </w:rPr>
+              <w:t>12.9%</w:t>
+            </w:r>
+          </w:p>
+        </w:tc>
+      </w:tr>
+      <w:tr>
+        <w:tc>
+          <w:tcPr>
+            <w:tcW w:type="dxa" w:w="2154"/>
+            <w:shd w:val="clear" w:color="auto" w:fill="FFFFFF"/>
+            <w:tcMar>
+              <w:top w:w="50" w:type="dxa"/>
+              <w:bottom w:w="50" w:type="dxa"/>
+              <w:left w:w="100" w:type="dxa"/>
+              <w:right w:w="100" w:type="dxa"/>
+            </w:tcMar>
+            <w:tcBorders>
+              <w:top w:val="single" w:sz="4" w:color="D0D0D0" w:space="0"/>
+              <w:left w:val="single" w:sz="4" w:color="D0D0D0" w:space="0"/>
+              <w:bottom w:val="single" w:sz="4" w:color="D0D0D0" w:space="0"/>
+              <w:right w:val="single" w:sz="4" w:color="D0D0D0" w:space="0"/>
+            </w:tcBorders>
+          </w:tcPr>
+          <w:p>
+            <w:pPr>
+              <w:jc w:val="left"/>
+            </w:pPr>
+            <w:r>
+              <w:rPr>
+                <w:b w:val="0"/>
+                <w:i w:val="0"/>
+                <w:color w:val="222222"/>
+                <w:sz w:val="17"/>
+              </w:rPr>
+              <w:t>Pariwisata &amp; Pesisir</w:t>
+            </w:r>
+          </w:p>
+        </w:tc>
+        <w:tc>
+          <w:tcPr>
+            <w:tcW w:type="dxa" w:w="1531"/>
+            <w:shd w:val="clear" w:color="auto" w:fill="FFFFFF"/>
+            <w:tcMar>
+              <w:top w:w="50" w:type="dxa"/>
+              <w:bottom w:w="50" w:type="dxa"/>
+              <w:left w:w="100" w:type="dxa"/>
+              <w:right w:w="100" w:type="dxa"/>
+            </w:tcMar>
+            <w:tcBorders>
+              <w:top w:val="single" w:sz="4" w:color="D0D0D0" w:space="0"/>
+              <w:left w:val="single" w:sz="4" w:color="D0D0D0" w:space="0"/>
+              <w:bottom w:val="single" w:sz="4" w:color="D0D0D0" w:space="0"/>
+              <w:right w:val="single" w:sz="4" w:color="D0D0D0" w:space="0"/>
+            </w:tcBorders>
+          </w:tcPr>
+          <w:p>
+            <w:pPr>
+              <w:jc w:val="center"/>
+            </w:pPr>
+            <w:r>
+              <w:rPr>
+                <w:b w:val="0"/>
+                <w:i w:val="0"/>
+                <w:color w:val="222222"/>
+                <w:sz w:val="17"/>
+              </w:rPr>
+              <w:t>215</w:t>
+            </w:r>
+          </w:p>
+        </w:tc>
+        <w:tc>
+          <w:tcPr>
+            <w:tcW w:type="dxa" w:w="1247"/>
+            <w:shd w:val="clear" w:color="auto" w:fill="FFFFFF"/>
+            <w:tcMar>
+              <w:top w:w="50" w:type="dxa"/>
+              <w:bottom w:w="50" w:type="dxa"/>
+              <w:left w:w="100" w:type="dxa"/>
+              <w:right w:w="100" w:type="dxa"/>
+            </w:tcMar>
+            <w:tcBorders>
+              <w:top w:val="single" w:sz="4" w:color="D0D0D0" w:space="0"/>
+              <w:left w:val="single" w:sz="4" w:color="D0D0D0" w:space="0"/>
+              <w:bottom w:val="single" w:sz="4" w:color="D0D0D0" w:space="0"/>
+              <w:right w:val="single" w:sz="4" w:color="D0D0D0" w:space="0"/>
+            </w:tcBorders>
+          </w:tcPr>
+          <w:p>
+            <w:pPr>
+              <w:jc w:val="center"/>
+            </w:pPr>
+            <w:r>
+              <w:rPr>
+                <w:b w:val="0"/>
+                <w:i w:val="0"/>
+                <w:color w:val="222222"/>
+                <w:sz w:val="17"/>
+              </w:rPr>
+              <w:t>0.2%</w:t>
+            </w:r>
+          </w:p>
+        </w:tc>
+        <w:tc>
+          <w:tcPr>
+            <w:tcW w:type="dxa" w:w="1531"/>
+            <w:shd w:val="clear" w:color="auto" w:fill="FFFFFF"/>
+            <w:tcMar>
+              <w:top w:w="50" w:type="dxa"/>
+              <w:bottom w:w="50" w:type="dxa"/>
+              <w:left w:w="100" w:type="dxa"/>
+              <w:right w:w="100" w:type="dxa"/>
+            </w:tcMar>
+            <w:tcBorders>
+              <w:top w:val="single" w:sz="4" w:color="D0D0D0" w:space="0"/>
+              <w:left w:val="single" w:sz="4" w:color="D0D0D0" w:space="0"/>
+              <w:bottom w:val="single" w:sz="4" w:color="D0D0D0" w:space="0"/>
+              <w:right w:val="single" w:sz="4" w:color="D0D0D0" w:space="0"/>
+            </w:tcBorders>
+          </w:tcPr>
+          <w:p>
+            <w:pPr>
+              <w:jc w:val="center"/>
+            </w:pPr>
+            <w:r>
+              <w:rPr>
+                <w:b w:val="0"/>
+                <w:i w:val="0"/>
+                <w:color w:val="222222"/>
+                <w:sz w:val="17"/>
+              </w:rPr>
+              <w:t>543</w:t>
+            </w:r>
+          </w:p>
+        </w:tc>
+        <w:tc>
+          <w:tcPr>
+            <w:tcW w:type="dxa" w:w="1247"/>
+            <w:shd w:val="clear" w:color="auto" w:fill="FFFFFF"/>
+            <w:tcMar>
+              <w:top w:w="50" w:type="dxa"/>
+              <w:bottom w:w="50" w:type="dxa"/>
+              <w:left w:w="100" w:type="dxa"/>
+              <w:right w:w="100" w:type="dxa"/>
+            </w:tcMar>
+            <w:tcBorders>
+              <w:top w:val="single" w:sz="4" w:color="D0D0D0" w:space="0"/>
+              <w:left w:val="single" w:sz="4" w:color="D0D0D0" w:space="0"/>
+              <w:bottom w:val="single" w:sz="4" w:color="D0D0D0" w:space="0"/>
+              <w:right w:val="single" w:sz="4" w:color="D0D0D0" w:space="0"/>
+            </w:tcBorders>
+          </w:tcPr>
+          <w:p>
+            <w:pPr>
+              <w:jc w:val="center"/>
+            </w:pPr>
+            <w:r>
+              <w:rPr>
+                <w:b w:val="0"/>
+                <w:i w:val="0"/>
+                <w:color w:val="222222"/>
+                <w:sz w:val="17"/>
+              </w:rPr>
+              <w:t>0.1%</w:t>
+            </w:r>
+          </w:p>
+        </w:tc>
+      </w:tr>
+      <w:tr>
+        <w:tc>
+          <w:tcPr>
+            <w:tcW w:type="dxa" w:w="2154"/>
+            <w:shd w:val="clear" w:color="auto" w:fill="F5FBF5"/>
+            <w:tcMar>
+              <w:top w:w="50" w:type="dxa"/>
+              <w:bottom w:w="50" w:type="dxa"/>
+              <w:left w:w="100" w:type="dxa"/>
+              <w:right w:w="100" w:type="dxa"/>
+            </w:tcMar>
+            <w:tcBorders>
+              <w:top w:val="single" w:sz="4" w:color="D0D0D0" w:space="0"/>
+              <w:left w:val="single" w:sz="4" w:color="D0D0D0" w:space="0"/>
+              <w:bottom w:val="single" w:sz="4" w:color="D0D0D0" w:space="0"/>
+              <w:right w:val="single" w:sz="4" w:color="D0D0D0" w:space="0"/>
+            </w:tcBorders>
+          </w:tcPr>
+          <w:p>
+            <w:pPr>
+              <w:jc w:val="left"/>
+            </w:pPr>
+            <w:r>
+              <w:rPr>
+                <w:b w:val="0"/>
+                <w:i w:val="0"/>
+                <w:color w:val="222222"/>
+                <w:sz w:val="17"/>
+              </w:rPr>
+              <w:t>Infrastruktur &amp; PSN</w:t>
+            </w:r>
+          </w:p>
+        </w:tc>
+        <w:tc>
+          <w:tcPr>
+            <w:tcW w:type="dxa" w:w="1531"/>
+            <w:shd w:val="clear" w:color="auto" w:fill="F5FBF5"/>
+            <w:tcMar>
+              <w:top w:w="50" w:type="dxa"/>
+              <w:bottom w:w="50" w:type="dxa"/>
+              <w:left w:w="100" w:type="dxa"/>
+              <w:right w:w="100" w:type="dxa"/>
+            </w:tcMar>
+            <w:tcBorders>
+              <w:top w:val="single" w:sz="4" w:color="D0D0D0" w:space="0"/>
+              <w:left w:val="single" w:sz="4" w:color="D0D0D0" w:space="0"/>
+              <w:bottom w:val="single" w:sz="4" w:color="D0D0D0" w:space="0"/>
+              <w:right w:val="single" w:sz="4" w:color="D0D0D0" w:space="0"/>
+            </w:tcBorders>
+          </w:tcPr>
+          <w:p>
+            <w:pPr>
+              <w:jc w:val="center"/>
+            </w:pPr>
+            <w:r>
+              <w:rPr>
+                <w:b w:val="0"/>
+                <w:i w:val="0"/>
+                <w:color w:val="222222"/>
+                <w:sz w:val="17"/>
+              </w:rPr>
+              <w:t>24</w:t>
+            </w:r>
+          </w:p>
+        </w:tc>
+        <w:tc>
+          <w:tcPr>
+            <w:tcW w:type="dxa" w:w="1247"/>
+            <w:shd w:val="clear" w:color="auto" w:fill="F5FBF5"/>
+            <w:tcMar>
+              <w:top w:w="50" w:type="dxa"/>
+              <w:bottom w:w="50" w:type="dxa"/>
+              <w:left w:w="100" w:type="dxa"/>
+              <w:right w:w="100" w:type="dxa"/>
+            </w:tcMar>
+            <w:tcBorders>
+              <w:top w:val="single" w:sz="4" w:color="D0D0D0" w:space="0"/>
+              <w:left w:val="single" w:sz="4" w:color="D0D0D0" w:space="0"/>
+              <w:bottom w:val="single" w:sz="4" w:color="D0D0D0" w:space="0"/>
+              <w:right w:val="single" w:sz="4" w:color="D0D0D0" w:space="0"/>
+            </w:tcBorders>
+          </w:tcPr>
+          <w:p>
+            <w:pPr>
+              <w:jc w:val="center"/>
+            </w:pPr>
+            <w:r>
+              <w:rPr>
+                <w:b w:val="0"/>
+                <w:i w:val="0"/>
+                <w:color w:val="222222"/>
+                <w:sz w:val="17"/>
+              </w:rPr>
+              <w:t>0.0%</w:t>
+            </w:r>
+          </w:p>
+        </w:tc>
+        <w:tc>
+          <w:tcPr>
+            <w:tcW w:type="dxa" w:w="1531"/>
+            <w:shd w:val="clear" w:color="auto" w:fill="F5FBF5"/>
+            <w:tcMar>
+              <w:top w:w="50" w:type="dxa"/>
+              <w:bottom w:w="50" w:type="dxa"/>
+              <w:left w:w="100" w:type="dxa"/>
+              <w:right w:w="100" w:type="dxa"/>
+            </w:tcMar>
+            <w:tcBorders>
+              <w:top w:val="single" w:sz="4" w:color="D0D0D0" w:space="0"/>
+              <w:left w:val="single" w:sz="4" w:color="D0D0D0" w:space="0"/>
+              <w:bottom w:val="single" w:sz="4" w:color="D0D0D0" w:space="0"/>
+              <w:right w:val="single" w:sz="4" w:color="D0D0D0" w:space="0"/>
+            </w:tcBorders>
+          </w:tcPr>
+          <w:p>
+            <w:pPr>
+              <w:jc w:val="center"/>
+            </w:pPr>
+            <w:r>
+              <w:rPr>
+                <w:b w:val="0"/>
+                <w:i w:val="0"/>
+                <w:color w:val="222222"/>
+                <w:sz w:val="17"/>
+              </w:rPr>
+              <w:t>17,443</w:t>
+            </w:r>
+          </w:p>
+        </w:tc>
+        <w:tc>
+          <w:tcPr>
+            <w:tcW w:type="dxa" w:w="1247"/>
+            <w:shd w:val="clear" w:color="auto" w:fill="F5FBF5"/>
+            <w:tcMar>
+              <w:top w:w="50" w:type="dxa"/>
+              <w:bottom w:w="50" w:type="dxa"/>
+              <w:left w:w="100" w:type="dxa"/>
+              <w:right w:w="100" w:type="dxa"/>
+            </w:tcMar>
+            <w:tcBorders>
+              <w:top w:val="single" w:sz="4" w:color="D0D0D0" w:space="0"/>
+              <w:left w:val="single" w:sz="4" w:color="D0D0D0" w:space="0"/>
+              <w:bottom w:val="single" w:sz="4" w:color="D0D0D0" w:space="0"/>
+              <w:right w:val="single" w:sz="4" w:color="D0D0D0" w:space="0"/>
+            </w:tcBorders>
+          </w:tcPr>
+          <w:p>
+            <w:pPr>
+              <w:jc w:val="center"/>
+            </w:pPr>
+            <w:r>
+              <w:rPr>
+                <w:b w:val="0"/>
+                <w:i w:val="0"/>
+                <w:color w:val="222222"/>
+                <w:sz w:val="17"/>
+              </w:rPr>
+              <w:t>2.9%</w:t>
+            </w:r>
+          </w:p>
+        </w:tc>
+      </w:tr>
+    </w:tbl>
+    <w:p>
+      <w:pPr>
+        <w:spacing w:after="80"/>
+      </w:pPr>
+    </w:p>
+    <w:p>
+      <w:pPr>
+        <w:spacing w:before="120" w:after="40"/>
+      </w:pPr>
+      <w:r>
+        <w:rPr>
+          <w:b/>
+          <w:i/>
+          <w:color w:val="2E7D32"/>
+          <w:sz w:val="17"/>
+        </w:rPr>
+        <w:t>Tabel 4.5: Bedah Anomali Lonjakan Korban Terdampak (Jiwa)</w:t>
+      </w:r>
+    </w:p>
+    <w:tbl>
+      <w:tblPr>
+        <w:tblStyle w:val="TableGrid"/>
+        <w:tblW w:type="auto" w:w="0"/>
+        <w:jc w:val="center"/>
+        <w:tblLayout w:type="fixed"/>
+        <w:tblLook w:firstColumn="1" w:firstRow="1" w:lastColumn="0" w:lastRow="0" w:noHBand="0" w:noVBand="1" w:val="04A0"/>
+      </w:tblPr>
+      <w:tblGrid>
+        <w:gridCol w:w="1928"/>
+        <w:gridCol w:w="1928"/>
+        <w:gridCol w:w="1928"/>
+        <w:gridCol w:w="1928"/>
+        <w:gridCol w:w="1928"/>
+      </w:tblGrid>
+      <w:tr>
+        <w:tc>
+          <w:tcPr>
+            <w:tcW w:type="dxa" w:w="1304"/>
+            <w:shd w:val="clear" w:color="auto" w:fill="2E7D32"/>
+            <w:tcMar>
+              <w:top w:w="70" w:type="dxa"/>
+              <w:bottom w:w="70" w:type="dxa"/>
+              <w:left w:w="100" w:type="dxa"/>
+              <w:right w:w="100" w:type="dxa"/>
+            </w:tcMar>
+            <w:tcBorders>
+              <w:top w:val="single" w:sz="4" w:color="D0D0D0" w:space="0"/>
+              <w:left w:val="single" w:sz="4" w:color="D0D0D0" w:space="0"/>
+              <w:bottom w:val="single" w:sz="8" w:color="1B5E20" w:space="0"/>
+              <w:right w:val="single" w:sz="4" w:color="D0D0D0" w:space="0"/>
+            </w:tcBorders>
+          </w:tcPr>
+          <w:p>
+            <w:pPr>
+              <w:jc w:val="left"/>
+            </w:pPr>
+            <w:r>
+              <w:rPr>
+                <w:b/>
+                <w:i w:val="0"/>
+                <w:color w:val="FFFFFF"/>
+                <w:sz w:val="17"/>
+              </w:rPr>
+              <w:t>Anomali</w:t>
+            </w:r>
+          </w:p>
+        </w:tc>
+        <w:tc>
+          <w:tcPr>
+            <w:tcW w:type="dxa" w:w="850"/>
+            <w:shd w:val="clear" w:color="auto" w:fill="2E7D32"/>
+            <w:tcMar>
+              <w:top w:w="70" w:type="dxa"/>
+              <w:bottom w:w="70" w:type="dxa"/>
+              <w:left w:w="100" w:type="dxa"/>
+              <w:right w:w="100" w:type="dxa"/>
+            </w:tcMar>
+            <w:tcBorders>
+              <w:top w:val="single" w:sz="4" w:color="D0D0D0" w:space="0"/>
+              <w:left w:val="single" w:sz="4" w:color="D0D0D0" w:space="0"/>
+              <w:bottom w:val="single" w:sz="8" w:color="1B5E20" w:space="0"/>
+              <w:right w:val="single" w:sz="4" w:color="D0D0D0" w:space="0"/>
+            </w:tcBorders>
+          </w:tcPr>
+          <w:p>
+            <w:pPr>
+              <w:jc w:val="center"/>
+            </w:pPr>
+            <w:r>
+              <w:rPr>
+                <w:b/>
+                <w:i w:val="0"/>
+                <w:color w:val="FFFFFF"/>
+                <w:sz w:val="17"/>
+              </w:rPr>
+              <w:t>Tahun</w:t>
+            </w:r>
+          </w:p>
+        </w:tc>
+        <w:tc>
+          <w:tcPr>
+            <w:tcW w:type="dxa" w:w="1417"/>
+            <w:shd w:val="clear" w:color="auto" w:fill="2E7D32"/>
+            <w:tcMar>
+              <w:top w:w="70" w:type="dxa"/>
+              <w:bottom w:w="70" w:type="dxa"/>
+              <w:left w:w="100" w:type="dxa"/>
+              <w:right w:w="100" w:type="dxa"/>
+            </w:tcMar>
+            <w:tcBorders>
+              <w:top w:val="single" w:sz="4" w:color="D0D0D0" w:space="0"/>
+              <w:left w:val="single" w:sz="4" w:color="D0D0D0" w:space="0"/>
+              <w:bottom w:val="single" w:sz="8" w:color="1B5E20" w:space="0"/>
+              <w:right w:val="single" w:sz="4" w:color="D0D0D0" w:space="0"/>
+            </w:tcBorders>
+          </w:tcPr>
+          <w:p>
+            <w:pPr>
+              <w:jc w:val="left"/>
+            </w:pPr>
+            <w:r>
+              <w:rPr>
+                <w:b/>
+                <w:i w:val="0"/>
+                <w:color w:val="FFFFFF"/>
+                <w:sz w:val="17"/>
+              </w:rPr>
+              <w:t>Sektor</w:t>
+            </w:r>
+          </w:p>
+        </w:tc>
+        <w:tc>
+          <w:tcPr>
+            <w:tcW w:type="dxa" w:w="1304"/>
+            <w:shd w:val="clear" w:color="auto" w:fill="2E7D32"/>
+            <w:tcMar>
+              <w:top w:w="70" w:type="dxa"/>
+              <w:bottom w:w="70" w:type="dxa"/>
+              <w:left w:w="100" w:type="dxa"/>
+              <w:right w:w="100" w:type="dxa"/>
+            </w:tcMar>
+            <w:tcBorders>
+              <w:top w:val="single" w:sz="4" w:color="D0D0D0" w:space="0"/>
+              <w:left w:val="single" w:sz="4" w:color="D0D0D0" w:space="0"/>
+              <w:bottom w:val="single" w:sz="8" w:color="1B5E20" w:space="0"/>
+              <w:right w:val="single" w:sz="4" w:color="D0D0D0" w:space="0"/>
+            </w:tcBorders>
+          </w:tcPr>
+          <w:p>
+            <w:pPr>
+              <w:jc w:val="center"/>
+            </w:pPr>
+            <w:r>
+              <w:rPr>
+                <w:b/>
+                <w:i w:val="0"/>
+                <w:color w:val="FFFFFF"/>
+                <w:sz w:val="17"/>
+              </w:rPr>
+              <w:t>Korban Jiwa</w:t>
+            </w:r>
+          </w:p>
+        </w:tc>
+        <w:tc>
+          <w:tcPr>
+            <w:tcW w:type="dxa" w:w="3402"/>
+            <w:shd w:val="clear" w:color="auto" w:fill="2E7D32"/>
+            <w:tcMar>
+              <w:top w:w="70" w:type="dxa"/>
+              <w:bottom w:w="70" w:type="dxa"/>
+              <w:left w:w="100" w:type="dxa"/>
+              <w:right w:w="100" w:type="dxa"/>
+            </w:tcMar>
+            <w:tcBorders>
+              <w:top w:val="single" w:sz="4" w:color="D0D0D0" w:space="0"/>
+              <w:left w:val="single" w:sz="4" w:color="D0D0D0" w:space="0"/>
+              <w:bottom w:val="single" w:sz="8" w:color="1B5E20" w:space="0"/>
+              <w:right w:val="single" w:sz="4" w:color="D0D0D0" w:space="0"/>
+            </w:tcBorders>
+          </w:tcPr>
+          <w:p>
+            <w:pPr>
+              <w:jc w:val="left"/>
+            </w:pPr>
+            <w:r>
+              <w:rPr>
+                <w:b/>
+                <w:i w:val="0"/>
+                <w:color w:val="FFFFFF"/>
+                <w:sz w:val="17"/>
+              </w:rPr>
+              <w:t>Kasus Utama</w:t>
+            </w:r>
+          </w:p>
+        </w:tc>
+      </w:tr>
+      <w:tr>
+        <w:tc>
+          <w:tcPr>
+            <w:tcW w:type="dxa" w:w="1304"/>
+            <w:shd w:val="clear" w:color="auto" w:fill="F5FBF5"/>
+            <w:tcMar>
+              <w:top w:w="50" w:type="dxa"/>
+              <w:bottom w:w="50" w:type="dxa"/>
+              <w:left w:w="100" w:type="dxa"/>
+              <w:right w:w="100" w:type="dxa"/>
+            </w:tcMar>
+            <w:tcBorders>
+              <w:top w:val="single" w:sz="4" w:color="D0D0D0" w:space="0"/>
+              <w:left w:val="single" w:sz="4" w:color="D0D0D0" w:space="0"/>
+              <w:bottom w:val="single" w:sz="4" w:color="D0D0D0" w:space="0"/>
+              <w:right w:val="single" w:sz="4" w:color="D0D0D0" w:space="0"/>
+            </w:tcBorders>
+          </w:tcPr>
+          <w:p>
+            <w:pPr>
+              <w:jc w:val="left"/>
+            </w:pPr>
+            <w:r>
+              <w:rPr>
+                <w:b w:val="0"/>
+                <w:i w:val="0"/>
+                <w:color w:val="222222"/>
+                <w:sz w:val="17"/>
+              </w:rPr>
+              <w:t>Anomali Jiwa 1</w:t>
+            </w:r>
+          </w:p>
+        </w:tc>
+        <w:tc>
+          <w:tcPr>
+            <w:tcW w:type="dxa" w:w="850"/>
+            <w:shd w:val="clear" w:color="auto" w:fill="F5FBF5"/>
+            <w:tcMar>
+              <w:top w:w="50" w:type="dxa"/>
+              <w:bottom w:w="50" w:type="dxa"/>
+              <w:left w:w="100" w:type="dxa"/>
+              <w:right w:w="100" w:type="dxa"/>
+            </w:tcMar>
+            <w:tcBorders>
+              <w:top w:val="single" w:sz="4" w:color="D0D0D0" w:space="0"/>
+              <w:left w:val="single" w:sz="4" w:color="D0D0D0" w:space="0"/>
+              <w:bottom w:val="single" w:sz="4" w:color="D0D0D0" w:space="0"/>
+              <w:right w:val="single" w:sz="4" w:color="D0D0D0" w:space="0"/>
+            </w:tcBorders>
+          </w:tcPr>
+          <w:p>
+            <w:pPr>
+              <w:jc w:val="center"/>
+            </w:pPr>
+            <w:r>
+              <w:rPr>
+                <w:b w:val="0"/>
+                <w:i w:val="0"/>
+                <w:color w:val="222222"/>
+                <w:sz w:val="17"/>
+              </w:rPr>
+              <w:t>2022</w:t>
+            </w:r>
+          </w:p>
+        </w:tc>
+        <w:tc>
+          <w:tcPr>
+            <w:tcW w:type="dxa" w:w="1417"/>
+            <w:shd w:val="clear" w:color="auto" w:fill="F5FBF5"/>
+            <w:tcMar>
+              <w:top w:w="50" w:type="dxa"/>
+              <w:bottom w:w="50" w:type="dxa"/>
+              <w:left w:w="100" w:type="dxa"/>
+              <w:right w:w="100" w:type="dxa"/>
+            </w:tcMar>
+            <w:tcBorders>
+              <w:top w:val="single" w:sz="4" w:color="D0D0D0" w:space="0"/>
+              <w:left w:val="single" w:sz="4" w:color="D0D0D0" w:space="0"/>
+              <w:bottom w:val="single" w:sz="4" w:color="D0D0D0" w:space="0"/>
+              <w:right w:val="single" w:sz="4" w:color="D0D0D0" w:space="0"/>
+            </w:tcBorders>
+          </w:tcPr>
+          <w:p>
+            <w:pPr>
+              <w:jc w:val="left"/>
+            </w:pPr>
+            <w:r>
+              <w:rPr>
+                <w:b w:val="0"/>
+                <w:i w:val="0"/>
+                <w:color w:val="222222"/>
+                <w:sz w:val="17"/>
+              </w:rPr>
+              <w:t>Pertambangan</w:t>
+            </w:r>
+          </w:p>
+        </w:tc>
+        <w:tc>
+          <w:tcPr>
+            <w:tcW w:type="dxa" w:w="1304"/>
+            <w:shd w:val="clear" w:color="auto" w:fill="F5FBF5"/>
+            <w:tcMar>
+              <w:top w:w="50" w:type="dxa"/>
+              <w:bottom w:w="50" w:type="dxa"/>
+              <w:left w:w="100" w:type="dxa"/>
+              <w:right w:w="100" w:type="dxa"/>
+            </w:tcMar>
+            <w:tcBorders>
+              <w:top w:val="single" w:sz="4" w:color="D0D0D0" w:space="0"/>
+              <w:left w:val="single" w:sz="4" w:color="D0D0D0" w:space="0"/>
+              <w:bottom w:val="single" w:sz="4" w:color="D0D0D0" w:space="0"/>
+              <w:right w:val="single" w:sz="4" w:color="D0D0D0" w:space="0"/>
+            </w:tcBorders>
+          </w:tcPr>
+          <w:p>
+            <w:pPr>
+              <w:jc w:val="center"/>
+            </w:pPr>
+            <w:r>
+              <w:rPr>
+                <w:b w:val="0"/>
+                <w:i w:val="0"/>
+                <w:color w:val="222222"/>
+                <w:sz w:val="17"/>
+              </w:rPr>
+              <w:t>37,000</w:t>
+            </w:r>
+          </w:p>
+        </w:tc>
+        <w:tc>
+          <w:tcPr>
+            <w:tcW w:type="dxa" w:w="3402"/>
+            <w:shd w:val="clear" w:color="auto" w:fill="F5FBF5"/>
+            <w:tcMar>
+              <w:top w:w="50" w:type="dxa"/>
+              <w:bottom w:w="50" w:type="dxa"/>
+              <w:left w:w="100" w:type="dxa"/>
+              <w:right w:w="100" w:type="dxa"/>
+            </w:tcMar>
+            <w:tcBorders>
+              <w:top w:val="single" w:sz="4" w:color="D0D0D0" w:space="0"/>
+              <w:left w:val="single" w:sz="4" w:color="D0D0D0" w:space="0"/>
+              <w:bottom w:val="single" w:sz="4" w:color="D0D0D0" w:space="0"/>
+              <w:right w:val="single" w:sz="4" w:color="D0D0D0" w:space="0"/>
+            </w:tcBorders>
+          </w:tcPr>
+          <w:p>
+            <w:pPr>
+              <w:jc w:val="left"/>
+            </w:pPr>
+            <w:r>
+              <w:rPr>
+                <w:b w:val="0"/>
+                <w:i w:val="0"/>
+                <w:color w:val="222222"/>
+                <w:sz w:val="17"/>
+              </w:rPr>
+              <w:t>Konflik Koalisi Selamatkan Pulau Wawoni</w:t>
+            </w:r>
+          </w:p>
+        </w:tc>
+      </w:tr>
+      <w:tr>
+        <w:tc>
+          <w:tcPr>
+            <w:tcW w:type="dxa" w:w="1304"/>
+            <w:shd w:val="clear" w:color="auto" w:fill="FFFFFF"/>
+            <w:tcMar>
+              <w:top w:w="50" w:type="dxa"/>
+              <w:bottom w:w="50" w:type="dxa"/>
+              <w:left w:w="100" w:type="dxa"/>
+              <w:right w:w="100" w:type="dxa"/>
+            </w:tcMar>
+            <w:tcBorders>
+              <w:top w:val="single" w:sz="4" w:color="D0D0D0" w:space="0"/>
+              <w:left w:val="single" w:sz="4" w:color="D0D0D0" w:space="0"/>
+              <w:bottom w:val="single" w:sz="4" w:color="D0D0D0" w:space="0"/>
+              <w:right w:val="single" w:sz="4" w:color="D0D0D0" w:space="0"/>
+            </w:tcBorders>
+          </w:tcPr>
+          <w:p>
+            <w:pPr>
+              <w:jc w:val="left"/>
+            </w:pPr>
+            <w:r>
+              <w:rPr>
+                <w:b w:val="0"/>
+                <w:i w:val="0"/>
+                <w:color w:val="222222"/>
+                <w:sz w:val="17"/>
+              </w:rPr>
+              <w:t>Anomali Jiwa 2</w:t>
+            </w:r>
+          </w:p>
+        </w:tc>
+        <w:tc>
+          <w:tcPr>
+            <w:tcW w:type="dxa" w:w="850"/>
+            <w:shd w:val="clear" w:color="auto" w:fill="FFFFFF"/>
+            <w:tcMar>
+              <w:top w:w="50" w:type="dxa"/>
+              <w:bottom w:w="50" w:type="dxa"/>
+              <w:left w:w="100" w:type="dxa"/>
+              <w:right w:w="100" w:type="dxa"/>
+            </w:tcMar>
+            <w:tcBorders>
+              <w:top w:val="single" w:sz="4" w:color="D0D0D0" w:space="0"/>
+              <w:left w:val="single" w:sz="4" w:color="D0D0D0" w:space="0"/>
+              <w:bottom w:val="single" w:sz="4" w:color="D0D0D0" w:space="0"/>
+              <w:right w:val="single" w:sz="4" w:color="D0D0D0" w:space="0"/>
+            </w:tcBorders>
+          </w:tcPr>
+          <w:p>
+            <w:pPr>
+              <w:jc w:val="center"/>
+            </w:pPr>
+            <w:r>
+              <w:rPr>
+                <w:b w:val="0"/>
+                <w:i w:val="0"/>
+                <w:color w:val="222222"/>
+                <w:sz w:val="17"/>
+              </w:rPr>
+              <w:t>2012</w:t>
+            </w:r>
+          </w:p>
+        </w:tc>
+        <w:tc>
+          <w:tcPr>
+            <w:tcW w:type="dxa" w:w="1417"/>
+            <w:shd w:val="clear" w:color="auto" w:fill="FFFFFF"/>
+            <w:tcMar>
+              <w:top w:w="50" w:type="dxa"/>
+              <w:bottom w:w="50" w:type="dxa"/>
+              <w:left w:w="100" w:type="dxa"/>
+              <w:right w:w="100" w:type="dxa"/>
+            </w:tcMar>
+            <w:tcBorders>
+              <w:top w:val="single" w:sz="4" w:color="D0D0D0" w:space="0"/>
+              <w:left w:val="single" w:sz="4" w:color="D0D0D0" w:space="0"/>
+              <w:bottom w:val="single" w:sz="4" w:color="D0D0D0" w:space="0"/>
+              <w:right w:val="single" w:sz="4" w:color="D0D0D0" w:space="0"/>
+            </w:tcBorders>
+          </w:tcPr>
+          <w:p>
+            <w:pPr>
+              <w:jc w:val="left"/>
+            </w:pPr>
+            <w:r>
+              <w:rPr>
+                <w:b w:val="0"/>
+                <w:i w:val="0"/>
+                <w:color w:val="222222"/>
+                <w:sz w:val="17"/>
+              </w:rPr>
+              <w:t>Pertambangan</w:t>
+            </w:r>
+          </w:p>
+        </w:tc>
+        <w:tc>
+          <w:tcPr>
+            <w:tcW w:type="dxa" w:w="1304"/>
+            <w:shd w:val="clear" w:color="auto" w:fill="FFFFFF"/>
+            <w:tcMar>
+              <w:top w:w="50" w:type="dxa"/>
+              <w:bottom w:w="50" w:type="dxa"/>
+              <w:left w:w="100" w:type="dxa"/>
+              <w:right w:w="100" w:type="dxa"/>
+            </w:tcMar>
+            <w:tcBorders>
+              <w:top w:val="single" w:sz="4" w:color="D0D0D0" w:space="0"/>
+              <w:left w:val="single" w:sz="4" w:color="D0D0D0" w:space="0"/>
+              <w:bottom w:val="single" w:sz="4" w:color="D0D0D0" w:space="0"/>
+              <w:right w:val="single" w:sz="4" w:color="D0D0D0" w:space="0"/>
+            </w:tcBorders>
+          </w:tcPr>
+          <w:p>
+            <w:pPr>
+              <w:jc w:val="center"/>
+            </w:pPr>
+            <w:r>
+              <w:rPr>
+                <w:b w:val="0"/>
+                <w:i w:val="0"/>
+                <w:color w:val="222222"/>
+                <w:sz w:val="17"/>
+              </w:rPr>
+              <w:t>13,936</w:t>
+            </w:r>
+          </w:p>
+        </w:tc>
+        <w:tc>
+          <w:tcPr>
+            <w:tcW w:type="dxa" w:w="3402"/>
+            <w:shd w:val="clear" w:color="auto" w:fill="FFFFFF"/>
+            <w:tcMar>
+              <w:top w:w="50" w:type="dxa"/>
+              <w:bottom w:w="50" w:type="dxa"/>
+              <w:left w:w="100" w:type="dxa"/>
+              <w:right w:w="100" w:type="dxa"/>
+            </w:tcMar>
+            <w:tcBorders>
+              <w:top w:val="single" w:sz="4" w:color="D0D0D0" w:space="0"/>
+              <w:left w:val="single" w:sz="4" w:color="D0D0D0" w:space="0"/>
+              <w:bottom w:val="single" w:sz="4" w:color="D0D0D0" w:space="0"/>
+              <w:right w:val="single" w:sz="4" w:color="D0D0D0" w:space="0"/>
+            </w:tcBorders>
+          </w:tcPr>
+          <w:p>
+            <w:pPr>
+              <w:jc w:val="left"/>
+            </w:pPr>
+            <w:r>
+              <w:rPr>
+                <w:b w:val="0"/>
+                <w:i w:val="0"/>
+                <w:color w:val="222222"/>
+                <w:sz w:val="17"/>
+              </w:rPr>
+              <w:t>Konflik Masyarakat Tumpang Pitu dengan PT BSI</w:t>
+            </w:r>
+          </w:p>
+        </w:tc>
+      </w:tr>
+    </w:tbl>
+    <w:p>
+      <w:pPr>
+        <w:spacing w:after="80"/>
+      </w:pPr>
+    </w:p>
+    <w:p>
+      <w:pPr>
+        <w:spacing w:before="120" w:after="40"/>
+      </w:pPr>
+      <w:r>
+        <w:rPr>
+          <w:b/>
+          <w:i/>
+          <w:color w:val="2E7D32"/>
+          <w:sz w:val="17"/>
+        </w:rPr>
+        <w:t>Tabel 4.6: Bedah Anomali Monopoli Area Konflik (Hektar)</w:t>
+      </w:r>
+    </w:p>
+    <w:tbl>
+      <w:tblPr>
+        <w:tblStyle w:val="TableGrid"/>
+        <w:tblW w:type="auto" w:w="0"/>
+        <w:jc w:val="center"/>
+        <w:tblLayout w:type="fixed"/>
+        <w:tblLook w:firstColumn="1" w:firstRow="1" w:lastColumn="0" w:lastRow="0" w:noHBand="0" w:noVBand="1" w:val="04A0"/>
+      </w:tblPr>
+      <w:tblGrid>
+        <w:gridCol w:w="1928"/>
+        <w:gridCol w:w="1928"/>
+        <w:gridCol w:w="1928"/>
+        <w:gridCol w:w="1928"/>
+        <w:gridCol w:w="1928"/>
+      </w:tblGrid>
+      <w:tr>
+        <w:tc>
+          <w:tcPr>
+            <w:tcW w:type="dxa" w:w="1304"/>
+            <w:shd w:val="clear" w:color="auto" w:fill="2E7D32"/>
+            <w:tcMar>
+              <w:top w:w="70" w:type="dxa"/>
+              <w:bottom w:w="70" w:type="dxa"/>
+              <w:left w:w="100" w:type="dxa"/>
+              <w:right w:w="100" w:type="dxa"/>
+            </w:tcMar>
+            <w:tcBorders>
+              <w:top w:val="single" w:sz="4" w:color="D0D0D0" w:space="0"/>
+              <w:left w:val="single" w:sz="4" w:color="D0D0D0" w:space="0"/>
+              <w:bottom w:val="single" w:sz="8" w:color="1B5E20" w:space="0"/>
+              <w:right w:val="single" w:sz="4" w:color="D0D0D0" w:space="0"/>
+            </w:tcBorders>
+          </w:tcPr>
+          <w:p>
+            <w:pPr>
+              <w:jc w:val="left"/>
+            </w:pPr>
+            <w:r>
+              <w:rPr>
+                <w:b/>
+                <w:i w:val="0"/>
+                <w:color w:val="FFFFFF"/>
+                <w:sz w:val="17"/>
+              </w:rPr>
+              <w:t>Anomali</w:t>
+            </w:r>
+          </w:p>
+        </w:tc>
+        <w:tc>
+          <w:tcPr>
+            <w:tcW w:type="dxa" w:w="850"/>
+            <w:shd w:val="clear" w:color="auto" w:fill="2E7D32"/>
+            <w:tcMar>
+              <w:top w:w="70" w:type="dxa"/>
+              <w:bottom w:w="70" w:type="dxa"/>
+              <w:left w:w="100" w:type="dxa"/>
+              <w:right w:w="100" w:type="dxa"/>
+            </w:tcMar>
+            <w:tcBorders>
+              <w:top w:val="single" w:sz="4" w:color="D0D0D0" w:space="0"/>
+              <w:left w:val="single" w:sz="4" w:color="D0D0D0" w:space="0"/>
+              <w:bottom w:val="single" w:sz="8" w:color="1B5E20" w:space="0"/>
+              <w:right w:val="single" w:sz="4" w:color="D0D0D0" w:space="0"/>
+            </w:tcBorders>
+          </w:tcPr>
+          <w:p>
+            <w:pPr>
+              <w:jc w:val="center"/>
+            </w:pPr>
+            <w:r>
+              <w:rPr>
+                <w:b/>
+                <w:i w:val="0"/>
+                <w:color w:val="FFFFFF"/>
+                <w:sz w:val="17"/>
+              </w:rPr>
+              <w:t>Tahun</w:t>
+            </w:r>
+          </w:p>
+        </w:tc>
+        <w:tc>
+          <w:tcPr>
+            <w:tcW w:type="dxa" w:w="1417"/>
+            <w:shd w:val="clear" w:color="auto" w:fill="2E7D32"/>
+            <w:tcMar>
+              <w:top w:w="70" w:type="dxa"/>
+              <w:bottom w:w="70" w:type="dxa"/>
+              <w:left w:w="100" w:type="dxa"/>
+              <w:right w:w="100" w:type="dxa"/>
+            </w:tcMar>
+            <w:tcBorders>
+              <w:top w:val="single" w:sz="4" w:color="D0D0D0" w:space="0"/>
+              <w:left w:val="single" w:sz="4" w:color="D0D0D0" w:space="0"/>
+              <w:bottom w:val="single" w:sz="8" w:color="1B5E20" w:space="0"/>
+              <w:right w:val="single" w:sz="4" w:color="D0D0D0" w:space="0"/>
+            </w:tcBorders>
+          </w:tcPr>
+          <w:p>
+            <w:pPr>
+              <w:jc w:val="left"/>
+            </w:pPr>
+            <w:r>
+              <w:rPr>
+                <w:b/>
+                <w:i w:val="0"/>
+                <w:color w:val="FFFFFF"/>
+                <w:sz w:val="17"/>
+              </w:rPr>
+              <w:t>Sektor</w:t>
+            </w:r>
+          </w:p>
+        </w:tc>
+        <w:tc>
+          <w:tcPr>
+            <w:tcW w:type="dxa" w:w="1304"/>
+            <w:shd w:val="clear" w:color="auto" w:fill="2E7D32"/>
+            <w:tcMar>
+              <w:top w:w="70" w:type="dxa"/>
+              <w:bottom w:w="70" w:type="dxa"/>
+              <w:left w:w="100" w:type="dxa"/>
+              <w:right w:w="100" w:type="dxa"/>
+            </w:tcMar>
+            <w:tcBorders>
+              <w:top w:val="single" w:sz="4" w:color="D0D0D0" w:space="0"/>
+              <w:left w:val="single" w:sz="4" w:color="D0D0D0" w:space="0"/>
+              <w:bottom w:val="single" w:sz="8" w:color="1B5E20" w:space="0"/>
+              <w:right w:val="single" w:sz="4" w:color="D0D0D0" w:space="0"/>
+            </w:tcBorders>
+          </w:tcPr>
+          <w:p>
+            <w:pPr>
+              <w:jc w:val="center"/>
+            </w:pPr>
+            <w:r>
+              <w:rPr>
+                <w:b/>
+                <w:i w:val="0"/>
+                <w:color w:val="FFFFFF"/>
+                <w:sz w:val="17"/>
+              </w:rPr>
+              <w:t>Luas Ha</w:t>
+            </w:r>
+          </w:p>
+        </w:tc>
+        <w:tc>
+          <w:tcPr>
+            <w:tcW w:type="dxa" w:w="3402"/>
+            <w:shd w:val="clear" w:color="auto" w:fill="2E7D32"/>
+            <w:tcMar>
+              <w:top w:w="70" w:type="dxa"/>
+              <w:bottom w:w="70" w:type="dxa"/>
+              <w:left w:w="100" w:type="dxa"/>
+              <w:right w:w="100" w:type="dxa"/>
+            </w:tcMar>
+            <w:tcBorders>
+              <w:top w:val="single" w:sz="4" w:color="D0D0D0" w:space="0"/>
+              <w:left w:val="single" w:sz="4" w:color="D0D0D0" w:space="0"/>
+              <w:bottom w:val="single" w:sz="8" w:color="1B5E20" w:space="0"/>
+              <w:right w:val="single" w:sz="4" w:color="D0D0D0" w:space="0"/>
+            </w:tcBorders>
+          </w:tcPr>
+          <w:p>
+            <w:pPr>
+              <w:jc w:val="left"/>
+            </w:pPr>
+            <w:r>
+              <w:rPr>
+                <w:b/>
+                <w:i w:val="0"/>
+                <w:color w:val="FFFFFF"/>
+                <w:sz w:val="17"/>
+              </w:rPr>
+              <w:t>Kasus Utama</w:t>
+            </w:r>
+          </w:p>
+        </w:tc>
+      </w:tr>
+      <w:tr>
+        <w:tc>
+          <w:tcPr>
+            <w:tcW w:type="dxa" w:w="1304"/>
+            <w:shd w:val="clear" w:color="auto" w:fill="F5FBF5"/>
+            <w:tcMar>
+              <w:top w:w="50" w:type="dxa"/>
+              <w:bottom w:w="50" w:type="dxa"/>
+              <w:left w:w="100" w:type="dxa"/>
+              <w:right w:w="100" w:type="dxa"/>
+            </w:tcMar>
+            <w:tcBorders>
+              <w:top w:val="single" w:sz="4" w:color="D0D0D0" w:space="0"/>
+              <w:left w:val="single" w:sz="4" w:color="D0D0D0" w:space="0"/>
+              <w:bottom w:val="single" w:sz="4" w:color="D0D0D0" w:space="0"/>
+              <w:right w:val="single" w:sz="4" w:color="D0D0D0" w:space="0"/>
+            </w:tcBorders>
+          </w:tcPr>
+          <w:p>
+            <w:pPr>
+              <w:jc w:val="left"/>
+            </w:pPr>
+            <w:r>
+              <w:rPr>
+                <w:b w:val="0"/>
+                <w:i w:val="0"/>
+                <w:color w:val="222222"/>
+                <w:sz w:val="17"/>
+              </w:rPr>
+              <w:t>Anomali Area 1</w:t>
+            </w:r>
+          </w:p>
+        </w:tc>
+        <w:tc>
+          <w:tcPr>
+            <w:tcW w:type="dxa" w:w="850"/>
+            <w:shd w:val="clear" w:color="auto" w:fill="F5FBF5"/>
+            <w:tcMar>
+              <w:top w:w="50" w:type="dxa"/>
+              <w:bottom w:w="50" w:type="dxa"/>
+              <w:left w:w="100" w:type="dxa"/>
+              <w:right w:w="100" w:type="dxa"/>
+            </w:tcMar>
+            <w:tcBorders>
+              <w:top w:val="single" w:sz="4" w:color="D0D0D0" w:space="0"/>
+              <w:left w:val="single" w:sz="4" w:color="D0D0D0" w:space="0"/>
+              <w:bottom w:val="single" w:sz="4" w:color="D0D0D0" w:space="0"/>
+              <w:right w:val="single" w:sz="4" w:color="D0D0D0" w:space="0"/>
+            </w:tcBorders>
+          </w:tcPr>
+          <w:p>
+            <w:pPr>
+              <w:jc w:val="center"/>
+            </w:pPr>
+            <w:r>
+              <w:rPr>
+                <w:b w:val="0"/>
+                <w:i w:val="0"/>
+                <w:color w:val="222222"/>
+                <w:sz w:val="17"/>
+              </w:rPr>
+              <w:t>2017</w:t>
+            </w:r>
+          </w:p>
+        </w:tc>
+        <w:tc>
+          <w:tcPr>
+            <w:tcW w:type="dxa" w:w="1417"/>
+            <w:shd w:val="clear" w:color="auto" w:fill="F5FBF5"/>
+            <w:tcMar>
+              <w:top w:w="50" w:type="dxa"/>
+              <w:bottom w:w="50" w:type="dxa"/>
+              <w:left w:w="100" w:type="dxa"/>
+              <w:right w:w="100" w:type="dxa"/>
+            </w:tcMar>
+            <w:tcBorders>
+              <w:top w:val="single" w:sz="4" w:color="D0D0D0" w:space="0"/>
+              <w:left w:val="single" w:sz="4" w:color="D0D0D0" w:space="0"/>
+              <w:bottom w:val="single" w:sz="4" w:color="D0D0D0" w:space="0"/>
+              <w:right w:val="single" w:sz="4" w:color="D0D0D0" w:space="0"/>
+            </w:tcBorders>
+          </w:tcPr>
+          <w:p>
+            <w:pPr>
+              <w:jc w:val="left"/>
+            </w:pPr>
+            <w:r>
+              <w:rPr>
+                <w:b w:val="0"/>
+                <w:i w:val="0"/>
+                <w:color w:val="222222"/>
+                <w:sz w:val="17"/>
+              </w:rPr>
+              <w:t>Pertambangan</w:t>
+            </w:r>
+          </w:p>
+        </w:tc>
+        <w:tc>
+          <w:tcPr>
+            <w:tcW w:type="dxa" w:w="1304"/>
+            <w:shd w:val="clear" w:color="auto" w:fill="F5FBF5"/>
+            <w:tcMar>
+              <w:top w:w="50" w:type="dxa"/>
+              <w:bottom w:w="50" w:type="dxa"/>
+              <w:left w:w="100" w:type="dxa"/>
+              <w:right w:w="100" w:type="dxa"/>
+            </w:tcMar>
+            <w:tcBorders>
+              <w:top w:val="single" w:sz="4" w:color="D0D0D0" w:space="0"/>
+              <w:left w:val="single" w:sz="4" w:color="D0D0D0" w:space="0"/>
+              <w:bottom w:val="single" w:sz="4" w:color="D0D0D0" w:space="0"/>
+              <w:right w:val="single" w:sz="4" w:color="D0D0D0" w:space="0"/>
+            </w:tcBorders>
+          </w:tcPr>
+          <w:p>
+            <w:pPr>
+              <w:jc w:val="center"/>
+            </w:pPr>
+            <w:r>
+              <w:rPr>
+                <w:b w:val="0"/>
+                <w:i w:val="0"/>
+                <w:color w:val="222222"/>
+                <w:sz w:val="17"/>
+              </w:rPr>
+              <w:t>146,201</w:t>
+            </w:r>
+          </w:p>
+        </w:tc>
+        <w:tc>
+          <w:tcPr>
+            <w:tcW w:type="dxa" w:w="3402"/>
+            <w:shd w:val="clear" w:color="auto" w:fill="F5FBF5"/>
+            <w:tcMar>
+              <w:top w:w="50" w:type="dxa"/>
+              <w:bottom w:w="50" w:type="dxa"/>
+              <w:left w:w="100" w:type="dxa"/>
+              <w:right w:w="100" w:type="dxa"/>
+            </w:tcMar>
+            <w:tcBorders>
+              <w:top w:val="single" w:sz="4" w:color="D0D0D0" w:space="0"/>
+              <w:left w:val="single" w:sz="4" w:color="D0D0D0" w:space="0"/>
+              <w:bottom w:val="single" w:sz="4" w:color="D0D0D0" w:space="0"/>
+              <w:right w:val="single" w:sz="4" w:color="D0D0D0" w:space="0"/>
+            </w:tcBorders>
+          </w:tcPr>
+          <w:p>
+            <w:pPr>
+              <w:jc w:val="left"/>
+            </w:pPr>
+            <w:r>
+              <w:rPr>
+                <w:b w:val="0"/>
+                <w:i w:val="0"/>
+                <w:color w:val="222222"/>
+                <w:sz w:val="17"/>
+              </w:rPr>
+              <w:t>Konflik Nelayan Desa Boddia dengan Pertambangan Pasir Laut PT. Boskalis dan PT. Jan De Nul</w:t>
+            </w:r>
+          </w:p>
+        </w:tc>
+      </w:tr>
+      <w:tr>
+        <w:tc>
+          <w:tcPr>
+            <w:tcW w:type="dxa" w:w="1304"/>
+            <w:shd w:val="clear" w:color="auto" w:fill="FFFFFF"/>
+            <w:tcMar>
+              <w:top w:w="50" w:type="dxa"/>
+              <w:bottom w:w="50" w:type="dxa"/>
+              <w:left w:w="100" w:type="dxa"/>
+              <w:right w:w="100" w:type="dxa"/>
+            </w:tcMar>
+            <w:tcBorders>
+              <w:top w:val="single" w:sz="4" w:color="D0D0D0" w:space="0"/>
+              <w:left w:val="single" w:sz="4" w:color="D0D0D0" w:space="0"/>
+              <w:bottom w:val="single" w:sz="4" w:color="D0D0D0" w:space="0"/>
+              <w:right w:val="single" w:sz="4" w:color="D0D0D0" w:space="0"/>
+            </w:tcBorders>
+          </w:tcPr>
+          <w:p>
+            <w:pPr>
+              <w:jc w:val="left"/>
+            </w:pPr>
+            <w:r>
+              <w:rPr>
+                <w:b w:val="0"/>
+                <w:i w:val="0"/>
+                <w:color w:val="222222"/>
+                <w:sz w:val="17"/>
+              </w:rPr>
+              <w:t>Anomali Area 2</w:t>
+            </w:r>
+          </w:p>
+        </w:tc>
+        <w:tc>
+          <w:tcPr>
+            <w:tcW w:type="dxa" w:w="850"/>
+            <w:shd w:val="clear" w:color="auto" w:fill="FFFFFF"/>
+            <w:tcMar>
+              <w:top w:w="50" w:type="dxa"/>
+              <w:bottom w:w="50" w:type="dxa"/>
+              <w:left w:w="100" w:type="dxa"/>
+              <w:right w:w="100" w:type="dxa"/>
+            </w:tcMar>
+            <w:tcBorders>
+              <w:top w:val="single" w:sz="4" w:color="D0D0D0" w:space="0"/>
+              <w:left w:val="single" w:sz="4" w:color="D0D0D0" w:space="0"/>
+              <w:bottom w:val="single" w:sz="4" w:color="D0D0D0" w:space="0"/>
+              <w:right w:val="single" w:sz="4" w:color="D0D0D0" w:space="0"/>
+            </w:tcBorders>
+          </w:tcPr>
+          <w:p>
+            <w:pPr>
+              <w:jc w:val="center"/>
+            </w:pPr>
+            <w:r>
+              <w:rPr>
+                <w:b w:val="0"/>
+                <w:i w:val="0"/>
+                <w:color w:val="222222"/>
+                <w:sz w:val="17"/>
+              </w:rPr>
+              <w:t>2022</w:t>
+            </w:r>
+          </w:p>
+        </w:tc>
+        <w:tc>
+          <w:tcPr>
+            <w:tcW w:type="dxa" w:w="1417"/>
+            <w:shd w:val="clear" w:color="auto" w:fill="FFFFFF"/>
+            <w:tcMar>
+              <w:top w:w="50" w:type="dxa"/>
+              <w:bottom w:w="50" w:type="dxa"/>
+              <w:left w:w="100" w:type="dxa"/>
+              <w:right w:w="100" w:type="dxa"/>
+            </w:tcMar>
+            <w:tcBorders>
+              <w:top w:val="single" w:sz="4" w:color="D0D0D0" w:space="0"/>
+              <w:left w:val="single" w:sz="4" w:color="D0D0D0" w:space="0"/>
+              <w:bottom w:val="single" w:sz="4" w:color="D0D0D0" w:space="0"/>
+              <w:right w:val="single" w:sz="4" w:color="D0D0D0" w:space="0"/>
+            </w:tcBorders>
+          </w:tcPr>
+          <w:p>
+            <w:pPr>
+              <w:jc w:val="left"/>
+            </w:pPr>
+            <w:r>
+              <w:rPr>
+                <w:b w:val="0"/>
+                <w:i w:val="0"/>
+                <w:color w:val="222222"/>
+                <w:sz w:val="17"/>
+              </w:rPr>
+              <w:t>Pertambangan</w:t>
+            </w:r>
+          </w:p>
+        </w:tc>
+        <w:tc>
+          <w:tcPr>
+            <w:tcW w:type="dxa" w:w="1304"/>
+            <w:shd w:val="clear" w:color="auto" w:fill="FFFFFF"/>
+            <w:tcMar>
+              <w:top w:w="50" w:type="dxa"/>
+              <w:bottom w:w="50" w:type="dxa"/>
+              <w:left w:w="100" w:type="dxa"/>
+              <w:right w:w="100" w:type="dxa"/>
+            </w:tcMar>
+            <w:tcBorders>
+              <w:top w:val="single" w:sz="4" w:color="D0D0D0" w:space="0"/>
+              <w:left w:val="single" w:sz="4" w:color="D0D0D0" w:space="0"/>
+              <w:bottom w:val="single" w:sz="4" w:color="D0D0D0" w:space="0"/>
+              <w:right w:val="single" w:sz="4" w:color="D0D0D0" w:space="0"/>
+            </w:tcBorders>
+          </w:tcPr>
+          <w:p>
+            <w:pPr>
+              <w:jc w:val="center"/>
+            </w:pPr>
+            <w:r>
+              <w:rPr>
+                <w:b w:val="0"/>
+                <w:i w:val="0"/>
+                <w:color w:val="222222"/>
+                <w:sz w:val="17"/>
+              </w:rPr>
+              <w:t>86,758</w:t>
+            </w:r>
+          </w:p>
+        </w:tc>
+        <w:tc>
+          <w:tcPr>
+            <w:tcW w:type="dxa" w:w="3402"/>
+            <w:shd w:val="clear" w:color="auto" w:fill="FFFFFF"/>
+            <w:tcMar>
+              <w:top w:w="50" w:type="dxa"/>
+              <w:bottom w:w="50" w:type="dxa"/>
+              <w:left w:w="100" w:type="dxa"/>
+              <w:right w:w="100" w:type="dxa"/>
+            </w:tcMar>
+            <w:tcBorders>
+              <w:top w:val="single" w:sz="4" w:color="D0D0D0" w:space="0"/>
+              <w:left w:val="single" w:sz="4" w:color="D0D0D0" w:space="0"/>
+              <w:bottom w:val="single" w:sz="4" w:color="D0D0D0" w:space="0"/>
+              <w:right w:val="single" w:sz="4" w:color="D0D0D0" w:space="0"/>
+            </w:tcBorders>
+          </w:tcPr>
+          <w:p>
+            <w:pPr>
+              <w:jc w:val="left"/>
+            </w:pPr>
+            <w:r>
+              <w:rPr>
+                <w:b w:val="0"/>
+                <w:i w:val="0"/>
+                <w:color w:val="222222"/>
+                <w:sz w:val="17"/>
+              </w:rPr>
+              <w:t>Konflik Koalisi Selamatkan Pulau Wawoni</w:t>
+            </w:r>
+          </w:p>
+        </w:tc>
+      </w:tr>
+    </w:tbl>
+    <w:p>
+      <w:pPr>
+        <w:spacing w:after="80"/>
+      </w:pPr>
+    </w:p>
+    <w:p>
+      <w:pPr>
+        <w:spacing w:before="160" w:after="40"/>
+      </w:pPr>
+      <w:r>
+        <w:rPr>
+          <w:b/>
+          <w:i w:val="0"/>
+          <w:color w:val="2E7D32"/>
+          <w:sz w:val="19"/>
+        </w:rPr>
+        <w:t>E. Analisis Temuan Empiris: Asimetri Dampak Sosial dan Penguasaan Ruang</w:t>
+      </w:r>
+    </w:p>
+    <w:p>
+      <w:pPr>
+        <w:spacing w:after="100"/>
+        <w:jc w:val="both"/>
+      </w:pPr>
+      <w:r>
+        <w:rPr>
+          <w:b w:val="0"/>
+          <w:i w:val="0"/>
+          <w:color w:val="222222"/>
+          <w:sz w:val="19"/>
+        </w:rPr>
+        <w:t xml:space="preserve">Matriks dampak sektoral menunjukkan bahwa sektor Pertambangan menjadi penyumbang utama korban terdampak sekaligus sektor dengan luas sengketa terbesar. Dengan demikian, dinamika konflik tidak hanya perlu dibaca dari jumlah kasus, tetapi juga dari skala korban dan luas ruang hidup yang diperebutkan. </w:t>
+      </w:r>
+      <w:r>
+        <w:rPr>
+          <w:b w:val="0"/>
+          <w:i w:val="0"/>
+          <w:color w:val="222222"/>
+          <w:sz w:val="19"/>
+        </w:rPr>
+        <w:t>Bedah anomali tahunan memperlihatkan tahun-tahun tertentu sebagai titik lonjakan ekstrem yang mendorong grafik korban dan area konflik.</w:t>
+      </w:r>
+    </w:p>
+    <w:p>
+      <w:pPr>
+        <w:spacing w:before="240" w:after="80"/>
+        <w:pBdr>
+          <w:bottom w:val="single" w:sz="6" w:space="2" w:color="2E7D32"/>
+        </w:pBdr>
+      </w:pPr>
+      <w:r>
+        <w:rPr>
+          <w:b/>
+          <w:i w:val="0"/>
+          <w:color w:val="2E7D32"/>
+          <w:sz w:val="22"/>
+        </w:rPr>
+        <w:t>4.3 INDIKASI REPRESI DAN KRIMINALISASI DALAM KONFLIK AGRARIA</w:t>
+      </w:r>
+    </w:p>
+    <w:p>
+      <w:pPr>
+        <w:spacing w:before="120" w:after="120"/>
+        <w:ind w:left="200"/>
+        <w:pBdr>
+          <w:left w:val="single" w:sz="16" w:space="6" w:color="2E7D32"/>
+        </w:pBdr>
+        <w:shd w:val="clear" w:color="auto" w:fill="F1F8E9"/>
+      </w:pPr>
+      <w:r>
+        <w:rPr>
+          <w:b/>
+          <w:i w:val="0"/>
+          <w:color w:val="1B5E20"/>
+          <w:sz w:val="17"/>
+        </w:rPr>
+        <w:t xml:space="preserve">SUMBER DATA RESMI &amp; DESKRIPSI VISUALISASI: </w:t>
+      </w:r>
+      <w:r>
+        <w:rPr>
+          <w:b w:val="0"/>
+          <w:i/>
+          <w:color w:val="333333"/>
+          <w:sz w:val="17"/>
+        </w:rPr>
+        <w:t>Represi dan Kriminalisasi: data/processed/sulawesi_konflik_agraria_tanahkita.csv. Visualisasi dashboard menggunakan Analisis Agregat Kasus Represi &amp; Pelanggaran HAM untuk menghitung indikasi kriminalisasi, korban ditangkap, luka-luka, dan tewas.</w:t>
+      </w:r>
+    </w:p>
+    <w:p>
+      <w:pPr>
+        <w:spacing w:before="160" w:after="40"/>
+      </w:pPr>
+      <w:r>
+        <w:rPr>
+          <w:b/>
+          <w:i w:val="0"/>
+          <w:color w:val="2E7D32"/>
+          <w:sz w:val="19"/>
+        </w:rPr>
+        <w:t>A. Pengantar &amp; Kerangka Narasi</w:t>
+      </w:r>
+    </w:p>
+    <w:p>
+      <w:pPr>
+        <w:spacing w:after="100"/>
+        <w:jc w:val="both"/>
+      </w:pPr>
+      <w:r>
+        <w:rPr>
+          <w:b w:val="0"/>
+          <w:i w:val="0"/>
+          <w:color w:val="222222"/>
+          <w:sz w:val="19"/>
+        </w:rPr>
+        <w:t xml:space="preserve">Data kuantitatif di wilayah Sulawesi mencatat indikasi terjadinya represi dan tindakan kriminalisasi dalam sebagian sengketa agraria. Dari database yang didokumentasikan, terdapat 46 kasus indikasi kriminalisasi dan 93 warga/aktivis lingkungan yang tercatat pernah ditangkap dalam penanganan sengketa lahan. </w:t>
+      </w:r>
+      <w:r>
+        <w:rPr>
+          <w:b w:val="0"/>
+          <w:i w:val="0"/>
+          <w:color w:val="222222"/>
+          <w:sz w:val="19"/>
+        </w:rPr>
+        <w:t>Berdasarkan distribusi sektoral, Sektor Pertambangan mencatatkan frekuensi indikasi represi tertinggi dengan 17 kasus. Tahun dengan jumlah catatan insiden represi tertinggi adalah 2017 dengan 7 kasus.</w:t>
+      </w:r>
+    </w:p>
+    <w:p>
+      <w:pPr>
+        <w:spacing w:before="160" w:after="40"/>
+      </w:pPr>
+      <w:r>
+        <w:rPr>
+          <w:b/>
+          <w:i w:val="0"/>
+          <w:color w:val="2E7D32"/>
+          <w:sz w:val="19"/>
+        </w:rPr>
+        <w:t>B. Alur Logika Metodologis Analisis Agregat Kasus Represi &amp; Pelanggaran HAM</w:t>
+      </w:r>
+    </w:p>
+    <w:p>
+      <w:pPr>
+        <w:spacing w:after="100"/>
+        <w:jc w:val="both"/>
+      </w:pPr>
+      <w:r>
+        <w:rPr>
+          <w:b w:val="0"/>
+          <w:i w:val="0"/>
+          <w:color w:val="222222"/>
+          <w:sz w:val="19"/>
+        </w:rPr>
+        <w:t xml:space="preserve">Kerangka pemodelan indikator kekerasan, kriminalisasi, dan penyempitan ruang sipil diilustrasikan pada </w:t>
+      </w:r>
+      <w:r>
+        <w:rPr>
+          <w:b/>
+          <w:i w:val="0"/>
+          <w:color w:val="222222"/>
+          <w:sz w:val="19"/>
+        </w:rPr>
+        <w:t>Bagan Alur 4.3</w:t>
+      </w:r>
+      <w:r>
+        <w:rPr>
+          <w:b w:val="0"/>
+          <w:i w:val="0"/>
+          <w:color w:val="222222"/>
+          <w:sz w:val="19"/>
+        </w:rPr>
+        <w:t xml:space="preserve"> berikut. Sub-bab ini tidak menggunakan uji inferensial Chi-Square, melainkan agregasi kasus represi dan fatalitas.</w:t>
+      </w:r>
+    </w:p>
+    <w:p>
+      <w:pPr>
+        <w:spacing w:before="120" w:after="40"/>
+      </w:pPr>
+      <w:r>
+        <w:rPr>
+          <w:b/>
+          <w:i/>
+          <w:color w:val="2E7D32"/>
+          <w:sz w:val="17"/>
+        </w:rPr>
+        <w:t>Bagan Alur 4.3: Alur Logika Metodologis Analisis Represi dan Kriminalisasi</w:t>
+      </w:r>
+    </w:p>
+    <w:p>
+      <w:pPr>
+        <w:jc w:val="center"/>
+      </w:pPr>
+      <w:r>
+        <w:drawing>
+          <wp:inline xmlns:a="http://schemas.openxmlformats.org/drawingml/2006/main" xmlns:pic="http://schemas.openxmlformats.org/drawingml/2006/picture">
+            <wp:extent cx="5400000" cy="1410448"/>
+            <wp:docPr id="3" name="Picture 3"/>
+            <wp:cNvGraphicFramePr>
+              <a:graphicFrameLocks noChangeAspect="1"/>
+            </wp:cNvGraphicFramePr>
+            <a:graphic>
+              <a:graphicData uri="http://schemas.openxmlformats.org/drawingml/2006/picture">
+                <pic:pic>
+                  <pic:nvPicPr>
+                    <pic:cNvPr id="0" name="mermaid_flowchart_4_3.png"/>
+                    <pic:cNvPicPr/>
+                  </pic:nvPicPr>
+                  <pic:blipFill>
+                    <a:blip r:embed="rId11"/>
+                    <a:stretch>
+                      <a:fillRect/>
+                    </a:stretch>
+                  </pic:blipFill>
+                  <pic:spPr>
+                    <a:xfrm>
+                      <a:off x="0" y="0"/>
+                      <a:ext cx="5400000" cy="1410448"/>
+                    </a:xfrm>
+                    <a:prstGeom prst="rect"/>
+                  </pic:spPr>
+                </pic:pic>
+              </a:graphicData>
+            </a:graphic>
+          </wp:inline>
+        </w:drawing>
+      </w:r>
+    </w:p>
+    <w:p>
+      <w:pPr>
+        <w:spacing w:before="160" w:after="40"/>
+      </w:pPr>
+      <w:r>
+        <w:rPr>
+          <w:b/>
+          <w:i w:val="0"/>
+          <w:color w:val="2E7D32"/>
+          <w:sz w:val="19"/>
+        </w:rPr>
+        <w:t>C. Formulasi Matematis: Kriminalisasi dan Korban Represi</w:t>
+      </w:r>
+    </w:p>
+    <w:p>
+      <w:pPr>
+        <w:spacing w:after="100"/>
+        <w:jc w:val="both"/>
+      </w:pPr>
+      <w:r>
+        <w:rPr>
+          <w:b w:val="0"/>
+          <w:i w:val="0"/>
+          <w:color w:val="222222"/>
+          <w:sz w:val="19"/>
+        </w:rPr>
+        <w:t>Jumlah insiden kriminalisasi dan korban represi fisik dihitung menggunakan sistem formulasi matematis berikut:</w:t>
+      </w:r>
+    </w:p>
+    <w:p>
+      <w:pPr>
+        <w:spacing w:before="120" w:after="20"/>
+      </w:pPr>
+      <w:r>
+        <w:rPr>
+          <w:b/>
+          <w:i/>
+          <w:color w:val="2E7D32"/>
+          <w:sz w:val="17"/>
+        </w:rPr>
+        <w:t>Persamaan: Total Kasus Kriminalisasi</w:t>
+      </w:r>
+    </w:p>
+    <w:p>
+      <w:pPr>
+        <w:spacing w:before="0" w:after="40"/>
+        <w:ind w:left="240"/>
+        <w:shd w:val="clear" w:color="auto" w:fill="EDF7EE"/>
+        <w:pBdr>
+          <w:top w:val="single" w:sz="4" w:space="4" w:color="A5D6A7"/>
+          <w:left w:val="single" w:sz="4" w:space="4" w:color="A5D6A7"/>
+          <w:bottom w:val="single" w:sz="4" w:space="4" w:color="A5D6A7"/>
+          <w:right w:val="single" w:sz="4" w:space="4" w:color="A5D6A7"/>
+        </w:pBdr>
+      </w:pPr>
+      <w:r>
+        <w:rPr>
+          <w:rFonts w:ascii="Courier New" w:hAnsi="Courier New"/>
+          <w:b w:val="0"/>
+          <w:i w:val="0"/>
+          <w:color w:val="1B5E20"/>
+          <w:sz w:val="17"/>
+        </w:rPr>
+        <w:t>K_krim = Σ I_i, untuk setiap kasus i dengan indikasi kriminalisasi</w:t>
+      </w:r>
+    </w:p>
+    <w:p>
+      <w:pPr>
+        <w:spacing w:before="40" w:after="120"/>
+        <w:ind w:left="280"/>
+      </w:pPr>
+      <w:r>
+        <w:rPr>
+          <w:b/>
+          <w:i/>
+          <w:color w:val="333333"/>
+          <w:sz w:val="16"/>
+        </w:rPr>
+        <w:t>Keterangan Variabel:</w:t>
+        <w:br/>
+      </w:r>
+      <w:r>
+        <w:rPr>
+          <w:b/>
+          <w:i w:val="0"/>
+          <w:color w:val="1B5E20"/>
+          <w:sz w:val="16"/>
+        </w:rPr>
+        <w:t xml:space="preserve">- K_krim: </w:t>
+      </w:r>
+      <w:r>
+        <w:rPr>
+          <w:b w:val="0"/>
+          <w:i w:val="0"/>
+          <w:color w:val="444444"/>
+          <w:sz w:val="16"/>
+        </w:rPr>
+        <w:t>Total kasus dengan indikasi kriminalisasi.</w:t>
+        <w:br/>
+      </w:r>
+      <w:r>
+        <w:rPr>
+          <w:b/>
+          <w:i w:val="0"/>
+          <w:color w:val="1B5E20"/>
+          <w:sz w:val="16"/>
+        </w:rPr>
+        <w:t xml:space="preserve">- I_i: </w:t>
+      </w:r>
+      <w:r>
+        <w:rPr>
+          <w:b w:val="0"/>
+          <w:i w:val="0"/>
+          <w:color w:val="444444"/>
+          <w:sz w:val="16"/>
+        </w:rPr>
+        <w:t>Indikator kasus ke-i; bernilai 1 jika indikasi kriminalisasi = benar, dan 0 jika tidak.</w:t>
+      </w:r>
+    </w:p>
+    <w:p>
+      <w:pPr>
+        <w:spacing w:before="120" w:after="20"/>
+      </w:pPr>
+      <w:r>
+        <w:rPr>
+          <w:b/>
+          <w:i/>
+          <w:color w:val="2E7D32"/>
+          <w:sz w:val="17"/>
+        </w:rPr>
+        <w:t>Persamaan: Total Korban Represi Fisik</w:t>
+      </w:r>
+    </w:p>
+    <w:p>
+      <w:pPr>
+        <w:spacing w:before="0" w:after="40"/>
+        <w:ind w:left="240"/>
+        <w:shd w:val="clear" w:color="auto" w:fill="EDF7EE"/>
+        <w:pBdr>
+          <w:top w:val="single" w:sz="4" w:space="4" w:color="A5D6A7"/>
+          <w:left w:val="single" w:sz="4" w:space="4" w:color="A5D6A7"/>
+          <w:bottom w:val="single" w:sz="4" w:space="4" w:color="A5D6A7"/>
+          <w:right w:val="single" w:sz="4" w:space="4" w:color="A5D6A7"/>
+        </w:pBdr>
+      </w:pPr>
+      <w:r>
+        <w:rPr>
+          <w:rFonts w:ascii="Courier New" w:hAnsi="Courier New"/>
+          <w:b w:val="0"/>
+          <w:i w:val="0"/>
+          <w:color w:val="1B5E20"/>
+          <w:sz w:val="17"/>
+        </w:rPr>
+        <w:t>R = Σ ( D_i + L_i + T_i )</w:t>
+      </w:r>
+    </w:p>
+    <w:p>
+      <w:pPr>
+        <w:spacing w:before="40" w:after="120"/>
+        <w:ind w:left="280"/>
+      </w:pPr>
+      <w:r>
+        <w:rPr>
+          <w:b/>
+          <w:i/>
+          <w:color w:val="333333"/>
+          <w:sz w:val="16"/>
+        </w:rPr>
+        <w:t>Keterangan Variabel:</w:t>
+        <w:br/>
+      </w:r>
+      <w:r>
+        <w:rPr>
+          <w:b/>
+          <w:i w:val="0"/>
+          <w:color w:val="1B5E20"/>
+          <w:sz w:val="16"/>
+        </w:rPr>
+        <w:t xml:space="preserve">- R: </w:t>
+      </w:r>
+      <w:r>
+        <w:rPr>
+          <w:b w:val="0"/>
+          <w:i w:val="0"/>
+          <w:color w:val="444444"/>
+          <w:sz w:val="16"/>
+        </w:rPr>
+        <w:t>Total korban represi fisik yang terdokumentasi.</w:t>
+        <w:br/>
+      </w:r>
+      <w:r>
+        <w:rPr>
+          <w:b/>
+          <w:i w:val="0"/>
+          <w:color w:val="1B5E20"/>
+          <w:sz w:val="16"/>
+        </w:rPr>
+        <w:t xml:space="preserve">- D_i: </w:t>
+      </w:r>
+      <w:r>
+        <w:rPr>
+          <w:b w:val="0"/>
+          <w:i w:val="0"/>
+          <w:color w:val="444444"/>
+          <w:sz w:val="16"/>
+        </w:rPr>
+        <w:t>Jumlah warga/aktivis ditangkap pada kasus i.</w:t>
+        <w:br/>
+      </w:r>
+      <w:r>
+        <w:rPr>
+          <w:b/>
+          <w:i w:val="0"/>
+          <w:color w:val="1B5E20"/>
+          <w:sz w:val="16"/>
+        </w:rPr>
+        <w:t xml:space="preserve">- L_i: </w:t>
+      </w:r>
+      <w:r>
+        <w:rPr>
+          <w:b w:val="0"/>
+          <w:i w:val="0"/>
+          <w:color w:val="444444"/>
+          <w:sz w:val="16"/>
+        </w:rPr>
+        <w:t>Jumlah korban luka pada kasus i.</w:t>
+        <w:br/>
+      </w:r>
+      <w:r>
+        <w:rPr>
+          <w:b/>
+          <w:i w:val="0"/>
+          <w:color w:val="1B5E20"/>
+          <w:sz w:val="16"/>
+        </w:rPr>
+        <w:t xml:space="preserve">- T_i: </w:t>
+      </w:r>
+      <w:r>
+        <w:rPr>
+          <w:b w:val="0"/>
+          <w:i w:val="0"/>
+          <w:color w:val="444444"/>
+          <w:sz w:val="16"/>
+        </w:rPr>
+        <w:t>Jumlah korban tewas pada kasus i.</w:t>
+      </w:r>
+    </w:p>
+    <w:p>
+      <w:pPr>
+        <w:spacing w:before="120" w:after="20"/>
+      </w:pPr>
+      <w:r>
+        <w:rPr>
+          <w:b/>
+          <w:i/>
+          <w:color w:val="2E7D32"/>
+          <w:sz w:val="17"/>
+        </w:rPr>
+        <w:t>Persamaan: Substitusi Korban Represi</w:t>
+      </w:r>
+    </w:p>
+    <w:p>
+      <w:pPr>
+        <w:spacing w:before="0" w:after="40"/>
+        <w:ind w:left="240"/>
+        <w:shd w:val="clear" w:color="auto" w:fill="EDF7EE"/>
+        <w:pBdr>
+          <w:top w:val="single" w:sz="4" w:space="4" w:color="A5D6A7"/>
+          <w:left w:val="single" w:sz="4" w:space="4" w:color="A5D6A7"/>
+          <w:bottom w:val="single" w:sz="4" w:space="4" w:color="A5D6A7"/>
+          <w:right w:val="single" w:sz="4" w:space="4" w:color="A5D6A7"/>
+        </w:pBdr>
+      </w:pPr>
+      <w:r>
+        <w:rPr>
+          <w:rFonts w:ascii="Courier New" w:hAnsi="Courier New"/>
+          <w:b w:val="0"/>
+          <w:i w:val="0"/>
+          <w:color w:val="1B5E20"/>
+          <w:sz w:val="17"/>
+        </w:rPr>
+        <w:t>R = 93 + 4 + 1 = 98 orang</w:t>
+      </w:r>
+    </w:p>
+    <w:p>
+      <w:pPr>
+        <w:spacing w:before="160" w:after="40"/>
+      </w:pPr>
+      <w:r>
+        <w:rPr>
+          <w:b/>
+          <w:i w:val="0"/>
+          <w:color w:val="2E7D32"/>
+          <w:sz w:val="19"/>
+        </w:rPr>
+        <w:t>D. Matriks Hasil Uji Empiris: Tren Represi dan Arsip Kekerasan</w:t>
+      </w:r>
+    </w:p>
+    <w:p>
+      <w:pPr>
+        <w:spacing w:after="100"/>
+        <w:jc w:val="both"/>
+      </w:pPr>
+      <w:r>
+        <w:rPr>
+          <w:b w:val="0"/>
+          <w:i w:val="0"/>
+          <w:color w:val="222222"/>
+          <w:sz w:val="19"/>
+        </w:rPr>
+        <w:t>Metrik agregat represi dan kriminalisasi disajikan pada Tabel 4.7 berikut:</w:t>
+      </w:r>
+    </w:p>
+    <w:p>
+      <w:pPr>
+        <w:spacing w:before="120" w:after="40"/>
+      </w:pPr>
+      <w:r>
+        <w:rPr>
+          <w:b/>
+          <w:i/>
+          <w:color w:val="2E7D32"/>
+          <w:sz w:val="17"/>
+        </w:rPr>
+        <w:t>Tabel 4.7: Metrik Agregat Represi dan Kriminalisasi</w:t>
+      </w:r>
+    </w:p>
+    <w:tbl>
+      <w:tblPr>
+        <w:tblStyle w:val="TableGrid"/>
+        <w:tblW w:type="auto" w:w="0"/>
+        <w:jc w:val="center"/>
+        <w:tblLayout w:type="fixed"/>
+        <w:tblLook w:firstColumn="1" w:firstRow="1" w:lastColumn="0" w:lastRow="0" w:noHBand="0" w:noVBand="1" w:val="04A0"/>
+      </w:tblPr>
+      <w:tblGrid>
+        <w:gridCol w:w="4819"/>
+        <w:gridCol w:w="4819"/>
+      </w:tblGrid>
+      <w:tr>
+        <w:tc>
+          <w:tcPr>
+            <w:tcW w:type="dxa" w:w="3402"/>
+            <w:shd w:val="clear" w:color="auto" w:fill="2E7D32"/>
+            <w:tcMar>
+              <w:top w:w="70" w:type="dxa"/>
+              <w:bottom w:w="70" w:type="dxa"/>
+              <w:left w:w="100" w:type="dxa"/>
+              <w:right w:w="100" w:type="dxa"/>
+            </w:tcMar>
+            <w:tcBorders>
+              <w:top w:val="single" w:sz="4" w:color="D0D0D0" w:space="0"/>
+              <w:left w:val="single" w:sz="4" w:color="D0D0D0" w:space="0"/>
+              <w:bottom w:val="single" w:sz="8" w:color="1B5E20" w:space="0"/>
+              <w:right w:val="single" w:sz="4" w:color="D0D0D0" w:space="0"/>
+            </w:tcBorders>
+          </w:tcPr>
+          <w:p>
+            <w:pPr>
+              <w:jc w:val="left"/>
+            </w:pPr>
+            <w:r>
+              <w:rPr>
+                <w:b/>
+                <w:i w:val="0"/>
+                <w:color w:val="FFFFFF"/>
+                <w:sz w:val="17"/>
+              </w:rPr>
+              <w:t>Indikator</w:t>
+            </w:r>
+          </w:p>
+        </w:tc>
+        <w:tc>
+          <w:tcPr>
+            <w:tcW w:type="dxa" w:w="1701"/>
+            <w:shd w:val="clear" w:color="auto" w:fill="2E7D32"/>
+            <w:tcMar>
+              <w:top w:w="70" w:type="dxa"/>
+              <w:bottom w:w="70" w:type="dxa"/>
+              <w:left w:w="100" w:type="dxa"/>
+              <w:right w:w="100" w:type="dxa"/>
+            </w:tcMar>
+            <w:tcBorders>
+              <w:top w:val="single" w:sz="4" w:color="D0D0D0" w:space="0"/>
+              <w:left w:val="single" w:sz="4" w:color="D0D0D0" w:space="0"/>
+              <w:bottom w:val="single" w:sz="8" w:color="1B5E20" w:space="0"/>
+              <w:right w:val="single" w:sz="4" w:color="D0D0D0" w:space="0"/>
+            </w:tcBorders>
+          </w:tcPr>
+          <w:p>
+            <w:pPr>
+              <w:jc w:val="center"/>
+            </w:pPr>
+            <w:r>
+              <w:rPr>
+                <w:b/>
+                <w:i w:val="0"/>
+                <w:color w:val="FFFFFF"/>
+                <w:sz w:val="17"/>
+              </w:rPr>
+              <w:t>Nilai</w:t>
+            </w:r>
+          </w:p>
+        </w:tc>
+      </w:tr>
+      <w:tr>
+        <w:tc>
+          <w:tcPr>
+            <w:tcW w:type="dxa" w:w="3402"/>
+            <w:shd w:val="clear" w:color="auto" w:fill="F5FBF5"/>
+            <w:tcMar>
+              <w:top w:w="50" w:type="dxa"/>
+              <w:bottom w:w="50" w:type="dxa"/>
+              <w:left w:w="100" w:type="dxa"/>
+              <w:right w:w="100" w:type="dxa"/>
+            </w:tcMar>
+            <w:tcBorders>
+              <w:top w:val="single" w:sz="4" w:color="D0D0D0" w:space="0"/>
+              <w:left w:val="single" w:sz="4" w:color="D0D0D0" w:space="0"/>
+              <w:bottom w:val="single" w:sz="4" w:color="D0D0D0" w:space="0"/>
+              <w:right w:val="single" w:sz="4" w:color="D0D0D0" w:space="0"/>
+            </w:tcBorders>
+          </w:tcPr>
+          <w:p>
+            <w:pPr>
+              <w:jc w:val="left"/>
+            </w:pPr>
+            <w:r>
+              <w:rPr>
+                <w:b w:val="0"/>
+                <w:i w:val="0"/>
+                <w:color w:val="222222"/>
+                <w:sz w:val="17"/>
+              </w:rPr>
+              <w:t>Kasus Indikasi Kriminalisasi</w:t>
+            </w:r>
+          </w:p>
+        </w:tc>
+        <w:tc>
+          <w:tcPr>
+            <w:tcW w:type="dxa" w:w="1701"/>
+            <w:shd w:val="clear" w:color="auto" w:fill="F5FBF5"/>
+            <w:tcMar>
+              <w:top w:w="50" w:type="dxa"/>
+              <w:bottom w:w="50" w:type="dxa"/>
+              <w:left w:w="100" w:type="dxa"/>
+              <w:right w:w="100" w:type="dxa"/>
+            </w:tcMar>
+            <w:tcBorders>
+              <w:top w:val="single" w:sz="4" w:color="D0D0D0" w:space="0"/>
+              <w:left w:val="single" w:sz="4" w:color="D0D0D0" w:space="0"/>
+              <w:bottom w:val="single" w:sz="4" w:color="D0D0D0" w:space="0"/>
+              <w:right w:val="single" w:sz="4" w:color="D0D0D0" w:space="0"/>
+            </w:tcBorders>
+          </w:tcPr>
+          <w:p>
+            <w:pPr>
+              <w:jc w:val="center"/>
+            </w:pPr>
+            <w:r>
+              <w:rPr>
+                <w:b w:val="0"/>
+                <w:i w:val="0"/>
+                <w:color w:val="222222"/>
+                <w:sz w:val="17"/>
+              </w:rPr>
+              <w:t>46</w:t>
+            </w:r>
+          </w:p>
+        </w:tc>
+      </w:tr>
+      <w:tr>
+        <w:tc>
+          <w:tcPr>
+            <w:tcW w:type="dxa" w:w="3402"/>
+            <w:shd w:val="clear" w:color="auto" w:fill="FFFFFF"/>
+            <w:tcMar>
+              <w:top w:w="50" w:type="dxa"/>
+              <w:bottom w:w="50" w:type="dxa"/>
+              <w:left w:w="100" w:type="dxa"/>
+              <w:right w:w="100" w:type="dxa"/>
+            </w:tcMar>
+            <w:tcBorders>
+              <w:top w:val="single" w:sz="4" w:color="D0D0D0" w:space="0"/>
+              <w:left w:val="single" w:sz="4" w:color="D0D0D0" w:space="0"/>
+              <w:bottom w:val="single" w:sz="4" w:color="D0D0D0" w:space="0"/>
+              <w:right w:val="single" w:sz="4" w:color="D0D0D0" w:space="0"/>
+            </w:tcBorders>
+          </w:tcPr>
+          <w:p>
+            <w:pPr>
+              <w:jc w:val="left"/>
+            </w:pPr>
+            <w:r>
+              <w:rPr>
+                <w:b w:val="0"/>
+                <w:i w:val="0"/>
+                <w:color w:val="222222"/>
+                <w:sz w:val="17"/>
+              </w:rPr>
+              <w:t>Warga/Aktivis Ditangkap</w:t>
+            </w:r>
+          </w:p>
+        </w:tc>
+        <w:tc>
+          <w:tcPr>
+            <w:tcW w:type="dxa" w:w="1701"/>
+            <w:shd w:val="clear" w:color="auto" w:fill="FFFFFF"/>
+            <w:tcMar>
+              <w:top w:w="50" w:type="dxa"/>
+              <w:bottom w:w="50" w:type="dxa"/>
+              <w:left w:w="100" w:type="dxa"/>
+              <w:right w:w="100" w:type="dxa"/>
+            </w:tcMar>
+            <w:tcBorders>
+              <w:top w:val="single" w:sz="4" w:color="D0D0D0" w:space="0"/>
+              <w:left w:val="single" w:sz="4" w:color="D0D0D0" w:space="0"/>
+              <w:bottom w:val="single" w:sz="4" w:color="D0D0D0" w:space="0"/>
+              <w:right w:val="single" w:sz="4" w:color="D0D0D0" w:space="0"/>
+            </w:tcBorders>
+          </w:tcPr>
+          <w:p>
+            <w:pPr>
+              <w:jc w:val="center"/>
+            </w:pPr>
+            <w:r>
+              <w:rPr>
+                <w:b w:val="0"/>
+                <w:i w:val="0"/>
+                <w:color w:val="222222"/>
+                <w:sz w:val="17"/>
+              </w:rPr>
+              <w:t>93</w:t>
+            </w:r>
+          </w:p>
+        </w:tc>
+      </w:tr>
+      <w:tr>
+        <w:tc>
+          <w:tcPr>
+            <w:tcW w:type="dxa" w:w="3402"/>
+            <w:shd w:val="clear" w:color="auto" w:fill="F5FBF5"/>
+            <w:tcMar>
+              <w:top w:w="50" w:type="dxa"/>
+              <w:bottom w:w="50" w:type="dxa"/>
+              <w:left w:w="100" w:type="dxa"/>
+              <w:right w:w="100" w:type="dxa"/>
+            </w:tcMar>
+            <w:tcBorders>
+              <w:top w:val="single" w:sz="4" w:color="D0D0D0" w:space="0"/>
+              <w:left w:val="single" w:sz="4" w:color="D0D0D0" w:space="0"/>
+              <w:bottom w:val="single" w:sz="4" w:color="D0D0D0" w:space="0"/>
+              <w:right w:val="single" w:sz="4" w:color="D0D0D0" w:space="0"/>
+            </w:tcBorders>
+          </w:tcPr>
+          <w:p>
+            <w:pPr>
+              <w:jc w:val="left"/>
+            </w:pPr>
+            <w:r>
+              <w:rPr>
+                <w:b w:val="0"/>
+                <w:i w:val="0"/>
+                <w:color w:val="222222"/>
+                <w:sz w:val="17"/>
+              </w:rPr>
+              <w:t>Korban Luka-luka</w:t>
+            </w:r>
+          </w:p>
+        </w:tc>
+        <w:tc>
+          <w:tcPr>
+            <w:tcW w:type="dxa" w:w="1701"/>
+            <w:shd w:val="clear" w:color="auto" w:fill="F5FBF5"/>
+            <w:tcMar>
+              <w:top w:w="50" w:type="dxa"/>
+              <w:bottom w:w="50" w:type="dxa"/>
+              <w:left w:w="100" w:type="dxa"/>
+              <w:right w:w="100" w:type="dxa"/>
+            </w:tcMar>
+            <w:tcBorders>
+              <w:top w:val="single" w:sz="4" w:color="D0D0D0" w:space="0"/>
+              <w:left w:val="single" w:sz="4" w:color="D0D0D0" w:space="0"/>
+              <w:bottom w:val="single" w:sz="4" w:color="D0D0D0" w:space="0"/>
+              <w:right w:val="single" w:sz="4" w:color="D0D0D0" w:space="0"/>
+            </w:tcBorders>
+          </w:tcPr>
+          <w:p>
+            <w:pPr>
+              <w:jc w:val="center"/>
+            </w:pPr>
+            <w:r>
+              <w:rPr>
+                <w:b w:val="0"/>
+                <w:i w:val="0"/>
+                <w:color w:val="222222"/>
+                <w:sz w:val="17"/>
+              </w:rPr>
+              <w:t>4</w:t>
+            </w:r>
+          </w:p>
+        </w:tc>
+      </w:tr>
+      <w:tr>
+        <w:tc>
+          <w:tcPr>
+            <w:tcW w:type="dxa" w:w="3402"/>
+            <w:shd w:val="clear" w:color="auto" w:fill="FFFFFF"/>
+            <w:tcMar>
+              <w:top w:w="50" w:type="dxa"/>
+              <w:bottom w:w="50" w:type="dxa"/>
+              <w:left w:w="100" w:type="dxa"/>
+              <w:right w:w="100" w:type="dxa"/>
+            </w:tcMar>
+            <w:tcBorders>
+              <w:top w:val="single" w:sz="4" w:color="D0D0D0" w:space="0"/>
+              <w:left w:val="single" w:sz="4" w:color="D0D0D0" w:space="0"/>
+              <w:bottom w:val="single" w:sz="4" w:color="D0D0D0" w:space="0"/>
+              <w:right w:val="single" w:sz="4" w:color="D0D0D0" w:space="0"/>
+            </w:tcBorders>
+          </w:tcPr>
+          <w:p>
+            <w:pPr>
+              <w:jc w:val="left"/>
+            </w:pPr>
+            <w:r>
+              <w:rPr>
+                <w:b w:val="0"/>
+                <w:i w:val="0"/>
+                <w:color w:val="222222"/>
+                <w:sz w:val="17"/>
+              </w:rPr>
+              <w:t>Korban Tewas</w:t>
+            </w:r>
+          </w:p>
+        </w:tc>
+        <w:tc>
+          <w:tcPr>
+            <w:tcW w:type="dxa" w:w="1701"/>
+            <w:shd w:val="clear" w:color="auto" w:fill="FFFFFF"/>
+            <w:tcMar>
+              <w:top w:w="50" w:type="dxa"/>
+              <w:bottom w:w="50" w:type="dxa"/>
+              <w:left w:w="100" w:type="dxa"/>
+              <w:right w:w="100" w:type="dxa"/>
+            </w:tcMar>
+            <w:tcBorders>
+              <w:top w:val="single" w:sz="4" w:color="D0D0D0" w:space="0"/>
+              <w:left w:val="single" w:sz="4" w:color="D0D0D0" w:space="0"/>
+              <w:bottom w:val="single" w:sz="4" w:color="D0D0D0" w:space="0"/>
+              <w:right w:val="single" w:sz="4" w:color="D0D0D0" w:space="0"/>
+            </w:tcBorders>
+          </w:tcPr>
+          <w:p>
+            <w:pPr>
+              <w:jc w:val="center"/>
+            </w:pPr>
+            <w:r>
+              <w:rPr>
+                <w:b w:val="0"/>
+                <w:i w:val="0"/>
+                <w:color w:val="222222"/>
+                <w:sz w:val="17"/>
+              </w:rPr>
+              <w:t>1</w:t>
+            </w:r>
+          </w:p>
+        </w:tc>
+      </w:tr>
+    </w:tbl>
+    <w:p>
+      <w:pPr>
+        <w:spacing w:after="80"/>
+      </w:pPr>
+    </w:p>
+    <w:p>
+      <w:pPr>
+        <w:spacing w:before="120" w:after="40"/>
+      </w:pPr>
+      <w:r>
+        <w:rPr>
+          <w:b/>
+          <w:i/>
+          <w:color w:val="2E7D32"/>
+          <w:sz w:val="17"/>
+        </w:rPr>
+        <w:t>Tabel 4.8: Tren Kasus Kriminalisasi dan Represi Pasca-2000</w:t>
+      </w:r>
+    </w:p>
+    <w:tbl>
+      <w:tblPr>
+        <w:tblStyle w:val="TableGrid"/>
+        <w:tblW w:type="auto" w:w="0"/>
+        <w:jc w:val="center"/>
+        <w:tblLayout w:type="fixed"/>
+        <w:tblLook w:firstColumn="1" w:firstRow="1" w:lastColumn="0" w:lastRow="0" w:noHBand="0" w:noVBand="1" w:val="04A0"/>
+      </w:tblPr>
+      <w:tblGrid>
+        <w:gridCol w:w="4819"/>
+        <w:gridCol w:w="4819"/>
+      </w:tblGrid>
+      <w:tr>
+        <w:tc>
+          <w:tcPr>
+            <w:tcW w:type="dxa" w:w="1701"/>
+            <w:shd w:val="clear" w:color="auto" w:fill="2E7D32"/>
+            <w:tcMar>
+              <w:top w:w="70" w:type="dxa"/>
+              <w:bottom w:w="70" w:type="dxa"/>
+              <w:left w:w="100" w:type="dxa"/>
+              <w:right w:w="100" w:type="dxa"/>
+            </w:tcMar>
+            <w:tcBorders>
+              <w:top w:val="single" w:sz="4" w:color="D0D0D0" w:space="0"/>
+              <w:left w:val="single" w:sz="4" w:color="D0D0D0" w:space="0"/>
+              <w:bottom w:val="single" w:sz="8" w:color="1B5E20" w:space="0"/>
+              <w:right w:val="single" w:sz="4" w:color="D0D0D0" w:space="0"/>
+            </w:tcBorders>
+          </w:tcPr>
+          <w:p>
+            <w:pPr>
+              <w:jc w:val="center"/>
+            </w:pPr>
+            <w:r>
+              <w:rPr>
+                <w:b/>
+                <w:i w:val="0"/>
+                <w:color w:val="FFFFFF"/>
+                <w:sz w:val="17"/>
+              </w:rPr>
+              <w:t>Tahun</w:t>
+            </w:r>
+          </w:p>
+        </w:tc>
+        <w:tc>
+          <w:tcPr>
+            <w:tcW w:type="dxa" w:w="1701"/>
+            <w:shd w:val="clear" w:color="auto" w:fill="2E7D32"/>
+            <w:tcMar>
+              <w:top w:w="70" w:type="dxa"/>
+              <w:bottom w:w="70" w:type="dxa"/>
+              <w:left w:w="100" w:type="dxa"/>
+              <w:right w:w="100" w:type="dxa"/>
+            </w:tcMar>
+            <w:tcBorders>
+              <w:top w:val="single" w:sz="4" w:color="D0D0D0" w:space="0"/>
+              <w:left w:val="single" w:sz="4" w:color="D0D0D0" w:space="0"/>
+              <w:bottom w:val="single" w:sz="8" w:color="1B5E20" w:space="0"/>
+              <w:right w:val="single" w:sz="4" w:color="D0D0D0" w:space="0"/>
+            </w:tcBorders>
+          </w:tcPr>
+          <w:p>
+            <w:pPr>
+              <w:jc w:val="center"/>
+            </w:pPr>
+            <w:r>
+              <w:rPr>
+                <w:b/>
+                <w:i w:val="0"/>
+                <w:color w:val="FFFFFF"/>
+                <w:sz w:val="17"/>
+              </w:rPr>
+              <w:t>Jumlah Kasus</w:t>
+            </w:r>
+          </w:p>
+        </w:tc>
+      </w:tr>
+      <w:tr>
+        <w:tc>
+          <w:tcPr>
+            <w:tcW w:type="dxa" w:w="1701"/>
+            <w:shd w:val="clear" w:color="auto" w:fill="F5FBF5"/>
+            <w:tcMar>
+              <w:top w:w="50" w:type="dxa"/>
+              <w:bottom w:w="50" w:type="dxa"/>
+              <w:left w:w="100" w:type="dxa"/>
+              <w:right w:w="100" w:type="dxa"/>
+            </w:tcMar>
+            <w:tcBorders>
+              <w:top w:val="single" w:sz="4" w:color="D0D0D0" w:space="0"/>
+              <w:left w:val="single" w:sz="4" w:color="D0D0D0" w:space="0"/>
+              <w:bottom w:val="single" w:sz="4" w:color="D0D0D0" w:space="0"/>
+              <w:right w:val="single" w:sz="4" w:color="D0D0D0" w:space="0"/>
+            </w:tcBorders>
+          </w:tcPr>
+          <w:p>
+            <w:pPr>
+              <w:jc w:val="center"/>
+            </w:pPr>
+            <w:r>
+              <w:rPr>
+                <w:b w:val="0"/>
+                <w:i w:val="0"/>
+                <w:color w:val="222222"/>
+                <w:sz w:val="17"/>
+              </w:rPr>
+              <w:t>2000</w:t>
+            </w:r>
+          </w:p>
+        </w:tc>
+        <w:tc>
+          <w:tcPr>
+            <w:tcW w:type="dxa" w:w="1701"/>
+            <w:shd w:val="clear" w:color="auto" w:fill="F5FBF5"/>
+            <w:tcMar>
+              <w:top w:w="50" w:type="dxa"/>
+              <w:bottom w:w="50" w:type="dxa"/>
+              <w:left w:w="100" w:type="dxa"/>
+              <w:right w:w="100" w:type="dxa"/>
+            </w:tcMar>
+            <w:tcBorders>
+              <w:top w:val="single" w:sz="4" w:color="D0D0D0" w:space="0"/>
+              <w:left w:val="single" w:sz="4" w:color="D0D0D0" w:space="0"/>
+              <w:bottom w:val="single" w:sz="4" w:color="D0D0D0" w:space="0"/>
+              <w:right w:val="single" w:sz="4" w:color="D0D0D0" w:space="0"/>
+            </w:tcBorders>
+          </w:tcPr>
+          <w:p>
+            <w:pPr>
+              <w:jc w:val="center"/>
+            </w:pPr>
+            <w:r>
+              <w:rPr>
+                <w:b w:val="0"/>
+                <w:i w:val="0"/>
+                <w:color w:val="222222"/>
+                <w:sz w:val="17"/>
+              </w:rPr>
+              <w:t>1</w:t>
+            </w:r>
+          </w:p>
+        </w:tc>
+      </w:tr>
+      <w:tr>
+        <w:tc>
+          <w:tcPr>
+            <w:tcW w:type="dxa" w:w="1701"/>
+            <w:shd w:val="clear" w:color="auto" w:fill="FFFFFF"/>
+            <w:tcMar>
+              <w:top w:w="50" w:type="dxa"/>
+              <w:bottom w:w="50" w:type="dxa"/>
+              <w:left w:w="100" w:type="dxa"/>
+              <w:right w:w="100" w:type="dxa"/>
+            </w:tcMar>
+            <w:tcBorders>
+              <w:top w:val="single" w:sz="4" w:color="D0D0D0" w:space="0"/>
+              <w:left w:val="single" w:sz="4" w:color="D0D0D0" w:space="0"/>
+              <w:bottom w:val="single" w:sz="4" w:color="D0D0D0" w:space="0"/>
+              <w:right w:val="single" w:sz="4" w:color="D0D0D0" w:space="0"/>
+            </w:tcBorders>
+          </w:tcPr>
+          <w:p>
+            <w:pPr>
+              <w:jc w:val="center"/>
+            </w:pPr>
+            <w:r>
+              <w:rPr>
+                <w:b w:val="0"/>
+                <w:i w:val="0"/>
+                <w:color w:val="222222"/>
+                <w:sz w:val="17"/>
+              </w:rPr>
+              <w:t>2001</w:t>
+            </w:r>
+          </w:p>
+        </w:tc>
+        <w:tc>
+          <w:tcPr>
+            <w:tcW w:type="dxa" w:w="1701"/>
+            <w:shd w:val="clear" w:color="auto" w:fill="FFFFFF"/>
+            <w:tcMar>
+              <w:top w:w="50" w:type="dxa"/>
+              <w:bottom w:w="50" w:type="dxa"/>
+              <w:left w:w="100" w:type="dxa"/>
+              <w:right w:w="100" w:type="dxa"/>
+            </w:tcMar>
+            <w:tcBorders>
+              <w:top w:val="single" w:sz="4" w:color="D0D0D0" w:space="0"/>
+              <w:left w:val="single" w:sz="4" w:color="D0D0D0" w:space="0"/>
+              <w:bottom w:val="single" w:sz="4" w:color="D0D0D0" w:space="0"/>
+              <w:right w:val="single" w:sz="4" w:color="D0D0D0" w:space="0"/>
+            </w:tcBorders>
+          </w:tcPr>
+          <w:p>
+            <w:pPr>
+              <w:jc w:val="center"/>
+            </w:pPr>
+            <w:r>
+              <w:rPr>
+                <w:b w:val="0"/>
+                <w:i w:val="0"/>
+                <w:color w:val="222222"/>
+                <w:sz w:val="17"/>
+              </w:rPr>
+              <w:t>1</w:t>
+            </w:r>
+          </w:p>
+        </w:tc>
+      </w:tr>
+      <w:tr>
+        <w:tc>
+          <w:tcPr>
+            <w:tcW w:type="dxa" w:w="1701"/>
+            <w:shd w:val="clear" w:color="auto" w:fill="F5FBF5"/>
+            <w:tcMar>
+              <w:top w:w="50" w:type="dxa"/>
+              <w:bottom w:w="50" w:type="dxa"/>
+              <w:left w:w="100" w:type="dxa"/>
+              <w:right w:w="100" w:type="dxa"/>
+            </w:tcMar>
+            <w:tcBorders>
+              <w:top w:val="single" w:sz="4" w:color="D0D0D0" w:space="0"/>
+              <w:left w:val="single" w:sz="4" w:color="D0D0D0" w:space="0"/>
+              <w:bottom w:val="single" w:sz="4" w:color="D0D0D0" w:space="0"/>
+              <w:right w:val="single" w:sz="4" w:color="D0D0D0" w:space="0"/>
+            </w:tcBorders>
+          </w:tcPr>
+          <w:p>
+            <w:pPr>
+              <w:jc w:val="center"/>
+            </w:pPr>
+            <w:r>
+              <w:rPr>
+                <w:b w:val="0"/>
+                <w:i w:val="0"/>
+                <w:color w:val="222222"/>
+                <w:sz w:val="17"/>
+              </w:rPr>
+              <w:t>2003</w:t>
+            </w:r>
+          </w:p>
+        </w:tc>
+        <w:tc>
+          <w:tcPr>
+            <w:tcW w:type="dxa" w:w="1701"/>
+            <w:shd w:val="clear" w:color="auto" w:fill="F5FBF5"/>
+            <w:tcMar>
+              <w:top w:w="50" w:type="dxa"/>
+              <w:bottom w:w="50" w:type="dxa"/>
+              <w:left w:w="100" w:type="dxa"/>
+              <w:right w:w="100" w:type="dxa"/>
+            </w:tcMar>
+            <w:tcBorders>
+              <w:top w:val="single" w:sz="4" w:color="D0D0D0" w:space="0"/>
+              <w:left w:val="single" w:sz="4" w:color="D0D0D0" w:space="0"/>
+              <w:bottom w:val="single" w:sz="4" w:color="D0D0D0" w:space="0"/>
+              <w:right w:val="single" w:sz="4" w:color="D0D0D0" w:space="0"/>
+            </w:tcBorders>
+          </w:tcPr>
+          <w:p>
+            <w:pPr>
+              <w:jc w:val="center"/>
+            </w:pPr>
+            <w:r>
+              <w:rPr>
+                <w:b w:val="0"/>
+                <w:i w:val="0"/>
+                <w:color w:val="222222"/>
+                <w:sz w:val="17"/>
+              </w:rPr>
+              <w:t>2</w:t>
+            </w:r>
+          </w:p>
+        </w:tc>
+      </w:tr>
+      <w:tr>
+        <w:tc>
+          <w:tcPr>
+            <w:tcW w:type="dxa" w:w="1701"/>
+            <w:shd w:val="clear" w:color="auto" w:fill="FFFFFF"/>
+            <w:tcMar>
+              <w:top w:w="50" w:type="dxa"/>
+              <w:bottom w:w="50" w:type="dxa"/>
+              <w:left w:w="100" w:type="dxa"/>
+              <w:right w:w="100" w:type="dxa"/>
+            </w:tcMar>
+            <w:tcBorders>
+              <w:top w:val="single" w:sz="4" w:color="D0D0D0" w:space="0"/>
+              <w:left w:val="single" w:sz="4" w:color="D0D0D0" w:space="0"/>
+              <w:bottom w:val="single" w:sz="4" w:color="D0D0D0" w:space="0"/>
+              <w:right w:val="single" w:sz="4" w:color="D0D0D0" w:space="0"/>
+            </w:tcBorders>
+          </w:tcPr>
+          <w:p>
+            <w:pPr>
+              <w:jc w:val="center"/>
+            </w:pPr>
+            <w:r>
+              <w:rPr>
+                <w:b w:val="0"/>
+                <w:i w:val="0"/>
+                <w:color w:val="222222"/>
+                <w:sz w:val="17"/>
+              </w:rPr>
+              <w:t>2004</w:t>
+            </w:r>
+          </w:p>
+        </w:tc>
+        <w:tc>
+          <w:tcPr>
+            <w:tcW w:type="dxa" w:w="1701"/>
+            <w:shd w:val="clear" w:color="auto" w:fill="FFFFFF"/>
+            <w:tcMar>
+              <w:top w:w="50" w:type="dxa"/>
+              <w:bottom w:w="50" w:type="dxa"/>
+              <w:left w:w="100" w:type="dxa"/>
+              <w:right w:w="100" w:type="dxa"/>
+            </w:tcMar>
+            <w:tcBorders>
+              <w:top w:val="single" w:sz="4" w:color="D0D0D0" w:space="0"/>
+              <w:left w:val="single" w:sz="4" w:color="D0D0D0" w:space="0"/>
+              <w:bottom w:val="single" w:sz="4" w:color="D0D0D0" w:space="0"/>
+              <w:right w:val="single" w:sz="4" w:color="D0D0D0" w:space="0"/>
+            </w:tcBorders>
+          </w:tcPr>
+          <w:p>
+            <w:pPr>
+              <w:jc w:val="center"/>
+            </w:pPr>
+            <w:r>
+              <w:rPr>
+                <w:b w:val="0"/>
+                <w:i w:val="0"/>
+                <w:color w:val="222222"/>
+                <w:sz w:val="17"/>
+              </w:rPr>
+              <w:t>1</w:t>
+            </w:r>
+          </w:p>
+        </w:tc>
+      </w:tr>
+      <w:tr>
+        <w:tc>
+          <w:tcPr>
+            <w:tcW w:type="dxa" w:w="1701"/>
+            <w:shd w:val="clear" w:color="auto" w:fill="F5FBF5"/>
+            <w:tcMar>
+              <w:top w:w="50" w:type="dxa"/>
+              <w:bottom w:w="50" w:type="dxa"/>
+              <w:left w:w="100" w:type="dxa"/>
+              <w:right w:w="100" w:type="dxa"/>
+            </w:tcMar>
+            <w:tcBorders>
+              <w:top w:val="single" w:sz="4" w:color="D0D0D0" w:space="0"/>
+              <w:left w:val="single" w:sz="4" w:color="D0D0D0" w:space="0"/>
+              <w:bottom w:val="single" w:sz="4" w:color="D0D0D0" w:space="0"/>
+              <w:right w:val="single" w:sz="4" w:color="D0D0D0" w:space="0"/>
+            </w:tcBorders>
+          </w:tcPr>
+          <w:p>
+            <w:pPr>
+              <w:jc w:val="center"/>
+            </w:pPr>
+            <w:r>
+              <w:rPr>
+                <w:b w:val="0"/>
+                <w:i w:val="0"/>
+                <w:color w:val="222222"/>
+                <w:sz w:val="17"/>
+              </w:rPr>
+              <w:t>2007</w:t>
+            </w:r>
+          </w:p>
+        </w:tc>
+        <w:tc>
+          <w:tcPr>
+            <w:tcW w:type="dxa" w:w="1701"/>
+            <w:shd w:val="clear" w:color="auto" w:fill="F5FBF5"/>
+            <w:tcMar>
+              <w:top w:w="50" w:type="dxa"/>
+              <w:bottom w:w="50" w:type="dxa"/>
+              <w:left w:w="100" w:type="dxa"/>
+              <w:right w:w="100" w:type="dxa"/>
+            </w:tcMar>
+            <w:tcBorders>
+              <w:top w:val="single" w:sz="4" w:color="D0D0D0" w:space="0"/>
+              <w:left w:val="single" w:sz="4" w:color="D0D0D0" w:space="0"/>
+              <w:bottom w:val="single" w:sz="4" w:color="D0D0D0" w:space="0"/>
+              <w:right w:val="single" w:sz="4" w:color="D0D0D0" w:space="0"/>
+            </w:tcBorders>
+          </w:tcPr>
+          <w:p>
+            <w:pPr>
+              <w:jc w:val="center"/>
+            </w:pPr>
+            <w:r>
+              <w:rPr>
+                <w:b w:val="0"/>
+                <w:i w:val="0"/>
+                <w:color w:val="222222"/>
+                <w:sz w:val="17"/>
+              </w:rPr>
+              <w:t>2</w:t>
+            </w:r>
+          </w:p>
+        </w:tc>
+      </w:tr>
+      <w:tr>
+        <w:tc>
+          <w:tcPr>
+            <w:tcW w:type="dxa" w:w="1701"/>
+            <w:shd w:val="clear" w:color="auto" w:fill="FFFFFF"/>
+            <w:tcMar>
+              <w:top w:w="50" w:type="dxa"/>
+              <w:bottom w:w="50" w:type="dxa"/>
+              <w:left w:w="100" w:type="dxa"/>
+              <w:right w:w="100" w:type="dxa"/>
+            </w:tcMar>
+            <w:tcBorders>
+              <w:top w:val="single" w:sz="4" w:color="D0D0D0" w:space="0"/>
+              <w:left w:val="single" w:sz="4" w:color="D0D0D0" w:space="0"/>
+              <w:bottom w:val="single" w:sz="4" w:color="D0D0D0" w:space="0"/>
+              <w:right w:val="single" w:sz="4" w:color="D0D0D0" w:space="0"/>
+            </w:tcBorders>
+          </w:tcPr>
+          <w:p>
+            <w:pPr>
+              <w:jc w:val="center"/>
+            </w:pPr>
+            <w:r>
+              <w:rPr>
+                <w:b w:val="0"/>
+                <w:i w:val="0"/>
+                <w:color w:val="222222"/>
+                <w:sz w:val="17"/>
+              </w:rPr>
+              <w:t>2008</w:t>
+            </w:r>
+          </w:p>
+        </w:tc>
+        <w:tc>
+          <w:tcPr>
+            <w:tcW w:type="dxa" w:w="1701"/>
+            <w:shd w:val="clear" w:color="auto" w:fill="FFFFFF"/>
+            <w:tcMar>
+              <w:top w:w="50" w:type="dxa"/>
+              <w:bottom w:w="50" w:type="dxa"/>
+              <w:left w:w="100" w:type="dxa"/>
+              <w:right w:w="100" w:type="dxa"/>
+            </w:tcMar>
+            <w:tcBorders>
+              <w:top w:val="single" w:sz="4" w:color="D0D0D0" w:space="0"/>
+              <w:left w:val="single" w:sz="4" w:color="D0D0D0" w:space="0"/>
+              <w:bottom w:val="single" w:sz="4" w:color="D0D0D0" w:space="0"/>
+              <w:right w:val="single" w:sz="4" w:color="D0D0D0" w:space="0"/>
+            </w:tcBorders>
+          </w:tcPr>
+          <w:p>
+            <w:pPr>
+              <w:jc w:val="center"/>
+            </w:pPr>
+            <w:r>
+              <w:rPr>
+                <w:b w:val="0"/>
+                <w:i w:val="0"/>
+                <w:color w:val="222222"/>
+                <w:sz w:val="17"/>
+              </w:rPr>
+              <w:t>1</w:t>
+            </w:r>
+          </w:p>
+        </w:tc>
+      </w:tr>
+      <w:tr>
+        <w:tc>
+          <w:tcPr>
+            <w:tcW w:type="dxa" w:w="1701"/>
+            <w:shd w:val="clear" w:color="auto" w:fill="F5FBF5"/>
+            <w:tcMar>
+              <w:top w:w="50" w:type="dxa"/>
+              <w:bottom w:w="50" w:type="dxa"/>
+              <w:left w:w="100" w:type="dxa"/>
+              <w:right w:w="100" w:type="dxa"/>
+            </w:tcMar>
+            <w:tcBorders>
+              <w:top w:val="single" w:sz="4" w:color="D0D0D0" w:space="0"/>
+              <w:left w:val="single" w:sz="4" w:color="D0D0D0" w:space="0"/>
+              <w:bottom w:val="single" w:sz="4" w:color="D0D0D0" w:space="0"/>
+              <w:right w:val="single" w:sz="4" w:color="D0D0D0" w:space="0"/>
+            </w:tcBorders>
+          </w:tcPr>
+          <w:p>
+            <w:pPr>
+              <w:jc w:val="center"/>
+            </w:pPr>
+            <w:r>
+              <w:rPr>
+                <w:b w:val="0"/>
+                <w:i w:val="0"/>
+                <w:color w:val="222222"/>
+                <w:sz w:val="17"/>
+              </w:rPr>
+              <w:t>2009</w:t>
+            </w:r>
+          </w:p>
+        </w:tc>
+        <w:tc>
+          <w:tcPr>
+            <w:tcW w:type="dxa" w:w="1701"/>
+            <w:shd w:val="clear" w:color="auto" w:fill="F5FBF5"/>
+            <w:tcMar>
+              <w:top w:w="50" w:type="dxa"/>
+              <w:bottom w:w="50" w:type="dxa"/>
+              <w:left w:w="100" w:type="dxa"/>
+              <w:right w:w="100" w:type="dxa"/>
+            </w:tcMar>
+            <w:tcBorders>
+              <w:top w:val="single" w:sz="4" w:color="D0D0D0" w:space="0"/>
+              <w:left w:val="single" w:sz="4" w:color="D0D0D0" w:space="0"/>
+              <w:bottom w:val="single" w:sz="4" w:color="D0D0D0" w:space="0"/>
+              <w:right w:val="single" w:sz="4" w:color="D0D0D0" w:space="0"/>
+            </w:tcBorders>
+          </w:tcPr>
+          <w:p>
+            <w:pPr>
+              <w:jc w:val="center"/>
+            </w:pPr>
+            <w:r>
+              <w:rPr>
+                <w:b w:val="0"/>
+                <w:i w:val="0"/>
+                <w:color w:val="222222"/>
+                <w:sz w:val="17"/>
+              </w:rPr>
+              <w:t>3</w:t>
+            </w:r>
+          </w:p>
+        </w:tc>
+      </w:tr>
+      <w:tr>
+        <w:tc>
+          <w:tcPr>
+            <w:tcW w:type="dxa" w:w="1701"/>
+            <w:shd w:val="clear" w:color="auto" w:fill="FFFFFF"/>
+            <w:tcMar>
+              <w:top w:w="50" w:type="dxa"/>
+              <w:bottom w:w="50" w:type="dxa"/>
+              <w:left w:w="100" w:type="dxa"/>
+              <w:right w:w="100" w:type="dxa"/>
+            </w:tcMar>
+            <w:tcBorders>
+              <w:top w:val="single" w:sz="4" w:color="D0D0D0" w:space="0"/>
+              <w:left w:val="single" w:sz="4" w:color="D0D0D0" w:space="0"/>
+              <w:bottom w:val="single" w:sz="4" w:color="D0D0D0" w:space="0"/>
+              <w:right w:val="single" w:sz="4" w:color="D0D0D0" w:space="0"/>
+            </w:tcBorders>
+          </w:tcPr>
+          <w:p>
+            <w:pPr>
+              <w:jc w:val="center"/>
+            </w:pPr>
+            <w:r>
+              <w:rPr>
+                <w:b w:val="0"/>
+                <w:i w:val="0"/>
+                <w:color w:val="222222"/>
+                <w:sz w:val="17"/>
+              </w:rPr>
+              <w:t>2010</w:t>
+            </w:r>
+          </w:p>
+        </w:tc>
+        <w:tc>
+          <w:tcPr>
+            <w:tcW w:type="dxa" w:w="1701"/>
+            <w:shd w:val="clear" w:color="auto" w:fill="FFFFFF"/>
+            <w:tcMar>
+              <w:top w:w="50" w:type="dxa"/>
+              <w:bottom w:w="50" w:type="dxa"/>
+              <w:left w:w="100" w:type="dxa"/>
+              <w:right w:w="100" w:type="dxa"/>
+            </w:tcMar>
+            <w:tcBorders>
+              <w:top w:val="single" w:sz="4" w:color="D0D0D0" w:space="0"/>
+              <w:left w:val="single" w:sz="4" w:color="D0D0D0" w:space="0"/>
+              <w:bottom w:val="single" w:sz="4" w:color="D0D0D0" w:space="0"/>
+              <w:right w:val="single" w:sz="4" w:color="D0D0D0" w:space="0"/>
+            </w:tcBorders>
+          </w:tcPr>
+          <w:p>
+            <w:pPr>
+              <w:jc w:val="center"/>
+            </w:pPr>
+            <w:r>
+              <w:rPr>
+                <w:b w:val="0"/>
+                <w:i w:val="0"/>
+                <w:color w:val="222222"/>
+                <w:sz w:val="17"/>
+              </w:rPr>
+              <w:t>2</w:t>
+            </w:r>
+          </w:p>
+        </w:tc>
+      </w:tr>
+      <w:tr>
+        <w:tc>
+          <w:tcPr>
+            <w:tcW w:type="dxa" w:w="1701"/>
+            <w:shd w:val="clear" w:color="auto" w:fill="F5FBF5"/>
+            <w:tcMar>
+              <w:top w:w="50" w:type="dxa"/>
+              <w:bottom w:w="50" w:type="dxa"/>
+              <w:left w:w="100" w:type="dxa"/>
+              <w:right w:w="100" w:type="dxa"/>
+            </w:tcMar>
+            <w:tcBorders>
+              <w:top w:val="single" w:sz="4" w:color="D0D0D0" w:space="0"/>
+              <w:left w:val="single" w:sz="4" w:color="D0D0D0" w:space="0"/>
+              <w:bottom w:val="single" w:sz="4" w:color="D0D0D0" w:space="0"/>
+              <w:right w:val="single" w:sz="4" w:color="D0D0D0" w:space="0"/>
+            </w:tcBorders>
+          </w:tcPr>
+          <w:p>
+            <w:pPr>
+              <w:jc w:val="center"/>
+            </w:pPr>
+            <w:r>
+              <w:rPr>
+                <w:b w:val="0"/>
+                <w:i w:val="0"/>
+                <w:color w:val="222222"/>
+                <w:sz w:val="17"/>
+              </w:rPr>
+              <w:t>2012</w:t>
+            </w:r>
+          </w:p>
+        </w:tc>
+        <w:tc>
+          <w:tcPr>
+            <w:tcW w:type="dxa" w:w="1701"/>
+            <w:shd w:val="clear" w:color="auto" w:fill="F5FBF5"/>
+            <w:tcMar>
+              <w:top w:w="50" w:type="dxa"/>
+              <w:bottom w:w="50" w:type="dxa"/>
+              <w:left w:w="100" w:type="dxa"/>
+              <w:right w:w="100" w:type="dxa"/>
+            </w:tcMar>
+            <w:tcBorders>
+              <w:top w:val="single" w:sz="4" w:color="D0D0D0" w:space="0"/>
+              <w:left w:val="single" w:sz="4" w:color="D0D0D0" w:space="0"/>
+              <w:bottom w:val="single" w:sz="4" w:color="D0D0D0" w:space="0"/>
+              <w:right w:val="single" w:sz="4" w:color="D0D0D0" w:space="0"/>
+            </w:tcBorders>
+          </w:tcPr>
+          <w:p>
+            <w:pPr>
+              <w:jc w:val="center"/>
+            </w:pPr>
+            <w:r>
+              <w:rPr>
+                <w:b w:val="0"/>
+                <w:i w:val="0"/>
+                <w:color w:val="222222"/>
+                <w:sz w:val="17"/>
+              </w:rPr>
+              <w:t>3</w:t>
+            </w:r>
+          </w:p>
+        </w:tc>
+      </w:tr>
+      <w:tr>
+        <w:tc>
+          <w:tcPr>
+            <w:tcW w:type="dxa" w:w="1701"/>
+            <w:shd w:val="clear" w:color="auto" w:fill="FFFFFF"/>
+            <w:tcMar>
+              <w:top w:w="50" w:type="dxa"/>
+              <w:bottom w:w="50" w:type="dxa"/>
+              <w:left w:w="100" w:type="dxa"/>
+              <w:right w:w="100" w:type="dxa"/>
+            </w:tcMar>
+            <w:tcBorders>
+              <w:top w:val="single" w:sz="4" w:color="D0D0D0" w:space="0"/>
+              <w:left w:val="single" w:sz="4" w:color="D0D0D0" w:space="0"/>
+              <w:bottom w:val="single" w:sz="4" w:color="D0D0D0" w:space="0"/>
+              <w:right w:val="single" w:sz="4" w:color="D0D0D0" w:space="0"/>
+            </w:tcBorders>
+          </w:tcPr>
+          <w:p>
+            <w:pPr>
+              <w:jc w:val="center"/>
+            </w:pPr>
+            <w:r>
+              <w:rPr>
+                <w:b w:val="0"/>
+                <w:i w:val="0"/>
+                <w:color w:val="222222"/>
+                <w:sz w:val="17"/>
+              </w:rPr>
+              <w:t>2013</w:t>
+            </w:r>
+          </w:p>
+        </w:tc>
+        <w:tc>
+          <w:tcPr>
+            <w:tcW w:type="dxa" w:w="1701"/>
+            <w:shd w:val="clear" w:color="auto" w:fill="FFFFFF"/>
+            <w:tcMar>
+              <w:top w:w="50" w:type="dxa"/>
+              <w:bottom w:w="50" w:type="dxa"/>
+              <w:left w:w="100" w:type="dxa"/>
+              <w:right w:w="100" w:type="dxa"/>
+            </w:tcMar>
+            <w:tcBorders>
+              <w:top w:val="single" w:sz="4" w:color="D0D0D0" w:space="0"/>
+              <w:left w:val="single" w:sz="4" w:color="D0D0D0" w:space="0"/>
+              <w:bottom w:val="single" w:sz="4" w:color="D0D0D0" w:space="0"/>
+              <w:right w:val="single" w:sz="4" w:color="D0D0D0" w:space="0"/>
+            </w:tcBorders>
+          </w:tcPr>
+          <w:p>
+            <w:pPr>
+              <w:jc w:val="center"/>
+            </w:pPr>
+            <w:r>
+              <w:rPr>
+                <w:b w:val="0"/>
+                <w:i w:val="0"/>
+                <w:color w:val="222222"/>
+                <w:sz w:val="17"/>
+              </w:rPr>
+              <w:t>4</w:t>
+            </w:r>
+          </w:p>
+        </w:tc>
+      </w:tr>
+      <w:tr>
+        <w:tc>
+          <w:tcPr>
+            <w:tcW w:type="dxa" w:w="1701"/>
+            <w:shd w:val="clear" w:color="auto" w:fill="F5FBF5"/>
+            <w:tcMar>
+              <w:top w:w="50" w:type="dxa"/>
+              <w:bottom w:w="50" w:type="dxa"/>
+              <w:left w:w="100" w:type="dxa"/>
+              <w:right w:w="100" w:type="dxa"/>
+            </w:tcMar>
+            <w:tcBorders>
+              <w:top w:val="single" w:sz="4" w:color="D0D0D0" w:space="0"/>
+              <w:left w:val="single" w:sz="4" w:color="D0D0D0" w:space="0"/>
+              <w:bottom w:val="single" w:sz="4" w:color="D0D0D0" w:space="0"/>
+              <w:right w:val="single" w:sz="4" w:color="D0D0D0" w:space="0"/>
+            </w:tcBorders>
+          </w:tcPr>
+          <w:p>
+            <w:pPr>
+              <w:jc w:val="center"/>
+            </w:pPr>
+            <w:r>
+              <w:rPr>
+                <w:b w:val="0"/>
+                <w:i w:val="0"/>
+                <w:color w:val="222222"/>
+                <w:sz w:val="17"/>
+              </w:rPr>
+              <w:t>2014</w:t>
+            </w:r>
+          </w:p>
+        </w:tc>
+        <w:tc>
+          <w:tcPr>
+            <w:tcW w:type="dxa" w:w="1701"/>
+            <w:shd w:val="clear" w:color="auto" w:fill="F5FBF5"/>
+            <w:tcMar>
+              <w:top w:w="50" w:type="dxa"/>
+              <w:bottom w:w="50" w:type="dxa"/>
+              <w:left w:w="100" w:type="dxa"/>
+              <w:right w:w="100" w:type="dxa"/>
+            </w:tcMar>
+            <w:tcBorders>
+              <w:top w:val="single" w:sz="4" w:color="D0D0D0" w:space="0"/>
+              <w:left w:val="single" w:sz="4" w:color="D0D0D0" w:space="0"/>
+              <w:bottom w:val="single" w:sz="4" w:color="D0D0D0" w:space="0"/>
+              <w:right w:val="single" w:sz="4" w:color="D0D0D0" w:space="0"/>
+            </w:tcBorders>
+          </w:tcPr>
+          <w:p>
+            <w:pPr>
+              <w:jc w:val="center"/>
+            </w:pPr>
+            <w:r>
+              <w:rPr>
+                <w:b w:val="0"/>
+                <w:i w:val="0"/>
+                <w:color w:val="222222"/>
+                <w:sz w:val="17"/>
+              </w:rPr>
+              <w:t>2</w:t>
+            </w:r>
+          </w:p>
+        </w:tc>
+      </w:tr>
+      <w:tr>
+        <w:tc>
+          <w:tcPr>
+            <w:tcW w:type="dxa" w:w="1701"/>
+            <w:shd w:val="clear" w:color="auto" w:fill="FFFFFF"/>
+            <w:tcMar>
+              <w:top w:w="50" w:type="dxa"/>
+              <w:bottom w:w="50" w:type="dxa"/>
+              <w:left w:w="100" w:type="dxa"/>
+              <w:right w:w="100" w:type="dxa"/>
+            </w:tcMar>
+            <w:tcBorders>
+              <w:top w:val="single" w:sz="4" w:color="D0D0D0" w:space="0"/>
+              <w:left w:val="single" w:sz="4" w:color="D0D0D0" w:space="0"/>
+              <w:bottom w:val="single" w:sz="4" w:color="D0D0D0" w:space="0"/>
+              <w:right w:val="single" w:sz="4" w:color="D0D0D0" w:space="0"/>
+            </w:tcBorders>
+          </w:tcPr>
+          <w:p>
+            <w:pPr>
+              <w:jc w:val="center"/>
+            </w:pPr>
+            <w:r>
+              <w:rPr>
+                <w:b w:val="0"/>
+                <w:i w:val="0"/>
+                <w:color w:val="222222"/>
+                <w:sz w:val="17"/>
+              </w:rPr>
+              <w:t>2015</w:t>
+            </w:r>
+          </w:p>
+        </w:tc>
+        <w:tc>
+          <w:tcPr>
+            <w:tcW w:type="dxa" w:w="1701"/>
+            <w:shd w:val="clear" w:color="auto" w:fill="FFFFFF"/>
+            <w:tcMar>
+              <w:top w:w="50" w:type="dxa"/>
+              <w:bottom w:w="50" w:type="dxa"/>
+              <w:left w:w="100" w:type="dxa"/>
+              <w:right w:w="100" w:type="dxa"/>
+            </w:tcMar>
+            <w:tcBorders>
+              <w:top w:val="single" w:sz="4" w:color="D0D0D0" w:space="0"/>
+              <w:left w:val="single" w:sz="4" w:color="D0D0D0" w:space="0"/>
+              <w:bottom w:val="single" w:sz="4" w:color="D0D0D0" w:space="0"/>
+              <w:right w:val="single" w:sz="4" w:color="D0D0D0" w:space="0"/>
+            </w:tcBorders>
+          </w:tcPr>
+          <w:p>
+            <w:pPr>
+              <w:jc w:val="center"/>
+            </w:pPr>
+            <w:r>
+              <w:rPr>
+                <w:b w:val="0"/>
+                <w:i w:val="0"/>
+                <w:color w:val="222222"/>
+                <w:sz w:val="17"/>
+              </w:rPr>
+              <w:t>1</w:t>
+            </w:r>
+          </w:p>
+        </w:tc>
+      </w:tr>
+      <w:tr>
+        <w:tc>
+          <w:tcPr>
+            <w:tcW w:type="dxa" w:w="1701"/>
+            <w:shd w:val="clear" w:color="auto" w:fill="F5FBF5"/>
+            <w:tcMar>
+              <w:top w:w="50" w:type="dxa"/>
+              <w:bottom w:w="50" w:type="dxa"/>
+              <w:left w:w="100" w:type="dxa"/>
+              <w:right w:w="100" w:type="dxa"/>
+            </w:tcMar>
+            <w:tcBorders>
+              <w:top w:val="single" w:sz="4" w:color="D0D0D0" w:space="0"/>
+              <w:left w:val="single" w:sz="4" w:color="D0D0D0" w:space="0"/>
+              <w:bottom w:val="single" w:sz="4" w:color="D0D0D0" w:space="0"/>
+              <w:right w:val="single" w:sz="4" w:color="D0D0D0" w:space="0"/>
+            </w:tcBorders>
+          </w:tcPr>
+          <w:p>
+            <w:pPr>
+              <w:jc w:val="center"/>
+            </w:pPr>
+            <w:r>
+              <w:rPr>
+                <w:b w:val="0"/>
+                <w:i w:val="0"/>
+                <w:color w:val="222222"/>
+                <w:sz w:val="17"/>
+              </w:rPr>
+              <w:t>2016</w:t>
+            </w:r>
+          </w:p>
+        </w:tc>
+        <w:tc>
+          <w:tcPr>
+            <w:tcW w:type="dxa" w:w="1701"/>
+            <w:shd w:val="clear" w:color="auto" w:fill="F5FBF5"/>
+            <w:tcMar>
+              <w:top w:w="50" w:type="dxa"/>
+              <w:bottom w:w="50" w:type="dxa"/>
+              <w:left w:w="100" w:type="dxa"/>
+              <w:right w:w="100" w:type="dxa"/>
+            </w:tcMar>
+            <w:tcBorders>
+              <w:top w:val="single" w:sz="4" w:color="D0D0D0" w:space="0"/>
+              <w:left w:val="single" w:sz="4" w:color="D0D0D0" w:space="0"/>
+              <w:bottom w:val="single" w:sz="4" w:color="D0D0D0" w:space="0"/>
+              <w:right w:val="single" w:sz="4" w:color="D0D0D0" w:space="0"/>
+            </w:tcBorders>
+          </w:tcPr>
+          <w:p>
+            <w:pPr>
+              <w:jc w:val="center"/>
+            </w:pPr>
+            <w:r>
+              <w:rPr>
+                <w:b w:val="0"/>
+                <w:i w:val="0"/>
+                <w:color w:val="222222"/>
+                <w:sz w:val="17"/>
+              </w:rPr>
+              <w:t>1</w:t>
+            </w:r>
+          </w:p>
+        </w:tc>
+      </w:tr>
+      <w:tr>
+        <w:tc>
+          <w:tcPr>
+            <w:tcW w:type="dxa" w:w="1701"/>
+            <w:shd w:val="clear" w:color="auto" w:fill="FFFFFF"/>
+            <w:tcMar>
+              <w:top w:w="50" w:type="dxa"/>
+              <w:bottom w:w="50" w:type="dxa"/>
+              <w:left w:w="100" w:type="dxa"/>
+              <w:right w:w="100" w:type="dxa"/>
+            </w:tcMar>
+            <w:tcBorders>
+              <w:top w:val="single" w:sz="4" w:color="D0D0D0" w:space="0"/>
+              <w:left w:val="single" w:sz="4" w:color="D0D0D0" w:space="0"/>
+              <w:bottom w:val="single" w:sz="4" w:color="D0D0D0" w:space="0"/>
+              <w:right w:val="single" w:sz="4" w:color="D0D0D0" w:space="0"/>
+            </w:tcBorders>
+          </w:tcPr>
+          <w:p>
+            <w:pPr>
+              <w:jc w:val="center"/>
+            </w:pPr>
+            <w:r>
+              <w:rPr>
+                <w:b w:val="0"/>
+                <w:i w:val="0"/>
+                <w:color w:val="222222"/>
+                <w:sz w:val="17"/>
+              </w:rPr>
+              <w:t>2017</w:t>
+            </w:r>
+          </w:p>
+        </w:tc>
+        <w:tc>
+          <w:tcPr>
+            <w:tcW w:type="dxa" w:w="1701"/>
+            <w:shd w:val="clear" w:color="auto" w:fill="FFFFFF"/>
+            <w:tcMar>
+              <w:top w:w="50" w:type="dxa"/>
+              <w:bottom w:w="50" w:type="dxa"/>
+              <w:left w:w="100" w:type="dxa"/>
+              <w:right w:w="100" w:type="dxa"/>
+            </w:tcMar>
+            <w:tcBorders>
+              <w:top w:val="single" w:sz="4" w:color="D0D0D0" w:space="0"/>
+              <w:left w:val="single" w:sz="4" w:color="D0D0D0" w:space="0"/>
+              <w:bottom w:val="single" w:sz="4" w:color="D0D0D0" w:space="0"/>
+              <w:right w:val="single" w:sz="4" w:color="D0D0D0" w:space="0"/>
+            </w:tcBorders>
+          </w:tcPr>
+          <w:p>
+            <w:pPr>
+              <w:jc w:val="center"/>
+            </w:pPr>
+            <w:r>
+              <w:rPr>
+                <w:b w:val="0"/>
+                <w:i w:val="0"/>
+                <w:color w:val="222222"/>
+                <w:sz w:val="17"/>
+              </w:rPr>
+              <w:t>7</w:t>
+            </w:r>
+          </w:p>
+        </w:tc>
+      </w:tr>
+      <w:tr>
+        <w:tc>
+          <w:tcPr>
+            <w:tcW w:type="dxa" w:w="1701"/>
+            <w:shd w:val="clear" w:color="auto" w:fill="F5FBF5"/>
+            <w:tcMar>
+              <w:top w:w="50" w:type="dxa"/>
+              <w:bottom w:w="50" w:type="dxa"/>
+              <w:left w:w="100" w:type="dxa"/>
+              <w:right w:w="100" w:type="dxa"/>
+            </w:tcMar>
+            <w:tcBorders>
+              <w:top w:val="single" w:sz="4" w:color="D0D0D0" w:space="0"/>
+              <w:left w:val="single" w:sz="4" w:color="D0D0D0" w:space="0"/>
+              <w:bottom w:val="single" w:sz="4" w:color="D0D0D0" w:space="0"/>
+              <w:right w:val="single" w:sz="4" w:color="D0D0D0" w:space="0"/>
+            </w:tcBorders>
+          </w:tcPr>
+          <w:p>
+            <w:pPr>
+              <w:jc w:val="center"/>
+            </w:pPr>
+            <w:r>
+              <w:rPr>
+                <w:b w:val="0"/>
+                <w:i w:val="0"/>
+                <w:color w:val="222222"/>
+                <w:sz w:val="17"/>
+              </w:rPr>
+              <w:t>2019</w:t>
+            </w:r>
+          </w:p>
+        </w:tc>
+        <w:tc>
+          <w:tcPr>
+            <w:tcW w:type="dxa" w:w="1701"/>
+            <w:shd w:val="clear" w:color="auto" w:fill="F5FBF5"/>
+            <w:tcMar>
+              <w:top w:w="50" w:type="dxa"/>
+              <w:bottom w:w="50" w:type="dxa"/>
+              <w:left w:w="100" w:type="dxa"/>
+              <w:right w:w="100" w:type="dxa"/>
+            </w:tcMar>
+            <w:tcBorders>
+              <w:top w:val="single" w:sz="4" w:color="D0D0D0" w:space="0"/>
+              <w:left w:val="single" w:sz="4" w:color="D0D0D0" w:space="0"/>
+              <w:bottom w:val="single" w:sz="4" w:color="D0D0D0" w:space="0"/>
+              <w:right w:val="single" w:sz="4" w:color="D0D0D0" w:space="0"/>
+            </w:tcBorders>
+          </w:tcPr>
+          <w:p>
+            <w:pPr>
+              <w:jc w:val="center"/>
+            </w:pPr>
+            <w:r>
+              <w:rPr>
+                <w:b w:val="0"/>
+                <w:i w:val="0"/>
+                <w:color w:val="222222"/>
+                <w:sz w:val="17"/>
+              </w:rPr>
+              <w:t>3</w:t>
+            </w:r>
+          </w:p>
+        </w:tc>
+      </w:tr>
+      <w:tr>
+        <w:tc>
+          <w:tcPr>
+            <w:tcW w:type="dxa" w:w="1701"/>
+            <w:shd w:val="clear" w:color="auto" w:fill="FFFFFF"/>
+            <w:tcMar>
+              <w:top w:w="50" w:type="dxa"/>
+              <w:bottom w:w="50" w:type="dxa"/>
+              <w:left w:w="100" w:type="dxa"/>
+              <w:right w:w="100" w:type="dxa"/>
+            </w:tcMar>
+            <w:tcBorders>
+              <w:top w:val="single" w:sz="4" w:color="D0D0D0" w:space="0"/>
+              <w:left w:val="single" w:sz="4" w:color="D0D0D0" w:space="0"/>
+              <w:bottom w:val="single" w:sz="4" w:color="D0D0D0" w:space="0"/>
+              <w:right w:val="single" w:sz="4" w:color="D0D0D0" w:space="0"/>
+            </w:tcBorders>
+          </w:tcPr>
+          <w:p>
+            <w:pPr>
+              <w:jc w:val="center"/>
+            </w:pPr>
+            <w:r>
+              <w:rPr>
+                <w:b w:val="0"/>
+                <w:i w:val="0"/>
+                <w:color w:val="222222"/>
+                <w:sz w:val="17"/>
+              </w:rPr>
+              <w:t>2021</w:t>
+            </w:r>
+          </w:p>
+        </w:tc>
+        <w:tc>
+          <w:tcPr>
+            <w:tcW w:type="dxa" w:w="1701"/>
+            <w:shd w:val="clear" w:color="auto" w:fill="FFFFFF"/>
+            <w:tcMar>
+              <w:top w:w="50" w:type="dxa"/>
+              <w:bottom w:w="50" w:type="dxa"/>
+              <w:left w:w="100" w:type="dxa"/>
+              <w:right w:w="100" w:type="dxa"/>
+            </w:tcMar>
+            <w:tcBorders>
+              <w:top w:val="single" w:sz="4" w:color="D0D0D0" w:space="0"/>
+              <w:left w:val="single" w:sz="4" w:color="D0D0D0" w:space="0"/>
+              <w:bottom w:val="single" w:sz="4" w:color="D0D0D0" w:space="0"/>
+              <w:right w:val="single" w:sz="4" w:color="D0D0D0" w:space="0"/>
+            </w:tcBorders>
+          </w:tcPr>
+          <w:p>
+            <w:pPr>
+              <w:jc w:val="center"/>
+            </w:pPr>
+            <w:r>
+              <w:rPr>
+                <w:b w:val="0"/>
+                <w:i w:val="0"/>
+                <w:color w:val="222222"/>
+                <w:sz w:val="17"/>
+              </w:rPr>
+              <w:t>1</w:t>
+            </w:r>
+          </w:p>
+        </w:tc>
+      </w:tr>
+      <w:tr>
+        <w:tc>
+          <w:tcPr>
+            <w:tcW w:type="dxa" w:w="1701"/>
+            <w:shd w:val="clear" w:color="auto" w:fill="F5FBF5"/>
+            <w:tcMar>
+              <w:top w:w="50" w:type="dxa"/>
+              <w:bottom w:w="50" w:type="dxa"/>
+              <w:left w:w="100" w:type="dxa"/>
+              <w:right w:w="100" w:type="dxa"/>
+            </w:tcMar>
+            <w:tcBorders>
+              <w:top w:val="single" w:sz="4" w:color="D0D0D0" w:space="0"/>
+              <w:left w:val="single" w:sz="4" w:color="D0D0D0" w:space="0"/>
+              <w:bottom w:val="single" w:sz="4" w:color="D0D0D0" w:space="0"/>
+              <w:right w:val="single" w:sz="4" w:color="D0D0D0" w:space="0"/>
+            </w:tcBorders>
+          </w:tcPr>
+          <w:p>
+            <w:pPr>
+              <w:jc w:val="center"/>
+            </w:pPr>
+            <w:r>
+              <w:rPr>
+                <w:b w:val="0"/>
+                <w:i w:val="0"/>
+                <w:color w:val="222222"/>
+                <w:sz w:val="17"/>
+              </w:rPr>
+              <w:t>2022</w:t>
+            </w:r>
+          </w:p>
+        </w:tc>
+        <w:tc>
+          <w:tcPr>
+            <w:tcW w:type="dxa" w:w="1701"/>
+            <w:shd w:val="clear" w:color="auto" w:fill="F5FBF5"/>
+            <w:tcMar>
+              <w:top w:w="50" w:type="dxa"/>
+              <w:bottom w:w="50" w:type="dxa"/>
+              <w:left w:w="100" w:type="dxa"/>
+              <w:right w:w="100" w:type="dxa"/>
+            </w:tcMar>
+            <w:tcBorders>
+              <w:top w:val="single" w:sz="4" w:color="D0D0D0" w:space="0"/>
+              <w:left w:val="single" w:sz="4" w:color="D0D0D0" w:space="0"/>
+              <w:bottom w:val="single" w:sz="4" w:color="D0D0D0" w:space="0"/>
+              <w:right w:val="single" w:sz="4" w:color="D0D0D0" w:space="0"/>
+            </w:tcBorders>
+          </w:tcPr>
+          <w:p>
+            <w:pPr>
+              <w:jc w:val="center"/>
+            </w:pPr>
+            <w:r>
+              <w:rPr>
+                <w:b w:val="0"/>
+                <w:i w:val="0"/>
+                <w:color w:val="222222"/>
+                <w:sz w:val="17"/>
+              </w:rPr>
+              <w:t>6</w:t>
+            </w:r>
+          </w:p>
+        </w:tc>
+      </w:tr>
+      <w:tr>
+        <w:tc>
+          <w:tcPr>
+            <w:tcW w:type="dxa" w:w="1701"/>
+            <w:shd w:val="clear" w:color="auto" w:fill="FFFFFF"/>
+            <w:tcMar>
+              <w:top w:w="50" w:type="dxa"/>
+              <w:bottom w:w="50" w:type="dxa"/>
+              <w:left w:w="100" w:type="dxa"/>
+              <w:right w:w="100" w:type="dxa"/>
+            </w:tcMar>
+            <w:tcBorders>
+              <w:top w:val="single" w:sz="4" w:color="D0D0D0" w:space="0"/>
+              <w:left w:val="single" w:sz="4" w:color="D0D0D0" w:space="0"/>
+              <w:bottom w:val="single" w:sz="4" w:color="D0D0D0" w:space="0"/>
+              <w:right w:val="single" w:sz="4" w:color="D0D0D0" w:space="0"/>
+            </w:tcBorders>
+          </w:tcPr>
+          <w:p>
+            <w:pPr>
+              <w:jc w:val="center"/>
+            </w:pPr>
+            <w:r>
+              <w:rPr>
+                <w:b w:val="0"/>
+                <w:i w:val="0"/>
+                <w:color w:val="222222"/>
+                <w:sz w:val="17"/>
+              </w:rPr>
+              <w:t>2023</w:t>
+            </w:r>
+          </w:p>
+        </w:tc>
+        <w:tc>
+          <w:tcPr>
+            <w:tcW w:type="dxa" w:w="1701"/>
+            <w:shd w:val="clear" w:color="auto" w:fill="FFFFFF"/>
+            <w:tcMar>
+              <w:top w:w="50" w:type="dxa"/>
+              <w:bottom w:w="50" w:type="dxa"/>
+              <w:left w:w="100" w:type="dxa"/>
+              <w:right w:w="100" w:type="dxa"/>
+            </w:tcMar>
+            <w:tcBorders>
+              <w:top w:val="single" w:sz="4" w:color="D0D0D0" w:space="0"/>
+              <w:left w:val="single" w:sz="4" w:color="D0D0D0" w:space="0"/>
+              <w:bottom w:val="single" w:sz="4" w:color="D0D0D0" w:space="0"/>
+              <w:right w:val="single" w:sz="4" w:color="D0D0D0" w:space="0"/>
+            </w:tcBorders>
+          </w:tcPr>
+          <w:p>
+            <w:pPr>
+              <w:jc w:val="center"/>
+            </w:pPr>
+            <w:r>
+              <w:rPr>
+                <w:b w:val="0"/>
+                <w:i w:val="0"/>
+                <w:color w:val="222222"/>
+                <w:sz w:val="17"/>
+              </w:rPr>
+              <w:t>2</w:t>
+            </w:r>
+          </w:p>
+        </w:tc>
+      </w:tr>
+    </w:tbl>
+    <w:p>
+      <w:pPr>
+        <w:spacing w:after="80"/>
+      </w:pPr>
+    </w:p>
+    <w:p>
+      <w:pPr>
+        <w:spacing w:before="120" w:after="40"/>
+      </w:pPr>
+      <w:r>
+        <w:rPr>
+          <w:b/>
+          <w:i/>
+          <w:color w:val="2E7D32"/>
+          <w:sz w:val="17"/>
+        </w:rPr>
+        <w:t>Tabel 4.9: Sektor Industri Paling Represif</w:t>
+      </w:r>
+    </w:p>
+    <w:tbl>
+      <w:tblPr>
+        <w:tblStyle w:val="TableGrid"/>
+        <w:tblW w:type="auto" w:w="0"/>
+        <w:jc w:val="center"/>
+        <w:tblLayout w:type="fixed"/>
+        <w:tblLook w:firstColumn="1" w:firstRow="1" w:lastColumn="0" w:lastRow="0" w:noHBand="0" w:noVBand="1" w:val="04A0"/>
+      </w:tblPr>
+      <w:tblGrid>
+        <w:gridCol w:w="4819"/>
+        <w:gridCol w:w="4819"/>
+      </w:tblGrid>
+      <w:tr>
+        <w:tc>
+          <w:tcPr>
+            <w:tcW w:type="dxa" w:w="2835"/>
+            <w:shd w:val="clear" w:color="auto" w:fill="2E7D32"/>
+            <w:tcMar>
+              <w:top w:w="70" w:type="dxa"/>
+              <w:bottom w:w="70" w:type="dxa"/>
+              <w:left w:w="100" w:type="dxa"/>
+              <w:right w:w="100" w:type="dxa"/>
+            </w:tcMar>
+            <w:tcBorders>
+              <w:top w:val="single" w:sz="4" w:color="D0D0D0" w:space="0"/>
+              <w:left w:val="single" w:sz="4" w:color="D0D0D0" w:space="0"/>
+              <w:bottom w:val="single" w:sz="8" w:color="1B5E20" w:space="0"/>
+              <w:right w:val="single" w:sz="4" w:color="D0D0D0" w:space="0"/>
+            </w:tcBorders>
+          </w:tcPr>
+          <w:p>
+            <w:pPr>
+              <w:jc w:val="left"/>
+            </w:pPr>
+            <w:r>
+              <w:rPr>
+                <w:b/>
+                <w:i w:val="0"/>
+                <w:color w:val="FFFFFF"/>
+                <w:sz w:val="17"/>
+              </w:rPr>
+              <w:t>Sektor Pemicu</w:t>
+            </w:r>
+          </w:p>
+        </w:tc>
+        <w:tc>
+          <w:tcPr>
+            <w:tcW w:type="dxa" w:w="2268"/>
+            <w:shd w:val="clear" w:color="auto" w:fill="2E7D32"/>
+            <w:tcMar>
+              <w:top w:w="70" w:type="dxa"/>
+              <w:bottom w:w="70" w:type="dxa"/>
+              <w:left w:w="100" w:type="dxa"/>
+              <w:right w:w="100" w:type="dxa"/>
+            </w:tcMar>
+            <w:tcBorders>
+              <w:top w:val="single" w:sz="4" w:color="D0D0D0" w:space="0"/>
+              <w:left w:val="single" w:sz="4" w:color="D0D0D0" w:space="0"/>
+              <w:bottom w:val="single" w:sz="8" w:color="1B5E20" w:space="0"/>
+              <w:right w:val="single" w:sz="4" w:color="D0D0D0" w:space="0"/>
+            </w:tcBorders>
+          </w:tcPr>
+          <w:p>
+            <w:pPr>
+              <w:jc w:val="center"/>
+            </w:pPr>
+            <w:r>
+              <w:rPr>
+                <w:b/>
+                <w:i w:val="0"/>
+                <w:color w:val="FFFFFF"/>
+                <w:sz w:val="17"/>
+              </w:rPr>
+              <w:t>Jumlah Kasus Kriminalisasi</w:t>
+            </w:r>
+          </w:p>
+        </w:tc>
+      </w:tr>
+      <w:tr>
+        <w:tc>
+          <w:tcPr>
+            <w:tcW w:type="dxa" w:w="2835"/>
+            <w:shd w:val="clear" w:color="auto" w:fill="F5FBF5"/>
+            <w:tcMar>
+              <w:top w:w="50" w:type="dxa"/>
+              <w:bottom w:w="50" w:type="dxa"/>
+              <w:left w:w="100" w:type="dxa"/>
+              <w:right w:w="100" w:type="dxa"/>
+            </w:tcMar>
+            <w:tcBorders>
+              <w:top w:val="single" w:sz="4" w:color="D0D0D0" w:space="0"/>
+              <w:left w:val="single" w:sz="4" w:color="D0D0D0" w:space="0"/>
+              <w:bottom w:val="single" w:sz="4" w:color="D0D0D0" w:space="0"/>
+              <w:right w:val="single" w:sz="4" w:color="D0D0D0" w:space="0"/>
+            </w:tcBorders>
+          </w:tcPr>
+          <w:p>
+            <w:pPr>
+              <w:jc w:val="left"/>
+            </w:pPr>
+            <w:r>
+              <w:rPr>
+                <w:b w:val="0"/>
+                <w:i w:val="0"/>
+                <w:color w:val="222222"/>
+                <w:sz w:val="17"/>
+              </w:rPr>
+              <w:t>Pertambangan</w:t>
+            </w:r>
+          </w:p>
+        </w:tc>
+        <w:tc>
+          <w:tcPr>
+            <w:tcW w:type="dxa" w:w="2268"/>
+            <w:shd w:val="clear" w:color="auto" w:fill="F5FBF5"/>
+            <w:tcMar>
+              <w:top w:w="50" w:type="dxa"/>
+              <w:bottom w:w="50" w:type="dxa"/>
+              <w:left w:w="100" w:type="dxa"/>
+              <w:right w:w="100" w:type="dxa"/>
+            </w:tcMar>
+            <w:tcBorders>
+              <w:top w:val="single" w:sz="4" w:color="D0D0D0" w:space="0"/>
+              <w:left w:val="single" w:sz="4" w:color="D0D0D0" w:space="0"/>
+              <w:bottom w:val="single" w:sz="4" w:color="D0D0D0" w:space="0"/>
+              <w:right w:val="single" w:sz="4" w:color="D0D0D0" w:space="0"/>
+            </w:tcBorders>
+          </w:tcPr>
+          <w:p>
+            <w:pPr>
+              <w:jc w:val="center"/>
+            </w:pPr>
+            <w:r>
+              <w:rPr>
+                <w:b w:val="0"/>
+                <w:i w:val="0"/>
+                <w:color w:val="222222"/>
+                <w:sz w:val="17"/>
+              </w:rPr>
+              <w:t>17</w:t>
+            </w:r>
+          </w:p>
+        </w:tc>
+      </w:tr>
+      <w:tr>
+        <w:tc>
+          <w:tcPr>
+            <w:tcW w:type="dxa" w:w="2835"/>
+            <w:shd w:val="clear" w:color="auto" w:fill="FFFFFF"/>
+            <w:tcMar>
+              <w:top w:w="50" w:type="dxa"/>
+              <w:bottom w:w="50" w:type="dxa"/>
+              <w:left w:w="100" w:type="dxa"/>
+              <w:right w:w="100" w:type="dxa"/>
+            </w:tcMar>
+            <w:tcBorders>
+              <w:top w:val="single" w:sz="4" w:color="D0D0D0" w:space="0"/>
+              <w:left w:val="single" w:sz="4" w:color="D0D0D0" w:space="0"/>
+              <w:bottom w:val="single" w:sz="4" w:color="D0D0D0" w:space="0"/>
+              <w:right w:val="single" w:sz="4" w:color="D0D0D0" w:space="0"/>
+            </w:tcBorders>
+          </w:tcPr>
+          <w:p>
+            <w:pPr>
+              <w:jc w:val="left"/>
+            </w:pPr>
+            <w:r>
+              <w:rPr>
+                <w:b w:val="0"/>
+                <w:i w:val="0"/>
+                <w:color w:val="222222"/>
+                <w:sz w:val="17"/>
+              </w:rPr>
+              <w:t>Kehutanan</w:t>
+            </w:r>
+          </w:p>
+        </w:tc>
+        <w:tc>
+          <w:tcPr>
+            <w:tcW w:type="dxa" w:w="2268"/>
+            <w:shd w:val="clear" w:color="auto" w:fill="FFFFFF"/>
+            <w:tcMar>
+              <w:top w:w="50" w:type="dxa"/>
+              <w:bottom w:w="50" w:type="dxa"/>
+              <w:left w:w="100" w:type="dxa"/>
+              <w:right w:w="100" w:type="dxa"/>
+            </w:tcMar>
+            <w:tcBorders>
+              <w:top w:val="single" w:sz="4" w:color="D0D0D0" w:space="0"/>
+              <w:left w:val="single" w:sz="4" w:color="D0D0D0" w:space="0"/>
+              <w:bottom w:val="single" w:sz="4" w:color="D0D0D0" w:space="0"/>
+              <w:right w:val="single" w:sz="4" w:color="D0D0D0" w:space="0"/>
+            </w:tcBorders>
+          </w:tcPr>
+          <w:p>
+            <w:pPr>
+              <w:jc w:val="center"/>
+            </w:pPr>
+            <w:r>
+              <w:rPr>
+                <w:b w:val="0"/>
+                <w:i w:val="0"/>
+                <w:color w:val="222222"/>
+                <w:sz w:val="17"/>
+              </w:rPr>
+              <w:t>13</w:t>
+            </w:r>
+          </w:p>
+        </w:tc>
+      </w:tr>
+      <w:tr>
+        <w:tc>
+          <w:tcPr>
+            <w:tcW w:type="dxa" w:w="2835"/>
+            <w:shd w:val="clear" w:color="auto" w:fill="F5FBF5"/>
+            <w:tcMar>
+              <w:top w:w="50" w:type="dxa"/>
+              <w:bottom w:w="50" w:type="dxa"/>
+              <w:left w:w="100" w:type="dxa"/>
+              <w:right w:w="100" w:type="dxa"/>
+            </w:tcMar>
+            <w:tcBorders>
+              <w:top w:val="single" w:sz="4" w:color="D0D0D0" w:space="0"/>
+              <w:left w:val="single" w:sz="4" w:color="D0D0D0" w:space="0"/>
+              <w:bottom w:val="single" w:sz="4" w:color="D0D0D0" w:space="0"/>
+              <w:right w:val="single" w:sz="4" w:color="D0D0D0" w:space="0"/>
+            </w:tcBorders>
+          </w:tcPr>
+          <w:p>
+            <w:pPr>
+              <w:jc w:val="left"/>
+            </w:pPr>
+            <w:r>
+              <w:rPr>
+                <w:b w:val="0"/>
+                <w:i w:val="0"/>
+                <w:color w:val="222222"/>
+                <w:sz w:val="17"/>
+              </w:rPr>
+              <w:t>Perkebunan</w:t>
+            </w:r>
+          </w:p>
+        </w:tc>
+        <w:tc>
+          <w:tcPr>
+            <w:tcW w:type="dxa" w:w="2268"/>
+            <w:shd w:val="clear" w:color="auto" w:fill="F5FBF5"/>
+            <w:tcMar>
+              <w:top w:w="50" w:type="dxa"/>
+              <w:bottom w:w="50" w:type="dxa"/>
+              <w:left w:w="100" w:type="dxa"/>
+              <w:right w:w="100" w:type="dxa"/>
+            </w:tcMar>
+            <w:tcBorders>
+              <w:top w:val="single" w:sz="4" w:color="D0D0D0" w:space="0"/>
+              <w:left w:val="single" w:sz="4" w:color="D0D0D0" w:space="0"/>
+              <w:bottom w:val="single" w:sz="4" w:color="D0D0D0" w:space="0"/>
+              <w:right w:val="single" w:sz="4" w:color="D0D0D0" w:space="0"/>
+            </w:tcBorders>
+          </w:tcPr>
+          <w:p>
+            <w:pPr>
+              <w:jc w:val="center"/>
+            </w:pPr>
+            <w:r>
+              <w:rPr>
+                <w:b w:val="0"/>
+                <w:i w:val="0"/>
+                <w:color w:val="222222"/>
+                <w:sz w:val="17"/>
+              </w:rPr>
+              <w:t>12</w:t>
+            </w:r>
+          </w:p>
+        </w:tc>
+      </w:tr>
+      <w:tr>
+        <w:tc>
+          <w:tcPr>
+            <w:tcW w:type="dxa" w:w="2835"/>
+            <w:shd w:val="clear" w:color="auto" w:fill="FFFFFF"/>
+            <w:tcMar>
+              <w:top w:w="50" w:type="dxa"/>
+              <w:bottom w:w="50" w:type="dxa"/>
+              <w:left w:w="100" w:type="dxa"/>
+              <w:right w:w="100" w:type="dxa"/>
+            </w:tcMar>
+            <w:tcBorders>
+              <w:top w:val="single" w:sz="4" w:color="D0D0D0" w:space="0"/>
+              <w:left w:val="single" w:sz="4" w:color="D0D0D0" w:space="0"/>
+              <w:bottom w:val="single" w:sz="4" w:color="D0D0D0" w:space="0"/>
+              <w:right w:val="single" w:sz="4" w:color="D0D0D0" w:space="0"/>
+            </w:tcBorders>
+          </w:tcPr>
+          <w:p>
+            <w:pPr>
+              <w:jc w:val="left"/>
+            </w:pPr>
+            <w:r>
+              <w:rPr>
+                <w:b w:val="0"/>
+                <w:i w:val="0"/>
+                <w:color w:val="222222"/>
+                <w:sz w:val="17"/>
+              </w:rPr>
+              <w:t>Infrastruktur &amp; PSN</w:t>
+            </w:r>
+          </w:p>
+        </w:tc>
+        <w:tc>
+          <w:tcPr>
+            <w:tcW w:type="dxa" w:w="2268"/>
+            <w:shd w:val="clear" w:color="auto" w:fill="FFFFFF"/>
+            <w:tcMar>
+              <w:top w:w="50" w:type="dxa"/>
+              <w:bottom w:w="50" w:type="dxa"/>
+              <w:left w:w="100" w:type="dxa"/>
+              <w:right w:w="100" w:type="dxa"/>
+            </w:tcMar>
+            <w:tcBorders>
+              <w:top w:val="single" w:sz="4" w:color="D0D0D0" w:space="0"/>
+              <w:left w:val="single" w:sz="4" w:color="D0D0D0" w:space="0"/>
+              <w:bottom w:val="single" w:sz="4" w:color="D0D0D0" w:space="0"/>
+              <w:right w:val="single" w:sz="4" w:color="D0D0D0" w:space="0"/>
+            </w:tcBorders>
+          </w:tcPr>
+          <w:p>
+            <w:pPr>
+              <w:jc w:val="center"/>
+            </w:pPr>
+            <w:r>
+              <w:rPr>
+                <w:b w:val="0"/>
+                <w:i w:val="0"/>
+                <w:color w:val="222222"/>
+                <w:sz w:val="17"/>
+              </w:rPr>
+              <w:t>2</w:t>
+            </w:r>
+          </w:p>
+        </w:tc>
+      </w:tr>
+      <w:tr>
+        <w:tc>
+          <w:tcPr>
+            <w:tcW w:type="dxa" w:w="2835"/>
+            <w:shd w:val="clear" w:color="auto" w:fill="F5FBF5"/>
+            <w:tcMar>
+              <w:top w:w="50" w:type="dxa"/>
+              <w:bottom w:w="50" w:type="dxa"/>
+              <w:left w:w="100" w:type="dxa"/>
+              <w:right w:w="100" w:type="dxa"/>
+            </w:tcMar>
+            <w:tcBorders>
+              <w:top w:val="single" w:sz="4" w:color="D0D0D0" w:space="0"/>
+              <w:left w:val="single" w:sz="4" w:color="D0D0D0" w:space="0"/>
+              <w:bottom w:val="single" w:sz="4" w:color="D0D0D0" w:space="0"/>
+              <w:right w:val="single" w:sz="4" w:color="D0D0D0" w:space="0"/>
+            </w:tcBorders>
+          </w:tcPr>
+          <w:p>
+            <w:pPr>
+              <w:jc w:val="left"/>
+            </w:pPr>
+            <w:r>
+              <w:rPr>
+                <w:b w:val="0"/>
+                <w:i w:val="0"/>
+                <w:color w:val="222222"/>
+                <w:sz w:val="17"/>
+              </w:rPr>
+              <w:t>Pariwisata &amp; Pesisir</w:t>
+            </w:r>
+          </w:p>
+        </w:tc>
+        <w:tc>
+          <w:tcPr>
+            <w:tcW w:type="dxa" w:w="2268"/>
+            <w:shd w:val="clear" w:color="auto" w:fill="F5FBF5"/>
+            <w:tcMar>
+              <w:top w:w="50" w:type="dxa"/>
+              <w:bottom w:w="50" w:type="dxa"/>
+              <w:left w:w="100" w:type="dxa"/>
+              <w:right w:w="100" w:type="dxa"/>
+            </w:tcMar>
+            <w:tcBorders>
+              <w:top w:val="single" w:sz="4" w:color="D0D0D0" w:space="0"/>
+              <w:left w:val="single" w:sz="4" w:color="D0D0D0" w:space="0"/>
+              <w:bottom w:val="single" w:sz="4" w:color="D0D0D0" w:space="0"/>
+              <w:right w:val="single" w:sz="4" w:color="D0D0D0" w:space="0"/>
+            </w:tcBorders>
+          </w:tcPr>
+          <w:p>
+            <w:pPr>
+              <w:jc w:val="center"/>
+            </w:pPr>
+            <w:r>
+              <w:rPr>
+                <w:b w:val="0"/>
+                <w:i w:val="0"/>
+                <w:color w:val="222222"/>
+                <w:sz w:val="17"/>
+              </w:rPr>
+              <w:t>2</w:t>
+            </w:r>
+          </w:p>
+        </w:tc>
+      </w:tr>
+    </w:tbl>
+    <w:p>
+      <w:pPr>
+        <w:spacing w:after="80"/>
+      </w:pPr>
+    </w:p>
+    <w:p>
+      <w:pPr>
+        <w:spacing w:before="120" w:after="40"/>
+      </w:pPr>
+      <w:r>
+        <w:rPr>
+          <w:b/>
+          <w:i/>
+          <w:color w:val="2E7D32"/>
+          <w:sz w:val="17"/>
+        </w:rPr>
+        <w:t>Tabel 4.10: Arsip Kasus Represi dan Kekerasan Fisik Tertinggi</w:t>
+      </w:r>
+    </w:p>
+    <w:tbl>
+      <w:tblPr>
+        <w:tblStyle w:val="TableGrid"/>
+        <w:tblW w:type="auto" w:w="0"/>
+        <w:jc w:val="center"/>
+        <w:tblLayout w:type="fixed"/>
+        <w:tblLook w:firstColumn="1" w:firstRow="1" w:lastColumn="0" w:lastRow="0" w:noHBand="0" w:noVBand="1" w:val="04A0"/>
+      </w:tblPr>
+      <w:tblGrid>
+        <w:gridCol w:w="1606"/>
+        <w:gridCol w:w="1606"/>
+        <w:gridCol w:w="1606"/>
+        <w:gridCol w:w="1606"/>
+        <w:gridCol w:w="1606"/>
+        <w:gridCol w:w="1606"/>
+      </w:tblGrid>
+      <w:tr>
+        <w:tc>
+          <w:tcPr>
+            <w:tcW w:type="dxa" w:w="794"/>
+            <w:shd w:val="clear" w:color="auto" w:fill="2E7D32"/>
+            <w:tcMar>
+              <w:top w:w="70" w:type="dxa"/>
+              <w:bottom w:w="70" w:type="dxa"/>
+              <w:left w:w="100" w:type="dxa"/>
+              <w:right w:w="100" w:type="dxa"/>
+            </w:tcMar>
+            <w:tcBorders>
+              <w:top w:val="single" w:sz="4" w:color="D0D0D0" w:space="0"/>
+              <w:left w:val="single" w:sz="4" w:color="D0D0D0" w:space="0"/>
+              <w:bottom w:val="single" w:sz="8" w:color="1B5E20" w:space="0"/>
+              <w:right w:val="single" w:sz="4" w:color="D0D0D0" w:space="0"/>
+            </w:tcBorders>
+          </w:tcPr>
+          <w:p>
+            <w:pPr>
+              <w:jc w:val="center"/>
+            </w:pPr>
+            <w:r>
+              <w:rPr>
+                <w:b/>
+                <w:i w:val="0"/>
+                <w:color w:val="FFFFFF"/>
+                <w:sz w:val="17"/>
+              </w:rPr>
+              <w:t>Tahun</w:t>
+            </w:r>
+          </w:p>
+        </w:tc>
+        <w:tc>
+          <w:tcPr>
+            <w:tcW w:type="dxa" w:w="1134"/>
+            <w:shd w:val="clear" w:color="auto" w:fill="2E7D32"/>
+            <w:tcMar>
+              <w:top w:w="70" w:type="dxa"/>
+              <w:bottom w:w="70" w:type="dxa"/>
+              <w:left w:w="100" w:type="dxa"/>
+              <w:right w:w="100" w:type="dxa"/>
+            </w:tcMar>
+            <w:tcBorders>
+              <w:top w:val="single" w:sz="4" w:color="D0D0D0" w:space="0"/>
+              <w:left w:val="single" w:sz="4" w:color="D0D0D0" w:space="0"/>
+              <w:bottom w:val="single" w:sz="8" w:color="1B5E20" w:space="0"/>
+              <w:right w:val="single" w:sz="4" w:color="D0D0D0" w:space="0"/>
+            </w:tcBorders>
+          </w:tcPr>
+          <w:p>
+            <w:pPr>
+              <w:jc w:val="left"/>
+            </w:pPr>
+            <w:r>
+              <w:rPr>
+                <w:b/>
+                <w:i w:val="0"/>
+                <w:color w:val="FFFFFF"/>
+                <w:sz w:val="17"/>
+              </w:rPr>
+              <w:t>Sektor</w:t>
+            </w:r>
+          </w:p>
+        </w:tc>
+        <w:tc>
+          <w:tcPr>
+            <w:tcW w:type="dxa" w:w="1701"/>
+            <w:shd w:val="clear" w:color="auto" w:fill="2E7D32"/>
+            <w:tcMar>
+              <w:top w:w="70" w:type="dxa"/>
+              <w:bottom w:w="70" w:type="dxa"/>
+              <w:left w:w="100" w:type="dxa"/>
+              <w:right w:w="100" w:type="dxa"/>
+            </w:tcMar>
+            <w:tcBorders>
+              <w:top w:val="single" w:sz="4" w:color="D0D0D0" w:space="0"/>
+              <w:left w:val="single" w:sz="4" w:color="D0D0D0" w:space="0"/>
+              <w:bottom w:val="single" w:sz="8" w:color="1B5E20" w:space="0"/>
+              <w:right w:val="single" w:sz="4" w:color="D0D0D0" w:space="0"/>
+            </w:tcBorders>
+          </w:tcPr>
+          <w:p>
+            <w:pPr>
+              <w:jc w:val="left"/>
+            </w:pPr>
+            <w:r>
+              <w:rPr>
+                <w:b/>
+                <w:i w:val="0"/>
+                <w:color w:val="FFFFFF"/>
+                <w:sz w:val="17"/>
+              </w:rPr>
+              <w:t>Perusahaan Terlibat</w:t>
+            </w:r>
+          </w:p>
+        </w:tc>
+        <w:tc>
+          <w:tcPr>
+            <w:tcW w:type="dxa" w:w="907"/>
+            <w:shd w:val="clear" w:color="auto" w:fill="2E7D32"/>
+            <w:tcMar>
+              <w:top w:w="70" w:type="dxa"/>
+              <w:bottom w:w="70" w:type="dxa"/>
+              <w:left w:w="100" w:type="dxa"/>
+              <w:right w:w="100" w:type="dxa"/>
+            </w:tcMar>
+            <w:tcBorders>
+              <w:top w:val="single" w:sz="4" w:color="D0D0D0" w:space="0"/>
+              <w:left w:val="single" w:sz="4" w:color="D0D0D0" w:space="0"/>
+              <w:bottom w:val="single" w:sz="8" w:color="1B5E20" w:space="0"/>
+              <w:right w:val="single" w:sz="4" w:color="D0D0D0" w:space="0"/>
+            </w:tcBorders>
+          </w:tcPr>
+          <w:p>
+            <w:pPr>
+              <w:jc w:val="center"/>
+            </w:pPr>
+            <w:r>
+              <w:rPr>
+                <w:b/>
+                <w:i w:val="0"/>
+                <w:color w:val="FFFFFF"/>
+                <w:sz w:val="17"/>
+              </w:rPr>
+              <w:t>Ditangkap</w:t>
+            </w:r>
+          </w:p>
+        </w:tc>
+        <w:tc>
+          <w:tcPr>
+            <w:tcW w:type="dxa" w:w="794"/>
+            <w:shd w:val="clear" w:color="auto" w:fill="2E7D32"/>
+            <w:tcMar>
+              <w:top w:w="70" w:type="dxa"/>
+              <w:bottom w:w="70" w:type="dxa"/>
+              <w:left w:w="100" w:type="dxa"/>
+              <w:right w:w="100" w:type="dxa"/>
+            </w:tcMar>
+            <w:tcBorders>
+              <w:top w:val="single" w:sz="4" w:color="D0D0D0" w:space="0"/>
+              <w:left w:val="single" w:sz="4" w:color="D0D0D0" w:space="0"/>
+              <w:bottom w:val="single" w:sz="8" w:color="1B5E20" w:space="0"/>
+              <w:right w:val="single" w:sz="4" w:color="D0D0D0" w:space="0"/>
+            </w:tcBorders>
+          </w:tcPr>
+          <w:p>
+            <w:pPr>
+              <w:jc w:val="center"/>
+            </w:pPr>
+            <w:r>
+              <w:rPr>
+                <w:b/>
+                <w:i w:val="0"/>
+                <w:color w:val="FFFFFF"/>
+                <w:sz w:val="17"/>
+              </w:rPr>
+              <w:t>Tewas</w:t>
+            </w:r>
+          </w:p>
+        </w:tc>
+        <w:tc>
+          <w:tcPr>
+            <w:tcW w:type="dxa" w:w="3402"/>
+            <w:shd w:val="clear" w:color="auto" w:fill="2E7D32"/>
+            <w:tcMar>
+              <w:top w:w="70" w:type="dxa"/>
+              <w:bottom w:w="70" w:type="dxa"/>
+              <w:left w:w="100" w:type="dxa"/>
+              <w:right w:w="100" w:type="dxa"/>
+            </w:tcMar>
+            <w:tcBorders>
+              <w:top w:val="single" w:sz="4" w:color="D0D0D0" w:space="0"/>
+              <w:left w:val="single" w:sz="4" w:color="D0D0D0" w:space="0"/>
+              <w:bottom w:val="single" w:sz="8" w:color="1B5E20" w:space="0"/>
+              <w:right w:val="single" w:sz="4" w:color="D0D0D0" w:space="0"/>
+            </w:tcBorders>
+          </w:tcPr>
+          <w:p>
+            <w:pPr>
+              <w:jc w:val="left"/>
+            </w:pPr>
+            <w:r>
+              <w:rPr>
+                <w:b/>
+                <w:i w:val="0"/>
+                <w:color w:val="FFFFFF"/>
+                <w:sz w:val="17"/>
+              </w:rPr>
+              <w:t>Narasi Singkat</w:t>
+            </w:r>
+          </w:p>
+        </w:tc>
+      </w:tr>
+      <w:tr>
+        <w:tc>
+          <w:tcPr>
+            <w:tcW w:type="dxa" w:w="794"/>
+            <w:shd w:val="clear" w:color="auto" w:fill="F5FBF5"/>
+            <w:tcMar>
+              <w:top w:w="50" w:type="dxa"/>
+              <w:bottom w:w="50" w:type="dxa"/>
+              <w:left w:w="100" w:type="dxa"/>
+              <w:right w:w="100" w:type="dxa"/>
+            </w:tcMar>
+            <w:tcBorders>
+              <w:top w:val="single" w:sz="4" w:color="D0D0D0" w:space="0"/>
+              <w:left w:val="single" w:sz="4" w:color="D0D0D0" w:space="0"/>
+              <w:bottom w:val="single" w:sz="4" w:color="D0D0D0" w:space="0"/>
+              <w:right w:val="single" w:sz="4" w:color="D0D0D0" w:space="0"/>
+            </w:tcBorders>
+          </w:tcPr>
+          <w:p>
+            <w:pPr>
+              <w:jc w:val="center"/>
+            </w:pPr>
+            <w:r>
+              <w:rPr>
+                <w:b w:val="0"/>
+                <w:i w:val="0"/>
+                <w:color w:val="222222"/>
+                <w:sz w:val="17"/>
+              </w:rPr>
+              <w:t>2001</w:t>
+            </w:r>
+          </w:p>
+        </w:tc>
+        <w:tc>
+          <w:tcPr>
+            <w:tcW w:type="dxa" w:w="1134"/>
+            <w:shd w:val="clear" w:color="auto" w:fill="F5FBF5"/>
+            <w:tcMar>
+              <w:top w:w="50" w:type="dxa"/>
+              <w:bottom w:w="50" w:type="dxa"/>
+              <w:left w:w="100" w:type="dxa"/>
+              <w:right w:w="100" w:type="dxa"/>
+            </w:tcMar>
+            <w:tcBorders>
+              <w:top w:val="single" w:sz="4" w:color="D0D0D0" w:space="0"/>
+              <w:left w:val="single" w:sz="4" w:color="D0D0D0" w:space="0"/>
+              <w:bottom w:val="single" w:sz="4" w:color="D0D0D0" w:space="0"/>
+              <w:right w:val="single" w:sz="4" w:color="D0D0D0" w:space="0"/>
+            </w:tcBorders>
+          </w:tcPr>
+          <w:p>
+            <w:pPr>
+              <w:jc w:val="left"/>
+            </w:pPr>
+            <w:r>
+              <w:rPr>
+                <w:b w:val="0"/>
+                <w:i w:val="0"/>
+                <w:color w:val="222222"/>
+                <w:sz w:val="17"/>
+              </w:rPr>
+              <w:t>Kehutanan</w:t>
+            </w:r>
+          </w:p>
+        </w:tc>
+        <w:tc>
+          <w:tcPr>
+            <w:tcW w:type="dxa" w:w="1701"/>
+            <w:shd w:val="clear" w:color="auto" w:fill="F5FBF5"/>
+            <w:tcMar>
+              <w:top w:w="50" w:type="dxa"/>
+              <w:bottom w:w="50" w:type="dxa"/>
+              <w:left w:w="100" w:type="dxa"/>
+              <w:right w:w="100" w:type="dxa"/>
+            </w:tcMar>
+            <w:tcBorders>
+              <w:top w:val="single" w:sz="4" w:color="D0D0D0" w:space="0"/>
+              <w:left w:val="single" w:sz="4" w:color="D0D0D0" w:space="0"/>
+              <w:bottom w:val="single" w:sz="4" w:color="D0D0D0" w:space="0"/>
+              <w:right w:val="single" w:sz="4" w:color="D0D0D0" w:space="0"/>
+            </w:tcBorders>
+          </w:tcPr>
+          <w:p>
+            <w:pPr>
+              <w:jc w:val="left"/>
+            </w:pPr>
+            <w:r>
+              <w:rPr>
+                <w:b w:val="0"/>
+                <w:i w:val="0"/>
+                <w:color w:val="222222"/>
+                <w:sz w:val="17"/>
+              </w:rPr>
+              <w:t>Tidak/Belum Teridentifikasi</w:t>
+            </w:r>
+          </w:p>
+        </w:tc>
+        <w:tc>
+          <w:tcPr>
+            <w:tcW w:type="dxa" w:w="907"/>
+            <w:shd w:val="clear" w:color="auto" w:fill="F5FBF5"/>
+            <w:tcMar>
+              <w:top w:w="50" w:type="dxa"/>
+              <w:bottom w:w="50" w:type="dxa"/>
+              <w:left w:w="100" w:type="dxa"/>
+              <w:right w:w="100" w:type="dxa"/>
+            </w:tcMar>
+            <w:tcBorders>
+              <w:top w:val="single" w:sz="4" w:color="D0D0D0" w:space="0"/>
+              <w:left w:val="single" w:sz="4" w:color="D0D0D0" w:space="0"/>
+              <w:bottom w:val="single" w:sz="4" w:color="D0D0D0" w:space="0"/>
+              <w:right w:val="single" w:sz="4" w:color="D0D0D0" w:space="0"/>
+            </w:tcBorders>
+          </w:tcPr>
+          <w:p>
+            <w:pPr>
+              <w:jc w:val="center"/>
+            </w:pPr>
+            <w:r>
+              <w:rPr>
+                <w:b w:val="0"/>
+                <w:i w:val="0"/>
+                <w:color w:val="222222"/>
+                <w:sz w:val="17"/>
+              </w:rPr>
+              <w:t>22</w:t>
+            </w:r>
+          </w:p>
+        </w:tc>
+        <w:tc>
+          <w:tcPr>
+            <w:tcW w:type="dxa" w:w="794"/>
+            <w:shd w:val="clear" w:color="auto" w:fill="F5FBF5"/>
+            <w:tcMar>
+              <w:top w:w="50" w:type="dxa"/>
+              <w:bottom w:w="50" w:type="dxa"/>
+              <w:left w:w="100" w:type="dxa"/>
+              <w:right w:w="100" w:type="dxa"/>
+            </w:tcMar>
+            <w:tcBorders>
+              <w:top w:val="single" w:sz="4" w:color="D0D0D0" w:space="0"/>
+              <w:left w:val="single" w:sz="4" w:color="D0D0D0" w:space="0"/>
+              <w:bottom w:val="single" w:sz="4" w:color="D0D0D0" w:space="0"/>
+              <w:right w:val="single" w:sz="4" w:color="D0D0D0" w:space="0"/>
+            </w:tcBorders>
+          </w:tcPr>
+          <w:p>
+            <w:pPr>
+              <w:jc w:val="center"/>
+            </w:pPr>
+            <w:r>
+              <w:rPr>
+                <w:b w:val="0"/>
+                <w:i w:val="0"/>
+                <w:color w:val="222222"/>
+                <w:sz w:val="17"/>
+              </w:rPr>
+              <w:t>0</w:t>
+            </w:r>
+          </w:p>
+        </w:tc>
+        <w:tc>
+          <w:tcPr>
+            <w:tcW w:type="dxa" w:w="3402"/>
+            <w:shd w:val="clear" w:color="auto" w:fill="F5FBF5"/>
+            <w:tcMar>
+              <w:top w:w="50" w:type="dxa"/>
+              <w:bottom w:w="50" w:type="dxa"/>
+              <w:left w:w="100" w:type="dxa"/>
+              <w:right w:w="100" w:type="dxa"/>
+            </w:tcMar>
+            <w:tcBorders>
+              <w:top w:val="single" w:sz="4" w:color="D0D0D0" w:space="0"/>
+              <w:left w:val="single" w:sz="4" w:color="D0D0D0" w:space="0"/>
+              <w:bottom w:val="single" w:sz="4" w:color="D0D0D0" w:space="0"/>
+              <w:right w:val="single" w:sz="4" w:color="D0D0D0" w:space="0"/>
+            </w:tcBorders>
+          </w:tcPr>
+          <w:p>
+            <w:pPr>
+              <w:jc w:val="left"/>
+            </w:pPr>
+            <w:r>
+              <w:rPr>
+                <w:b w:val="0"/>
+                <w:i w:val="0"/>
+                <w:color w:val="222222"/>
+                <w:sz w:val="17"/>
+              </w:rPr>
+              <w:t>Kawasan Hutan Konservasi TWA Nanggala III sebelumnya merupakan Kawasan Hutan Lindung yang ditunjuk berdasarkan Tata Guna Hutan Kesepakatan (TGHK).</w:t>
+            </w:r>
+          </w:p>
+        </w:tc>
+      </w:tr>
+      <w:tr>
+        <w:tc>
+          <w:tcPr>
+            <w:tcW w:type="dxa" w:w="794"/>
+            <w:shd w:val="clear" w:color="auto" w:fill="FFFFFF"/>
+            <w:tcMar>
+              <w:top w:w="50" w:type="dxa"/>
+              <w:bottom w:w="50" w:type="dxa"/>
+              <w:left w:w="100" w:type="dxa"/>
+              <w:right w:w="100" w:type="dxa"/>
+            </w:tcMar>
+            <w:tcBorders>
+              <w:top w:val="single" w:sz="4" w:color="D0D0D0" w:space="0"/>
+              <w:left w:val="single" w:sz="4" w:color="D0D0D0" w:space="0"/>
+              <w:bottom w:val="single" w:sz="4" w:color="D0D0D0" w:space="0"/>
+              <w:right w:val="single" w:sz="4" w:color="D0D0D0" w:space="0"/>
+            </w:tcBorders>
+          </w:tcPr>
+          <w:p>
+            <w:pPr>
+              <w:jc w:val="center"/>
+            </w:pPr>
+            <w:r>
+              <w:rPr>
+                <w:b w:val="0"/>
+                <w:i w:val="0"/>
+                <w:color w:val="222222"/>
+                <w:sz w:val="17"/>
+              </w:rPr>
+              <w:t>2004</w:t>
+            </w:r>
+          </w:p>
+        </w:tc>
+        <w:tc>
+          <w:tcPr>
+            <w:tcW w:type="dxa" w:w="1134"/>
+            <w:shd w:val="clear" w:color="auto" w:fill="FFFFFF"/>
+            <w:tcMar>
+              <w:top w:w="50" w:type="dxa"/>
+              <w:bottom w:w="50" w:type="dxa"/>
+              <w:left w:w="100" w:type="dxa"/>
+              <w:right w:w="100" w:type="dxa"/>
+            </w:tcMar>
+            <w:tcBorders>
+              <w:top w:val="single" w:sz="4" w:color="D0D0D0" w:space="0"/>
+              <w:left w:val="single" w:sz="4" w:color="D0D0D0" w:space="0"/>
+              <w:bottom w:val="single" w:sz="4" w:color="D0D0D0" w:space="0"/>
+              <w:right w:val="single" w:sz="4" w:color="D0D0D0" w:space="0"/>
+            </w:tcBorders>
+          </w:tcPr>
+          <w:p>
+            <w:pPr>
+              <w:jc w:val="left"/>
+            </w:pPr>
+            <w:r>
+              <w:rPr>
+                <w:b w:val="0"/>
+                <w:i w:val="0"/>
+                <w:color w:val="222222"/>
+                <w:sz w:val="17"/>
+              </w:rPr>
+              <w:t>Perkebunan</w:t>
+            </w:r>
+          </w:p>
+        </w:tc>
+        <w:tc>
+          <w:tcPr>
+            <w:tcW w:type="dxa" w:w="1701"/>
+            <w:shd w:val="clear" w:color="auto" w:fill="FFFFFF"/>
+            <w:tcMar>
+              <w:top w:w="50" w:type="dxa"/>
+              <w:bottom w:w="50" w:type="dxa"/>
+              <w:left w:w="100" w:type="dxa"/>
+              <w:right w:w="100" w:type="dxa"/>
+            </w:tcMar>
+            <w:tcBorders>
+              <w:top w:val="single" w:sz="4" w:color="D0D0D0" w:space="0"/>
+              <w:left w:val="single" w:sz="4" w:color="D0D0D0" w:space="0"/>
+              <w:bottom w:val="single" w:sz="4" w:color="D0D0D0" w:space="0"/>
+              <w:right w:val="single" w:sz="4" w:color="D0D0D0" w:space="0"/>
+            </w:tcBorders>
+          </w:tcPr>
+          <w:p>
+            <w:pPr>
+              <w:jc w:val="left"/>
+            </w:pPr>
+            <w:r>
+              <w:rPr>
+                <w:b w:val="0"/>
+                <w:i w:val="0"/>
+                <w:color w:val="222222"/>
+                <w:sz w:val="17"/>
+              </w:rPr>
+              <w:t>PT Bina Mulia Ternak</w:t>
+            </w:r>
+          </w:p>
+        </w:tc>
+        <w:tc>
+          <w:tcPr>
+            <w:tcW w:type="dxa" w:w="907"/>
+            <w:shd w:val="clear" w:color="auto" w:fill="FFFFFF"/>
+            <w:tcMar>
+              <w:top w:w="50" w:type="dxa"/>
+              <w:bottom w:w="50" w:type="dxa"/>
+              <w:left w:w="100" w:type="dxa"/>
+              <w:right w:w="100" w:type="dxa"/>
+            </w:tcMar>
+            <w:tcBorders>
+              <w:top w:val="single" w:sz="4" w:color="D0D0D0" w:space="0"/>
+              <w:left w:val="single" w:sz="4" w:color="D0D0D0" w:space="0"/>
+              <w:bottom w:val="single" w:sz="4" w:color="D0D0D0" w:space="0"/>
+              <w:right w:val="single" w:sz="4" w:color="D0D0D0" w:space="0"/>
+            </w:tcBorders>
+          </w:tcPr>
+          <w:p>
+            <w:pPr>
+              <w:jc w:val="center"/>
+            </w:pPr>
+            <w:r>
+              <w:rPr>
+                <w:b w:val="0"/>
+                <w:i w:val="0"/>
+                <w:color w:val="222222"/>
+                <w:sz w:val="17"/>
+              </w:rPr>
+              <w:t>20</w:t>
+            </w:r>
+          </w:p>
+        </w:tc>
+        <w:tc>
+          <w:tcPr>
+            <w:tcW w:type="dxa" w:w="794"/>
+            <w:shd w:val="clear" w:color="auto" w:fill="FFFFFF"/>
+            <w:tcMar>
+              <w:top w:w="50" w:type="dxa"/>
+              <w:bottom w:w="50" w:type="dxa"/>
+              <w:left w:w="100" w:type="dxa"/>
+              <w:right w:w="100" w:type="dxa"/>
+            </w:tcMar>
+            <w:tcBorders>
+              <w:top w:val="single" w:sz="4" w:color="D0D0D0" w:space="0"/>
+              <w:left w:val="single" w:sz="4" w:color="D0D0D0" w:space="0"/>
+              <w:bottom w:val="single" w:sz="4" w:color="D0D0D0" w:space="0"/>
+              <w:right w:val="single" w:sz="4" w:color="D0D0D0" w:space="0"/>
+            </w:tcBorders>
+          </w:tcPr>
+          <w:p>
+            <w:pPr>
+              <w:jc w:val="center"/>
+            </w:pPr>
+            <w:r>
+              <w:rPr>
+                <w:b w:val="0"/>
+                <w:i w:val="0"/>
+                <w:color w:val="222222"/>
+                <w:sz w:val="17"/>
+              </w:rPr>
+              <w:t>0</w:t>
+            </w:r>
+          </w:p>
+        </w:tc>
+        <w:tc>
+          <w:tcPr>
+            <w:tcW w:type="dxa" w:w="3402"/>
+            <w:shd w:val="clear" w:color="auto" w:fill="FFFFFF"/>
+            <w:tcMar>
+              <w:top w:w="50" w:type="dxa"/>
+              <w:bottom w:w="50" w:type="dxa"/>
+              <w:left w:w="100" w:type="dxa"/>
+              <w:right w:w="100" w:type="dxa"/>
+            </w:tcMar>
+            <w:tcBorders>
+              <w:top w:val="single" w:sz="4" w:color="D0D0D0" w:space="0"/>
+              <w:left w:val="single" w:sz="4" w:color="D0D0D0" w:space="0"/>
+              <w:bottom w:val="single" w:sz="4" w:color="D0D0D0" w:space="0"/>
+              <w:right w:val="single" w:sz="4" w:color="D0D0D0" w:space="0"/>
+            </w:tcBorders>
+          </w:tcPr>
+          <w:p>
+            <w:pPr>
+              <w:jc w:val="left"/>
+            </w:pPr>
+            <w:r>
+              <w:rPr>
+                <w:b w:val="0"/>
+                <w:i w:val="0"/>
+                <w:color w:val="222222"/>
+                <w:sz w:val="17"/>
+              </w:rPr>
+              <w:t>PT Perkebunan Nusantara (PTPN) XIV dituntut segera mengembalikan lahan warga Kecamatan Keera, Kabupaten Wajo, Sulawesi Selatan (Sulsel), sesuai kesepakatan bersama di Kantor Mar...</w:t>
+            </w:r>
+          </w:p>
+        </w:tc>
+      </w:tr>
+      <w:tr>
+        <w:tc>
+          <w:tcPr>
+            <w:tcW w:type="dxa" w:w="794"/>
+            <w:shd w:val="clear" w:color="auto" w:fill="F5FBF5"/>
+            <w:tcMar>
+              <w:top w:w="50" w:type="dxa"/>
+              <w:bottom w:w="50" w:type="dxa"/>
+              <w:left w:w="100" w:type="dxa"/>
+              <w:right w:w="100" w:type="dxa"/>
+            </w:tcMar>
+            <w:tcBorders>
+              <w:top w:val="single" w:sz="4" w:color="D0D0D0" w:space="0"/>
+              <w:left w:val="single" w:sz="4" w:color="D0D0D0" w:space="0"/>
+              <w:bottom w:val="single" w:sz="4" w:color="D0D0D0" w:space="0"/>
+              <w:right w:val="single" w:sz="4" w:color="D0D0D0" w:space="0"/>
+            </w:tcBorders>
+          </w:tcPr>
+          <w:p>
+            <w:pPr>
+              <w:jc w:val="center"/>
+            </w:pPr>
+            <w:r>
+              <w:rPr>
+                <w:b w:val="0"/>
+                <w:i w:val="0"/>
+                <w:color w:val="222222"/>
+                <w:sz w:val="17"/>
+              </w:rPr>
+              <w:t>2007</w:t>
+            </w:r>
+          </w:p>
+        </w:tc>
+        <w:tc>
+          <w:tcPr>
+            <w:tcW w:type="dxa" w:w="1134"/>
+            <w:shd w:val="clear" w:color="auto" w:fill="F5FBF5"/>
+            <w:tcMar>
+              <w:top w:w="50" w:type="dxa"/>
+              <w:bottom w:w="50" w:type="dxa"/>
+              <w:left w:w="100" w:type="dxa"/>
+              <w:right w:w="100" w:type="dxa"/>
+            </w:tcMar>
+            <w:tcBorders>
+              <w:top w:val="single" w:sz="4" w:color="D0D0D0" w:space="0"/>
+              <w:left w:val="single" w:sz="4" w:color="D0D0D0" w:space="0"/>
+              <w:bottom w:val="single" w:sz="4" w:color="D0D0D0" w:space="0"/>
+              <w:right w:val="single" w:sz="4" w:color="D0D0D0" w:space="0"/>
+            </w:tcBorders>
+          </w:tcPr>
+          <w:p>
+            <w:pPr>
+              <w:jc w:val="left"/>
+            </w:pPr>
+            <w:r>
+              <w:rPr>
+                <w:b w:val="0"/>
+                <w:i w:val="0"/>
+                <w:color w:val="222222"/>
+                <w:sz w:val="17"/>
+              </w:rPr>
+              <w:t>Kehutanan</w:t>
+            </w:r>
+          </w:p>
+        </w:tc>
+        <w:tc>
+          <w:tcPr>
+            <w:tcW w:type="dxa" w:w="1701"/>
+            <w:shd w:val="clear" w:color="auto" w:fill="F5FBF5"/>
+            <w:tcMar>
+              <w:top w:w="50" w:type="dxa"/>
+              <w:bottom w:w="50" w:type="dxa"/>
+              <w:left w:w="100" w:type="dxa"/>
+              <w:right w:w="100" w:type="dxa"/>
+            </w:tcMar>
+            <w:tcBorders>
+              <w:top w:val="single" w:sz="4" w:color="D0D0D0" w:space="0"/>
+              <w:left w:val="single" w:sz="4" w:color="D0D0D0" w:space="0"/>
+              <w:bottom w:val="single" w:sz="4" w:color="D0D0D0" w:space="0"/>
+              <w:right w:val="single" w:sz="4" w:color="D0D0D0" w:space="0"/>
+            </w:tcBorders>
+          </w:tcPr>
+          <w:p>
+            <w:pPr>
+              <w:jc w:val="left"/>
+            </w:pPr>
+            <w:r>
+              <w:rPr>
+                <w:b w:val="0"/>
+                <w:i w:val="0"/>
+                <w:color w:val="222222"/>
+                <w:sz w:val="17"/>
+              </w:rPr>
+              <w:t>PT. Wirakarya Sakti , SInarmas Forestry , Asia Pulp and Paper</w:t>
+            </w:r>
+          </w:p>
+        </w:tc>
+        <w:tc>
+          <w:tcPr>
+            <w:tcW w:type="dxa" w:w="907"/>
+            <w:shd w:val="clear" w:color="auto" w:fill="F5FBF5"/>
+            <w:tcMar>
+              <w:top w:w="50" w:type="dxa"/>
+              <w:bottom w:w="50" w:type="dxa"/>
+              <w:left w:w="100" w:type="dxa"/>
+              <w:right w:w="100" w:type="dxa"/>
+            </w:tcMar>
+            <w:tcBorders>
+              <w:top w:val="single" w:sz="4" w:color="D0D0D0" w:space="0"/>
+              <w:left w:val="single" w:sz="4" w:color="D0D0D0" w:space="0"/>
+              <w:bottom w:val="single" w:sz="4" w:color="D0D0D0" w:space="0"/>
+              <w:right w:val="single" w:sz="4" w:color="D0D0D0" w:space="0"/>
+            </w:tcBorders>
+          </w:tcPr>
+          <w:p>
+            <w:pPr>
+              <w:jc w:val="center"/>
+            </w:pPr>
+            <w:r>
+              <w:rPr>
+                <w:b w:val="0"/>
+                <w:i w:val="0"/>
+                <w:color w:val="222222"/>
+                <w:sz w:val="17"/>
+              </w:rPr>
+              <w:t>15</w:t>
+            </w:r>
+          </w:p>
+        </w:tc>
+        <w:tc>
+          <w:tcPr>
+            <w:tcW w:type="dxa" w:w="794"/>
+            <w:shd w:val="clear" w:color="auto" w:fill="F5FBF5"/>
+            <w:tcMar>
+              <w:top w:w="50" w:type="dxa"/>
+              <w:bottom w:w="50" w:type="dxa"/>
+              <w:left w:w="100" w:type="dxa"/>
+              <w:right w:w="100" w:type="dxa"/>
+            </w:tcMar>
+            <w:tcBorders>
+              <w:top w:val="single" w:sz="4" w:color="D0D0D0" w:space="0"/>
+              <w:left w:val="single" w:sz="4" w:color="D0D0D0" w:space="0"/>
+              <w:bottom w:val="single" w:sz="4" w:color="D0D0D0" w:space="0"/>
+              <w:right w:val="single" w:sz="4" w:color="D0D0D0" w:space="0"/>
+            </w:tcBorders>
+          </w:tcPr>
+          <w:p>
+            <w:pPr>
+              <w:jc w:val="center"/>
+            </w:pPr>
+            <w:r>
+              <w:rPr>
+                <w:b w:val="0"/>
+                <w:i w:val="0"/>
+                <w:color w:val="222222"/>
+                <w:sz w:val="17"/>
+              </w:rPr>
+              <w:t>0</w:t>
+            </w:r>
+          </w:p>
+        </w:tc>
+        <w:tc>
+          <w:tcPr>
+            <w:tcW w:type="dxa" w:w="3402"/>
+            <w:shd w:val="clear" w:color="auto" w:fill="F5FBF5"/>
+            <w:tcMar>
+              <w:top w:w="50" w:type="dxa"/>
+              <w:bottom w:w="50" w:type="dxa"/>
+              <w:left w:w="100" w:type="dxa"/>
+              <w:right w:w="100" w:type="dxa"/>
+            </w:tcMar>
+            <w:tcBorders>
+              <w:top w:val="single" w:sz="4" w:color="D0D0D0" w:space="0"/>
+              <w:left w:val="single" w:sz="4" w:color="D0D0D0" w:space="0"/>
+              <w:bottom w:val="single" w:sz="4" w:color="D0D0D0" w:space="0"/>
+              <w:right w:val="single" w:sz="4" w:color="D0D0D0" w:space="0"/>
+            </w:tcBorders>
+          </w:tcPr>
+          <w:p>
+            <w:pPr>
+              <w:jc w:val="left"/>
+            </w:pPr>
+            <w:r>
+              <w:rPr>
+                <w:b w:val="0"/>
+                <w:i w:val="0"/>
+                <w:color w:val="222222"/>
+                <w:sz w:val="17"/>
+              </w:rPr>
+              <w:t>Konflik yang terjadi di Desa Lubuk Mandarsah mengarah ke proses penyelesaian, pasca Terbunuhnya Indra Pelani Pada Tahun 2015 hingga sekarang masyarakat masih bertahan dan belum ...</w:t>
+            </w:r>
+          </w:p>
+        </w:tc>
+      </w:tr>
+      <w:tr>
+        <w:tc>
+          <w:tcPr>
+            <w:tcW w:type="dxa" w:w="794"/>
+            <w:shd w:val="clear" w:color="auto" w:fill="FFFFFF"/>
+            <w:tcMar>
+              <w:top w:w="50" w:type="dxa"/>
+              <w:bottom w:w="50" w:type="dxa"/>
+              <w:left w:w="100" w:type="dxa"/>
+              <w:right w:w="100" w:type="dxa"/>
+            </w:tcMar>
+            <w:tcBorders>
+              <w:top w:val="single" w:sz="4" w:color="D0D0D0" w:space="0"/>
+              <w:left w:val="single" w:sz="4" w:color="D0D0D0" w:space="0"/>
+              <w:bottom w:val="single" w:sz="4" w:color="D0D0D0" w:space="0"/>
+              <w:right w:val="single" w:sz="4" w:color="D0D0D0" w:space="0"/>
+            </w:tcBorders>
+          </w:tcPr>
+          <w:p>
+            <w:pPr>
+              <w:jc w:val="center"/>
+            </w:pPr>
+            <w:r>
+              <w:rPr>
+                <w:b w:val="0"/>
+                <w:i w:val="0"/>
+                <w:color w:val="222222"/>
+                <w:sz w:val="17"/>
+              </w:rPr>
+              <w:t>2009</w:t>
+            </w:r>
+          </w:p>
+        </w:tc>
+        <w:tc>
+          <w:tcPr>
+            <w:tcW w:type="dxa" w:w="1134"/>
+            <w:shd w:val="clear" w:color="auto" w:fill="FFFFFF"/>
+            <w:tcMar>
+              <w:top w:w="50" w:type="dxa"/>
+              <w:bottom w:w="50" w:type="dxa"/>
+              <w:left w:w="100" w:type="dxa"/>
+              <w:right w:w="100" w:type="dxa"/>
+            </w:tcMar>
+            <w:tcBorders>
+              <w:top w:val="single" w:sz="4" w:color="D0D0D0" w:space="0"/>
+              <w:left w:val="single" w:sz="4" w:color="D0D0D0" w:space="0"/>
+              <w:bottom w:val="single" w:sz="4" w:color="D0D0D0" w:space="0"/>
+              <w:right w:val="single" w:sz="4" w:color="D0D0D0" w:space="0"/>
+            </w:tcBorders>
+          </w:tcPr>
+          <w:p>
+            <w:pPr>
+              <w:jc w:val="left"/>
+            </w:pPr>
+            <w:r>
+              <w:rPr>
+                <w:b w:val="0"/>
+                <w:i w:val="0"/>
+                <w:color w:val="222222"/>
+                <w:sz w:val="17"/>
+              </w:rPr>
+              <w:t>Kehutanan</w:t>
+            </w:r>
+          </w:p>
+        </w:tc>
+        <w:tc>
+          <w:tcPr>
+            <w:tcW w:type="dxa" w:w="1701"/>
+            <w:shd w:val="clear" w:color="auto" w:fill="FFFFFF"/>
+            <w:tcMar>
+              <w:top w:w="50" w:type="dxa"/>
+              <w:bottom w:w="50" w:type="dxa"/>
+              <w:left w:w="100" w:type="dxa"/>
+              <w:right w:w="100" w:type="dxa"/>
+            </w:tcMar>
+            <w:tcBorders>
+              <w:top w:val="single" w:sz="4" w:color="D0D0D0" w:space="0"/>
+              <w:left w:val="single" w:sz="4" w:color="D0D0D0" w:space="0"/>
+              <w:bottom w:val="single" w:sz="4" w:color="D0D0D0" w:space="0"/>
+              <w:right w:val="single" w:sz="4" w:color="D0D0D0" w:space="0"/>
+            </w:tcBorders>
+          </w:tcPr>
+          <w:p>
+            <w:pPr>
+              <w:jc w:val="left"/>
+            </w:pPr>
+            <w:r>
+              <w:rPr>
+                <w:b w:val="0"/>
+                <w:i w:val="0"/>
+                <w:color w:val="222222"/>
+                <w:sz w:val="17"/>
+              </w:rPr>
+              <w:t>Tidak/Belum Teridentifikasi</w:t>
+            </w:r>
+          </w:p>
+        </w:tc>
+        <w:tc>
+          <w:tcPr>
+            <w:tcW w:type="dxa" w:w="907"/>
+            <w:shd w:val="clear" w:color="auto" w:fill="FFFFFF"/>
+            <w:tcMar>
+              <w:top w:w="50" w:type="dxa"/>
+              <w:bottom w:w="50" w:type="dxa"/>
+              <w:left w:w="100" w:type="dxa"/>
+              <w:right w:w="100" w:type="dxa"/>
+            </w:tcMar>
+            <w:tcBorders>
+              <w:top w:val="single" w:sz="4" w:color="D0D0D0" w:space="0"/>
+              <w:left w:val="single" w:sz="4" w:color="D0D0D0" w:space="0"/>
+              <w:bottom w:val="single" w:sz="4" w:color="D0D0D0" w:space="0"/>
+              <w:right w:val="single" w:sz="4" w:color="D0D0D0" w:space="0"/>
+            </w:tcBorders>
+          </w:tcPr>
+          <w:p>
+            <w:pPr>
+              <w:jc w:val="center"/>
+            </w:pPr>
+            <w:r>
+              <w:rPr>
+                <w:b w:val="0"/>
+                <w:i w:val="0"/>
+                <w:color w:val="222222"/>
+                <w:sz w:val="17"/>
+              </w:rPr>
+              <w:t>11</w:t>
+            </w:r>
+          </w:p>
+        </w:tc>
+        <w:tc>
+          <w:tcPr>
+            <w:tcW w:type="dxa" w:w="794"/>
+            <w:shd w:val="clear" w:color="auto" w:fill="FFFFFF"/>
+            <w:tcMar>
+              <w:top w:w="50" w:type="dxa"/>
+              <w:bottom w:w="50" w:type="dxa"/>
+              <w:left w:w="100" w:type="dxa"/>
+              <w:right w:w="100" w:type="dxa"/>
+            </w:tcMar>
+            <w:tcBorders>
+              <w:top w:val="single" w:sz="4" w:color="D0D0D0" w:space="0"/>
+              <w:left w:val="single" w:sz="4" w:color="D0D0D0" w:space="0"/>
+              <w:bottom w:val="single" w:sz="4" w:color="D0D0D0" w:space="0"/>
+              <w:right w:val="single" w:sz="4" w:color="D0D0D0" w:space="0"/>
+            </w:tcBorders>
+          </w:tcPr>
+          <w:p>
+            <w:pPr>
+              <w:jc w:val="center"/>
+            </w:pPr>
+            <w:r>
+              <w:rPr>
+                <w:b w:val="0"/>
+                <w:i w:val="0"/>
+                <w:color w:val="222222"/>
+                <w:sz w:val="17"/>
+              </w:rPr>
+              <w:t>0</w:t>
+            </w:r>
+          </w:p>
+        </w:tc>
+        <w:tc>
+          <w:tcPr>
+            <w:tcW w:type="dxa" w:w="3402"/>
+            <w:shd w:val="clear" w:color="auto" w:fill="FFFFFF"/>
+            <w:tcMar>
+              <w:top w:w="50" w:type="dxa"/>
+              <w:bottom w:w="50" w:type="dxa"/>
+              <w:left w:w="100" w:type="dxa"/>
+              <w:right w:w="100" w:type="dxa"/>
+            </w:tcMar>
+            <w:tcBorders>
+              <w:top w:val="single" w:sz="4" w:color="D0D0D0" w:space="0"/>
+              <w:left w:val="single" w:sz="4" w:color="D0D0D0" w:space="0"/>
+              <w:bottom w:val="single" w:sz="4" w:color="D0D0D0" w:space="0"/>
+              <w:right w:val="single" w:sz="4" w:color="D0D0D0" w:space="0"/>
+            </w:tcBorders>
+          </w:tcPr>
+          <w:p>
+            <w:pPr>
+              <w:jc w:val="left"/>
+            </w:pPr>
+            <w:r>
+              <w:rPr>
+                <w:b w:val="0"/>
+                <w:i w:val="0"/>
+                <w:color w:val="222222"/>
+                <w:sz w:val="17"/>
+              </w:rPr>
+              <w:t>Nasib masyarakat adat Barambang Katute, di Desa Bonto Katute, Kecamatan Sinjai Borong, Kabupaten Sinjai, Sulawesi Selatan (Sulsel), makin tak menentu. Setelah didera teror penan...</w:t>
+            </w:r>
+          </w:p>
+        </w:tc>
+      </w:tr>
+      <w:tr>
+        <w:tc>
+          <w:tcPr>
+            <w:tcW w:type="dxa" w:w="794"/>
+            <w:shd w:val="clear" w:color="auto" w:fill="F5FBF5"/>
+            <w:tcMar>
+              <w:top w:w="50" w:type="dxa"/>
+              <w:bottom w:w="50" w:type="dxa"/>
+              <w:left w:w="100" w:type="dxa"/>
+              <w:right w:w="100" w:type="dxa"/>
+            </w:tcMar>
+            <w:tcBorders>
+              <w:top w:val="single" w:sz="4" w:color="D0D0D0" w:space="0"/>
+              <w:left w:val="single" w:sz="4" w:color="D0D0D0" w:space="0"/>
+              <w:bottom w:val="single" w:sz="4" w:color="D0D0D0" w:space="0"/>
+              <w:right w:val="single" w:sz="4" w:color="D0D0D0" w:space="0"/>
+            </w:tcBorders>
+          </w:tcPr>
+          <w:p>
+            <w:pPr>
+              <w:jc w:val="center"/>
+            </w:pPr>
+            <w:r>
+              <w:rPr>
+                <w:b w:val="0"/>
+                <w:i w:val="0"/>
+                <w:color w:val="222222"/>
+                <w:sz w:val="17"/>
+              </w:rPr>
+              <w:t>2009</w:t>
+            </w:r>
+          </w:p>
+        </w:tc>
+        <w:tc>
+          <w:tcPr>
+            <w:tcW w:type="dxa" w:w="1134"/>
+            <w:shd w:val="clear" w:color="auto" w:fill="F5FBF5"/>
+            <w:tcMar>
+              <w:top w:w="50" w:type="dxa"/>
+              <w:bottom w:w="50" w:type="dxa"/>
+              <w:left w:w="100" w:type="dxa"/>
+              <w:right w:w="100" w:type="dxa"/>
+            </w:tcMar>
+            <w:tcBorders>
+              <w:top w:val="single" w:sz="4" w:color="D0D0D0" w:space="0"/>
+              <w:left w:val="single" w:sz="4" w:color="D0D0D0" w:space="0"/>
+              <w:bottom w:val="single" w:sz="4" w:color="D0D0D0" w:space="0"/>
+              <w:right w:val="single" w:sz="4" w:color="D0D0D0" w:space="0"/>
+            </w:tcBorders>
+          </w:tcPr>
+          <w:p>
+            <w:pPr>
+              <w:jc w:val="left"/>
+            </w:pPr>
+            <w:r>
+              <w:rPr>
+                <w:b w:val="0"/>
+                <w:i w:val="0"/>
+                <w:color w:val="222222"/>
+                <w:sz w:val="17"/>
+              </w:rPr>
+              <w:t>Kehutanan</w:t>
+            </w:r>
+          </w:p>
+        </w:tc>
+        <w:tc>
+          <w:tcPr>
+            <w:tcW w:type="dxa" w:w="1701"/>
+            <w:shd w:val="clear" w:color="auto" w:fill="F5FBF5"/>
+            <w:tcMar>
+              <w:top w:w="50" w:type="dxa"/>
+              <w:bottom w:w="50" w:type="dxa"/>
+              <w:left w:w="100" w:type="dxa"/>
+              <w:right w:w="100" w:type="dxa"/>
+            </w:tcMar>
+            <w:tcBorders>
+              <w:top w:val="single" w:sz="4" w:color="D0D0D0" w:space="0"/>
+              <w:left w:val="single" w:sz="4" w:color="D0D0D0" w:space="0"/>
+              <w:bottom w:val="single" w:sz="4" w:color="D0D0D0" w:space="0"/>
+              <w:right w:val="single" w:sz="4" w:color="D0D0D0" w:space="0"/>
+            </w:tcBorders>
+          </w:tcPr>
+          <w:p>
+            <w:pPr>
+              <w:jc w:val="left"/>
+            </w:pPr>
+            <w:r>
+              <w:rPr>
+                <w:b w:val="0"/>
+                <w:i w:val="0"/>
+                <w:color w:val="222222"/>
+                <w:sz w:val="17"/>
+              </w:rPr>
+              <w:t>PT. Galena Sumber Energi</w:t>
+            </w:r>
+          </w:p>
+        </w:tc>
+        <w:tc>
+          <w:tcPr>
+            <w:tcW w:type="dxa" w:w="907"/>
+            <w:shd w:val="clear" w:color="auto" w:fill="F5FBF5"/>
+            <w:tcMar>
+              <w:top w:w="50" w:type="dxa"/>
+              <w:bottom w:w="50" w:type="dxa"/>
+              <w:left w:w="100" w:type="dxa"/>
+              <w:right w:w="100" w:type="dxa"/>
+            </w:tcMar>
+            <w:tcBorders>
+              <w:top w:val="single" w:sz="4" w:color="D0D0D0" w:space="0"/>
+              <w:left w:val="single" w:sz="4" w:color="D0D0D0" w:space="0"/>
+              <w:bottom w:val="single" w:sz="4" w:color="D0D0D0" w:space="0"/>
+              <w:right w:val="single" w:sz="4" w:color="D0D0D0" w:space="0"/>
+            </w:tcBorders>
+          </w:tcPr>
+          <w:p>
+            <w:pPr>
+              <w:jc w:val="center"/>
+            </w:pPr>
+            <w:r>
+              <w:rPr>
+                <w:b w:val="0"/>
+                <w:i w:val="0"/>
+                <w:color w:val="222222"/>
+                <w:sz w:val="17"/>
+              </w:rPr>
+              <w:t>11</w:t>
+            </w:r>
+          </w:p>
+        </w:tc>
+        <w:tc>
+          <w:tcPr>
+            <w:tcW w:type="dxa" w:w="794"/>
+            <w:shd w:val="clear" w:color="auto" w:fill="F5FBF5"/>
+            <w:tcMar>
+              <w:top w:w="50" w:type="dxa"/>
+              <w:bottom w:w="50" w:type="dxa"/>
+              <w:left w:w="100" w:type="dxa"/>
+              <w:right w:w="100" w:type="dxa"/>
+            </w:tcMar>
+            <w:tcBorders>
+              <w:top w:val="single" w:sz="4" w:color="D0D0D0" w:space="0"/>
+              <w:left w:val="single" w:sz="4" w:color="D0D0D0" w:space="0"/>
+              <w:bottom w:val="single" w:sz="4" w:color="D0D0D0" w:space="0"/>
+              <w:right w:val="single" w:sz="4" w:color="D0D0D0" w:space="0"/>
+            </w:tcBorders>
+          </w:tcPr>
+          <w:p>
+            <w:pPr>
+              <w:jc w:val="center"/>
+            </w:pPr>
+            <w:r>
+              <w:rPr>
+                <w:b w:val="0"/>
+                <w:i w:val="0"/>
+                <w:color w:val="222222"/>
+                <w:sz w:val="17"/>
+              </w:rPr>
+              <w:t>0</w:t>
+            </w:r>
+          </w:p>
+        </w:tc>
+        <w:tc>
+          <w:tcPr>
+            <w:tcW w:type="dxa" w:w="3402"/>
+            <w:shd w:val="clear" w:color="auto" w:fill="F5FBF5"/>
+            <w:tcMar>
+              <w:top w:w="50" w:type="dxa"/>
+              <w:bottom w:w="50" w:type="dxa"/>
+              <w:left w:w="100" w:type="dxa"/>
+              <w:right w:w="100" w:type="dxa"/>
+            </w:tcMar>
+            <w:tcBorders>
+              <w:top w:val="single" w:sz="4" w:color="D0D0D0" w:space="0"/>
+              <w:left w:val="single" w:sz="4" w:color="D0D0D0" w:space="0"/>
+              <w:bottom w:val="single" w:sz="4" w:color="D0D0D0" w:space="0"/>
+              <w:right w:val="single" w:sz="4" w:color="D0D0D0" w:space="0"/>
+            </w:tcBorders>
+          </w:tcPr>
+          <w:p>
+            <w:pPr>
+              <w:jc w:val="left"/>
+            </w:pPr>
+            <w:r>
+              <w:rPr>
+                <w:b w:val="0"/>
+                <w:i w:val="0"/>
+                <w:color w:val="222222"/>
+                <w:sz w:val="17"/>
+              </w:rPr>
+              <w:t>-</w:t>
+            </w:r>
+          </w:p>
+        </w:tc>
+      </w:tr>
+      <w:tr>
+        <w:tc>
+          <w:tcPr>
+            <w:tcW w:type="dxa" w:w="794"/>
+            <w:shd w:val="clear" w:color="auto" w:fill="FFFFFF"/>
+            <w:tcMar>
+              <w:top w:w="50" w:type="dxa"/>
+              <w:bottom w:w="50" w:type="dxa"/>
+              <w:left w:w="100" w:type="dxa"/>
+              <w:right w:w="100" w:type="dxa"/>
+            </w:tcMar>
+            <w:tcBorders>
+              <w:top w:val="single" w:sz="4" w:color="D0D0D0" w:space="0"/>
+              <w:left w:val="single" w:sz="4" w:color="D0D0D0" w:space="0"/>
+              <w:bottom w:val="single" w:sz="4" w:color="D0D0D0" w:space="0"/>
+              <w:right w:val="single" w:sz="4" w:color="D0D0D0" w:space="0"/>
+            </w:tcBorders>
+          </w:tcPr>
+          <w:p>
+            <w:pPr>
+              <w:jc w:val="center"/>
+            </w:pPr>
+            <w:r>
+              <w:rPr>
+                <w:b w:val="0"/>
+                <w:i w:val="0"/>
+                <w:color w:val="222222"/>
+                <w:sz w:val="17"/>
+              </w:rPr>
+              <w:t>2022</w:t>
+            </w:r>
+          </w:p>
+        </w:tc>
+        <w:tc>
+          <w:tcPr>
+            <w:tcW w:type="dxa" w:w="1134"/>
+            <w:shd w:val="clear" w:color="auto" w:fill="FFFFFF"/>
+            <w:tcMar>
+              <w:top w:w="50" w:type="dxa"/>
+              <w:bottom w:w="50" w:type="dxa"/>
+              <w:left w:w="100" w:type="dxa"/>
+              <w:right w:w="100" w:type="dxa"/>
+            </w:tcMar>
+            <w:tcBorders>
+              <w:top w:val="single" w:sz="4" w:color="D0D0D0" w:space="0"/>
+              <w:left w:val="single" w:sz="4" w:color="D0D0D0" w:space="0"/>
+              <w:bottom w:val="single" w:sz="4" w:color="D0D0D0" w:space="0"/>
+              <w:right w:val="single" w:sz="4" w:color="D0D0D0" w:space="0"/>
+            </w:tcBorders>
+          </w:tcPr>
+          <w:p>
+            <w:pPr>
+              <w:jc w:val="left"/>
+            </w:pPr>
+            <w:r>
+              <w:rPr>
+                <w:b w:val="0"/>
+                <w:i w:val="0"/>
+                <w:color w:val="222222"/>
+                <w:sz w:val="17"/>
+              </w:rPr>
+              <w:t>Pertambangan</w:t>
+            </w:r>
+          </w:p>
+        </w:tc>
+        <w:tc>
+          <w:tcPr>
+            <w:tcW w:type="dxa" w:w="1701"/>
+            <w:shd w:val="clear" w:color="auto" w:fill="FFFFFF"/>
+            <w:tcMar>
+              <w:top w:w="50" w:type="dxa"/>
+              <w:bottom w:w="50" w:type="dxa"/>
+              <w:left w:w="100" w:type="dxa"/>
+              <w:right w:w="100" w:type="dxa"/>
+            </w:tcMar>
+            <w:tcBorders>
+              <w:top w:val="single" w:sz="4" w:color="D0D0D0" w:space="0"/>
+              <w:left w:val="single" w:sz="4" w:color="D0D0D0" w:space="0"/>
+              <w:bottom w:val="single" w:sz="4" w:color="D0D0D0" w:space="0"/>
+              <w:right w:val="single" w:sz="4" w:color="D0D0D0" w:space="0"/>
+            </w:tcBorders>
+          </w:tcPr>
+          <w:p>
+            <w:pPr>
+              <w:jc w:val="left"/>
+            </w:pPr>
+            <w:r>
+              <w:rPr>
+                <w:b w:val="0"/>
+                <w:i w:val="0"/>
+                <w:color w:val="222222"/>
+                <w:sz w:val="17"/>
+              </w:rPr>
+              <w:t>PT Gema Kreasi Perdana (GKP)</w:t>
+            </w:r>
+          </w:p>
+        </w:tc>
+        <w:tc>
+          <w:tcPr>
+            <w:tcW w:type="dxa" w:w="907"/>
+            <w:shd w:val="clear" w:color="auto" w:fill="FFFFFF"/>
+            <w:tcMar>
+              <w:top w:w="50" w:type="dxa"/>
+              <w:bottom w:w="50" w:type="dxa"/>
+              <w:left w:w="100" w:type="dxa"/>
+              <w:right w:w="100" w:type="dxa"/>
+            </w:tcMar>
+            <w:tcBorders>
+              <w:top w:val="single" w:sz="4" w:color="D0D0D0" w:space="0"/>
+              <w:left w:val="single" w:sz="4" w:color="D0D0D0" w:space="0"/>
+              <w:bottom w:val="single" w:sz="4" w:color="D0D0D0" w:space="0"/>
+              <w:right w:val="single" w:sz="4" w:color="D0D0D0" w:space="0"/>
+            </w:tcBorders>
+          </w:tcPr>
+          <w:p>
+            <w:pPr>
+              <w:jc w:val="center"/>
+            </w:pPr>
+            <w:r>
+              <w:rPr>
+                <w:b w:val="0"/>
+                <w:i w:val="0"/>
+                <w:color w:val="222222"/>
+                <w:sz w:val="17"/>
+              </w:rPr>
+              <w:t>6</w:t>
+            </w:r>
+          </w:p>
+        </w:tc>
+        <w:tc>
+          <w:tcPr>
+            <w:tcW w:type="dxa" w:w="794"/>
+            <w:shd w:val="clear" w:color="auto" w:fill="FFFFFF"/>
+            <w:tcMar>
+              <w:top w:w="50" w:type="dxa"/>
+              <w:bottom w:w="50" w:type="dxa"/>
+              <w:left w:w="100" w:type="dxa"/>
+              <w:right w:w="100" w:type="dxa"/>
+            </w:tcMar>
+            <w:tcBorders>
+              <w:top w:val="single" w:sz="4" w:color="D0D0D0" w:space="0"/>
+              <w:left w:val="single" w:sz="4" w:color="D0D0D0" w:space="0"/>
+              <w:bottom w:val="single" w:sz="4" w:color="D0D0D0" w:space="0"/>
+              <w:right w:val="single" w:sz="4" w:color="D0D0D0" w:space="0"/>
+            </w:tcBorders>
+          </w:tcPr>
+          <w:p>
+            <w:pPr>
+              <w:jc w:val="center"/>
+            </w:pPr>
+            <w:r>
+              <w:rPr>
+                <w:b w:val="0"/>
+                <w:i w:val="0"/>
+                <w:color w:val="222222"/>
+                <w:sz w:val="17"/>
+              </w:rPr>
+              <w:t>0</w:t>
+            </w:r>
+          </w:p>
+        </w:tc>
+        <w:tc>
+          <w:tcPr>
+            <w:tcW w:type="dxa" w:w="3402"/>
+            <w:shd w:val="clear" w:color="auto" w:fill="FFFFFF"/>
+            <w:tcMar>
+              <w:top w:w="50" w:type="dxa"/>
+              <w:bottom w:w="50" w:type="dxa"/>
+              <w:left w:w="100" w:type="dxa"/>
+              <w:right w:w="100" w:type="dxa"/>
+            </w:tcMar>
+            <w:tcBorders>
+              <w:top w:val="single" w:sz="4" w:color="D0D0D0" w:space="0"/>
+              <w:left w:val="single" w:sz="4" w:color="D0D0D0" w:space="0"/>
+              <w:bottom w:val="single" w:sz="4" w:color="D0D0D0" w:space="0"/>
+              <w:right w:val="single" w:sz="4" w:color="D0D0D0" w:space="0"/>
+            </w:tcBorders>
+          </w:tcPr>
+          <w:p>
+            <w:pPr>
+              <w:jc w:val="left"/>
+            </w:pPr>
+            <w:r>
+              <w:rPr>
+                <w:b w:val="0"/>
+                <w:i w:val="0"/>
+                <w:color w:val="222222"/>
+                <w:sz w:val="17"/>
+              </w:rPr>
+              <w:t>Keberadaan PT Gema Kreasi Perdana (GKP), anak perusahaan Harita Group, di Pulau Wawonii, Kabupaten Konawe Kepulauan, Sulawesi Tenggara mengancam keselamatan warga, menggusur lah...</w:t>
+            </w:r>
+          </w:p>
+        </w:tc>
+      </w:tr>
+      <w:tr>
+        <w:tc>
+          <w:tcPr>
+            <w:tcW w:type="dxa" w:w="794"/>
+            <w:shd w:val="clear" w:color="auto" w:fill="F5FBF5"/>
+            <w:tcMar>
+              <w:top w:w="50" w:type="dxa"/>
+              <w:bottom w:w="50" w:type="dxa"/>
+              <w:left w:w="100" w:type="dxa"/>
+              <w:right w:w="100" w:type="dxa"/>
+            </w:tcMar>
+            <w:tcBorders>
+              <w:top w:val="single" w:sz="4" w:color="D0D0D0" w:space="0"/>
+              <w:left w:val="single" w:sz="4" w:color="D0D0D0" w:space="0"/>
+              <w:bottom w:val="single" w:sz="4" w:color="D0D0D0" w:space="0"/>
+              <w:right w:val="single" w:sz="4" w:color="D0D0D0" w:space="0"/>
+            </w:tcBorders>
+          </w:tcPr>
+          <w:p>
+            <w:pPr>
+              <w:jc w:val="center"/>
+            </w:pPr>
+            <w:r>
+              <w:rPr>
+                <w:b w:val="0"/>
+                <w:i w:val="0"/>
+                <w:color w:val="222222"/>
+                <w:sz w:val="17"/>
+              </w:rPr>
+              <w:t>2017</w:t>
+            </w:r>
+          </w:p>
+        </w:tc>
+        <w:tc>
+          <w:tcPr>
+            <w:tcW w:type="dxa" w:w="1134"/>
+            <w:shd w:val="clear" w:color="auto" w:fill="F5FBF5"/>
+            <w:tcMar>
+              <w:top w:w="50" w:type="dxa"/>
+              <w:bottom w:w="50" w:type="dxa"/>
+              <w:left w:w="100" w:type="dxa"/>
+              <w:right w:w="100" w:type="dxa"/>
+            </w:tcMar>
+            <w:tcBorders>
+              <w:top w:val="single" w:sz="4" w:color="D0D0D0" w:space="0"/>
+              <w:left w:val="single" w:sz="4" w:color="D0D0D0" w:space="0"/>
+              <w:bottom w:val="single" w:sz="4" w:color="D0D0D0" w:space="0"/>
+              <w:right w:val="single" w:sz="4" w:color="D0D0D0" w:space="0"/>
+            </w:tcBorders>
+          </w:tcPr>
+          <w:p>
+            <w:pPr>
+              <w:jc w:val="left"/>
+            </w:pPr>
+            <w:r>
+              <w:rPr>
+                <w:b w:val="0"/>
+                <w:i w:val="0"/>
+                <w:color w:val="222222"/>
+                <w:sz w:val="17"/>
+              </w:rPr>
+              <w:t>Kehutanan</w:t>
+            </w:r>
+          </w:p>
+        </w:tc>
+        <w:tc>
+          <w:tcPr>
+            <w:tcW w:type="dxa" w:w="1701"/>
+            <w:shd w:val="clear" w:color="auto" w:fill="F5FBF5"/>
+            <w:tcMar>
+              <w:top w:w="50" w:type="dxa"/>
+              <w:bottom w:w="50" w:type="dxa"/>
+              <w:left w:w="100" w:type="dxa"/>
+              <w:right w:w="100" w:type="dxa"/>
+            </w:tcMar>
+            <w:tcBorders>
+              <w:top w:val="single" w:sz="4" w:color="D0D0D0" w:space="0"/>
+              <w:left w:val="single" w:sz="4" w:color="D0D0D0" w:space="0"/>
+              <w:bottom w:val="single" w:sz="4" w:color="D0D0D0" w:space="0"/>
+              <w:right w:val="single" w:sz="4" w:color="D0D0D0" w:space="0"/>
+            </w:tcBorders>
+          </w:tcPr>
+          <w:p>
+            <w:pPr>
+              <w:jc w:val="left"/>
+            </w:pPr>
+            <w:r>
+              <w:rPr>
+                <w:b w:val="0"/>
+                <w:i w:val="0"/>
+                <w:color w:val="222222"/>
+                <w:sz w:val="17"/>
+              </w:rPr>
+              <w:t>Tidak/Belum Teridentifikasi</w:t>
+            </w:r>
+          </w:p>
+        </w:tc>
+        <w:tc>
+          <w:tcPr>
+            <w:tcW w:type="dxa" w:w="907"/>
+            <w:shd w:val="clear" w:color="auto" w:fill="F5FBF5"/>
+            <w:tcMar>
+              <w:top w:w="50" w:type="dxa"/>
+              <w:bottom w:w="50" w:type="dxa"/>
+              <w:left w:w="100" w:type="dxa"/>
+              <w:right w:w="100" w:type="dxa"/>
+            </w:tcMar>
+            <w:tcBorders>
+              <w:top w:val="single" w:sz="4" w:color="D0D0D0" w:space="0"/>
+              <w:left w:val="single" w:sz="4" w:color="D0D0D0" w:space="0"/>
+              <w:bottom w:val="single" w:sz="4" w:color="D0D0D0" w:space="0"/>
+              <w:right w:val="single" w:sz="4" w:color="D0D0D0" w:space="0"/>
+            </w:tcBorders>
+          </w:tcPr>
+          <w:p>
+            <w:pPr>
+              <w:jc w:val="center"/>
+            </w:pPr>
+            <w:r>
+              <w:rPr>
+                <w:b w:val="0"/>
+                <w:i w:val="0"/>
+                <w:color w:val="222222"/>
+                <w:sz w:val="17"/>
+              </w:rPr>
+              <w:t>4</w:t>
+            </w:r>
+          </w:p>
+        </w:tc>
+        <w:tc>
+          <w:tcPr>
+            <w:tcW w:type="dxa" w:w="794"/>
+            <w:shd w:val="clear" w:color="auto" w:fill="F5FBF5"/>
+            <w:tcMar>
+              <w:top w:w="50" w:type="dxa"/>
+              <w:bottom w:w="50" w:type="dxa"/>
+              <w:left w:w="100" w:type="dxa"/>
+              <w:right w:w="100" w:type="dxa"/>
+            </w:tcMar>
+            <w:tcBorders>
+              <w:top w:val="single" w:sz="4" w:color="D0D0D0" w:space="0"/>
+              <w:left w:val="single" w:sz="4" w:color="D0D0D0" w:space="0"/>
+              <w:bottom w:val="single" w:sz="4" w:color="D0D0D0" w:space="0"/>
+              <w:right w:val="single" w:sz="4" w:color="D0D0D0" w:space="0"/>
+            </w:tcBorders>
+          </w:tcPr>
+          <w:p>
+            <w:pPr>
+              <w:jc w:val="center"/>
+            </w:pPr>
+            <w:r>
+              <w:rPr>
+                <w:b w:val="0"/>
+                <w:i w:val="0"/>
+                <w:color w:val="222222"/>
+                <w:sz w:val="17"/>
+              </w:rPr>
+              <w:t>0</w:t>
+            </w:r>
+          </w:p>
+        </w:tc>
+        <w:tc>
+          <w:tcPr>
+            <w:tcW w:type="dxa" w:w="3402"/>
+            <w:shd w:val="clear" w:color="auto" w:fill="F5FBF5"/>
+            <w:tcMar>
+              <w:top w:w="50" w:type="dxa"/>
+              <w:bottom w:w="50" w:type="dxa"/>
+              <w:left w:w="100" w:type="dxa"/>
+              <w:right w:w="100" w:type="dxa"/>
+            </w:tcMar>
+            <w:tcBorders>
+              <w:top w:val="single" w:sz="4" w:color="D0D0D0" w:space="0"/>
+              <w:left w:val="single" w:sz="4" w:color="D0D0D0" w:space="0"/>
+              <w:bottom w:val="single" w:sz="4" w:color="D0D0D0" w:space="0"/>
+              <w:right w:val="single" w:sz="4" w:color="D0D0D0" w:space="0"/>
+            </w:tcBorders>
+          </w:tcPr>
+          <w:p>
+            <w:pPr>
+              <w:jc w:val="left"/>
+            </w:pPr>
+            <w:r>
+              <w:rPr>
+                <w:b w:val="0"/>
+                <w:i w:val="0"/>
+                <w:color w:val="222222"/>
+                <w:sz w:val="17"/>
+              </w:rPr>
+              <w:t>-</w:t>
+            </w:r>
+          </w:p>
+        </w:tc>
+      </w:tr>
+      <w:tr>
+        <w:tc>
+          <w:tcPr>
+            <w:tcW w:type="dxa" w:w="794"/>
+            <w:shd w:val="clear" w:color="auto" w:fill="FFFFFF"/>
+            <w:tcMar>
+              <w:top w:w="50" w:type="dxa"/>
+              <w:bottom w:w="50" w:type="dxa"/>
+              <w:left w:w="100" w:type="dxa"/>
+              <w:right w:w="100" w:type="dxa"/>
+            </w:tcMar>
+            <w:tcBorders>
+              <w:top w:val="single" w:sz="4" w:color="D0D0D0" w:space="0"/>
+              <w:left w:val="single" w:sz="4" w:color="D0D0D0" w:space="0"/>
+              <w:bottom w:val="single" w:sz="4" w:color="D0D0D0" w:space="0"/>
+              <w:right w:val="single" w:sz="4" w:color="D0D0D0" w:space="0"/>
+            </w:tcBorders>
+          </w:tcPr>
+          <w:p>
+            <w:pPr>
+              <w:jc w:val="center"/>
+            </w:pPr>
+            <w:r>
+              <w:rPr>
+                <w:b w:val="0"/>
+                <w:i w:val="0"/>
+                <w:color w:val="222222"/>
+                <w:sz w:val="17"/>
+              </w:rPr>
+              <w:t>2013</w:t>
+            </w:r>
+          </w:p>
+        </w:tc>
+        <w:tc>
+          <w:tcPr>
+            <w:tcW w:type="dxa" w:w="1134"/>
+            <w:shd w:val="clear" w:color="auto" w:fill="FFFFFF"/>
+            <w:tcMar>
+              <w:top w:w="50" w:type="dxa"/>
+              <w:bottom w:w="50" w:type="dxa"/>
+              <w:left w:w="100" w:type="dxa"/>
+              <w:right w:w="100" w:type="dxa"/>
+            </w:tcMar>
+            <w:tcBorders>
+              <w:top w:val="single" w:sz="4" w:color="D0D0D0" w:space="0"/>
+              <w:left w:val="single" w:sz="4" w:color="D0D0D0" w:space="0"/>
+              <w:bottom w:val="single" w:sz="4" w:color="D0D0D0" w:space="0"/>
+              <w:right w:val="single" w:sz="4" w:color="D0D0D0" w:space="0"/>
+            </w:tcBorders>
+          </w:tcPr>
+          <w:p>
+            <w:pPr>
+              <w:jc w:val="left"/>
+            </w:pPr>
+            <w:r>
+              <w:rPr>
+                <w:b w:val="0"/>
+                <w:i w:val="0"/>
+                <w:color w:val="222222"/>
+                <w:sz w:val="17"/>
+              </w:rPr>
+              <w:t>Kehutanan</w:t>
+            </w:r>
+          </w:p>
+        </w:tc>
+        <w:tc>
+          <w:tcPr>
+            <w:tcW w:type="dxa" w:w="1701"/>
+            <w:shd w:val="clear" w:color="auto" w:fill="FFFFFF"/>
+            <w:tcMar>
+              <w:top w:w="50" w:type="dxa"/>
+              <w:bottom w:w="50" w:type="dxa"/>
+              <w:left w:w="100" w:type="dxa"/>
+              <w:right w:w="100" w:type="dxa"/>
+            </w:tcMar>
+            <w:tcBorders>
+              <w:top w:val="single" w:sz="4" w:color="D0D0D0" w:space="0"/>
+              <w:left w:val="single" w:sz="4" w:color="D0D0D0" w:space="0"/>
+              <w:bottom w:val="single" w:sz="4" w:color="D0D0D0" w:space="0"/>
+              <w:right w:val="single" w:sz="4" w:color="D0D0D0" w:space="0"/>
+            </w:tcBorders>
+          </w:tcPr>
+          <w:p>
+            <w:pPr>
+              <w:jc w:val="left"/>
+            </w:pPr>
+            <w:r>
+              <w:rPr>
+                <w:b w:val="0"/>
+                <w:i w:val="0"/>
+                <w:color w:val="222222"/>
+                <w:sz w:val="17"/>
+              </w:rPr>
+              <w:t>Tidak/Belum Teridentifikasi</w:t>
+            </w:r>
+          </w:p>
+        </w:tc>
+        <w:tc>
+          <w:tcPr>
+            <w:tcW w:type="dxa" w:w="907"/>
+            <w:shd w:val="clear" w:color="auto" w:fill="FFFFFF"/>
+            <w:tcMar>
+              <w:top w:w="50" w:type="dxa"/>
+              <w:bottom w:w="50" w:type="dxa"/>
+              <w:left w:w="100" w:type="dxa"/>
+              <w:right w:w="100" w:type="dxa"/>
+            </w:tcMar>
+            <w:tcBorders>
+              <w:top w:val="single" w:sz="4" w:color="D0D0D0" w:space="0"/>
+              <w:left w:val="single" w:sz="4" w:color="D0D0D0" w:space="0"/>
+              <w:bottom w:val="single" w:sz="4" w:color="D0D0D0" w:space="0"/>
+              <w:right w:val="single" w:sz="4" w:color="D0D0D0" w:space="0"/>
+            </w:tcBorders>
+          </w:tcPr>
+          <w:p>
+            <w:pPr>
+              <w:jc w:val="center"/>
+            </w:pPr>
+            <w:r>
+              <w:rPr>
+                <w:b w:val="0"/>
+                <w:i w:val="0"/>
+                <w:color w:val="222222"/>
+                <w:sz w:val="17"/>
+              </w:rPr>
+              <w:t>3</w:t>
+            </w:r>
+          </w:p>
+        </w:tc>
+        <w:tc>
+          <w:tcPr>
+            <w:tcW w:type="dxa" w:w="794"/>
+            <w:shd w:val="clear" w:color="auto" w:fill="FFFFFF"/>
+            <w:tcMar>
+              <w:top w:w="50" w:type="dxa"/>
+              <w:bottom w:w="50" w:type="dxa"/>
+              <w:left w:w="100" w:type="dxa"/>
+              <w:right w:w="100" w:type="dxa"/>
+            </w:tcMar>
+            <w:tcBorders>
+              <w:top w:val="single" w:sz="4" w:color="D0D0D0" w:space="0"/>
+              <w:left w:val="single" w:sz="4" w:color="D0D0D0" w:space="0"/>
+              <w:bottom w:val="single" w:sz="4" w:color="D0D0D0" w:space="0"/>
+              <w:right w:val="single" w:sz="4" w:color="D0D0D0" w:space="0"/>
+            </w:tcBorders>
+          </w:tcPr>
+          <w:p>
+            <w:pPr>
+              <w:jc w:val="center"/>
+            </w:pPr>
+            <w:r>
+              <w:rPr>
+                <w:b w:val="0"/>
+                <w:i w:val="0"/>
+                <w:color w:val="222222"/>
+                <w:sz w:val="17"/>
+              </w:rPr>
+              <w:t>0</w:t>
+            </w:r>
+          </w:p>
+        </w:tc>
+        <w:tc>
+          <w:tcPr>
+            <w:tcW w:type="dxa" w:w="3402"/>
+            <w:shd w:val="clear" w:color="auto" w:fill="FFFFFF"/>
+            <w:tcMar>
+              <w:top w:w="50" w:type="dxa"/>
+              <w:bottom w:w="50" w:type="dxa"/>
+              <w:left w:w="100" w:type="dxa"/>
+              <w:right w:w="100" w:type="dxa"/>
+            </w:tcMar>
+            <w:tcBorders>
+              <w:top w:val="single" w:sz="4" w:color="D0D0D0" w:space="0"/>
+              <w:left w:val="single" w:sz="4" w:color="D0D0D0" w:space="0"/>
+              <w:bottom w:val="single" w:sz="4" w:color="D0D0D0" w:space="0"/>
+              <w:right w:val="single" w:sz="4" w:color="D0D0D0" w:space="0"/>
+            </w:tcBorders>
+          </w:tcPr>
+          <w:p>
+            <w:pPr>
+              <w:jc w:val="left"/>
+            </w:pPr>
+            <w:r>
+              <w:rPr>
+                <w:b w:val="0"/>
+                <w:i w:val="0"/>
+                <w:color w:val="222222"/>
+                <w:sz w:val="17"/>
+              </w:rPr>
+              <w:t>Bahtiar bin Sabang adalah salah satu korban kriminalisasi karena dituduh menebang pohon di atas tanahnya sendiri yang diklim oleh Kehutanan Sebagai Kawasan Hutan Produksi Terbatas</w:t>
+            </w:r>
+          </w:p>
+        </w:tc>
+      </w:tr>
+      <w:tr>
+        <w:tc>
+          <w:tcPr>
+            <w:tcW w:type="dxa" w:w="794"/>
+            <w:shd w:val="clear" w:color="auto" w:fill="F5FBF5"/>
+            <w:tcMar>
+              <w:top w:w="50" w:type="dxa"/>
+              <w:bottom w:w="50" w:type="dxa"/>
+              <w:left w:w="100" w:type="dxa"/>
+              <w:right w:w="100" w:type="dxa"/>
+            </w:tcMar>
+            <w:tcBorders>
+              <w:top w:val="single" w:sz="4" w:color="D0D0D0" w:space="0"/>
+              <w:left w:val="single" w:sz="4" w:color="D0D0D0" w:space="0"/>
+              <w:bottom w:val="single" w:sz="4" w:color="D0D0D0" w:space="0"/>
+              <w:right w:val="single" w:sz="4" w:color="D0D0D0" w:space="0"/>
+            </w:tcBorders>
+          </w:tcPr>
+          <w:p>
+            <w:pPr>
+              <w:jc w:val="center"/>
+            </w:pPr>
+            <w:r>
+              <w:rPr>
+                <w:b w:val="0"/>
+                <w:i w:val="0"/>
+                <w:color w:val="222222"/>
+                <w:sz w:val="17"/>
+              </w:rPr>
+              <w:t>2012</w:t>
+            </w:r>
+          </w:p>
+        </w:tc>
+        <w:tc>
+          <w:tcPr>
+            <w:tcW w:type="dxa" w:w="1134"/>
+            <w:shd w:val="clear" w:color="auto" w:fill="F5FBF5"/>
+            <w:tcMar>
+              <w:top w:w="50" w:type="dxa"/>
+              <w:bottom w:w="50" w:type="dxa"/>
+              <w:left w:w="100" w:type="dxa"/>
+              <w:right w:w="100" w:type="dxa"/>
+            </w:tcMar>
+            <w:tcBorders>
+              <w:top w:val="single" w:sz="4" w:color="D0D0D0" w:space="0"/>
+              <w:left w:val="single" w:sz="4" w:color="D0D0D0" w:space="0"/>
+              <w:bottom w:val="single" w:sz="4" w:color="D0D0D0" w:space="0"/>
+              <w:right w:val="single" w:sz="4" w:color="D0D0D0" w:space="0"/>
+            </w:tcBorders>
+          </w:tcPr>
+          <w:p>
+            <w:pPr>
+              <w:jc w:val="left"/>
+            </w:pPr>
+            <w:r>
+              <w:rPr>
+                <w:b w:val="0"/>
+                <w:i w:val="0"/>
+                <w:color w:val="222222"/>
+                <w:sz w:val="17"/>
+              </w:rPr>
+              <w:t>Pertambangan</w:t>
+            </w:r>
+          </w:p>
+        </w:tc>
+        <w:tc>
+          <w:tcPr>
+            <w:tcW w:type="dxa" w:w="1701"/>
+            <w:shd w:val="clear" w:color="auto" w:fill="F5FBF5"/>
+            <w:tcMar>
+              <w:top w:w="50" w:type="dxa"/>
+              <w:bottom w:w="50" w:type="dxa"/>
+              <w:left w:w="100" w:type="dxa"/>
+              <w:right w:w="100" w:type="dxa"/>
+            </w:tcMar>
+            <w:tcBorders>
+              <w:top w:val="single" w:sz="4" w:color="D0D0D0" w:space="0"/>
+              <w:left w:val="single" w:sz="4" w:color="D0D0D0" w:space="0"/>
+              <w:bottom w:val="single" w:sz="4" w:color="D0D0D0" w:space="0"/>
+              <w:right w:val="single" w:sz="4" w:color="D0D0D0" w:space="0"/>
+            </w:tcBorders>
+          </w:tcPr>
+          <w:p>
+            <w:pPr>
+              <w:jc w:val="left"/>
+            </w:pPr>
+            <w:r>
+              <w:rPr>
+                <w:b w:val="0"/>
+                <w:i w:val="0"/>
+                <w:color w:val="222222"/>
+                <w:sz w:val="17"/>
+              </w:rPr>
+              <w:t>PT Bumi Suksindo , PT. Merdeka Copper Gold</w:t>
+            </w:r>
+          </w:p>
+        </w:tc>
+        <w:tc>
+          <w:tcPr>
+            <w:tcW w:type="dxa" w:w="907"/>
+            <w:shd w:val="clear" w:color="auto" w:fill="F5FBF5"/>
+            <w:tcMar>
+              <w:top w:w="50" w:type="dxa"/>
+              <w:bottom w:w="50" w:type="dxa"/>
+              <w:left w:w="100" w:type="dxa"/>
+              <w:right w:w="100" w:type="dxa"/>
+            </w:tcMar>
+            <w:tcBorders>
+              <w:top w:val="single" w:sz="4" w:color="D0D0D0" w:space="0"/>
+              <w:left w:val="single" w:sz="4" w:color="D0D0D0" w:space="0"/>
+              <w:bottom w:val="single" w:sz="4" w:color="D0D0D0" w:space="0"/>
+              <w:right w:val="single" w:sz="4" w:color="D0D0D0" w:space="0"/>
+            </w:tcBorders>
+          </w:tcPr>
+          <w:p>
+            <w:pPr>
+              <w:jc w:val="center"/>
+            </w:pPr>
+            <w:r>
+              <w:rPr>
+                <w:b w:val="0"/>
+                <w:i w:val="0"/>
+                <w:color w:val="222222"/>
+                <w:sz w:val="17"/>
+              </w:rPr>
+              <w:t>1</w:t>
+            </w:r>
+          </w:p>
+        </w:tc>
+        <w:tc>
+          <w:tcPr>
+            <w:tcW w:type="dxa" w:w="794"/>
+            <w:shd w:val="clear" w:color="auto" w:fill="F5FBF5"/>
+            <w:tcMar>
+              <w:top w:w="50" w:type="dxa"/>
+              <w:bottom w:w="50" w:type="dxa"/>
+              <w:left w:w="100" w:type="dxa"/>
+              <w:right w:w="100" w:type="dxa"/>
+            </w:tcMar>
+            <w:tcBorders>
+              <w:top w:val="single" w:sz="4" w:color="D0D0D0" w:space="0"/>
+              <w:left w:val="single" w:sz="4" w:color="D0D0D0" w:space="0"/>
+              <w:bottom w:val="single" w:sz="4" w:color="D0D0D0" w:space="0"/>
+              <w:right w:val="single" w:sz="4" w:color="D0D0D0" w:space="0"/>
+            </w:tcBorders>
+          </w:tcPr>
+          <w:p>
+            <w:pPr>
+              <w:jc w:val="center"/>
+            </w:pPr>
+            <w:r>
+              <w:rPr>
+                <w:b w:val="0"/>
+                <w:i w:val="0"/>
+                <w:color w:val="222222"/>
+                <w:sz w:val="17"/>
+              </w:rPr>
+              <w:t>0</w:t>
+            </w:r>
+          </w:p>
+        </w:tc>
+        <w:tc>
+          <w:tcPr>
+            <w:tcW w:type="dxa" w:w="3402"/>
+            <w:shd w:val="clear" w:color="auto" w:fill="F5FBF5"/>
+            <w:tcMar>
+              <w:top w:w="50" w:type="dxa"/>
+              <w:bottom w:w="50" w:type="dxa"/>
+              <w:left w:w="100" w:type="dxa"/>
+              <w:right w:w="100" w:type="dxa"/>
+            </w:tcMar>
+            <w:tcBorders>
+              <w:top w:val="single" w:sz="4" w:color="D0D0D0" w:space="0"/>
+              <w:left w:val="single" w:sz="4" w:color="D0D0D0" w:space="0"/>
+              <w:bottom w:val="single" w:sz="4" w:color="D0D0D0" w:space="0"/>
+              <w:right w:val="single" w:sz="4" w:color="D0D0D0" w:space="0"/>
+            </w:tcBorders>
+          </w:tcPr>
+          <w:p>
+            <w:pPr>
+              <w:jc w:val="left"/>
+            </w:pPr>
+            <w:r>
+              <w:rPr>
+                <w:b w:val="0"/>
+                <w:i w:val="0"/>
+                <w:color w:val="222222"/>
+                <w:sz w:val="17"/>
+              </w:rPr>
+              <w:t>Gunung Tumpang Pitu yang masuk wilayah Desa Sumberagung, Kecamatan Pesanggaran, Kabupaten Banyuwangi, Jawa Timur, merupakan lokasi tambang emas dari PT Bumi Suksindo ( PT BSI) s...</w:t>
+            </w:r>
+          </w:p>
+        </w:tc>
+      </w:tr>
+      <w:tr>
+        <w:tc>
+          <w:tcPr>
+            <w:tcW w:type="dxa" w:w="794"/>
+            <w:shd w:val="clear" w:color="auto" w:fill="FFFFFF"/>
+            <w:tcMar>
+              <w:top w:w="50" w:type="dxa"/>
+              <w:bottom w:w="50" w:type="dxa"/>
+              <w:left w:w="100" w:type="dxa"/>
+              <w:right w:w="100" w:type="dxa"/>
+            </w:tcMar>
+            <w:tcBorders>
+              <w:top w:val="single" w:sz="4" w:color="D0D0D0" w:space="0"/>
+              <w:left w:val="single" w:sz="4" w:color="D0D0D0" w:space="0"/>
+              <w:bottom w:val="single" w:sz="4" w:color="D0D0D0" w:space="0"/>
+              <w:right w:val="single" w:sz="4" w:color="D0D0D0" w:space="0"/>
+            </w:tcBorders>
+          </w:tcPr>
+          <w:p>
+            <w:pPr>
+              <w:jc w:val="center"/>
+            </w:pPr>
+            <w:r>
+              <w:rPr>
+                <w:b w:val="0"/>
+                <w:i w:val="0"/>
+                <w:color w:val="222222"/>
+                <w:sz w:val="17"/>
+              </w:rPr>
+              <w:t>2022</w:t>
+            </w:r>
+          </w:p>
+        </w:tc>
+        <w:tc>
+          <w:tcPr>
+            <w:tcW w:type="dxa" w:w="1134"/>
+            <w:shd w:val="clear" w:color="auto" w:fill="FFFFFF"/>
+            <w:tcMar>
+              <w:top w:w="50" w:type="dxa"/>
+              <w:bottom w:w="50" w:type="dxa"/>
+              <w:left w:w="100" w:type="dxa"/>
+              <w:right w:w="100" w:type="dxa"/>
+            </w:tcMar>
+            <w:tcBorders>
+              <w:top w:val="single" w:sz="4" w:color="D0D0D0" w:space="0"/>
+              <w:left w:val="single" w:sz="4" w:color="D0D0D0" w:space="0"/>
+              <w:bottom w:val="single" w:sz="4" w:color="D0D0D0" w:space="0"/>
+              <w:right w:val="single" w:sz="4" w:color="D0D0D0" w:space="0"/>
+            </w:tcBorders>
+          </w:tcPr>
+          <w:p>
+            <w:pPr>
+              <w:jc w:val="left"/>
+            </w:pPr>
+            <w:r>
+              <w:rPr>
+                <w:b w:val="0"/>
+                <w:i w:val="0"/>
+                <w:color w:val="222222"/>
+                <w:sz w:val="17"/>
+              </w:rPr>
+              <w:t>Pertambangan</w:t>
+            </w:r>
+          </w:p>
+        </w:tc>
+        <w:tc>
+          <w:tcPr>
+            <w:tcW w:type="dxa" w:w="1701"/>
+            <w:shd w:val="clear" w:color="auto" w:fill="FFFFFF"/>
+            <w:tcMar>
+              <w:top w:w="50" w:type="dxa"/>
+              <w:bottom w:w="50" w:type="dxa"/>
+              <w:left w:w="100" w:type="dxa"/>
+              <w:right w:w="100" w:type="dxa"/>
+            </w:tcMar>
+            <w:tcBorders>
+              <w:top w:val="single" w:sz="4" w:color="D0D0D0" w:space="0"/>
+              <w:left w:val="single" w:sz="4" w:color="D0D0D0" w:space="0"/>
+              <w:bottom w:val="single" w:sz="4" w:color="D0D0D0" w:space="0"/>
+              <w:right w:val="single" w:sz="4" w:color="D0D0D0" w:space="0"/>
+            </w:tcBorders>
+          </w:tcPr>
+          <w:p>
+            <w:pPr>
+              <w:jc w:val="left"/>
+            </w:pPr>
+            <w:r>
+              <w:rPr>
+                <w:b w:val="0"/>
+                <w:i w:val="0"/>
+                <w:color w:val="222222"/>
+                <w:sz w:val="17"/>
+              </w:rPr>
+              <w:t>PT. Trio Kencana</w:t>
+            </w:r>
+          </w:p>
+        </w:tc>
+        <w:tc>
+          <w:tcPr>
+            <w:tcW w:type="dxa" w:w="907"/>
+            <w:shd w:val="clear" w:color="auto" w:fill="FFFFFF"/>
+            <w:tcMar>
+              <w:top w:w="50" w:type="dxa"/>
+              <w:bottom w:w="50" w:type="dxa"/>
+              <w:left w:w="100" w:type="dxa"/>
+              <w:right w:w="100" w:type="dxa"/>
+            </w:tcMar>
+            <w:tcBorders>
+              <w:top w:val="single" w:sz="4" w:color="D0D0D0" w:space="0"/>
+              <w:left w:val="single" w:sz="4" w:color="D0D0D0" w:space="0"/>
+              <w:bottom w:val="single" w:sz="4" w:color="D0D0D0" w:space="0"/>
+              <w:right w:val="single" w:sz="4" w:color="D0D0D0" w:space="0"/>
+            </w:tcBorders>
+          </w:tcPr>
+          <w:p>
+            <w:pPr>
+              <w:jc w:val="center"/>
+            </w:pPr>
+            <w:r>
+              <w:rPr>
+                <w:b w:val="0"/>
+                <w:i w:val="0"/>
+                <w:color w:val="222222"/>
+                <w:sz w:val="17"/>
+              </w:rPr>
+              <w:t>0</w:t>
+            </w:r>
+          </w:p>
+        </w:tc>
+        <w:tc>
+          <w:tcPr>
+            <w:tcW w:type="dxa" w:w="794"/>
+            <w:shd w:val="clear" w:color="auto" w:fill="FFFFFF"/>
+            <w:tcMar>
+              <w:top w:w="50" w:type="dxa"/>
+              <w:bottom w:w="50" w:type="dxa"/>
+              <w:left w:w="100" w:type="dxa"/>
+              <w:right w:w="100" w:type="dxa"/>
+            </w:tcMar>
+            <w:tcBorders>
+              <w:top w:val="single" w:sz="4" w:color="D0D0D0" w:space="0"/>
+              <w:left w:val="single" w:sz="4" w:color="D0D0D0" w:space="0"/>
+              <w:bottom w:val="single" w:sz="4" w:color="D0D0D0" w:space="0"/>
+              <w:right w:val="single" w:sz="4" w:color="D0D0D0" w:space="0"/>
+            </w:tcBorders>
+          </w:tcPr>
+          <w:p>
+            <w:pPr>
+              <w:jc w:val="center"/>
+            </w:pPr>
+            <w:r>
+              <w:rPr>
+                <w:b w:val="0"/>
+                <w:i w:val="0"/>
+                <w:color w:val="222222"/>
+                <w:sz w:val="17"/>
+              </w:rPr>
+              <w:t>1</w:t>
+            </w:r>
+          </w:p>
+        </w:tc>
+        <w:tc>
+          <w:tcPr>
+            <w:tcW w:type="dxa" w:w="3402"/>
+            <w:shd w:val="clear" w:color="auto" w:fill="FFFFFF"/>
+            <w:tcMar>
+              <w:top w:w="50" w:type="dxa"/>
+              <w:bottom w:w="50" w:type="dxa"/>
+              <w:left w:w="100" w:type="dxa"/>
+              <w:right w:w="100" w:type="dxa"/>
+            </w:tcMar>
+            <w:tcBorders>
+              <w:top w:val="single" w:sz="4" w:color="D0D0D0" w:space="0"/>
+              <w:left w:val="single" w:sz="4" w:color="D0D0D0" w:space="0"/>
+              <w:bottom w:val="single" w:sz="4" w:color="D0D0D0" w:space="0"/>
+              <w:right w:val="single" w:sz="4" w:color="D0D0D0" w:space="0"/>
+            </w:tcBorders>
+          </w:tcPr>
+          <w:p>
+            <w:pPr>
+              <w:jc w:val="left"/>
+            </w:pPr>
+            <w:r>
+              <w:rPr>
+                <w:b w:val="0"/>
+                <w:i w:val="0"/>
+                <w:color w:val="222222"/>
+                <w:sz w:val="17"/>
+              </w:rPr>
+              <w:t>Penolakan dilakukan karena warga khawatir sumber air bersih mereka yang masuk ke wilayah konsesi tambang akan hilang. Warga akhirnya berunjuk rasa memblokade jalan dan terjadi p...</w:t>
+            </w:r>
+          </w:p>
+        </w:tc>
+      </w:tr>
+    </w:tbl>
+    <w:p>
+      <w:pPr>
+        <w:spacing w:after="80"/>
+      </w:pPr>
+    </w:p>
+    <w:p>
+      <w:pPr>
+        <w:spacing w:before="160" w:after="40"/>
+      </w:pPr>
+      <w:r>
+        <w:rPr>
+          <w:b/>
+          <w:i w:val="0"/>
+          <w:color w:val="2E7D32"/>
+          <w:sz w:val="19"/>
+        </w:rPr>
+        <w:t>E. Analisis Temuan Empiris: Penyempitan Ruang Sipil dan Risiko HAM</w:t>
+      </w:r>
+    </w:p>
+    <w:p>
+      <w:pPr>
+        <w:spacing w:after="100"/>
+        <w:jc w:val="both"/>
+      </w:pPr>
+      <w:r>
+        <w:rPr>
+          <w:b w:val="0"/>
+          <w:i w:val="0"/>
+          <w:color w:val="222222"/>
+          <w:sz w:val="19"/>
+        </w:rPr>
+        <w:t xml:space="preserve">Keberadaan kasus kriminalisasi di sekitar area konsesi, terutama pada sektor Pertambangan, mengindikasikan pentingnya jaminan perlindungan ruang sipil dan penghormatan HAM dalam setiap proses pembangunan. </w:t>
+      </w:r>
+      <w:r>
+        <w:rPr>
+          <w:b w:val="0"/>
+          <w:i w:val="0"/>
+          <w:color w:val="222222"/>
+          <w:sz w:val="19"/>
+        </w:rPr>
+        <w:t>Catatan ini menunjukkan perlunya pendekatan hukum yang adil, penyelesaian konflik secara ramah HAM, serta perlindungan bagi pejuang lingkungan dan komunitas lokal.</w:t>
+      </w:r>
+    </w:p>
     <w:sectPr>
       <w:pgSz w:w="11906" w:h="16838"/>
       <w:pgMar w:top="1134" w:right="1134" w:bottom="1134" w:left="1134" w:header="720" w:footer="720" w:gutter="0"/>

--- a/tools/report_metodologi/bab_4/Metodologi_Bab4_Ruang_Hidup.docx
+++ b/tools/report_metodologi/bab_4/Metodologi_Bab4_Ruang_Hidup.docx
@@ -10932,6 +10932,5691 @@
         <w:t>Catatan ini menunjukkan perlunya pendekatan hukum yang adil, penyelesaian konflik secara ramah HAM, serta perlindungan bagi pejuang lingkungan dan komunitas lokal.</w:t>
       </w:r>
     </w:p>
+    <w:p>
+      <w:pPr>
+        <w:spacing w:before="240" w:after="80"/>
+        <w:pBdr>
+          <w:bottom w:val="single" w:sz="6" w:space="2" w:color="2E7D32"/>
+        </w:pBdr>
+      </w:pPr>
+      <w:r>
+        <w:rPr>
+          <w:b/>
+          <w:i w:val="0"/>
+          <w:color w:val="2E7D32"/>
+          <w:sz w:val="22"/>
+        </w:rPr>
+        <w:t>4.4 PEMBUKTIAN STATISTIK: EKSPANSI VS ESKALASI KONFLIK</w:t>
+      </w:r>
+    </w:p>
+    <w:p>
+      <w:pPr>
+        <w:spacing w:before="120" w:after="120"/>
+        <w:ind w:left="200"/>
+        <w:pBdr>
+          <w:left w:val="single" w:sz="16" w:space="6" w:color="2E7D32"/>
+        </w:pBdr>
+        <w:shd w:val="clear" w:color="auto" w:fill="F1F8E9"/>
+      </w:pPr>
+      <w:r>
+        <w:rPr>
+          <w:b/>
+          <w:i w:val="0"/>
+          <w:color w:val="1B5E20"/>
+          <w:sz w:val="17"/>
+        </w:rPr>
+        <w:t xml:space="preserve">SUMBER DATA RESMI &amp; DESKRIPSI VISUALISASI: </w:t>
+      </w:r>
+      <w:r>
+        <w:rPr>
+          <w:b w:val="0"/>
+          <w:i/>
+          <w:color w:val="333333"/>
+          <w:sz w:val="17"/>
+        </w:rPr>
+        <w:t>Base Data Cross-Section: data/processed/sulawesi_konflik_agraria_tanahkita.csv. Visualisasi dashboard menggunakan Before-After Analysis &amp; Crosstabulation untuk menguji hubungan antara indikator ekspansi dan eskalasi konflik.</w:t>
+      </w:r>
+    </w:p>
+    <w:p>
+      <w:pPr>
+        <w:spacing w:before="160" w:after="40"/>
+      </w:pPr>
+      <w:r>
+        <w:rPr>
+          <w:b/>
+          <w:i w:val="0"/>
+          <w:color w:val="2E7D32"/>
+          <w:sz w:val="19"/>
+        </w:rPr>
+        <w:t>A. Pengantar &amp; Kerangka Narasi</w:t>
+      </w:r>
+    </w:p>
+    <w:p>
+      <w:pPr>
+        <w:spacing w:after="100"/>
+        <w:jc w:val="both"/>
+      </w:pPr>
+      <w:r>
+        <w:rPr>
+          <w:b w:val="0"/>
+          <w:i w:val="0"/>
+          <w:color w:val="222222"/>
+          <w:sz w:val="19"/>
+        </w:rPr>
+        <w:t xml:space="preserve">Hipotesis utama dalam evaluasi ini adalah bahwa industrialisasi dan ekspansi korporasi berbanding lurus dengan eskalasi konflik dan represi terhadap masyarakat. </w:t>
+      </w:r>
+      <w:r>
+        <w:rPr>
+          <w:b w:val="0"/>
+          <w:i w:val="0"/>
+          <w:color w:val="222222"/>
+          <w:sz w:val="19"/>
+        </w:rPr>
+        <w:t>Analisis dibagi menjadi dua bagian: komparasi metrik Before-After dan uji signifikansi Crosstab Chi-Square. Unit observasinya adalah catatan kejadian letupan konflik historis.</w:t>
+      </w:r>
+    </w:p>
+    <w:p>
+      <w:pPr>
+        <w:spacing w:before="160" w:after="40"/>
+      </w:pPr>
+      <w:r>
+        <w:rPr>
+          <w:b/>
+          <w:i w:val="0"/>
+          <w:color w:val="2E7D32"/>
+          <w:sz w:val="19"/>
+        </w:rPr>
+        <w:t>B. Alur Logika Metodologis Before-After Analysis &amp; Crosstabulation</w:t>
+      </w:r>
+    </w:p>
+    <w:p>
+      <w:pPr>
+        <w:spacing w:after="100"/>
+        <w:jc w:val="both"/>
+      </w:pPr>
+      <w:r>
+        <w:rPr>
+          <w:b w:val="0"/>
+          <w:i w:val="0"/>
+          <w:color w:val="222222"/>
+          <w:sz w:val="19"/>
+        </w:rPr>
+        <w:t xml:space="preserve">Kerangka komparasi pra/pasca ekspansi serta tabulasi silang indikator konflik diilustrasikan pada </w:t>
+      </w:r>
+      <w:r>
+        <w:rPr>
+          <w:b/>
+          <w:i w:val="0"/>
+          <w:color w:val="222222"/>
+          <w:sz w:val="19"/>
+        </w:rPr>
+        <w:t>Bagan Alur 4.4</w:t>
+      </w:r>
+      <w:r>
+        <w:rPr>
+          <w:b w:val="0"/>
+          <w:i w:val="0"/>
+          <w:color w:val="222222"/>
+          <w:sz w:val="19"/>
+        </w:rPr>
+        <w:t xml:space="preserve"> berikut. Konfigurasi variabel uji Chi-Square dirinci pada Tabel 4.4a di bawah gambar.</w:t>
+      </w:r>
+    </w:p>
+    <w:p>
+      <w:pPr>
+        <w:spacing w:before="120" w:after="40"/>
+      </w:pPr>
+      <w:r>
+        <w:rPr>
+          <w:b/>
+          <w:i/>
+          <w:color w:val="2E7D32"/>
+          <w:sz w:val="17"/>
+        </w:rPr>
+        <w:t>Bagan Alur 4.4: Alur Logika Metodologis Before-After Analysis &amp; Crosstabulation</w:t>
+      </w:r>
+    </w:p>
+    <w:p>
+      <w:pPr>
+        <w:jc w:val="center"/>
+      </w:pPr>
+      <w:r>
+        <w:drawing>
+          <wp:inline xmlns:a="http://schemas.openxmlformats.org/drawingml/2006/main" xmlns:pic="http://schemas.openxmlformats.org/drawingml/2006/picture">
+            <wp:extent cx="5400000" cy="2304221"/>
+            <wp:docPr id="4" name="Picture 4"/>
+            <wp:cNvGraphicFramePr>
+              <a:graphicFrameLocks noChangeAspect="1"/>
+            </wp:cNvGraphicFramePr>
+            <a:graphic>
+              <a:graphicData uri="http://schemas.openxmlformats.org/drawingml/2006/picture">
+                <pic:pic>
+                  <pic:nvPicPr>
+                    <pic:cNvPr id="0" name="mermaid_flowchart_4_4.png"/>
+                    <pic:cNvPicPr/>
+                  </pic:nvPicPr>
+                  <pic:blipFill>
+                    <a:blip r:embed="rId12"/>
+                    <a:stretch>
+                      <a:fillRect/>
+                    </a:stretch>
+                  </pic:blipFill>
+                  <pic:spPr>
+                    <a:xfrm>
+                      <a:off x="0" y="0"/>
+                      <a:ext cx="5400000" cy="2304221"/>
+                    </a:xfrm>
+                    <a:prstGeom prst="rect"/>
+                  </pic:spPr>
+                </pic:pic>
+              </a:graphicData>
+            </a:graphic>
+          </wp:inline>
+        </w:drawing>
+      </w:r>
+    </w:p>
+    <w:p>
+      <w:pPr>
+        <w:spacing w:before="120" w:after="40"/>
+      </w:pPr>
+      <w:r>
+        <w:rPr>
+          <w:b/>
+          <w:i/>
+          <w:color w:val="2E7D32"/>
+          <w:sz w:val="17"/>
+        </w:rPr>
+        <w:t>Tabel 4.4a: Konfigurasi Variabel Uji Chi-Square (Sub-bab 4.4)</w:t>
+      </w:r>
+    </w:p>
+    <w:tbl>
+      <w:tblPr>
+        <w:tblStyle w:val="TableGrid"/>
+        <w:tblW w:type="auto" w:w="0"/>
+        <w:jc w:val="center"/>
+        <w:tblLayout w:type="fixed"/>
+        <w:tblLook w:firstColumn="1" w:firstRow="1" w:lastColumn="0" w:lastRow="0" w:noHBand="0" w:noVBand="1" w:val="04A0"/>
+      </w:tblPr>
+      <w:tblGrid>
+        <w:gridCol w:w="4819"/>
+        <w:gridCol w:w="4819"/>
+      </w:tblGrid>
+      <w:tr>
+        <w:tc>
+          <w:tcPr>
+            <w:tcW w:type="dxa" w:w="2551"/>
+            <w:shd w:val="clear" w:color="auto" w:fill="2E7D32"/>
+            <w:tcMar>
+              <w:top w:w="70" w:type="dxa"/>
+              <w:bottom w:w="70" w:type="dxa"/>
+              <w:left w:w="100" w:type="dxa"/>
+              <w:right w:w="100" w:type="dxa"/>
+            </w:tcMar>
+            <w:tcBorders>
+              <w:top w:val="single" w:sz="4" w:color="D0D0D0" w:space="0"/>
+              <w:left w:val="single" w:sz="4" w:color="D0D0D0" w:space="0"/>
+              <w:bottom w:val="single" w:sz="8" w:color="1B5E20" w:space="0"/>
+              <w:right w:val="single" w:sz="4" w:color="D0D0D0" w:space="0"/>
+            </w:tcBorders>
+          </w:tcPr>
+          <w:p>
+            <w:pPr>
+              <w:jc w:val="left"/>
+            </w:pPr>
+            <w:r>
+              <w:rPr>
+                <w:b/>
+                <w:i w:val="0"/>
+                <w:color w:val="FFFFFF"/>
+                <w:sz w:val="17"/>
+              </w:rPr>
+              <w:t>Komponen Uji</w:t>
+            </w:r>
+          </w:p>
+        </w:tc>
+        <w:tc>
+          <w:tcPr>
+            <w:tcW w:type="dxa" w:w="6236"/>
+            <w:shd w:val="clear" w:color="auto" w:fill="2E7D32"/>
+            <w:tcMar>
+              <w:top w:w="70" w:type="dxa"/>
+              <w:bottom w:w="70" w:type="dxa"/>
+              <w:left w:w="100" w:type="dxa"/>
+              <w:right w:w="100" w:type="dxa"/>
+            </w:tcMar>
+            <w:tcBorders>
+              <w:top w:val="single" w:sz="4" w:color="D0D0D0" w:space="0"/>
+              <w:left w:val="single" w:sz="4" w:color="D0D0D0" w:space="0"/>
+              <w:bottom w:val="single" w:sz="8" w:color="1B5E20" w:space="0"/>
+              <w:right w:val="single" w:sz="4" w:color="D0D0D0" w:space="0"/>
+            </w:tcBorders>
+          </w:tcPr>
+          <w:p>
+            <w:pPr>
+              <w:jc w:val="left"/>
+            </w:pPr>
+            <w:r>
+              <w:rPr>
+                <w:b/>
+                <w:i w:val="0"/>
+                <w:color w:val="FFFFFF"/>
+                <w:sz w:val="17"/>
+              </w:rPr>
+              <w:t>Definisi Variabel (Sub-bab 4.4)</w:t>
+            </w:r>
+          </w:p>
+        </w:tc>
+      </w:tr>
+      <w:tr>
+        <w:tc>
+          <w:tcPr>
+            <w:tcW w:type="dxa" w:w="2551"/>
+            <w:shd w:val="clear" w:color="auto" w:fill="F5FBF5"/>
+            <w:tcMar>
+              <w:top w:w="50" w:type="dxa"/>
+              <w:bottom w:w="50" w:type="dxa"/>
+              <w:left w:w="100" w:type="dxa"/>
+              <w:right w:w="100" w:type="dxa"/>
+            </w:tcMar>
+            <w:tcBorders>
+              <w:top w:val="single" w:sz="4" w:color="D0D0D0" w:space="0"/>
+              <w:left w:val="single" w:sz="4" w:color="D0D0D0" w:space="0"/>
+              <w:bottom w:val="single" w:sz="4" w:color="D0D0D0" w:space="0"/>
+              <w:right w:val="single" w:sz="4" w:color="D0D0D0" w:space="0"/>
+            </w:tcBorders>
+          </w:tcPr>
+          <w:p>
+            <w:pPr>
+              <w:jc w:val="left"/>
+            </w:pPr>
+            <w:r>
+              <w:rPr>
+                <w:b w:val="0"/>
+                <w:i w:val="0"/>
+                <w:color w:val="222222"/>
+                <w:sz w:val="17"/>
+              </w:rPr>
+              <w:t>Matriks Ekspansi (X)</w:t>
+            </w:r>
+          </w:p>
+        </w:tc>
+        <w:tc>
+          <w:tcPr>
+            <w:tcW w:type="dxa" w:w="6236"/>
+            <w:shd w:val="clear" w:color="auto" w:fill="F5FBF5"/>
+            <w:tcMar>
+              <w:top w:w="50" w:type="dxa"/>
+              <w:bottom w:w="50" w:type="dxa"/>
+              <w:left w:w="100" w:type="dxa"/>
+              <w:right w:w="100" w:type="dxa"/>
+            </w:tcMar>
+            <w:tcBorders>
+              <w:top w:val="single" w:sz="4" w:color="D0D0D0" w:space="0"/>
+              <w:left w:val="single" w:sz="4" w:color="D0D0D0" w:space="0"/>
+              <w:bottom w:val="single" w:sz="4" w:color="D0D0D0" w:space="0"/>
+              <w:right w:val="single" w:sz="4" w:color="D0D0D0" w:space="0"/>
+            </w:tcBorders>
+          </w:tcPr>
+          <w:p>
+            <w:pPr>
+              <w:jc w:val="left"/>
+            </w:pPr>
+            <w:r>
+              <w:rPr>
+                <w:b w:val="0"/>
+                <w:i w:val="0"/>
+                <w:color w:val="222222"/>
+                <w:sz w:val="17"/>
+              </w:rPr>
+              <w:t>Periode Ekspansi Industri; Tipe Sektor (Tambang vs Non-Tambang); Keterlibatan Aparat/Pemerintah.</w:t>
+            </w:r>
+          </w:p>
+        </w:tc>
+      </w:tr>
+      <w:tr>
+        <w:tc>
+          <w:tcPr>
+            <w:tcW w:type="dxa" w:w="2551"/>
+            <w:shd w:val="clear" w:color="auto" w:fill="FFFFFF"/>
+            <w:tcMar>
+              <w:top w:w="50" w:type="dxa"/>
+              <w:bottom w:w="50" w:type="dxa"/>
+              <w:left w:w="100" w:type="dxa"/>
+              <w:right w:w="100" w:type="dxa"/>
+            </w:tcMar>
+            <w:tcBorders>
+              <w:top w:val="single" w:sz="4" w:color="D0D0D0" w:space="0"/>
+              <w:left w:val="single" w:sz="4" w:color="D0D0D0" w:space="0"/>
+              <w:bottom w:val="single" w:sz="4" w:color="D0D0D0" w:space="0"/>
+              <w:right w:val="single" w:sz="4" w:color="D0D0D0" w:space="0"/>
+            </w:tcBorders>
+          </w:tcPr>
+          <w:p>
+            <w:pPr>
+              <w:jc w:val="left"/>
+            </w:pPr>
+            <w:r>
+              <w:rPr>
+                <w:b w:val="0"/>
+                <w:i w:val="0"/>
+                <w:color w:val="222222"/>
+                <w:sz w:val="17"/>
+              </w:rPr>
+              <w:t>Matriks Eskalasi (Y)</w:t>
+            </w:r>
+          </w:p>
+        </w:tc>
+        <w:tc>
+          <w:tcPr>
+            <w:tcW w:type="dxa" w:w="6236"/>
+            <w:shd w:val="clear" w:color="auto" w:fill="FFFFFF"/>
+            <w:tcMar>
+              <w:top w:w="50" w:type="dxa"/>
+              <w:bottom w:w="50" w:type="dxa"/>
+              <w:left w:w="100" w:type="dxa"/>
+              <w:right w:w="100" w:type="dxa"/>
+            </w:tcMar>
+            <w:tcBorders>
+              <w:top w:val="single" w:sz="4" w:color="D0D0D0" w:space="0"/>
+              <w:left w:val="single" w:sz="4" w:color="D0D0D0" w:space="0"/>
+              <w:bottom w:val="single" w:sz="4" w:color="D0D0D0" w:space="0"/>
+              <w:right w:val="single" w:sz="4" w:color="D0D0D0" w:space="0"/>
+            </w:tcBorders>
+          </w:tcPr>
+          <w:p>
+            <w:pPr>
+              <w:jc w:val="left"/>
+            </w:pPr>
+            <w:r>
+              <w:rPr>
+                <w:b w:val="0"/>
+                <w:i w:val="0"/>
+                <w:color w:val="222222"/>
+                <w:sz w:val="17"/>
+              </w:rPr>
+              <w:t>Tingkat Represi &amp; Kriminalisasi; Tingkat Penelantaran Kasus; Tingkat Insiden Fisik.</w:t>
+            </w:r>
+          </w:p>
+        </w:tc>
+      </w:tr>
+      <w:tr>
+        <w:tc>
+          <w:tcPr>
+            <w:tcW w:type="dxa" w:w="2551"/>
+            <w:shd w:val="clear" w:color="auto" w:fill="F5FBF5"/>
+            <w:tcMar>
+              <w:top w:w="50" w:type="dxa"/>
+              <w:bottom w:w="50" w:type="dxa"/>
+              <w:left w:w="100" w:type="dxa"/>
+              <w:right w:w="100" w:type="dxa"/>
+            </w:tcMar>
+            <w:tcBorders>
+              <w:top w:val="single" w:sz="4" w:color="D0D0D0" w:space="0"/>
+              <w:left w:val="single" w:sz="4" w:color="D0D0D0" w:space="0"/>
+              <w:bottom w:val="single" w:sz="4" w:color="D0D0D0" w:space="0"/>
+              <w:right w:val="single" w:sz="4" w:color="D0D0D0" w:space="0"/>
+            </w:tcBorders>
+          </w:tcPr>
+          <w:p>
+            <w:pPr>
+              <w:jc w:val="left"/>
+            </w:pPr>
+            <w:r>
+              <w:rPr>
+                <w:b w:val="0"/>
+                <w:i w:val="0"/>
+                <w:color w:val="222222"/>
+                <w:sz w:val="17"/>
+              </w:rPr>
+              <w:t>Hipotesis Nol (H0)</w:t>
+            </w:r>
+          </w:p>
+        </w:tc>
+        <w:tc>
+          <w:tcPr>
+            <w:tcW w:type="dxa" w:w="6236"/>
+            <w:shd w:val="clear" w:color="auto" w:fill="F5FBF5"/>
+            <w:tcMar>
+              <w:top w:w="50" w:type="dxa"/>
+              <w:bottom w:w="50" w:type="dxa"/>
+              <w:left w:w="100" w:type="dxa"/>
+              <w:right w:w="100" w:type="dxa"/>
+            </w:tcMar>
+            <w:tcBorders>
+              <w:top w:val="single" w:sz="4" w:color="D0D0D0" w:space="0"/>
+              <w:left w:val="single" w:sz="4" w:color="D0D0D0" w:space="0"/>
+              <w:bottom w:val="single" w:sz="4" w:color="D0D0D0" w:space="0"/>
+              <w:right w:val="single" w:sz="4" w:color="D0D0D0" w:space="0"/>
+            </w:tcBorders>
+          </w:tcPr>
+          <w:p>
+            <w:pPr>
+              <w:jc w:val="left"/>
+            </w:pPr>
+            <w:r>
+              <w:rPr>
+                <w:b w:val="0"/>
+                <w:i w:val="0"/>
+                <w:color w:val="222222"/>
+                <w:sz w:val="17"/>
+              </w:rPr>
+              <w:t>Variabel baris (Periode/Aktor) saling bebas secara absolut terhadap variabel kolom (Represi/Kematian).</w:t>
+            </w:r>
+          </w:p>
+        </w:tc>
+      </w:tr>
+      <w:tr>
+        <w:tc>
+          <w:tcPr>
+            <w:tcW w:type="dxa" w:w="2551"/>
+            <w:shd w:val="clear" w:color="auto" w:fill="FFFFFF"/>
+            <w:tcMar>
+              <w:top w:w="50" w:type="dxa"/>
+              <w:bottom w:w="50" w:type="dxa"/>
+              <w:left w:w="100" w:type="dxa"/>
+              <w:right w:w="100" w:type="dxa"/>
+            </w:tcMar>
+            <w:tcBorders>
+              <w:top w:val="single" w:sz="4" w:color="D0D0D0" w:space="0"/>
+              <w:left w:val="single" w:sz="4" w:color="D0D0D0" w:space="0"/>
+              <w:bottom w:val="single" w:sz="4" w:color="D0D0D0" w:space="0"/>
+              <w:right w:val="single" w:sz="4" w:color="D0D0D0" w:space="0"/>
+            </w:tcBorders>
+          </w:tcPr>
+          <w:p>
+            <w:pPr>
+              <w:jc w:val="left"/>
+            </w:pPr>
+            <w:r>
+              <w:rPr>
+                <w:b w:val="0"/>
+                <w:i w:val="0"/>
+                <w:color w:val="222222"/>
+                <w:sz w:val="17"/>
+              </w:rPr>
+              <w:t>Decision Rule</w:t>
+            </w:r>
+          </w:p>
+        </w:tc>
+        <w:tc>
+          <w:tcPr>
+            <w:tcW w:type="dxa" w:w="6236"/>
+            <w:shd w:val="clear" w:color="auto" w:fill="FFFFFF"/>
+            <w:tcMar>
+              <w:top w:w="50" w:type="dxa"/>
+              <w:bottom w:w="50" w:type="dxa"/>
+              <w:left w:w="100" w:type="dxa"/>
+              <w:right w:w="100" w:type="dxa"/>
+            </w:tcMar>
+            <w:tcBorders>
+              <w:top w:val="single" w:sz="4" w:color="D0D0D0" w:space="0"/>
+              <w:left w:val="single" w:sz="4" w:color="D0D0D0" w:space="0"/>
+              <w:bottom w:val="single" w:sz="4" w:color="D0D0D0" w:space="0"/>
+              <w:right w:val="single" w:sz="4" w:color="D0D0D0" w:space="0"/>
+            </w:tcBorders>
+          </w:tcPr>
+          <w:p>
+            <w:pPr>
+              <w:jc w:val="left"/>
+            </w:pPr>
+            <w:r>
+              <w:rPr>
+                <w:b w:val="0"/>
+                <w:i w:val="0"/>
+                <w:color w:val="222222"/>
+                <w:sz w:val="17"/>
+              </w:rPr>
+              <w:t>Chi-Square P-Value &lt; 0.05, maka tolak H0 dan terdapat korelasi signifikan.</w:t>
+            </w:r>
+          </w:p>
+        </w:tc>
+      </w:tr>
+      <w:tr>
+        <w:tc>
+          <w:tcPr>
+            <w:tcW w:type="dxa" w:w="2551"/>
+            <w:shd w:val="clear" w:color="auto" w:fill="F5FBF5"/>
+            <w:tcMar>
+              <w:top w:w="50" w:type="dxa"/>
+              <w:bottom w:w="50" w:type="dxa"/>
+              <w:left w:w="100" w:type="dxa"/>
+              <w:right w:w="100" w:type="dxa"/>
+            </w:tcMar>
+            <w:tcBorders>
+              <w:top w:val="single" w:sz="4" w:color="D0D0D0" w:space="0"/>
+              <w:left w:val="single" w:sz="4" w:color="D0D0D0" w:space="0"/>
+              <w:bottom w:val="single" w:sz="4" w:color="D0D0D0" w:space="0"/>
+              <w:right w:val="single" w:sz="4" w:color="D0D0D0" w:space="0"/>
+            </w:tcBorders>
+          </w:tcPr>
+          <w:p>
+            <w:pPr>
+              <w:jc w:val="left"/>
+            </w:pPr>
+            <w:r>
+              <w:rPr>
+                <w:b w:val="0"/>
+                <w:i w:val="0"/>
+                <w:color w:val="222222"/>
+                <w:sz w:val="17"/>
+              </w:rPr>
+              <w:t>Unit Observasi</w:t>
+            </w:r>
+          </w:p>
+        </w:tc>
+        <w:tc>
+          <w:tcPr>
+            <w:tcW w:type="dxa" w:w="6236"/>
+            <w:shd w:val="clear" w:color="auto" w:fill="F5FBF5"/>
+            <w:tcMar>
+              <w:top w:w="50" w:type="dxa"/>
+              <w:bottom w:w="50" w:type="dxa"/>
+              <w:left w:w="100" w:type="dxa"/>
+              <w:right w:w="100" w:type="dxa"/>
+            </w:tcMar>
+            <w:tcBorders>
+              <w:top w:val="single" w:sz="4" w:color="D0D0D0" w:space="0"/>
+              <w:left w:val="single" w:sz="4" w:color="D0D0D0" w:space="0"/>
+              <w:bottom w:val="single" w:sz="4" w:color="D0D0D0" w:space="0"/>
+              <w:right w:val="single" w:sz="4" w:color="D0D0D0" w:space="0"/>
+            </w:tcBorders>
+          </w:tcPr>
+          <w:p>
+            <w:pPr>
+              <w:jc w:val="left"/>
+            </w:pPr>
+            <w:r>
+              <w:rPr>
+                <w:b w:val="0"/>
+                <w:i w:val="0"/>
+                <w:color w:val="222222"/>
+                <w:sz w:val="17"/>
+              </w:rPr>
+              <w:t>Catatan kejadian letupan konflik historis sejak 1990 (N=523).</w:t>
+            </w:r>
+          </w:p>
+        </w:tc>
+      </w:tr>
+    </w:tbl>
+    <w:p>
+      <w:pPr>
+        <w:spacing w:after="80"/>
+      </w:pPr>
+    </w:p>
+    <w:p>
+      <w:pPr>
+        <w:spacing w:before="160" w:after="40"/>
+      </w:pPr>
+      <w:r>
+        <w:rPr>
+          <w:b/>
+          <w:i w:val="0"/>
+          <w:color w:val="2E7D32"/>
+          <w:sz w:val="19"/>
+        </w:rPr>
+        <w:t>C. Formulasi Matematis: Before-After, Chi-Square, dan Odds Ratio</w:t>
+      </w:r>
+    </w:p>
+    <w:p>
+      <w:pPr>
+        <w:spacing w:after="100"/>
+        <w:jc w:val="both"/>
+      </w:pPr>
+      <w:r>
+        <w:rPr>
+          <w:b w:val="0"/>
+          <w:i w:val="0"/>
+          <w:color w:val="222222"/>
+          <w:sz w:val="19"/>
+        </w:rPr>
+        <w:t>Komparasi periode dan pengujian statistik dihitung menggunakan sistem formulasi matematis berikut:</w:t>
+      </w:r>
+    </w:p>
+    <w:p>
+      <w:pPr>
+        <w:spacing w:before="120" w:after="20"/>
+      </w:pPr>
+      <w:r>
+        <w:rPr>
+          <w:b/>
+          <w:i/>
+          <w:color w:val="2E7D32"/>
+          <w:sz w:val="17"/>
+        </w:rPr>
+        <w:t>Persamaan: Rata-rata Konflik per Tahun</w:t>
+      </w:r>
+    </w:p>
+    <w:p>
+      <w:pPr>
+        <w:spacing w:before="0" w:after="40"/>
+        <w:ind w:left="240"/>
+        <w:shd w:val="clear" w:color="auto" w:fill="EDF7EE"/>
+        <w:pBdr>
+          <w:top w:val="single" w:sz="4" w:space="4" w:color="A5D6A7"/>
+          <w:left w:val="single" w:sz="4" w:space="4" w:color="A5D6A7"/>
+          <w:bottom w:val="single" w:sz="4" w:space="4" w:color="A5D6A7"/>
+          <w:right w:val="single" w:sz="4" w:space="4" w:color="A5D6A7"/>
+        </w:pBdr>
+      </w:pPr>
+      <w:r>
+        <w:rPr>
+          <w:rFonts w:ascii="Courier New" w:hAnsi="Courier New"/>
+          <w:b w:val="0"/>
+          <w:i w:val="0"/>
+          <w:color w:val="1B5E20"/>
+          <w:sz w:val="17"/>
+        </w:rPr>
+        <w:t>K̄_p = N_p / T_p</w:t>
+      </w:r>
+    </w:p>
+    <w:p>
+      <w:pPr>
+        <w:spacing w:before="40" w:after="120"/>
+        <w:ind w:left="280"/>
+      </w:pPr>
+      <w:r>
+        <w:rPr>
+          <w:b/>
+          <w:i/>
+          <w:color w:val="333333"/>
+          <w:sz w:val="16"/>
+        </w:rPr>
+        <w:t>Keterangan Variabel:</w:t>
+        <w:br/>
+      </w:r>
+      <w:r>
+        <w:rPr>
+          <w:b/>
+          <w:i w:val="0"/>
+          <w:color w:val="1B5E20"/>
+          <w:sz w:val="16"/>
+        </w:rPr>
+        <w:t xml:space="preserve">- K̄_p: </w:t>
+      </w:r>
+      <w:r>
+        <w:rPr>
+          <w:b w:val="0"/>
+          <w:i w:val="0"/>
+          <w:color w:val="444444"/>
+          <w:sz w:val="16"/>
+        </w:rPr>
+        <w:t>Rata-rata kasus konflik per tahun pada periode p.</w:t>
+        <w:br/>
+      </w:r>
+      <w:r>
+        <w:rPr>
+          <w:b/>
+          <w:i w:val="0"/>
+          <w:color w:val="1B5E20"/>
+          <w:sz w:val="16"/>
+        </w:rPr>
+        <w:t xml:space="preserve">- N_p: </w:t>
+      </w:r>
+      <w:r>
+        <w:rPr>
+          <w:b w:val="0"/>
+          <w:i w:val="0"/>
+          <w:color w:val="444444"/>
+          <w:sz w:val="16"/>
+        </w:rPr>
+        <w:t>Total letupan konflik pada periode p.</w:t>
+        <w:br/>
+      </w:r>
+      <w:r>
+        <w:rPr>
+          <w:b/>
+          <w:i w:val="0"/>
+          <w:color w:val="1B5E20"/>
+          <w:sz w:val="16"/>
+        </w:rPr>
+        <w:t xml:space="preserve">- T_p: </w:t>
+      </w:r>
+      <w:r>
+        <w:rPr>
+          <w:b w:val="0"/>
+          <w:i w:val="0"/>
+          <w:color w:val="444444"/>
+          <w:sz w:val="16"/>
+        </w:rPr>
+        <w:t>Jumlah tahun observasi pada periode p.</w:t>
+      </w:r>
+    </w:p>
+    <w:p>
+      <w:pPr>
+        <w:spacing w:before="120" w:after="20"/>
+      </w:pPr>
+      <w:r>
+        <w:rPr>
+          <w:b/>
+          <w:i/>
+          <w:color w:val="2E7D32"/>
+          <w:sz w:val="17"/>
+        </w:rPr>
+        <w:t>Persamaan: Substitusi Before-After</w:t>
+      </w:r>
+    </w:p>
+    <w:p>
+      <w:pPr>
+        <w:spacing w:before="0" w:after="40"/>
+        <w:ind w:left="240"/>
+        <w:shd w:val="clear" w:color="auto" w:fill="EDF7EE"/>
+        <w:pBdr>
+          <w:top w:val="single" w:sz="4" w:space="4" w:color="A5D6A7"/>
+          <w:left w:val="single" w:sz="4" w:space="4" w:color="A5D6A7"/>
+          <w:bottom w:val="single" w:sz="4" w:space="4" w:color="A5D6A7"/>
+          <w:right w:val="single" w:sz="4" w:space="4" w:color="A5D6A7"/>
+        </w:pBdr>
+      </w:pPr>
+      <w:r>
+        <w:rPr>
+          <w:rFonts w:ascii="Courier New" w:hAnsi="Courier New"/>
+          <w:b w:val="0"/>
+          <w:i w:val="0"/>
+          <w:color w:val="1B5E20"/>
+          <w:sz w:val="17"/>
+        </w:rPr>
+        <w:t>K̄_Pra = 37 / 18 = 2.1; K̄_Pasca = 55 / 10 = 5.5</w:t>
+      </w:r>
+    </w:p>
+    <w:p>
+      <w:pPr>
+        <w:spacing w:before="120" w:after="20"/>
+      </w:pPr>
+      <w:r>
+        <w:rPr>
+          <w:b/>
+          <w:i/>
+          <w:color w:val="2E7D32"/>
+          <w:sz w:val="17"/>
+        </w:rPr>
+        <w:t>Persamaan: Uji Independensi Chi-Square Pearson</w:t>
+      </w:r>
+    </w:p>
+    <w:p>
+      <w:pPr>
+        <w:spacing w:before="0" w:after="40"/>
+        <w:ind w:left="240"/>
+        <w:shd w:val="clear" w:color="auto" w:fill="EDF7EE"/>
+        <w:pBdr>
+          <w:top w:val="single" w:sz="4" w:space="4" w:color="A5D6A7"/>
+          <w:left w:val="single" w:sz="4" w:space="4" w:color="A5D6A7"/>
+          <w:bottom w:val="single" w:sz="4" w:space="4" w:color="A5D6A7"/>
+          <w:right w:val="single" w:sz="4" w:space="4" w:color="A5D6A7"/>
+        </w:pBdr>
+      </w:pPr>
+      <w:r>
+        <w:rPr>
+          <w:rFonts w:ascii="Courier New" w:hAnsi="Courier New"/>
+          <w:b w:val="0"/>
+          <w:i w:val="0"/>
+          <w:color w:val="1B5E20"/>
+          <w:sz w:val="17"/>
+        </w:rPr>
+        <w:t>χ² = Σ [ ( O_ij - E_ij )² / E_ij ]</w:t>
+      </w:r>
+    </w:p>
+    <w:p>
+      <w:pPr>
+        <w:spacing w:before="40" w:after="120"/>
+        <w:ind w:left="280"/>
+      </w:pPr>
+      <w:r>
+        <w:rPr>
+          <w:b/>
+          <w:i/>
+          <w:color w:val="333333"/>
+          <w:sz w:val="16"/>
+        </w:rPr>
+        <w:t>Keterangan Variabel:</w:t>
+        <w:br/>
+      </w:r>
+      <w:r>
+        <w:rPr>
+          <w:b/>
+          <w:i w:val="0"/>
+          <w:color w:val="1B5E20"/>
+          <w:sz w:val="16"/>
+        </w:rPr>
+        <w:t xml:space="preserve">- O_ij: </w:t>
+      </w:r>
+      <w:r>
+        <w:rPr>
+          <w:b w:val="0"/>
+          <w:i w:val="0"/>
+          <w:color w:val="444444"/>
+          <w:sz w:val="16"/>
+        </w:rPr>
+        <w:t>Frekuensi observasi pada sel baris i dan kolom j.</w:t>
+        <w:br/>
+      </w:r>
+      <w:r>
+        <w:rPr>
+          <w:b/>
+          <w:i w:val="0"/>
+          <w:color w:val="1B5E20"/>
+          <w:sz w:val="16"/>
+        </w:rPr>
+        <w:t xml:space="preserve">- E_ij: </w:t>
+      </w:r>
+      <w:r>
+        <w:rPr>
+          <w:b w:val="0"/>
+          <w:i w:val="0"/>
+          <w:color w:val="444444"/>
+          <w:sz w:val="16"/>
+        </w:rPr>
+        <w:t>Frekuensi harapan jika variabel X dan Y saling independen.</w:t>
+      </w:r>
+    </w:p>
+    <w:p>
+      <w:pPr>
+        <w:spacing w:before="120" w:after="20"/>
+      </w:pPr>
+      <w:r>
+        <w:rPr>
+          <w:b/>
+          <w:i/>
+          <w:color w:val="2E7D32"/>
+          <w:sz w:val="17"/>
+        </w:rPr>
+        <w:t>Persamaan: Odds Ratio</w:t>
+      </w:r>
+    </w:p>
+    <w:p>
+      <w:pPr>
+        <w:spacing w:before="0" w:after="40"/>
+        <w:ind w:left="240"/>
+        <w:shd w:val="clear" w:color="auto" w:fill="EDF7EE"/>
+        <w:pBdr>
+          <w:top w:val="single" w:sz="4" w:space="4" w:color="A5D6A7"/>
+          <w:left w:val="single" w:sz="4" w:space="4" w:color="A5D6A7"/>
+          <w:bottom w:val="single" w:sz="4" w:space="4" w:color="A5D6A7"/>
+          <w:right w:val="single" w:sz="4" w:space="4" w:color="A5D6A7"/>
+        </w:pBdr>
+      </w:pPr>
+      <w:r>
+        <w:rPr>
+          <w:rFonts w:ascii="Courier New" w:hAnsi="Courier New"/>
+          <w:b w:val="0"/>
+          <w:i w:val="0"/>
+          <w:color w:val="1B5E20"/>
+          <w:sz w:val="17"/>
+        </w:rPr>
+        <w:t>OR = ( a × d ) / ( b × c )</w:t>
+      </w:r>
+    </w:p>
+    <w:p>
+      <w:pPr>
+        <w:spacing w:before="40" w:after="120"/>
+        <w:ind w:left="280"/>
+      </w:pPr>
+      <w:r>
+        <w:rPr>
+          <w:b/>
+          <w:i/>
+          <w:color w:val="333333"/>
+          <w:sz w:val="16"/>
+        </w:rPr>
+        <w:t>Keterangan Variabel:</w:t>
+        <w:br/>
+      </w:r>
+      <w:r>
+        <w:rPr>
+          <w:b/>
+          <w:i w:val="0"/>
+          <w:color w:val="1B5E20"/>
+          <w:sz w:val="16"/>
+        </w:rPr>
+        <w:t xml:space="preserve">- a,b,c,d: </w:t>
+      </w:r>
+      <w:r>
+        <w:rPr>
+          <w:b w:val="0"/>
+          <w:i w:val="0"/>
+          <w:color w:val="444444"/>
+          <w:sz w:val="16"/>
+        </w:rPr>
+        <w:t>Empat sel pada tabel kontinjensi 2x2.</w:t>
+      </w:r>
+    </w:p>
+    <w:p>
+      <w:pPr>
+        <w:spacing w:before="160" w:after="40"/>
+      </w:pPr>
+      <w:r>
+        <w:rPr>
+          <w:b/>
+          <w:i w:val="0"/>
+          <w:color w:val="2E7D32"/>
+          <w:sz w:val="19"/>
+        </w:rPr>
+        <w:t>D. Matriks Hasil Uji Empiris: Before-After dan Skenario Crosstab</w:t>
+      </w:r>
+    </w:p>
+    <w:p>
+      <w:pPr>
+        <w:spacing w:before="120" w:after="40"/>
+      </w:pPr>
+      <w:r>
+        <w:rPr>
+          <w:b/>
+          <w:i/>
+          <w:color w:val="2E7D32"/>
+          <w:sz w:val="17"/>
+        </w:rPr>
+        <w:t>Tabel 4.11: Analisis Komparatif Before-After Pra vs Era Hilirisasi</w:t>
+      </w:r>
+    </w:p>
+    <w:tbl>
+      <w:tblPr>
+        <w:tblStyle w:val="TableGrid"/>
+        <w:tblW w:type="auto" w:w="0"/>
+        <w:jc w:val="center"/>
+        <w:tblLayout w:type="fixed"/>
+        <w:tblLook w:firstColumn="1" w:firstRow="1" w:lastColumn="0" w:lastRow="0" w:noHBand="0" w:noVBand="1" w:val="04A0"/>
+      </w:tblPr>
+      <w:tblGrid>
+        <w:gridCol w:w="1606"/>
+        <w:gridCol w:w="1606"/>
+        <w:gridCol w:w="1606"/>
+        <w:gridCol w:w="1606"/>
+        <w:gridCol w:w="1606"/>
+        <w:gridCol w:w="1606"/>
+      </w:tblGrid>
+      <w:tr>
+        <w:tc>
+          <w:tcPr>
+            <w:tcW w:type="dxa" w:w="1814"/>
+            <w:shd w:val="clear" w:color="auto" w:fill="2E7D32"/>
+            <w:tcMar>
+              <w:top w:w="70" w:type="dxa"/>
+              <w:bottom w:w="70" w:type="dxa"/>
+              <w:left w:w="100" w:type="dxa"/>
+              <w:right w:w="100" w:type="dxa"/>
+            </w:tcMar>
+            <w:tcBorders>
+              <w:top w:val="single" w:sz="4" w:color="D0D0D0" w:space="0"/>
+              <w:left w:val="single" w:sz="4" w:color="D0D0D0" w:space="0"/>
+              <w:bottom w:val="single" w:sz="8" w:color="1B5E20" w:space="0"/>
+              <w:right w:val="single" w:sz="4" w:color="D0D0D0" w:space="0"/>
+            </w:tcBorders>
+          </w:tcPr>
+          <w:p>
+            <w:pPr>
+              <w:jc w:val="left"/>
+            </w:pPr>
+            <w:r>
+              <w:rPr>
+                <w:b/>
+                <w:i w:val="0"/>
+                <w:color w:val="FFFFFF"/>
+                <w:sz w:val="17"/>
+              </w:rPr>
+              <w:t>Periode</w:t>
+            </w:r>
+          </w:p>
+        </w:tc>
+        <w:tc>
+          <w:tcPr>
+            <w:tcW w:type="dxa" w:w="1304"/>
+            <w:shd w:val="clear" w:color="auto" w:fill="2E7D32"/>
+            <w:tcMar>
+              <w:top w:w="70" w:type="dxa"/>
+              <w:bottom w:w="70" w:type="dxa"/>
+              <w:left w:w="100" w:type="dxa"/>
+              <w:right w:w="100" w:type="dxa"/>
+            </w:tcMar>
+            <w:tcBorders>
+              <w:top w:val="single" w:sz="4" w:color="D0D0D0" w:space="0"/>
+              <w:left w:val="single" w:sz="4" w:color="D0D0D0" w:space="0"/>
+              <w:bottom w:val="single" w:sz="8" w:color="1B5E20" w:space="0"/>
+              <w:right w:val="single" w:sz="4" w:color="D0D0D0" w:space="0"/>
+            </w:tcBorders>
+          </w:tcPr>
+          <w:p>
+            <w:pPr>
+              <w:jc w:val="center"/>
+            </w:pPr>
+            <w:r>
+              <w:rPr>
+                <w:b/>
+                <w:i w:val="0"/>
+                <w:color w:val="FFFFFF"/>
+                <w:sz w:val="17"/>
+              </w:rPr>
+              <w:t>Total Konflik</w:t>
+            </w:r>
+          </w:p>
+        </w:tc>
+        <w:tc>
+          <w:tcPr>
+            <w:tcW w:type="dxa" w:w="1134"/>
+            <w:shd w:val="clear" w:color="auto" w:fill="2E7D32"/>
+            <w:tcMar>
+              <w:top w:w="70" w:type="dxa"/>
+              <w:bottom w:w="70" w:type="dxa"/>
+              <w:left w:w="100" w:type="dxa"/>
+              <w:right w:w="100" w:type="dxa"/>
+            </w:tcMar>
+            <w:tcBorders>
+              <w:top w:val="single" w:sz="4" w:color="D0D0D0" w:space="0"/>
+              <w:left w:val="single" w:sz="4" w:color="D0D0D0" w:space="0"/>
+              <w:bottom w:val="single" w:sz="8" w:color="1B5E20" w:space="0"/>
+              <w:right w:val="single" w:sz="4" w:color="D0D0D0" w:space="0"/>
+            </w:tcBorders>
+          </w:tcPr>
+          <w:p>
+            <w:pPr>
+              <w:jc w:val="center"/>
+            </w:pPr>
+            <w:r>
+              <w:rPr>
+                <w:b/>
+                <w:i w:val="0"/>
+                <w:color w:val="FFFFFF"/>
+                <w:sz w:val="17"/>
+              </w:rPr>
+              <w:t>Jumlah Tahun</w:t>
+            </w:r>
+          </w:p>
+        </w:tc>
+        <w:tc>
+          <w:tcPr>
+            <w:tcW w:type="dxa" w:w="1247"/>
+            <w:shd w:val="clear" w:color="auto" w:fill="2E7D32"/>
+            <w:tcMar>
+              <w:top w:w="70" w:type="dxa"/>
+              <w:bottom w:w="70" w:type="dxa"/>
+              <w:left w:w="100" w:type="dxa"/>
+              <w:right w:w="100" w:type="dxa"/>
+            </w:tcMar>
+            <w:tcBorders>
+              <w:top w:val="single" w:sz="4" w:color="D0D0D0" w:space="0"/>
+              <w:left w:val="single" w:sz="4" w:color="D0D0D0" w:space="0"/>
+              <w:bottom w:val="single" w:sz="8" w:color="1B5E20" w:space="0"/>
+              <w:right w:val="single" w:sz="4" w:color="D0D0D0" w:space="0"/>
+            </w:tcBorders>
+          </w:tcPr>
+          <w:p>
+            <w:pPr>
+              <w:jc w:val="center"/>
+            </w:pPr>
+            <w:r>
+              <w:rPr>
+                <w:b/>
+                <w:i w:val="0"/>
+                <w:color w:val="FFFFFF"/>
+                <w:sz w:val="17"/>
+              </w:rPr>
+              <w:t>Kasus/Tahun</w:t>
+            </w:r>
+          </w:p>
+        </w:tc>
+        <w:tc>
+          <w:tcPr>
+            <w:tcW w:type="dxa" w:w="1134"/>
+            <w:shd w:val="clear" w:color="auto" w:fill="2E7D32"/>
+            <w:tcMar>
+              <w:top w:w="70" w:type="dxa"/>
+              <w:bottom w:w="70" w:type="dxa"/>
+              <w:left w:w="100" w:type="dxa"/>
+              <w:right w:w="100" w:type="dxa"/>
+            </w:tcMar>
+            <w:tcBorders>
+              <w:top w:val="single" w:sz="4" w:color="D0D0D0" w:space="0"/>
+              <w:left w:val="single" w:sz="4" w:color="D0D0D0" w:space="0"/>
+              <w:bottom w:val="single" w:sz="8" w:color="1B5E20" w:space="0"/>
+              <w:right w:val="single" w:sz="4" w:color="D0D0D0" w:space="0"/>
+            </w:tcBorders>
+          </w:tcPr>
+          <w:p>
+            <w:pPr>
+              <w:jc w:val="center"/>
+            </w:pPr>
+            <w:r>
+              <w:rPr>
+                <w:b/>
+                <w:i w:val="0"/>
+                <w:color w:val="FFFFFF"/>
+                <w:sz w:val="17"/>
+              </w:rPr>
+              <w:t>Ditangkap</w:t>
+            </w:r>
+          </w:p>
+        </w:tc>
+        <w:tc>
+          <w:tcPr>
+            <w:tcW w:type="dxa" w:w="1020"/>
+            <w:shd w:val="clear" w:color="auto" w:fill="2E7D32"/>
+            <w:tcMar>
+              <w:top w:w="70" w:type="dxa"/>
+              <w:bottom w:w="70" w:type="dxa"/>
+              <w:left w:w="100" w:type="dxa"/>
+              <w:right w:w="100" w:type="dxa"/>
+            </w:tcMar>
+            <w:tcBorders>
+              <w:top w:val="single" w:sz="4" w:color="D0D0D0" w:space="0"/>
+              <w:left w:val="single" w:sz="4" w:color="D0D0D0" w:space="0"/>
+              <w:bottom w:val="single" w:sz="8" w:color="1B5E20" w:space="0"/>
+              <w:right w:val="single" w:sz="4" w:color="D0D0D0" w:space="0"/>
+            </w:tcBorders>
+          </w:tcPr>
+          <w:p>
+            <w:pPr>
+              <w:jc w:val="center"/>
+            </w:pPr>
+            <w:r>
+              <w:rPr>
+                <w:b/>
+                <w:i w:val="0"/>
+                <w:color w:val="FFFFFF"/>
+                <w:sz w:val="17"/>
+              </w:rPr>
+              <w:t>Tewas</w:t>
+            </w:r>
+          </w:p>
+        </w:tc>
+      </w:tr>
+      <w:tr>
+        <w:tc>
+          <w:tcPr>
+            <w:tcW w:type="dxa" w:w="1814"/>
+            <w:shd w:val="clear" w:color="auto" w:fill="F5FBF5"/>
+            <w:tcMar>
+              <w:top w:w="50" w:type="dxa"/>
+              <w:bottom w:w="50" w:type="dxa"/>
+              <w:left w:w="100" w:type="dxa"/>
+              <w:right w:w="100" w:type="dxa"/>
+            </w:tcMar>
+            <w:tcBorders>
+              <w:top w:val="single" w:sz="4" w:color="D0D0D0" w:space="0"/>
+              <w:left w:val="single" w:sz="4" w:color="D0D0D0" w:space="0"/>
+              <w:bottom w:val="single" w:sz="4" w:color="D0D0D0" w:space="0"/>
+              <w:right w:val="single" w:sz="4" w:color="D0D0D0" w:space="0"/>
+            </w:tcBorders>
+          </w:tcPr>
+          <w:p>
+            <w:pPr>
+              <w:jc w:val="left"/>
+            </w:pPr>
+            <w:r>
+              <w:rPr>
+                <w:b w:val="0"/>
+                <w:i w:val="0"/>
+                <w:color w:val="222222"/>
+                <w:sz w:val="17"/>
+              </w:rPr>
+              <w:t>Pra-Ekspansi (&lt;2014)</w:t>
+            </w:r>
+          </w:p>
+        </w:tc>
+        <w:tc>
+          <w:tcPr>
+            <w:tcW w:type="dxa" w:w="1304"/>
+            <w:shd w:val="clear" w:color="auto" w:fill="F5FBF5"/>
+            <w:tcMar>
+              <w:top w:w="50" w:type="dxa"/>
+              <w:bottom w:w="50" w:type="dxa"/>
+              <w:left w:w="100" w:type="dxa"/>
+              <w:right w:w="100" w:type="dxa"/>
+            </w:tcMar>
+            <w:tcBorders>
+              <w:top w:val="single" w:sz="4" w:color="D0D0D0" w:space="0"/>
+              <w:left w:val="single" w:sz="4" w:color="D0D0D0" w:space="0"/>
+              <w:bottom w:val="single" w:sz="4" w:color="D0D0D0" w:space="0"/>
+              <w:right w:val="single" w:sz="4" w:color="D0D0D0" w:space="0"/>
+            </w:tcBorders>
+          </w:tcPr>
+          <w:p>
+            <w:pPr>
+              <w:jc w:val="center"/>
+            </w:pPr>
+            <w:r>
+              <w:rPr>
+                <w:b w:val="0"/>
+                <w:i w:val="0"/>
+                <w:color w:val="222222"/>
+                <w:sz w:val="17"/>
+              </w:rPr>
+              <w:t>37</w:t>
+            </w:r>
+          </w:p>
+        </w:tc>
+        <w:tc>
+          <w:tcPr>
+            <w:tcW w:type="dxa" w:w="1134"/>
+            <w:shd w:val="clear" w:color="auto" w:fill="F5FBF5"/>
+            <w:tcMar>
+              <w:top w:w="50" w:type="dxa"/>
+              <w:bottom w:w="50" w:type="dxa"/>
+              <w:left w:w="100" w:type="dxa"/>
+              <w:right w:w="100" w:type="dxa"/>
+            </w:tcMar>
+            <w:tcBorders>
+              <w:top w:val="single" w:sz="4" w:color="D0D0D0" w:space="0"/>
+              <w:left w:val="single" w:sz="4" w:color="D0D0D0" w:space="0"/>
+              <w:bottom w:val="single" w:sz="4" w:color="D0D0D0" w:space="0"/>
+              <w:right w:val="single" w:sz="4" w:color="D0D0D0" w:space="0"/>
+            </w:tcBorders>
+          </w:tcPr>
+          <w:p>
+            <w:pPr>
+              <w:jc w:val="center"/>
+            </w:pPr>
+            <w:r>
+              <w:rPr>
+                <w:b w:val="0"/>
+                <w:i w:val="0"/>
+                <w:color w:val="222222"/>
+                <w:sz w:val="17"/>
+              </w:rPr>
+              <w:t>18</w:t>
+            </w:r>
+          </w:p>
+        </w:tc>
+        <w:tc>
+          <w:tcPr>
+            <w:tcW w:type="dxa" w:w="1247"/>
+            <w:shd w:val="clear" w:color="auto" w:fill="F5FBF5"/>
+            <w:tcMar>
+              <w:top w:w="50" w:type="dxa"/>
+              <w:bottom w:w="50" w:type="dxa"/>
+              <w:left w:w="100" w:type="dxa"/>
+              <w:right w:w="100" w:type="dxa"/>
+            </w:tcMar>
+            <w:tcBorders>
+              <w:top w:val="single" w:sz="4" w:color="D0D0D0" w:space="0"/>
+              <w:left w:val="single" w:sz="4" w:color="D0D0D0" w:space="0"/>
+              <w:bottom w:val="single" w:sz="4" w:color="D0D0D0" w:space="0"/>
+              <w:right w:val="single" w:sz="4" w:color="D0D0D0" w:space="0"/>
+            </w:tcBorders>
+          </w:tcPr>
+          <w:p>
+            <w:pPr>
+              <w:jc w:val="center"/>
+            </w:pPr>
+            <w:r>
+              <w:rPr>
+                <w:b w:val="0"/>
+                <w:i w:val="0"/>
+                <w:color w:val="222222"/>
+                <w:sz w:val="17"/>
+              </w:rPr>
+              <w:t>2.1</w:t>
+            </w:r>
+          </w:p>
+        </w:tc>
+        <w:tc>
+          <w:tcPr>
+            <w:tcW w:type="dxa" w:w="1134"/>
+            <w:shd w:val="clear" w:color="auto" w:fill="F5FBF5"/>
+            <w:tcMar>
+              <w:top w:w="50" w:type="dxa"/>
+              <w:bottom w:w="50" w:type="dxa"/>
+              <w:left w:w="100" w:type="dxa"/>
+              <w:right w:w="100" w:type="dxa"/>
+            </w:tcMar>
+            <w:tcBorders>
+              <w:top w:val="single" w:sz="4" w:color="D0D0D0" w:space="0"/>
+              <w:left w:val="single" w:sz="4" w:color="D0D0D0" w:space="0"/>
+              <w:bottom w:val="single" w:sz="4" w:color="D0D0D0" w:space="0"/>
+              <w:right w:val="single" w:sz="4" w:color="D0D0D0" w:space="0"/>
+            </w:tcBorders>
+          </w:tcPr>
+          <w:p>
+            <w:pPr>
+              <w:jc w:val="center"/>
+            </w:pPr>
+            <w:r>
+              <w:rPr>
+                <w:b w:val="0"/>
+                <w:i w:val="0"/>
+                <w:color w:val="222222"/>
+                <w:sz w:val="17"/>
+              </w:rPr>
+              <w:t>83</w:t>
+            </w:r>
+          </w:p>
+        </w:tc>
+        <w:tc>
+          <w:tcPr>
+            <w:tcW w:type="dxa" w:w="1020"/>
+            <w:shd w:val="clear" w:color="auto" w:fill="F5FBF5"/>
+            <w:tcMar>
+              <w:top w:w="50" w:type="dxa"/>
+              <w:bottom w:w="50" w:type="dxa"/>
+              <w:left w:w="100" w:type="dxa"/>
+              <w:right w:w="100" w:type="dxa"/>
+            </w:tcMar>
+            <w:tcBorders>
+              <w:top w:val="single" w:sz="4" w:color="D0D0D0" w:space="0"/>
+              <w:left w:val="single" w:sz="4" w:color="D0D0D0" w:space="0"/>
+              <w:bottom w:val="single" w:sz="4" w:color="D0D0D0" w:space="0"/>
+              <w:right w:val="single" w:sz="4" w:color="D0D0D0" w:space="0"/>
+            </w:tcBorders>
+          </w:tcPr>
+          <w:p>
+            <w:pPr>
+              <w:jc w:val="center"/>
+            </w:pPr>
+            <w:r>
+              <w:rPr>
+                <w:b w:val="0"/>
+                <w:i w:val="0"/>
+                <w:color w:val="222222"/>
+                <w:sz w:val="17"/>
+              </w:rPr>
+              <w:t>0</w:t>
+            </w:r>
+          </w:p>
+        </w:tc>
+      </w:tr>
+      <w:tr>
+        <w:tc>
+          <w:tcPr>
+            <w:tcW w:type="dxa" w:w="1814"/>
+            <w:shd w:val="clear" w:color="auto" w:fill="FFFFFF"/>
+            <w:tcMar>
+              <w:top w:w="50" w:type="dxa"/>
+              <w:bottom w:w="50" w:type="dxa"/>
+              <w:left w:w="100" w:type="dxa"/>
+              <w:right w:w="100" w:type="dxa"/>
+            </w:tcMar>
+            <w:tcBorders>
+              <w:top w:val="single" w:sz="4" w:color="D0D0D0" w:space="0"/>
+              <w:left w:val="single" w:sz="4" w:color="D0D0D0" w:space="0"/>
+              <w:bottom w:val="single" w:sz="4" w:color="D0D0D0" w:space="0"/>
+              <w:right w:val="single" w:sz="4" w:color="D0D0D0" w:space="0"/>
+            </w:tcBorders>
+          </w:tcPr>
+          <w:p>
+            <w:pPr>
+              <w:jc w:val="left"/>
+            </w:pPr>
+            <w:r>
+              <w:rPr>
+                <w:b w:val="0"/>
+                <w:i w:val="0"/>
+                <w:color w:val="222222"/>
+                <w:sz w:val="17"/>
+              </w:rPr>
+              <w:t>Pasca-Ekspansi (&gt;=2014)</w:t>
+            </w:r>
+          </w:p>
+        </w:tc>
+        <w:tc>
+          <w:tcPr>
+            <w:tcW w:type="dxa" w:w="1304"/>
+            <w:shd w:val="clear" w:color="auto" w:fill="FFFFFF"/>
+            <w:tcMar>
+              <w:top w:w="50" w:type="dxa"/>
+              <w:bottom w:w="50" w:type="dxa"/>
+              <w:left w:w="100" w:type="dxa"/>
+              <w:right w:w="100" w:type="dxa"/>
+            </w:tcMar>
+            <w:tcBorders>
+              <w:top w:val="single" w:sz="4" w:color="D0D0D0" w:space="0"/>
+              <w:left w:val="single" w:sz="4" w:color="D0D0D0" w:space="0"/>
+              <w:bottom w:val="single" w:sz="4" w:color="D0D0D0" w:space="0"/>
+              <w:right w:val="single" w:sz="4" w:color="D0D0D0" w:space="0"/>
+            </w:tcBorders>
+          </w:tcPr>
+          <w:p>
+            <w:pPr>
+              <w:jc w:val="center"/>
+            </w:pPr>
+            <w:r>
+              <w:rPr>
+                <w:b w:val="0"/>
+                <w:i w:val="0"/>
+                <w:color w:val="222222"/>
+                <w:sz w:val="17"/>
+              </w:rPr>
+              <w:t>55</w:t>
+            </w:r>
+          </w:p>
+        </w:tc>
+        <w:tc>
+          <w:tcPr>
+            <w:tcW w:type="dxa" w:w="1134"/>
+            <w:shd w:val="clear" w:color="auto" w:fill="FFFFFF"/>
+            <w:tcMar>
+              <w:top w:w="50" w:type="dxa"/>
+              <w:bottom w:w="50" w:type="dxa"/>
+              <w:left w:w="100" w:type="dxa"/>
+              <w:right w:w="100" w:type="dxa"/>
+            </w:tcMar>
+            <w:tcBorders>
+              <w:top w:val="single" w:sz="4" w:color="D0D0D0" w:space="0"/>
+              <w:left w:val="single" w:sz="4" w:color="D0D0D0" w:space="0"/>
+              <w:bottom w:val="single" w:sz="4" w:color="D0D0D0" w:space="0"/>
+              <w:right w:val="single" w:sz="4" w:color="D0D0D0" w:space="0"/>
+            </w:tcBorders>
+          </w:tcPr>
+          <w:p>
+            <w:pPr>
+              <w:jc w:val="center"/>
+            </w:pPr>
+            <w:r>
+              <w:rPr>
+                <w:b w:val="0"/>
+                <w:i w:val="0"/>
+                <w:color w:val="222222"/>
+                <w:sz w:val="17"/>
+              </w:rPr>
+              <w:t>10</w:t>
+            </w:r>
+          </w:p>
+        </w:tc>
+        <w:tc>
+          <w:tcPr>
+            <w:tcW w:type="dxa" w:w="1247"/>
+            <w:shd w:val="clear" w:color="auto" w:fill="FFFFFF"/>
+            <w:tcMar>
+              <w:top w:w="50" w:type="dxa"/>
+              <w:bottom w:w="50" w:type="dxa"/>
+              <w:left w:w="100" w:type="dxa"/>
+              <w:right w:w="100" w:type="dxa"/>
+            </w:tcMar>
+            <w:tcBorders>
+              <w:top w:val="single" w:sz="4" w:color="D0D0D0" w:space="0"/>
+              <w:left w:val="single" w:sz="4" w:color="D0D0D0" w:space="0"/>
+              <w:bottom w:val="single" w:sz="4" w:color="D0D0D0" w:space="0"/>
+              <w:right w:val="single" w:sz="4" w:color="D0D0D0" w:space="0"/>
+            </w:tcBorders>
+          </w:tcPr>
+          <w:p>
+            <w:pPr>
+              <w:jc w:val="center"/>
+            </w:pPr>
+            <w:r>
+              <w:rPr>
+                <w:b w:val="0"/>
+                <w:i w:val="0"/>
+                <w:color w:val="222222"/>
+                <w:sz w:val="17"/>
+              </w:rPr>
+              <w:t>5.5</w:t>
+            </w:r>
+          </w:p>
+        </w:tc>
+        <w:tc>
+          <w:tcPr>
+            <w:tcW w:type="dxa" w:w="1134"/>
+            <w:shd w:val="clear" w:color="auto" w:fill="FFFFFF"/>
+            <w:tcMar>
+              <w:top w:w="50" w:type="dxa"/>
+              <w:bottom w:w="50" w:type="dxa"/>
+              <w:left w:w="100" w:type="dxa"/>
+              <w:right w:w="100" w:type="dxa"/>
+            </w:tcMar>
+            <w:tcBorders>
+              <w:top w:val="single" w:sz="4" w:color="D0D0D0" w:space="0"/>
+              <w:left w:val="single" w:sz="4" w:color="D0D0D0" w:space="0"/>
+              <w:bottom w:val="single" w:sz="4" w:color="D0D0D0" w:space="0"/>
+              <w:right w:val="single" w:sz="4" w:color="D0D0D0" w:space="0"/>
+            </w:tcBorders>
+          </w:tcPr>
+          <w:p>
+            <w:pPr>
+              <w:jc w:val="center"/>
+            </w:pPr>
+            <w:r>
+              <w:rPr>
+                <w:b w:val="0"/>
+                <w:i w:val="0"/>
+                <w:color w:val="222222"/>
+                <w:sz w:val="17"/>
+              </w:rPr>
+              <w:t>10</w:t>
+            </w:r>
+          </w:p>
+        </w:tc>
+        <w:tc>
+          <w:tcPr>
+            <w:tcW w:type="dxa" w:w="1020"/>
+            <w:shd w:val="clear" w:color="auto" w:fill="FFFFFF"/>
+            <w:tcMar>
+              <w:top w:w="50" w:type="dxa"/>
+              <w:bottom w:w="50" w:type="dxa"/>
+              <w:left w:w="100" w:type="dxa"/>
+              <w:right w:w="100" w:type="dxa"/>
+            </w:tcMar>
+            <w:tcBorders>
+              <w:top w:val="single" w:sz="4" w:color="D0D0D0" w:space="0"/>
+              <w:left w:val="single" w:sz="4" w:color="D0D0D0" w:space="0"/>
+              <w:bottom w:val="single" w:sz="4" w:color="D0D0D0" w:space="0"/>
+              <w:right w:val="single" w:sz="4" w:color="D0D0D0" w:space="0"/>
+            </w:tcBorders>
+          </w:tcPr>
+          <w:p>
+            <w:pPr>
+              <w:jc w:val="center"/>
+            </w:pPr>
+            <w:r>
+              <w:rPr>
+                <w:b w:val="0"/>
+                <w:i w:val="0"/>
+                <w:color w:val="222222"/>
+                <w:sz w:val="17"/>
+              </w:rPr>
+              <w:t>1</w:t>
+            </w:r>
+          </w:p>
+        </w:tc>
+      </w:tr>
+    </w:tbl>
+    <w:p>
+      <w:pPr>
+        <w:spacing w:after="80"/>
+      </w:pPr>
+    </w:p>
+    <w:p>
+      <w:pPr>
+        <w:spacing w:before="120" w:after="40"/>
+      </w:pPr>
+      <w:r>
+        <w:rPr>
+          <w:b/>
+          <w:i/>
+          <w:color w:val="2E7D32"/>
+          <w:sz w:val="17"/>
+        </w:rPr>
+        <w:t>Tabel 4.12: Ringkasan Eksekutif Seluruh Skenario Crosstab Ekspansi vs Eskalasi Konflik</w:t>
+      </w:r>
+    </w:p>
+    <w:tbl>
+      <w:tblPr>
+        <w:tblStyle w:val="TableGrid"/>
+        <w:tblW w:type="auto" w:w="0"/>
+        <w:jc w:val="center"/>
+        <w:tblLayout w:type="fixed"/>
+        <w:tblLook w:firstColumn="1" w:firstRow="1" w:lastColumn="0" w:lastRow="0" w:noHBand="0" w:noVBand="1" w:val="04A0"/>
+      </w:tblPr>
+      <w:tblGrid>
+        <w:gridCol w:w="1606"/>
+        <w:gridCol w:w="1606"/>
+        <w:gridCol w:w="1606"/>
+        <w:gridCol w:w="1606"/>
+        <w:gridCol w:w="1606"/>
+        <w:gridCol w:w="1606"/>
+      </w:tblGrid>
+      <w:tr>
+        <w:tc>
+          <w:tcPr>
+            <w:tcW w:type="dxa" w:w="1701"/>
+            <w:shd w:val="clear" w:color="auto" w:fill="2E7D32"/>
+            <w:tcMar>
+              <w:top w:w="70" w:type="dxa"/>
+              <w:bottom w:w="70" w:type="dxa"/>
+              <w:left w:w="100" w:type="dxa"/>
+              <w:right w:w="100" w:type="dxa"/>
+            </w:tcMar>
+            <w:tcBorders>
+              <w:top w:val="single" w:sz="4" w:color="D0D0D0" w:space="0"/>
+              <w:left w:val="single" w:sz="4" w:color="D0D0D0" w:space="0"/>
+              <w:bottom w:val="single" w:sz="8" w:color="1B5E20" w:space="0"/>
+              <w:right w:val="single" w:sz="4" w:color="D0D0D0" w:space="0"/>
+            </w:tcBorders>
+          </w:tcPr>
+          <w:p>
+            <w:pPr>
+              <w:jc w:val="left"/>
+            </w:pPr>
+            <w:r>
+              <w:rPr>
+                <w:b/>
+                <w:i w:val="0"/>
+                <w:color w:val="FFFFFF"/>
+                <w:sz w:val="17"/>
+              </w:rPr>
+              <w:t>Variabel Independen (X)</w:t>
+            </w:r>
+          </w:p>
+        </w:tc>
+        <w:tc>
+          <w:tcPr>
+            <w:tcW w:type="dxa" w:w="1871"/>
+            <w:shd w:val="clear" w:color="auto" w:fill="2E7D32"/>
+            <w:tcMar>
+              <w:top w:w="70" w:type="dxa"/>
+              <w:bottom w:w="70" w:type="dxa"/>
+              <w:left w:w="100" w:type="dxa"/>
+              <w:right w:w="100" w:type="dxa"/>
+            </w:tcMar>
+            <w:tcBorders>
+              <w:top w:val="single" w:sz="4" w:color="D0D0D0" w:space="0"/>
+              <w:left w:val="single" w:sz="4" w:color="D0D0D0" w:space="0"/>
+              <w:bottom w:val="single" w:sz="8" w:color="1B5E20" w:space="0"/>
+              <w:right w:val="single" w:sz="4" w:color="D0D0D0" w:space="0"/>
+            </w:tcBorders>
+          </w:tcPr>
+          <w:p>
+            <w:pPr>
+              <w:jc w:val="left"/>
+            </w:pPr>
+            <w:r>
+              <w:rPr>
+                <w:b/>
+                <w:i w:val="0"/>
+                <w:color w:val="FFFFFF"/>
+                <w:sz w:val="17"/>
+              </w:rPr>
+              <w:t>Variabel Dependen (Y)</w:t>
+            </w:r>
+          </w:p>
+        </w:tc>
+        <w:tc>
+          <w:tcPr>
+            <w:tcW w:type="dxa" w:w="1020"/>
+            <w:shd w:val="clear" w:color="auto" w:fill="2E7D32"/>
+            <w:tcMar>
+              <w:top w:w="70" w:type="dxa"/>
+              <w:bottom w:w="70" w:type="dxa"/>
+              <w:left w:w="100" w:type="dxa"/>
+              <w:right w:w="100" w:type="dxa"/>
+            </w:tcMar>
+            <w:tcBorders>
+              <w:top w:val="single" w:sz="4" w:color="D0D0D0" w:space="0"/>
+              <w:left w:val="single" w:sz="4" w:color="D0D0D0" w:space="0"/>
+              <w:bottom w:val="single" w:sz="8" w:color="1B5E20" w:space="0"/>
+              <w:right w:val="single" w:sz="4" w:color="D0D0D0" w:space="0"/>
+            </w:tcBorders>
+          </w:tcPr>
+          <w:p>
+            <w:pPr>
+              <w:jc w:val="center"/>
+            </w:pPr>
+            <w:r>
+              <w:rPr>
+                <w:b/>
+                <w:i w:val="0"/>
+                <w:color w:val="FFFFFF"/>
+                <w:sz w:val="17"/>
+              </w:rPr>
+              <w:t>Chi-Square</w:t>
+            </w:r>
+          </w:p>
+        </w:tc>
+        <w:tc>
+          <w:tcPr>
+            <w:tcW w:type="dxa" w:w="1020"/>
+            <w:shd w:val="clear" w:color="auto" w:fill="2E7D32"/>
+            <w:tcMar>
+              <w:top w:w="70" w:type="dxa"/>
+              <w:bottom w:w="70" w:type="dxa"/>
+              <w:left w:w="100" w:type="dxa"/>
+              <w:right w:w="100" w:type="dxa"/>
+            </w:tcMar>
+            <w:tcBorders>
+              <w:top w:val="single" w:sz="4" w:color="D0D0D0" w:space="0"/>
+              <w:left w:val="single" w:sz="4" w:color="D0D0D0" w:space="0"/>
+              <w:bottom w:val="single" w:sz="8" w:color="1B5E20" w:space="0"/>
+              <w:right w:val="single" w:sz="4" w:color="D0D0D0" w:space="0"/>
+            </w:tcBorders>
+          </w:tcPr>
+          <w:p>
+            <w:pPr>
+              <w:jc w:val="center"/>
+            </w:pPr>
+            <w:r>
+              <w:rPr>
+                <w:b/>
+                <w:i w:val="0"/>
+                <w:color w:val="FFFFFF"/>
+                <w:sz w:val="17"/>
+              </w:rPr>
+              <w:t>P-Value</w:t>
+            </w:r>
+          </w:p>
+        </w:tc>
+        <w:tc>
+          <w:tcPr>
+            <w:tcW w:type="dxa" w:w="1020"/>
+            <w:shd w:val="clear" w:color="auto" w:fill="2E7D32"/>
+            <w:tcMar>
+              <w:top w:w="70" w:type="dxa"/>
+              <w:bottom w:w="70" w:type="dxa"/>
+              <w:left w:w="100" w:type="dxa"/>
+              <w:right w:w="100" w:type="dxa"/>
+            </w:tcMar>
+            <w:tcBorders>
+              <w:top w:val="single" w:sz="4" w:color="D0D0D0" w:space="0"/>
+              <w:left w:val="single" w:sz="4" w:color="D0D0D0" w:space="0"/>
+              <w:bottom w:val="single" w:sz="8" w:color="1B5E20" w:space="0"/>
+              <w:right w:val="single" w:sz="4" w:color="D0D0D0" w:space="0"/>
+            </w:tcBorders>
+          </w:tcPr>
+          <w:p>
+            <w:pPr>
+              <w:jc w:val="center"/>
+            </w:pPr>
+            <w:r>
+              <w:rPr>
+                <w:b/>
+                <w:i w:val="0"/>
+                <w:color w:val="FFFFFF"/>
+                <w:sz w:val="17"/>
+              </w:rPr>
+              <w:t>Odds Ratio</w:t>
+            </w:r>
+          </w:p>
+        </w:tc>
+        <w:tc>
+          <w:tcPr>
+            <w:tcW w:type="dxa" w:w="1304"/>
+            <w:shd w:val="clear" w:color="auto" w:fill="2E7D32"/>
+            <w:tcMar>
+              <w:top w:w="70" w:type="dxa"/>
+              <w:bottom w:w="70" w:type="dxa"/>
+              <w:left w:w="100" w:type="dxa"/>
+              <w:right w:w="100" w:type="dxa"/>
+            </w:tcMar>
+            <w:tcBorders>
+              <w:top w:val="single" w:sz="4" w:color="D0D0D0" w:space="0"/>
+              <w:left w:val="single" w:sz="4" w:color="D0D0D0" w:space="0"/>
+              <w:bottom w:val="single" w:sz="8" w:color="1B5E20" w:space="0"/>
+              <w:right w:val="single" w:sz="4" w:color="D0D0D0" w:space="0"/>
+            </w:tcBorders>
+          </w:tcPr>
+          <w:p>
+            <w:pPr>
+              <w:jc w:val="center"/>
+            </w:pPr>
+            <w:r>
+              <w:rPr>
+                <w:b/>
+                <w:i w:val="0"/>
+                <w:color w:val="FFFFFF"/>
+                <w:sz w:val="17"/>
+              </w:rPr>
+              <w:t>Kesimpulan</w:t>
+            </w:r>
+          </w:p>
+        </w:tc>
+      </w:tr>
+      <w:tr>
+        <w:tc>
+          <w:tcPr>
+            <w:tcW w:type="dxa" w:w="1701"/>
+            <w:shd w:val="clear" w:color="auto" w:fill="F5FBF5"/>
+            <w:tcMar>
+              <w:top w:w="50" w:type="dxa"/>
+              <w:bottom w:w="50" w:type="dxa"/>
+              <w:left w:w="100" w:type="dxa"/>
+              <w:right w:w="100" w:type="dxa"/>
+            </w:tcMar>
+            <w:tcBorders>
+              <w:top w:val="single" w:sz="4" w:color="D0D0D0" w:space="0"/>
+              <w:left w:val="single" w:sz="4" w:color="D0D0D0" w:space="0"/>
+              <w:bottom w:val="single" w:sz="4" w:color="D0D0D0" w:space="0"/>
+              <w:right w:val="single" w:sz="4" w:color="D0D0D0" w:space="0"/>
+            </w:tcBorders>
+          </w:tcPr>
+          <w:p>
+            <w:pPr>
+              <w:jc w:val="left"/>
+            </w:pPr>
+            <w:r>
+              <w:rPr>
+                <w:b w:val="0"/>
+                <w:i w:val="0"/>
+                <w:color w:val="222222"/>
+                <w:sz w:val="17"/>
+              </w:rPr>
+              <w:t>Periode Ekspansi Industri</w:t>
+            </w:r>
+          </w:p>
+        </w:tc>
+        <w:tc>
+          <w:tcPr>
+            <w:tcW w:type="dxa" w:w="1871"/>
+            <w:shd w:val="clear" w:color="auto" w:fill="F5FBF5"/>
+            <w:tcMar>
+              <w:top w:w="50" w:type="dxa"/>
+              <w:bottom w:w="50" w:type="dxa"/>
+              <w:left w:w="100" w:type="dxa"/>
+              <w:right w:w="100" w:type="dxa"/>
+            </w:tcMar>
+            <w:tcBorders>
+              <w:top w:val="single" w:sz="4" w:color="D0D0D0" w:space="0"/>
+              <w:left w:val="single" w:sz="4" w:color="D0D0D0" w:space="0"/>
+              <w:bottom w:val="single" w:sz="4" w:color="D0D0D0" w:space="0"/>
+              <w:right w:val="single" w:sz="4" w:color="D0D0D0" w:space="0"/>
+            </w:tcBorders>
+          </w:tcPr>
+          <w:p>
+            <w:pPr>
+              <w:jc w:val="left"/>
+            </w:pPr>
+            <w:r>
+              <w:rPr>
+                <w:b w:val="0"/>
+                <w:i w:val="0"/>
+                <w:color w:val="222222"/>
+                <w:sz w:val="17"/>
+              </w:rPr>
+              <w:t>Tingkat Represi &amp; Kriminalisasi</w:t>
+            </w:r>
+          </w:p>
+        </w:tc>
+        <w:tc>
+          <w:tcPr>
+            <w:tcW w:type="dxa" w:w="1020"/>
+            <w:shd w:val="clear" w:color="auto" w:fill="F5FBF5"/>
+            <w:tcMar>
+              <w:top w:w="50" w:type="dxa"/>
+              <w:bottom w:w="50" w:type="dxa"/>
+              <w:left w:w="100" w:type="dxa"/>
+              <w:right w:w="100" w:type="dxa"/>
+            </w:tcMar>
+            <w:tcBorders>
+              <w:top w:val="single" w:sz="4" w:color="D0D0D0" w:space="0"/>
+              <w:left w:val="single" w:sz="4" w:color="D0D0D0" w:space="0"/>
+              <w:bottom w:val="single" w:sz="4" w:color="D0D0D0" w:space="0"/>
+              <w:right w:val="single" w:sz="4" w:color="D0D0D0" w:space="0"/>
+            </w:tcBorders>
+          </w:tcPr>
+          <w:p>
+            <w:pPr>
+              <w:jc w:val="center"/>
+            </w:pPr>
+            <w:r>
+              <w:rPr>
+                <w:b w:val="0"/>
+                <w:i w:val="0"/>
+                <w:color w:val="222222"/>
+                <w:sz w:val="17"/>
+              </w:rPr>
+              <w:t>14.331</w:t>
+            </w:r>
+          </w:p>
+        </w:tc>
+        <w:tc>
+          <w:tcPr>
+            <w:tcW w:type="dxa" w:w="1020"/>
+            <w:shd w:val="clear" w:color="auto" w:fill="F5FBF5"/>
+            <w:tcMar>
+              <w:top w:w="50" w:type="dxa"/>
+              <w:bottom w:w="50" w:type="dxa"/>
+              <w:left w:w="100" w:type="dxa"/>
+              <w:right w:w="100" w:type="dxa"/>
+            </w:tcMar>
+            <w:tcBorders>
+              <w:top w:val="single" w:sz="4" w:color="D0D0D0" w:space="0"/>
+              <w:left w:val="single" w:sz="4" w:color="D0D0D0" w:space="0"/>
+              <w:bottom w:val="single" w:sz="4" w:color="D0D0D0" w:space="0"/>
+              <w:right w:val="single" w:sz="4" w:color="D0D0D0" w:space="0"/>
+            </w:tcBorders>
+          </w:tcPr>
+          <w:p>
+            <w:pPr>
+              <w:jc w:val="center"/>
+            </w:pPr>
+            <w:r>
+              <w:rPr>
+                <w:b w:val="0"/>
+                <w:i w:val="0"/>
+                <w:color w:val="222222"/>
+                <w:sz w:val="17"/>
+              </w:rPr>
+              <w:t>p &lt; 0.001</w:t>
+            </w:r>
+          </w:p>
+        </w:tc>
+        <w:tc>
+          <w:tcPr>
+            <w:tcW w:type="dxa" w:w="1020"/>
+            <w:shd w:val="clear" w:color="auto" w:fill="F5FBF5"/>
+            <w:tcMar>
+              <w:top w:w="50" w:type="dxa"/>
+              <w:bottom w:w="50" w:type="dxa"/>
+              <w:left w:w="100" w:type="dxa"/>
+              <w:right w:w="100" w:type="dxa"/>
+            </w:tcMar>
+            <w:tcBorders>
+              <w:top w:val="single" w:sz="4" w:color="D0D0D0" w:space="0"/>
+              <w:left w:val="single" w:sz="4" w:color="D0D0D0" w:space="0"/>
+              <w:bottom w:val="single" w:sz="4" w:color="D0D0D0" w:space="0"/>
+              <w:right w:val="single" w:sz="4" w:color="D0D0D0" w:space="0"/>
+            </w:tcBorders>
+          </w:tcPr>
+          <w:p>
+            <w:pPr>
+              <w:jc w:val="center"/>
+            </w:pPr>
+            <w:r>
+              <w:rPr>
+                <w:b w:val="0"/>
+                <w:i w:val="0"/>
+                <w:color w:val="222222"/>
+                <w:sz w:val="17"/>
+              </w:rPr>
+              <w:t>2.04</w:t>
+            </w:r>
+          </w:p>
+        </w:tc>
+        <w:tc>
+          <w:tcPr>
+            <w:tcW w:type="dxa" w:w="1304"/>
+            <w:shd w:val="clear" w:color="auto" w:fill="F5FBF5"/>
+            <w:tcMar>
+              <w:top w:w="50" w:type="dxa"/>
+              <w:bottom w:w="50" w:type="dxa"/>
+              <w:left w:w="100" w:type="dxa"/>
+              <w:right w:w="100" w:type="dxa"/>
+            </w:tcMar>
+            <w:tcBorders>
+              <w:top w:val="single" w:sz="4" w:color="D0D0D0" w:space="0"/>
+              <w:left w:val="single" w:sz="4" w:color="D0D0D0" w:space="0"/>
+              <w:bottom w:val="single" w:sz="4" w:color="D0D0D0" w:space="0"/>
+              <w:right w:val="single" w:sz="4" w:color="D0D0D0" w:space="0"/>
+            </w:tcBorders>
+          </w:tcPr>
+          <w:p>
+            <w:pPr>
+              <w:jc w:val="center"/>
+            </w:pPr>
+            <w:r>
+              <w:rPr>
+                <w:b w:val="0"/>
+                <w:i w:val="0"/>
+                <w:color w:val="222222"/>
+                <w:sz w:val="17"/>
+              </w:rPr>
+              <w:t>SIGNIFIKAN</w:t>
+            </w:r>
+          </w:p>
+        </w:tc>
+      </w:tr>
+      <w:tr>
+        <w:tc>
+          <w:tcPr>
+            <w:tcW w:type="dxa" w:w="1701"/>
+            <w:shd w:val="clear" w:color="auto" w:fill="FFFFFF"/>
+            <w:tcMar>
+              <w:top w:w="50" w:type="dxa"/>
+              <w:bottom w:w="50" w:type="dxa"/>
+              <w:left w:w="100" w:type="dxa"/>
+              <w:right w:w="100" w:type="dxa"/>
+            </w:tcMar>
+            <w:tcBorders>
+              <w:top w:val="single" w:sz="4" w:color="D0D0D0" w:space="0"/>
+              <w:left w:val="single" w:sz="4" w:color="D0D0D0" w:space="0"/>
+              <w:bottom w:val="single" w:sz="4" w:color="D0D0D0" w:space="0"/>
+              <w:right w:val="single" w:sz="4" w:color="D0D0D0" w:space="0"/>
+            </w:tcBorders>
+          </w:tcPr>
+          <w:p>
+            <w:pPr>
+              <w:jc w:val="left"/>
+            </w:pPr>
+            <w:r>
+              <w:rPr>
+                <w:b w:val="0"/>
+                <w:i w:val="0"/>
+                <w:color w:val="222222"/>
+                <w:sz w:val="17"/>
+              </w:rPr>
+              <w:t>Periode Ekspansi Industri</w:t>
+            </w:r>
+          </w:p>
+        </w:tc>
+        <w:tc>
+          <w:tcPr>
+            <w:tcW w:type="dxa" w:w="1871"/>
+            <w:shd w:val="clear" w:color="auto" w:fill="FFFFFF"/>
+            <w:tcMar>
+              <w:top w:w="50" w:type="dxa"/>
+              <w:bottom w:w="50" w:type="dxa"/>
+              <w:left w:w="100" w:type="dxa"/>
+              <w:right w:w="100" w:type="dxa"/>
+            </w:tcMar>
+            <w:tcBorders>
+              <w:top w:val="single" w:sz="4" w:color="D0D0D0" w:space="0"/>
+              <w:left w:val="single" w:sz="4" w:color="D0D0D0" w:space="0"/>
+              <w:bottom w:val="single" w:sz="4" w:color="D0D0D0" w:space="0"/>
+              <w:right w:val="single" w:sz="4" w:color="D0D0D0" w:space="0"/>
+            </w:tcBorders>
+          </w:tcPr>
+          <w:p>
+            <w:pPr>
+              <w:jc w:val="left"/>
+            </w:pPr>
+            <w:r>
+              <w:rPr>
+                <w:b w:val="0"/>
+                <w:i w:val="0"/>
+                <w:color w:val="222222"/>
+                <w:sz w:val="17"/>
+              </w:rPr>
+              <w:t>Tingkat Penelantaran Kasus</w:t>
+            </w:r>
+          </w:p>
+        </w:tc>
+        <w:tc>
+          <w:tcPr>
+            <w:tcW w:type="dxa" w:w="1020"/>
+            <w:shd w:val="clear" w:color="auto" w:fill="FFFFFF"/>
+            <w:tcMar>
+              <w:top w:w="50" w:type="dxa"/>
+              <w:bottom w:w="50" w:type="dxa"/>
+              <w:left w:w="100" w:type="dxa"/>
+              <w:right w:w="100" w:type="dxa"/>
+            </w:tcMar>
+            <w:tcBorders>
+              <w:top w:val="single" w:sz="4" w:color="D0D0D0" w:space="0"/>
+              <w:left w:val="single" w:sz="4" w:color="D0D0D0" w:space="0"/>
+              <w:bottom w:val="single" w:sz="4" w:color="D0D0D0" w:space="0"/>
+              <w:right w:val="single" w:sz="4" w:color="D0D0D0" w:space="0"/>
+            </w:tcBorders>
+          </w:tcPr>
+          <w:p>
+            <w:pPr>
+              <w:jc w:val="center"/>
+            </w:pPr>
+            <w:r>
+              <w:rPr>
+                <w:b w:val="0"/>
+                <w:i w:val="0"/>
+                <w:color w:val="222222"/>
+                <w:sz w:val="17"/>
+              </w:rPr>
+              <w:t>3.283</w:t>
+            </w:r>
+          </w:p>
+        </w:tc>
+        <w:tc>
+          <w:tcPr>
+            <w:tcW w:type="dxa" w:w="1020"/>
+            <w:shd w:val="clear" w:color="auto" w:fill="FFFFFF"/>
+            <w:tcMar>
+              <w:top w:w="50" w:type="dxa"/>
+              <w:bottom w:w="50" w:type="dxa"/>
+              <w:left w:w="100" w:type="dxa"/>
+              <w:right w:w="100" w:type="dxa"/>
+            </w:tcMar>
+            <w:tcBorders>
+              <w:top w:val="single" w:sz="4" w:color="D0D0D0" w:space="0"/>
+              <w:left w:val="single" w:sz="4" w:color="D0D0D0" w:space="0"/>
+              <w:bottom w:val="single" w:sz="4" w:color="D0D0D0" w:space="0"/>
+              <w:right w:val="single" w:sz="4" w:color="D0D0D0" w:space="0"/>
+            </w:tcBorders>
+          </w:tcPr>
+          <w:p>
+            <w:pPr>
+              <w:jc w:val="center"/>
+            </w:pPr>
+            <w:r>
+              <w:rPr>
+                <w:b w:val="0"/>
+                <w:i w:val="0"/>
+                <w:color w:val="222222"/>
+                <w:sz w:val="17"/>
+              </w:rPr>
+              <w:t>p = 0.070</w:t>
+            </w:r>
+          </w:p>
+        </w:tc>
+        <w:tc>
+          <w:tcPr>
+            <w:tcW w:type="dxa" w:w="1020"/>
+            <w:shd w:val="clear" w:color="auto" w:fill="FFFFFF"/>
+            <w:tcMar>
+              <w:top w:w="50" w:type="dxa"/>
+              <w:bottom w:w="50" w:type="dxa"/>
+              <w:left w:w="100" w:type="dxa"/>
+              <w:right w:w="100" w:type="dxa"/>
+            </w:tcMar>
+            <w:tcBorders>
+              <w:top w:val="single" w:sz="4" w:color="D0D0D0" w:space="0"/>
+              <w:left w:val="single" w:sz="4" w:color="D0D0D0" w:space="0"/>
+              <w:bottom w:val="single" w:sz="4" w:color="D0D0D0" w:space="0"/>
+              <w:right w:val="single" w:sz="4" w:color="D0D0D0" w:space="0"/>
+            </w:tcBorders>
+          </w:tcPr>
+          <w:p>
+            <w:pPr>
+              <w:jc w:val="center"/>
+            </w:pPr>
+            <w:r>
+              <w:rPr>
+                <w:b w:val="0"/>
+                <w:i w:val="0"/>
+                <w:color w:val="222222"/>
+                <w:sz w:val="17"/>
+              </w:rPr>
+              <w:t>1.40</w:t>
+            </w:r>
+          </w:p>
+        </w:tc>
+        <w:tc>
+          <w:tcPr>
+            <w:tcW w:type="dxa" w:w="1304"/>
+            <w:shd w:val="clear" w:color="auto" w:fill="FFFFFF"/>
+            <w:tcMar>
+              <w:top w:w="50" w:type="dxa"/>
+              <w:bottom w:w="50" w:type="dxa"/>
+              <w:left w:w="100" w:type="dxa"/>
+              <w:right w:w="100" w:type="dxa"/>
+            </w:tcMar>
+            <w:tcBorders>
+              <w:top w:val="single" w:sz="4" w:color="D0D0D0" w:space="0"/>
+              <w:left w:val="single" w:sz="4" w:color="D0D0D0" w:space="0"/>
+              <w:bottom w:val="single" w:sz="4" w:color="D0D0D0" w:space="0"/>
+              <w:right w:val="single" w:sz="4" w:color="D0D0D0" w:space="0"/>
+            </w:tcBorders>
+          </w:tcPr>
+          <w:p>
+            <w:pPr>
+              <w:jc w:val="center"/>
+            </w:pPr>
+            <w:r>
+              <w:rPr>
+                <w:b w:val="0"/>
+                <w:i w:val="0"/>
+                <w:color w:val="222222"/>
+                <w:sz w:val="17"/>
+              </w:rPr>
+              <w:t>TIDAK SIGNIFIKAN</w:t>
+            </w:r>
+          </w:p>
+        </w:tc>
+      </w:tr>
+      <w:tr>
+        <w:tc>
+          <w:tcPr>
+            <w:tcW w:type="dxa" w:w="1701"/>
+            <w:shd w:val="clear" w:color="auto" w:fill="F5FBF5"/>
+            <w:tcMar>
+              <w:top w:w="50" w:type="dxa"/>
+              <w:bottom w:w="50" w:type="dxa"/>
+              <w:left w:w="100" w:type="dxa"/>
+              <w:right w:w="100" w:type="dxa"/>
+            </w:tcMar>
+            <w:tcBorders>
+              <w:top w:val="single" w:sz="4" w:color="D0D0D0" w:space="0"/>
+              <w:left w:val="single" w:sz="4" w:color="D0D0D0" w:space="0"/>
+              <w:bottom w:val="single" w:sz="4" w:color="D0D0D0" w:space="0"/>
+              <w:right w:val="single" w:sz="4" w:color="D0D0D0" w:space="0"/>
+            </w:tcBorders>
+          </w:tcPr>
+          <w:p>
+            <w:pPr>
+              <w:jc w:val="left"/>
+            </w:pPr>
+            <w:r>
+              <w:rPr>
+                <w:b w:val="0"/>
+                <w:i w:val="0"/>
+                <w:color w:val="222222"/>
+                <w:sz w:val="17"/>
+              </w:rPr>
+              <w:t>Periode Ekspansi Industri</w:t>
+            </w:r>
+          </w:p>
+        </w:tc>
+        <w:tc>
+          <w:tcPr>
+            <w:tcW w:type="dxa" w:w="1871"/>
+            <w:shd w:val="clear" w:color="auto" w:fill="F5FBF5"/>
+            <w:tcMar>
+              <w:top w:w="50" w:type="dxa"/>
+              <w:bottom w:w="50" w:type="dxa"/>
+              <w:left w:w="100" w:type="dxa"/>
+              <w:right w:w="100" w:type="dxa"/>
+            </w:tcMar>
+            <w:tcBorders>
+              <w:top w:val="single" w:sz="4" w:color="D0D0D0" w:space="0"/>
+              <w:left w:val="single" w:sz="4" w:color="D0D0D0" w:space="0"/>
+              <w:bottom w:val="single" w:sz="4" w:color="D0D0D0" w:space="0"/>
+              <w:right w:val="single" w:sz="4" w:color="D0D0D0" w:space="0"/>
+            </w:tcBorders>
+          </w:tcPr>
+          <w:p>
+            <w:pPr>
+              <w:jc w:val="left"/>
+            </w:pPr>
+            <w:r>
+              <w:rPr>
+                <w:b w:val="0"/>
+                <w:i w:val="0"/>
+                <w:color w:val="222222"/>
+                <w:sz w:val="17"/>
+              </w:rPr>
+              <w:t>Tingkat Insiden Fisik (Luka/Tewas/Ditangkap)</w:t>
+            </w:r>
+          </w:p>
+        </w:tc>
+        <w:tc>
+          <w:tcPr>
+            <w:tcW w:type="dxa" w:w="1020"/>
+            <w:shd w:val="clear" w:color="auto" w:fill="F5FBF5"/>
+            <w:tcMar>
+              <w:top w:w="50" w:type="dxa"/>
+              <w:bottom w:w="50" w:type="dxa"/>
+              <w:left w:w="100" w:type="dxa"/>
+              <w:right w:w="100" w:type="dxa"/>
+            </w:tcMar>
+            <w:tcBorders>
+              <w:top w:val="single" w:sz="4" w:color="D0D0D0" w:space="0"/>
+              <w:left w:val="single" w:sz="4" w:color="D0D0D0" w:space="0"/>
+              <w:bottom w:val="single" w:sz="4" w:color="D0D0D0" w:space="0"/>
+              <w:right w:val="single" w:sz="4" w:color="D0D0D0" w:space="0"/>
+            </w:tcBorders>
+          </w:tcPr>
+          <w:p>
+            <w:pPr>
+              <w:jc w:val="center"/>
+            </w:pPr>
+            <w:r>
+              <w:rPr>
+                <w:b w:val="0"/>
+                <w:i w:val="0"/>
+                <w:color w:val="222222"/>
+                <w:sz w:val="17"/>
+              </w:rPr>
+              <w:t>2.636</w:t>
+            </w:r>
+          </w:p>
+        </w:tc>
+        <w:tc>
+          <w:tcPr>
+            <w:tcW w:type="dxa" w:w="1020"/>
+            <w:shd w:val="clear" w:color="auto" w:fill="F5FBF5"/>
+            <w:tcMar>
+              <w:top w:w="50" w:type="dxa"/>
+              <w:bottom w:w="50" w:type="dxa"/>
+              <w:left w:w="100" w:type="dxa"/>
+              <w:right w:w="100" w:type="dxa"/>
+            </w:tcMar>
+            <w:tcBorders>
+              <w:top w:val="single" w:sz="4" w:color="D0D0D0" w:space="0"/>
+              <w:left w:val="single" w:sz="4" w:color="D0D0D0" w:space="0"/>
+              <w:bottom w:val="single" w:sz="4" w:color="D0D0D0" w:space="0"/>
+              <w:right w:val="single" w:sz="4" w:color="D0D0D0" w:space="0"/>
+            </w:tcBorders>
+          </w:tcPr>
+          <w:p>
+            <w:pPr>
+              <w:jc w:val="center"/>
+            </w:pPr>
+            <w:r>
+              <w:rPr>
+                <w:b w:val="0"/>
+                <w:i w:val="0"/>
+                <w:color w:val="222222"/>
+                <w:sz w:val="17"/>
+              </w:rPr>
+              <w:t>p = 0.104</w:t>
+            </w:r>
+          </w:p>
+        </w:tc>
+        <w:tc>
+          <w:tcPr>
+            <w:tcW w:type="dxa" w:w="1020"/>
+            <w:shd w:val="clear" w:color="auto" w:fill="F5FBF5"/>
+            <w:tcMar>
+              <w:top w:w="50" w:type="dxa"/>
+              <w:bottom w:w="50" w:type="dxa"/>
+              <w:left w:w="100" w:type="dxa"/>
+              <w:right w:w="100" w:type="dxa"/>
+            </w:tcMar>
+            <w:tcBorders>
+              <w:top w:val="single" w:sz="4" w:color="D0D0D0" w:space="0"/>
+              <w:left w:val="single" w:sz="4" w:color="D0D0D0" w:space="0"/>
+              <w:bottom w:val="single" w:sz="4" w:color="D0D0D0" w:space="0"/>
+              <w:right w:val="single" w:sz="4" w:color="D0D0D0" w:space="0"/>
+            </w:tcBorders>
+          </w:tcPr>
+          <w:p>
+            <w:pPr>
+              <w:jc w:val="center"/>
+            </w:pPr>
+            <w:r>
+              <w:rPr>
+                <w:b w:val="0"/>
+                <w:i w:val="0"/>
+                <w:color w:val="222222"/>
+                <w:sz w:val="17"/>
+              </w:rPr>
+              <w:t>0.53</w:t>
+            </w:r>
+          </w:p>
+        </w:tc>
+        <w:tc>
+          <w:tcPr>
+            <w:tcW w:type="dxa" w:w="1304"/>
+            <w:shd w:val="clear" w:color="auto" w:fill="F5FBF5"/>
+            <w:tcMar>
+              <w:top w:w="50" w:type="dxa"/>
+              <w:bottom w:w="50" w:type="dxa"/>
+              <w:left w:w="100" w:type="dxa"/>
+              <w:right w:w="100" w:type="dxa"/>
+            </w:tcMar>
+            <w:tcBorders>
+              <w:top w:val="single" w:sz="4" w:color="D0D0D0" w:space="0"/>
+              <w:left w:val="single" w:sz="4" w:color="D0D0D0" w:space="0"/>
+              <w:bottom w:val="single" w:sz="4" w:color="D0D0D0" w:space="0"/>
+              <w:right w:val="single" w:sz="4" w:color="D0D0D0" w:space="0"/>
+            </w:tcBorders>
+          </w:tcPr>
+          <w:p>
+            <w:pPr>
+              <w:jc w:val="center"/>
+            </w:pPr>
+            <w:r>
+              <w:rPr>
+                <w:b w:val="0"/>
+                <w:i w:val="0"/>
+                <w:color w:val="222222"/>
+                <w:sz w:val="17"/>
+              </w:rPr>
+              <w:t>TIDAK SIGNIFIKAN</w:t>
+            </w:r>
+          </w:p>
+        </w:tc>
+      </w:tr>
+      <w:tr>
+        <w:tc>
+          <w:tcPr>
+            <w:tcW w:type="dxa" w:w="1701"/>
+            <w:shd w:val="clear" w:color="auto" w:fill="FFFFFF"/>
+            <w:tcMar>
+              <w:top w:w="50" w:type="dxa"/>
+              <w:bottom w:w="50" w:type="dxa"/>
+              <w:left w:w="100" w:type="dxa"/>
+              <w:right w:w="100" w:type="dxa"/>
+            </w:tcMar>
+            <w:tcBorders>
+              <w:top w:val="single" w:sz="4" w:color="D0D0D0" w:space="0"/>
+              <w:left w:val="single" w:sz="4" w:color="D0D0D0" w:space="0"/>
+              <w:bottom w:val="single" w:sz="4" w:color="D0D0D0" w:space="0"/>
+              <w:right w:val="single" w:sz="4" w:color="D0D0D0" w:space="0"/>
+            </w:tcBorders>
+          </w:tcPr>
+          <w:p>
+            <w:pPr>
+              <w:jc w:val="left"/>
+            </w:pPr>
+            <w:r>
+              <w:rPr>
+                <w:b w:val="0"/>
+                <w:i w:val="0"/>
+                <w:color w:val="222222"/>
+                <w:sz w:val="17"/>
+              </w:rPr>
+              <w:t>Tipe Sektor (Tambang vs Non-Tambang)</w:t>
+            </w:r>
+          </w:p>
+        </w:tc>
+        <w:tc>
+          <w:tcPr>
+            <w:tcW w:type="dxa" w:w="1871"/>
+            <w:shd w:val="clear" w:color="auto" w:fill="FFFFFF"/>
+            <w:tcMar>
+              <w:top w:w="50" w:type="dxa"/>
+              <w:bottom w:w="50" w:type="dxa"/>
+              <w:left w:w="100" w:type="dxa"/>
+              <w:right w:w="100" w:type="dxa"/>
+            </w:tcMar>
+            <w:tcBorders>
+              <w:top w:val="single" w:sz="4" w:color="D0D0D0" w:space="0"/>
+              <w:left w:val="single" w:sz="4" w:color="D0D0D0" w:space="0"/>
+              <w:bottom w:val="single" w:sz="4" w:color="D0D0D0" w:space="0"/>
+              <w:right w:val="single" w:sz="4" w:color="D0D0D0" w:space="0"/>
+            </w:tcBorders>
+          </w:tcPr>
+          <w:p>
+            <w:pPr>
+              <w:jc w:val="left"/>
+            </w:pPr>
+            <w:r>
+              <w:rPr>
+                <w:b w:val="0"/>
+                <w:i w:val="0"/>
+                <w:color w:val="222222"/>
+                <w:sz w:val="17"/>
+              </w:rPr>
+              <w:t>Tingkat Represi &amp; Kriminalisasi</w:t>
+            </w:r>
+          </w:p>
+        </w:tc>
+        <w:tc>
+          <w:tcPr>
+            <w:tcW w:type="dxa" w:w="1020"/>
+            <w:shd w:val="clear" w:color="auto" w:fill="FFFFFF"/>
+            <w:tcMar>
+              <w:top w:w="50" w:type="dxa"/>
+              <w:bottom w:w="50" w:type="dxa"/>
+              <w:left w:w="100" w:type="dxa"/>
+              <w:right w:w="100" w:type="dxa"/>
+            </w:tcMar>
+            <w:tcBorders>
+              <w:top w:val="single" w:sz="4" w:color="D0D0D0" w:space="0"/>
+              <w:left w:val="single" w:sz="4" w:color="D0D0D0" w:space="0"/>
+              <w:bottom w:val="single" w:sz="4" w:color="D0D0D0" w:space="0"/>
+              <w:right w:val="single" w:sz="4" w:color="D0D0D0" w:space="0"/>
+            </w:tcBorders>
+          </w:tcPr>
+          <w:p>
+            <w:pPr>
+              <w:jc w:val="center"/>
+            </w:pPr>
+            <w:r>
+              <w:rPr>
+                <w:b w:val="0"/>
+                <w:i w:val="0"/>
+                <w:color w:val="222222"/>
+                <w:sz w:val="17"/>
+              </w:rPr>
+              <w:t>13.609</w:t>
+            </w:r>
+          </w:p>
+        </w:tc>
+        <w:tc>
+          <w:tcPr>
+            <w:tcW w:type="dxa" w:w="1020"/>
+            <w:shd w:val="clear" w:color="auto" w:fill="FFFFFF"/>
+            <w:tcMar>
+              <w:top w:w="50" w:type="dxa"/>
+              <w:bottom w:w="50" w:type="dxa"/>
+              <w:left w:w="100" w:type="dxa"/>
+              <w:right w:w="100" w:type="dxa"/>
+            </w:tcMar>
+            <w:tcBorders>
+              <w:top w:val="single" w:sz="4" w:color="D0D0D0" w:space="0"/>
+              <w:left w:val="single" w:sz="4" w:color="D0D0D0" w:space="0"/>
+              <w:bottom w:val="single" w:sz="4" w:color="D0D0D0" w:space="0"/>
+              <w:right w:val="single" w:sz="4" w:color="D0D0D0" w:space="0"/>
+            </w:tcBorders>
+          </w:tcPr>
+          <w:p>
+            <w:pPr>
+              <w:jc w:val="center"/>
+            </w:pPr>
+            <w:r>
+              <w:rPr>
+                <w:b w:val="0"/>
+                <w:i w:val="0"/>
+                <w:color w:val="222222"/>
+                <w:sz w:val="17"/>
+              </w:rPr>
+              <w:t>p &lt; 0.001</w:t>
+            </w:r>
+          </w:p>
+        </w:tc>
+        <w:tc>
+          <w:tcPr>
+            <w:tcW w:type="dxa" w:w="1020"/>
+            <w:shd w:val="clear" w:color="auto" w:fill="FFFFFF"/>
+            <w:tcMar>
+              <w:top w:w="50" w:type="dxa"/>
+              <w:bottom w:w="50" w:type="dxa"/>
+              <w:left w:w="100" w:type="dxa"/>
+              <w:right w:w="100" w:type="dxa"/>
+            </w:tcMar>
+            <w:tcBorders>
+              <w:top w:val="single" w:sz="4" w:color="D0D0D0" w:space="0"/>
+              <w:left w:val="single" w:sz="4" w:color="D0D0D0" w:space="0"/>
+              <w:bottom w:val="single" w:sz="4" w:color="D0D0D0" w:space="0"/>
+              <w:right w:val="single" w:sz="4" w:color="D0D0D0" w:space="0"/>
+            </w:tcBorders>
+          </w:tcPr>
+          <w:p>
+            <w:pPr>
+              <w:jc w:val="center"/>
+            </w:pPr>
+            <w:r>
+              <w:rPr>
+                <w:b w:val="0"/>
+                <w:i w:val="0"/>
+                <w:color w:val="222222"/>
+                <w:sz w:val="17"/>
+              </w:rPr>
+              <w:t>2.84</w:t>
+            </w:r>
+          </w:p>
+        </w:tc>
+        <w:tc>
+          <w:tcPr>
+            <w:tcW w:type="dxa" w:w="1304"/>
+            <w:shd w:val="clear" w:color="auto" w:fill="FFFFFF"/>
+            <w:tcMar>
+              <w:top w:w="50" w:type="dxa"/>
+              <w:bottom w:w="50" w:type="dxa"/>
+              <w:left w:w="100" w:type="dxa"/>
+              <w:right w:w="100" w:type="dxa"/>
+            </w:tcMar>
+            <w:tcBorders>
+              <w:top w:val="single" w:sz="4" w:color="D0D0D0" w:space="0"/>
+              <w:left w:val="single" w:sz="4" w:color="D0D0D0" w:space="0"/>
+              <w:bottom w:val="single" w:sz="4" w:color="D0D0D0" w:space="0"/>
+              <w:right w:val="single" w:sz="4" w:color="D0D0D0" w:space="0"/>
+            </w:tcBorders>
+          </w:tcPr>
+          <w:p>
+            <w:pPr>
+              <w:jc w:val="center"/>
+            </w:pPr>
+            <w:r>
+              <w:rPr>
+                <w:b w:val="0"/>
+                <w:i w:val="0"/>
+                <w:color w:val="222222"/>
+                <w:sz w:val="17"/>
+              </w:rPr>
+              <w:t>SIGNIFIKAN</w:t>
+            </w:r>
+          </w:p>
+        </w:tc>
+      </w:tr>
+      <w:tr>
+        <w:tc>
+          <w:tcPr>
+            <w:tcW w:type="dxa" w:w="1701"/>
+            <w:shd w:val="clear" w:color="auto" w:fill="F5FBF5"/>
+            <w:tcMar>
+              <w:top w:w="50" w:type="dxa"/>
+              <w:bottom w:w="50" w:type="dxa"/>
+              <w:left w:w="100" w:type="dxa"/>
+              <w:right w:w="100" w:type="dxa"/>
+            </w:tcMar>
+            <w:tcBorders>
+              <w:top w:val="single" w:sz="4" w:color="D0D0D0" w:space="0"/>
+              <w:left w:val="single" w:sz="4" w:color="D0D0D0" w:space="0"/>
+              <w:bottom w:val="single" w:sz="4" w:color="D0D0D0" w:space="0"/>
+              <w:right w:val="single" w:sz="4" w:color="D0D0D0" w:space="0"/>
+            </w:tcBorders>
+          </w:tcPr>
+          <w:p>
+            <w:pPr>
+              <w:jc w:val="left"/>
+            </w:pPr>
+            <w:r>
+              <w:rPr>
+                <w:b w:val="0"/>
+                <w:i w:val="0"/>
+                <w:color w:val="222222"/>
+                <w:sz w:val="17"/>
+              </w:rPr>
+              <w:t>Tipe Sektor (Tambang vs Non-Tambang)</w:t>
+            </w:r>
+          </w:p>
+        </w:tc>
+        <w:tc>
+          <w:tcPr>
+            <w:tcW w:type="dxa" w:w="1871"/>
+            <w:shd w:val="clear" w:color="auto" w:fill="F5FBF5"/>
+            <w:tcMar>
+              <w:top w:w="50" w:type="dxa"/>
+              <w:bottom w:w="50" w:type="dxa"/>
+              <w:left w:w="100" w:type="dxa"/>
+              <w:right w:w="100" w:type="dxa"/>
+            </w:tcMar>
+            <w:tcBorders>
+              <w:top w:val="single" w:sz="4" w:color="D0D0D0" w:space="0"/>
+              <w:left w:val="single" w:sz="4" w:color="D0D0D0" w:space="0"/>
+              <w:bottom w:val="single" w:sz="4" w:color="D0D0D0" w:space="0"/>
+              <w:right w:val="single" w:sz="4" w:color="D0D0D0" w:space="0"/>
+            </w:tcBorders>
+          </w:tcPr>
+          <w:p>
+            <w:pPr>
+              <w:jc w:val="left"/>
+            </w:pPr>
+            <w:r>
+              <w:rPr>
+                <w:b w:val="0"/>
+                <w:i w:val="0"/>
+                <w:color w:val="222222"/>
+                <w:sz w:val="17"/>
+              </w:rPr>
+              <w:t>Tingkat Penelantaran Kasus</w:t>
+            </w:r>
+          </w:p>
+        </w:tc>
+        <w:tc>
+          <w:tcPr>
+            <w:tcW w:type="dxa" w:w="1020"/>
+            <w:shd w:val="clear" w:color="auto" w:fill="F5FBF5"/>
+            <w:tcMar>
+              <w:top w:w="50" w:type="dxa"/>
+              <w:bottom w:w="50" w:type="dxa"/>
+              <w:left w:w="100" w:type="dxa"/>
+              <w:right w:w="100" w:type="dxa"/>
+            </w:tcMar>
+            <w:tcBorders>
+              <w:top w:val="single" w:sz="4" w:color="D0D0D0" w:space="0"/>
+              <w:left w:val="single" w:sz="4" w:color="D0D0D0" w:space="0"/>
+              <w:bottom w:val="single" w:sz="4" w:color="D0D0D0" w:space="0"/>
+              <w:right w:val="single" w:sz="4" w:color="D0D0D0" w:space="0"/>
+            </w:tcBorders>
+          </w:tcPr>
+          <w:p>
+            <w:pPr>
+              <w:jc w:val="center"/>
+            </w:pPr>
+            <w:r>
+              <w:rPr>
+                <w:b w:val="0"/>
+                <w:i w:val="0"/>
+                <w:color w:val="222222"/>
+                <w:sz w:val="17"/>
+              </w:rPr>
+              <w:t>4.742</w:t>
+            </w:r>
+          </w:p>
+        </w:tc>
+        <w:tc>
+          <w:tcPr>
+            <w:tcW w:type="dxa" w:w="1020"/>
+            <w:shd w:val="clear" w:color="auto" w:fill="F5FBF5"/>
+            <w:tcMar>
+              <w:top w:w="50" w:type="dxa"/>
+              <w:bottom w:w="50" w:type="dxa"/>
+              <w:left w:w="100" w:type="dxa"/>
+              <w:right w:w="100" w:type="dxa"/>
+            </w:tcMar>
+            <w:tcBorders>
+              <w:top w:val="single" w:sz="4" w:color="D0D0D0" w:space="0"/>
+              <w:left w:val="single" w:sz="4" w:color="D0D0D0" w:space="0"/>
+              <w:bottom w:val="single" w:sz="4" w:color="D0D0D0" w:space="0"/>
+              <w:right w:val="single" w:sz="4" w:color="D0D0D0" w:space="0"/>
+            </w:tcBorders>
+          </w:tcPr>
+          <w:p>
+            <w:pPr>
+              <w:jc w:val="center"/>
+            </w:pPr>
+            <w:r>
+              <w:rPr>
+                <w:b w:val="0"/>
+                <w:i w:val="0"/>
+                <w:color w:val="222222"/>
+                <w:sz w:val="17"/>
+              </w:rPr>
+              <w:t>p = 0.029</w:t>
+            </w:r>
+          </w:p>
+        </w:tc>
+        <w:tc>
+          <w:tcPr>
+            <w:tcW w:type="dxa" w:w="1020"/>
+            <w:shd w:val="clear" w:color="auto" w:fill="F5FBF5"/>
+            <w:tcMar>
+              <w:top w:w="50" w:type="dxa"/>
+              <w:bottom w:w="50" w:type="dxa"/>
+              <w:left w:w="100" w:type="dxa"/>
+              <w:right w:w="100" w:type="dxa"/>
+            </w:tcMar>
+            <w:tcBorders>
+              <w:top w:val="single" w:sz="4" w:color="D0D0D0" w:space="0"/>
+              <w:left w:val="single" w:sz="4" w:color="D0D0D0" w:space="0"/>
+              <w:bottom w:val="single" w:sz="4" w:color="D0D0D0" w:space="0"/>
+              <w:right w:val="single" w:sz="4" w:color="D0D0D0" w:space="0"/>
+            </w:tcBorders>
+          </w:tcPr>
+          <w:p>
+            <w:pPr>
+              <w:jc w:val="center"/>
+            </w:pPr>
+            <w:r>
+              <w:rPr>
+                <w:b w:val="0"/>
+                <w:i w:val="0"/>
+                <w:color w:val="222222"/>
+                <w:sz w:val="17"/>
+              </w:rPr>
+              <w:t>1.89</w:t>
+            </w:r>
+          </w:p>
+        </w:tc>
+        <w:tc>
+          <w:tcPr>
+            <w:tcW w:type="dxa" w:w="1304"/>
+            <w:shd w:val="clear" w:color="auto" w:fill="F5FBF5"/>
+            <w:tcMar>
+              <w:top w:w="50" w:type="dxa"/>
+              <w:bottom w:w="50" w:type="dxa"/>
+              <w:left w:w="100" w:type="dxa"/>
+              <w:right w:w="100" w:type="dxa"/>
+            </w:tcMar>
+            <w:tcBorders>
+              <w:top w:val="single" w:sz="4" w:color="D0D0D0" w:space="0"/>
+              <w:left w:val="single" w:sz="4" w:color="D0D0D0" w:space="0"/>
+              <w:bottom w:val="single" w:sz="4" w:color="D0D0D0" w:space="0"/>
+              <w:right w:val="single" w:sz="4" w:color="D0D0D0" w:space="0"/>
+            </w:tcBorders>
+          </w:tcPr>
+          <w:p>
+            <w:pPr>
+              <w:jc w:val="center"/>
+            </w:pPr>
+            <w:r>
+              <w:rPr>
+                <w:b w:val="0"/>
+                <w:i w:val="0"/>
+                <w:color w:val="222222"/>
+                <w:sz w:val="17"/>
+              </w:rPr>
+              <w:t>SIGNIFIKAN</w:t>
+            </w:r>
+          </w:p>
+        </w:tc>
+      </w:tr>
+      <w:tr>
+        <w:tc>
+          <w:tcPr>
+            <w:tcW w:type="dxa" w:w="1701"/>
+            <w:shd w:val="clear" w:color="auto" w:fill="FFFFFF"/>
+            <w:tcMar>
+              <w:top w:w="50" w:type="dxa"/>
+              <w:bottom w:w="50" w:type="dxa"/>
+              <w:left w:w="100" w:type="dxa"/>
+              <w:right w:w="100" w:type="dxa"/>
+            </w:tcMar>
+            <w:tcBorders>
+              <w:top w:val="single" w:sz="4" w:color="D0D0D0" w:space="0"/>
+              <w:left w:val="single" w:sz="4" w:color="D0D0D0" w:space="0"/>
+              <w:bottom w:val="single" w:sz="4" w:color="D0D0D0" w:space="0"/>
+              <w:right w:val="single" w:sz="4" w:color="D0D0D0" w:space="0"/>
+            </w:tcBorders>
+          </w:tcPr>
+          <w:p>
+            <w:pPr>
+              <w:jc w:val="left"/>
+            </w:pPr>
+            <w:r>
+              <w:rPr>
+                <w:b w:val="0"/>
+                <w:i w:val="0"/>
+                <w:color w:val="222222"/>
+                <w:sz w:val="17"/>
+              </w:rPr>
+              <w:t>Tipe Sektor (Tambang vs Non-Tambang)</w:t>
+            </w:r>
+          </w:p>
+        </w:tc>
+        <w:tc>
+          <w:tcPr>
+            <w:tcW w:type="dxa" w:w="1871"/>
+            <w:shd w:val="clear" w:color="auto" w:fill="FFFFFF"/>
+            <w:tcMar>
+              <w:top w:w="50" w:type="dxa"/>
+              <w:bottom w:w="50" w:type="dxa"/>
+              <w:left w:w="100" w:type="dxa"/>
+              <w:right w:w="100" w:type="dxa"/>
+            </w:tcMar>
+            <w:tcBorders>
+              <w:top w:val="single" w:sz="4" w:color="D0D0D0" w:space="0"/>
+              <w:left w:val="single" w:sz="4" w:color="D0D0D0" w:space="0"/>
+              <w:bottom w:val="single" w:sz="4" w:color="D0D0D0" w:space="0"/>
+              <w:right w:val="single" w:sz="4" w:color="D0D0D0" w:space="0"/>
+            </w:tcBorders>
+          </w:tcPr>
+          <w:p>
+            <w:pPr>
+              <w:jc w:val="left"/>
+            </w:pPr>
+            <w:r>
+              <w:rPr>
+                <w:b w:val="0"/>
+                <w:i w:val="0"/>
+                <w:color w:val="222222"/>
+                <w:sz w:val="17"/>
+              </w:rPr>
+              <w:t>Tingkat Insiden Fisik (Luka/Tewas/Ditangkap)</w:t>
+            </w:r>
+          </w:p>
+        </w:tc>
+        <w:tc>
+          <w:tcPr>
+            <w:tcW w:type="dxa" w:w="1020"/>
+            <w:shd w:val="clear" w:color="auto" w:fill="FFFFFF"/>
+            <w:tcMar>
+              <w:top w:w="50" w:type="dxa"/>
+              <w:bottom w:w="50" w:type="dxa"/>
+              <w:left w:w="100" w:type="dxa"/>
+              <w:right w:w="100" w:type="dxa"/>
+            </w:tcMar>
+            <w:tcBorders>
+              <w:top w:val="single" w:sz="4" w:color="D0D0D0" w:space="0"/>
+              <w:left w:val="single" w:sz="4" w:color="D0D0D0" w:space="0"/>
+              <w:bottom w:val="single" w:sz="4" w:color="D0D0D0" w:space="0"/>
+              <w:right w:val="single" w:sz="4" w:color="D0D0D0" w:space="0"/>
+            </w:tcBorders>
+          </w:tcPr>
+          <w:p>
+            <w:pPr>
+              <w:jc w:val="center"/>
+            </w:pPr>
+            <w:r>
+              <w:rPr>
+                <w:b w:val="0"/>
+                <w:i w:val="0"/>
+                <w:color w:val="222222"/>
+                <w:sz w:val="17"/>
+              </w:rPr>
+              <w:t>0.665</w:t>
+            </w:r>
+          </w:p>
+        </w:tc>
+        <w:tc>
+          <w:tcPr>
+            <w:tcW w:type="dxa" w:w="1020"/>
+            <w:shd w:val="clear" w:color="auto" w:fill="FFFFFF"/>
+            <w:tcMar>
+              <w:top w:w="50" w:type="dxa"/>
+              <w:bottom w:w="50" w:type="dxa"/>
+              <w:left w:w="100" w:type="dxa"/>
+              <w:right w:w="100" w:type="dxa"/>
+            </w:tcMar>
+            <w:tcBorders>
+              <w:top w:val="single" w:sz="4" w:color="D0D0D0" w:space="0"/>
+              <w:left w:val="single" w:sz="4" w:color="D0D0D0" w:space="0"/>
+              <w:bottom w:val="single" w:sz="4" w:color="D0D0D0" w:space="0"/>
+              <w:right w:val="single" w:sz="4" w:color="D0D0D0" w:space="0"/>
+            </w:tcBorders>
+          </w:tcPr>
+          <w:p>
+            <w:pPr>
+              <w:jc w:val="center"/>
+            </w:pPr>
+            <w:r>
+              <w:rPr>
+                <w:b w:val="0"/>
+                <w:i w:val="0"/>
+                <w:color w:val="222222"/>
+                <w:sz w:val="17"/>
+              </w:rPr>
+              <w:t>p = 0.415</w:t>
+            </w:r>
+          </w:p>
+        </w:tc>
+        <w:tc>
+          <w:tcPr>
+            <w:tcW w:type="dxa" w:w="1020"/>
+            <w:shd w:val="clear" w:color="auto" w:fill="FFFFFF"/>
+            <w:tcMar>
+              <w:top w:w="50" w:type="dxa"/>
+              <w:bottom w:w="50" w:type="dxa"/>
+              <w:left w:w="100" w:type="dxa"/>
+              <w:right w:w="100" w:type="dxa"/>
+            </w:tcMar>
+            <w:tcBorders>
+              <w:top w:val="single" w:sz="4" w:color="D0D0D0" w:space="0"/>
+              <w:left w:val="single" w:sz="4" w:color="D0D0D0" w:space="0"/>
+              <w:bottom w:val="single" w:sz="4" w:color="D0D0D0" w:space="0"/>
+              <w:right w:val="single" w:sz="4" w:color="D0D0D0" w:space="0"/>
+            </w:tcBorders>
+          </w:tcPr>
+          <w:p>
+            <w:pPr>
+              <w:jc w:val="center"/>
+            </w:pPr>
+            <w:r>
+              <w:rPr>
+                <w:b w:val="0"/>
+                <w:i w:val="0"/>
+                <w:color w:val="222222"/>
+                <w:sz w:val="17"/>
+              </w:rPr>
+              <w:t>1.66</w:t>
+            </w:r>
+          </w:p>
+        </w:tc>
+        <w:tc>
+          <w:tcPr>
+            <w:tcW w:type="dxa" w:w="1304"/>
+            <w:shd w:val="clear" w:color="auto" w:fill="FFFFFF"/>
+            <w:tcMar>
+              <w:top w:w="50" w:type="dxa"/>
+              <w:bottom w:w="50" w:type="dxa"/>
+              <w:left w:w="100" w:type="dxa"/>
+              <w:right w:w="100" w:type="dxa"/>
+            </w:tcMar>
+            <w:tcBorders>
+              <w:top w:val="single" w:sz="4" w:color="D0D0D0" w:space="0"/>
+              <w:left w:val="single" w:sz="4" w:color="D0D0D0" w:space="0"/>
+              <w:bottom w:val="single" w:sz="4" w:color="D0D0D0" w:space="0"/>
+              <w:right w:val="single" w:sz="4" w:color="D0D0D0" w:space="0"/>
+            </w:tcBorders>
+          </w:tcPr>
+          <w:p>
+            <w:pPr>
+              <w:jc w:val="center"/>
+            </w:pPr>
+            <w:r>
+              <w:rPr>
+                <w:b w:val="0"/>
+                <w:i w:val="0"/>
+                <w:color w:val="222222"/>
+                <w:sz w:val="17"/>
+              </w:rPr>
+              <w:t>TIDAK SIGNIFIKAN</w:t>
+            </w:r>
+          </w:p>
+        </w:tc>
+      </w:tr>
+      <w:tr>
+        <w:tc>
+          <w:tcPr>
+            <w:tcW w:type="dxa" w:w="1701"/>
+            <w:shd w:val="clear" w:color="auto" w:fill="F5FBF5"/>
+            <w:tcMar>
+              <w:top w:w="50" w:type="dxa"/>
+              <w:bottom w:w="50" w:type="dxa"/>
+              <w:left w:w="100" w:type="dxa"/>
+              <w:right w:w="100" w:type="dxa"/>
+            </w:tcMar>
+            <w:tcBorders>
+              <w:top w:val="single" w:sz="4" w:color="D0D0D0" w:space="0"/>
+              <w:left w:val="single" w:sz="4" w:color="D0D0D0" w:space="0"/>
+              <w:bottom w:val="single" w:sz="4" w:color="D0D0D0" w:space="0"/>
+              <w:right w:val="single" w:sz="4" w:color="D0D0D0" w:space="0"/>
+            </w:tcBorders>
+          </w:tcPr>
+          <w:p>
+            <w:pPr>
+              <w:jc w:val="left"/>
+            </w:pPr>
+            <w:r>
+              <w:rPr>
+                <w:b w:val="0"/>
+                <w:i w:val="0"/>
+                <w:color w:val="222222"/>
+                <w:sz w:val="17"/>
+              </w:rPr>
+              <w:t>Keterlibatan Aparat/Pemerintah</w:t>
+            </w:r>
+          </w:p>
+        </w:tc>
+        <w:tc>
+          <w:tcPr>
+            <w:tcW w:type="dxa" w:w="1871"/>
+            <w:shd w:val="clear" w:color="auto" w:fill="F5FBF5"/>
+            <w:tcMar>
+              <w:top w:w="50" w:type="dxa"/>
+              <w:bottom w:w="50" w:type="dxa"/>
+              <w:left w:w="100" w:type="dxa"/>
+              <w:right w:w="100" w:type="dxa"/>
+            </w:tcMar>
+            <w:tcBorders>
+              <w:top w:val="single" w:sz="4" w:color="D0D0D0" w:space="0"/>
+              <w:left w:val="single" w:sz="4" w:color="D0D0D0" w:space="0"/>
+              <w:bottom w:val="single" w:sz="4" w:color="D0D0D0" w:space="0"/>
+              <w:right w:val="single" w:sz="4" w:color="D0D0D0" w:space="0"/>
+            </w:tcBorders>
+          </w:tcPr>
+          <w:p>
+            <w:pPr>
+              <w:jc w:val="left"/>
+            </w:pPr>
+            <w:r>
+              <w:rPr>
+                <w:b w:val="0"/>
+                <w:i w:val="0"/>
+                <w:color w:val="222222"/>
+                <w:sz w:val="17"/>
+              </w:rPr>
+              <w:t>Tingkat Represi &amp; Kriminalisasi</w:t>
+            </w:r>
+          </w:p>
+        </w:tc>
+        <w:tc>
+          <w:tcPr>
+            <w:tcW w:type="dxa" w:w="1020"/>
+            <w:shd w:val="clear" w:color="auto" w:fill="F5FBF5"/>
+            <w:tcMar>
+              <w:top w:w="50" w:type="dxa"/>
+              <w:bottom w:w="50" w:type="dxa"/>
+              <w:left w:w="100" w:type="dxa"/>
+              <w:right w:w="100" w:type="dxa"/>
+            </w:tcMar>
+            <w:tcBorders>
+              <w:top w:val="single" w:sz="4" w:color="D0D0D0" w:space="0"/>
+              <w:left w:val="single" w:sz="4" w:color="D0D0D0" w:space="0"/>
+              <w:bottom w:val="single" w:sz="4" w:color="D0D0D0" w:space="0"/>
+              <w:right w:val="single" w:sz="4" w:color="D0D0D0" w:space="0"/>
+            </w:tcBorders>
+          </w:tcPr>
+          <w:p>
+            <w:pPr>
+              <w:jc w:val="center"/>
+            </w:pPr>
+            <w:r>
+              <w:rPr>
+                <w:b w:val="0"/>
+                <w:i w:val="0"/>
+                <w:color w:val="222222"/>
+                <w:sz w:val="17"/>
+              </w:rPr>
+              <w:t>55.633</w:t>
+            </w:r>
+          </w:p>
+        </w:tc>
+        <w:tc>
+          <w:tcPr>
+            <w:tcW w:type="dxa" w:w="1020"/>
+            <w:shd w:val="clear" w:color="auto" w:fill="F5FBF5"/>
+            <w:tcMar>
+              <w:top w:w="50" w:type="dxa"/>
+              <w:bottom w:w="50" w:type="dxa"/>
+              <w:left w:w="100" w:type="dxa"/>
+              <w:right w:w="100" w:type="dxa"/>
+            </w:tcMar>
+            <w:tcBorders>
+              <w:top w:val="single" w:sz="4" w:color="D0D0D0" w:space="0"/>
+              <w:left w:val="single" w:sz="4" w:color="D0D0D0" w:space="0"/>
+              <w:bottom w:val="single" w:sz="4" w:color="D0D0D0" w:space="0"/>
+              <w:right w:val="single" w:sz="4" w:color="D0D0D0" w:space="0"/>
+            </w:tcBorders>
+          </w:tcPr>
+          <w:p>
+            <w:pPr>
+              <w:jc w:val="center"/>
+            </w:pPr>
+            <w:r>
+              <w:rPr>
+                <w:b w:val="0"/>
+                <w:i w:val="0"/>
+                <w:color w:val="222222"/>
+                <w:sz w:val="17"/>
+              </w:rPr>
+              <w:t>p &lt; 0.001</w:t>
+            </w:r>
+          </w:p>
+        </w:tc>
+        <w:tc>
+          <w:tcPr>
+            <w:tcW w:type="dxa" w:w="1020"/>
+            <w:shd w:val="clear" w:color="auto" w:fill="F5FBF5"/>
+            <w:tcMar>
+              <w:top w:w="50" w:type="dxa"/>
+              <w:bottom w:w="50" w:type="dxa"/>
+              <w:left w:w="100" w:type="dxa"/>
+              <w:right w:w="100" w:type="dxa"/>
+            </w:tcMar>
+            <w:tcBorders>
+              <w:top w:val="single" w:sz="4" w:color="D0D0D0" w:space="0"/>
+              <w:left w:val="single" w:sz="4" w:color="D0D0D0" w:space="0"/>
+              <w:bottom w:val="single" w:sz="4" w:color="D0D0D0" w:space="0"/>
+              <w:right w:val="single" w:sz="4" w:color="D0D0D0" w:space="0"/>
+            </w:tcBorders>
+          </w:tcPr>
+          <w:p>
+            <w:pPr>
+              <w:jc w:val="center"/>
+            </w:pPr>
+            <w:r>
+              <w:rPr>
+                <w:b w:val="0"/>
+                <w:i w:val="0"/>
+                <w:color w:val="222222"/>
+                <w:sz w:val="17"/>
+              </w:rPr>
+              <w:t>4.80</w:t>
+            </w:r>
+          </w:p>
+        </w:tc>
+        <w:tc>
+          <w:tcPr>
+            <w:tcW w:type="dxa" w:w="1304"/>
+            <w:shd w:val="clear" w:color="auto" w:fill="F5FBF5"/>
+            <w:tcMar>
+              <w:top w:w="50" w:type="dxa"/>
+              <w:bottom w:w="50" w:type="dxa"/>
+              <w:left w:w="100" w:type="dxa"/>
+              <w:right w:w="100" w:type="dxa"/>
+            </w:tcMar>
+            <w:tcBorders>
+              <w:top w:val="single" w:sz="4" w:color="D0D0D0" w:space="0"/>
+              <w:left w:val="single" w:sz="4" w:color="D0D0D0" w:space="0"/>
+              <w:bottom w:val="single" w:sz="4" w:color="D0D0D0" w:space="0"/>
+              <w:right w:val="single" w:sz="4" w:color="D0D0D0" w:space="0"/>
+            </w:tcBorders>
+          </w:tcPr>
+          <w:p>
+            <w:pPr>
+              <w:jc w:val="center"/>
+            </w:pPr>
+            <w:r>
+              <w:rPr>
+                <w:b w:val="0"/>
+                <w:i w:val="0"/>
+                <w:color w:val="222222"/>
+                <w:sz w:val="17"/>
+              </w:rPr>
+              <w:t>SIGNIFIKAN</w:t>
+            </w:r>
+          </w:p>
+        </w:tc>
+      </w:tr>
+      <w:tr>
+        <w:tc>
+          <w:tcPr>
+            <w:tcW w:type="dxa" w:w="1701"/>
+            <w:shd w:val="clear" w:color="auto" w:fill="FFFFFF"/>
+            <w:tcMar>
+              <w:top w:w="50" w:type="dxa"/>
+              <w:bottom w:w="50" w:type="dxa"/>
+              <w:left w:w="100" w:type="dxa"/>
+              <w:right w:w="100" w:type="dxa"/>
+            </w:tcMar>
+            <w:tcBorders>
+              <w:top w:val="single" w:sz="4" w:color="D0D0D0" w:space="0"/>
+              <w:left w:val="single" w:sz="4" w:color="D0D0D0" w:space="0"/>
+              <w:bottom w:val="single" w:sz="4" w:color="D0D0D0" w:space="0"/>
+              <w:right w:val="single" w:sz="4" w:color="D0D0D0" w:space="0"/>
+            </w:tcBorders>
+          </w:tcPr>
+          <w:p>
+            <w:pPr>
+              <w:jc w:val="left"/>
+            </w:pPr>
+            <w:r>
+              <w:rPr>
+                <w:b w:val="0"/>
+                <w:i w:val="0"/>
+                <w:color w:val="222222"/>
+                <w:sz w:val="17"/>
+              </w:rPr>
+              <w:t>Keterlibatan Aparat/Pemerintah</w:t>
+            </w:r>
+          </w:p>
+        </w:tc>
+        <w:tc>
+          <w:tcPr>
+            <w:tcW w:type="dxa" w:w="1871"/>
+            <w:shd w:val="clear" w:color="auto" w:fill="FFFFFF"/>
+            <w:tcMar>
+              <w:top w:w="50" w:type="dxa"/>
+              <w:bottom w:w="50" w:type="dxa"/>
+              <w:left w:w="100" w:type="dxa"/>
+              <w:right w:w="100" w:type="dxa"/>
+            </w:tcMar>
+            <w:tcBorders>
+              <w:top w:val="single" w:sz="4" w:color="D0D0D0" w:space="0"/>
+              <w:left w:val="single" w:sz="4" w:color="D0D0D0" w:space="0"/>
+              <w:bottom w:val="single" w:sz="4" w:color="D0D0D0" w:space="0"/>
+              <w:right w:val="single" w:sz="4" w:color="D0D0D0" w:space="0"/>
+            </w:tcBorders>
+          </w:tcPr>
+          <w:p>
+            <w:pPr>
+              <w:jc w:val="left"/>
+            </w:pPr>
+            <w:r>
+              <w:rPr>
+                <w:b w:val="0"/>
+                <w:i w:val="0"/>
+                <w:color w:val="222222"/>
+                <w:sz w:val="17"/>
+              </w:rPr>
+              <w:t>Tingkat Penelantaran Kasus</w:t>
+            </w:r>
+          </w:p>
+        </w:tc>
+        <w:tc>
+          <w:tcPr>
+            <w:tcW w:type="dxa" w:w="1020"/>
+            <w:shd w:val="clear" w:color="auto" w:fill="FFFFFF"/>
+            <w:tcMar>
+              <w:top w:w="50" w:type="dxa"/>
+              <w:bottom w:w="50" w:type="dxa"/>
+              <w:left w:w="100" w:type="dxa"/>
+              <w:right w:w="100" w:type="dxa"/>
+            </w:tcMar>
+            <w:tcBorders>
+              <w:top w:val="single" w:sz="4" w:color="D0D0D0" w:space="0"/>
+              <w:left w:val="single" w:sz="4" w:color="D0D0D0" w:space="0"/>
+              <w:bottom w:val="single" w:sz="4" w:color="D0D0D0" w:space="0"/>
+              <w:right w:val="single" w:sz="4" w:color="D0D0D0" w:space="0"/>
+            </w:tcBorders>
+          </w:tcPr>
+          <w:p>
+            <w:pPr>
+              <w:jc w:val="center"/>
+            </w:pPr>
+            <w:r>
+              <w:rPr>
+                <w:b w:val="0"/>
+                <w:i w:val="0"/>
+                <w:color w:val="222222"/>
+                <w:sz w:val="17"/>
+              </w:rPr>
+              <w:t>1.135</w:t>
+            </w:r>
+          </w:p>
+        </w:tc>
+        <w:tc>
+          <w:tcPr>
+            <w:tcW w:type="dxa" w:w="1020"/>
+            <w:shd w:val="clear" w:color="auto" w:fill="FFFFFF"/>
+            <w:tcMar>
+              <w:top w:w="50" w:type="dxa"/>
+              <w:bottom w:w="50" w:type="dxa"/>
+              <w:left w:w="100" w:type="dxa"/>
+              <w:right w:w="100" w:type="dxa"/>
+            </w:tcMar>
+            <w:tcBorders>
+              <w:top w:val="single" w:sz="4" w:color="D0D0D0" w:space="0"/>
+              <w:left w:val="single" w:sz="4" w:color="D0D0D0" w:space="0"/>
+              <w:bottom w:val="single" w:sz="4" w:color="D0D0D0" w:space="0"/>
+              <w:right w:val="single" w:sz="4" w:color="D0D0D0" w:space="0"/>
+            </w:tcBorders>
+          </w:tcPr>
+          <w:p>
+            <w:pPr>
+              <w:jc w:val="center"/>
+            </w:pPr>
+            <w:r>
+              <w:rPr>
+                <w:b w:val="0"/>
+                <w:i w:val="0"/>
+                <w:color w:val="222222"/>
+                <w:sz w:val="17"/>
+              </w:rPr>
+              <w:t>p = 0.287</w:t>
+            </w:r>
+          </w:p>
+        </w:tc>
+        <w:tc>
+          <w:tcPr>
+            <w:tcW w:type="dxa" w:w="1020"/>
+            <w:shd w:val="clear" w:color="auto" w:fill="FFFFFF"/>
+            <w:tcMar>
+              <w:top w:w="50" w:type="dxa"/>
+              <w:bottom w:w="50" w:type="dxa"/>
+              <w:left w:w="100" w:type="dxa"/>
+              <w:right w:w="100" w:type="dxa"/>
+            </w:tcMar>
+            <w:tcBorders>
+              <w:top w:val="single" w:sz="4" w:color="D0D0D0" w:space="0"/>
+              <w:left w:val="single" w:sz="4" w:color="D0D0D0" w:space="0"/>
+              <w:bottom w:val="single" w:sz="4" w:color="D0D0D0" w:space="0"/>
+              <w:right w:val="single" w:sz="4" w:color="D0D0D0" w:space="0"/>
+            </w:tcBorders>
+          </w:tcPr>
+          <w:p>
+            <w:pPr>
+              <w:jc w:val="center"/>
+            </w:pPr>
+            <w:r>
+              <w:rPr>
+                <w:b w:val="0"/>
+                <w:i w:val="0"/>
+                <w:color w:val="222222"/>
+                <w:sz w:val="17"/>
+              </w:rPr>
+              <w:t>0.81</w:t>
+            </w:r>
+          </w:p>
+        </w:tc>
+        <w:tc>
+          <w:tcPr>
+            <w:tcW w:type="dxa" w:w="1304"/>
+            <w:shd w:val="clear" w:color="auto" w:fill="FFFFFF"/>
+            <w:tcMar>
+              <w:top w:w="50" w:type="dxa"/>
+              <w:bottom w:w="50" w:type="dxa"/>
+              <w:left w:w="100" w:type="dxa"/>
+              <w:right w:w="100" w:type="dxa"/>
+            </w:tcMar>
+            <w:tcBorders>
+              <w:top w:val="single" w:sz="4" w:color="D0D0D0" w:space="0"/>
+              <w:left w:val="single" w:sz="4" w:color="D0D0D0" w:space="0"/>
+              <w:bottom w:val="single" w:sz="4" w:color="D0D0D0" w:space="0"/>
+              <w:right w:val="single" w:sz="4" w:color="D0D0D0" w:space="0"/>
+            </w:tcBorders>
+          </w:tcPr>
+          <w:p>
+            <w:pPr>
+              <w:jc w:val="center"/>
+            </w:pPr>
+            <w:r>
+              <w:rPr>
+                <w:b w:val="0"/>
+                <w:i w:val="0"/>
+                <w:color w:val="222222"/>
+                <w:sz w:val="17"/>
+              </w:rPr>
+              <w:t>TIDAK SIGNIFIKAN</w:t>
+            </w:r>
+          </w:p>
+        </w:tc>
+      </w:tr>
+      <w:tr>
+        <w:tc>
+          <w:tcPr>
+            <w:tcW w:type="dxa" w:w="1701"/>
+            <w:shd w:val="clear" w:color="auto" w:fill="F5FBF5"/>
+            <w:tcMar>
+              <w:top w:w="50" w:type="dxa"/>
+              <w:bottom w:w="50" w:type="dxa"/>
+              <w:left w:w="100" w:type="dxa"/>
+              <w:right w:w="100" w:type="dxa"/>
+            </w:tcMar>
+            <w:tcBorders>
+              <w:top w:val="single" w:sz="4" w:color="D0D0D0" w:space="0"/>
+              <w:left w:val="single" w:sz="4" w:color="D0D0D0" w:space="0"/>
+              <w:bottom w:val="single" w:sz="4" w:color="D0D0D0" w:space="0"/>
+              <w:right w:val="single" w:sz="4" w:color="D0D0D0" w:space="0"/>
+            </w:tcBorders>
+          </w:tcPr>
+          <w:p>
+            <w:pPr>
+              <w:jc w:val="left"/>
+            </w:pPr>
+            <w:r>
+              <w:rPr>
+                <w:b w:val="0"/>
+                <w:i w:val="0"/>
+                <w:color w:val="222222"/>
+                <w:sz w:val="17"/>
+              </w:rPr>
+              <w:t>Keterlibatan Aparat/Pemerintah</w:t>
+            </w:r>
+          </w:p>
+        </w:tc>
+        <w:tc>
+          <w:tcPr>
+            <w:tcW w:type="dxa" w:w="1871"/>
+            <w:shd w:val="clear" w:color="auto" w:fill="F5FBF5"/>
+            <w:tcMar>
+              <w:top w:w="50" w:type="dxa"/>
+              <w:bottom w:w="50" w:type="dxa"/>
+              <w:left w:w="100" w:type="dxa"/>
+              <w:right w:w="100" w:type="dxa"/>
+            </w:tcMar>
+            <w:tcBorders>
+              <w:top w:val="single" w:sz="4" w:color="D0D0D0" w:space="0"/>
+              <w:left w:val="single" w:sz="4" w:color="D0D0D0" w:space="0"/>
+              <w:bottom w:val="single" w:sz="4" w:color="D0D0D0" w:space="0"/>
+              <w:right w:val="single" w:sz="4" w:color="D0D0D0" w:space="0"/>
+            </w:tcBorders>
+          </w:tcPr>
+          <w:p>
+            <w:pPr>
+              <w:jc w:val="left"/>
+            </w:pPr>
+            <w:r>
+              <w:rPr>
+                <w:b w:val="0"/>
+                <w:i w:val="0"/>
+                <w:color w:val="222222"/>
+                <w:sz w:val="17"/>
+              </w:rPr>
+              <w:t>Tingkat Insiden Fisik (Luka/Tewas/Ditangkap)</w:t>
+            </w:r>
+          </w:p>
+        </w:tc>
+        <w:tc>
+          <w:tcPr>
+            <w:tcW w:type="dxa" w:w="1020"/>
+            <w:shd w:val="clear" w:color="auto" w:fill="F5FBF5"/>
+            <w:tcMar>
+              <w:top w:w="50" w:type="dxa"/>
+              <w:bottom w:w="50" w:type="dxa"/>
+              <w:left w:w="100" w:type="dxa"/>
+              <w:right w:w="100" w:type="dxa"/>
+            </w:tcMar>
+            <w:tcBorders>
+              <w:top w:val="single" w:sz="4" w:color="D0D0D0" w:space="0"/>
+              <w:left w:val="single" w:sz="4" w:color="D0D0D0" w:space="0"/>
+              <w:bottom w:val="single" w:sz="4" w:color="D0D0D0" w:space="0"/>
+              <w:right w:val="single" w:sz="4" w:color="D0D0D0" w:space="0"/>
+            </w:tcBorders>
+          </w:tcPr>
+          <w:p>
+            <w:pPr>
+              <w:jc w:val="center"/>
+            </w:pPr>
+            <w:r>
+              <w:rPr>
+                <w:b w:val="0"/>
+                <w:i w:val="0"/>
+                <w:color w:val="222222"/>
+                <w:sz w:val="17"/>
+              </w:rPr>
+              <w:t>3.253</w:t>
+            </w:r>
+          </w:p>
+        </w:tc>
+        <w:tc>
+          <w:tcPr>
+            <w:tcW w:type="dxa" w:w="1020"/>
+            <w:shd w:val="clear" w:color="auto" w:fill="F5FBF5"/>
+            <w:tcMar>
+              <w:top w:w="50" w:type="dxa"/>
+              <w:bottom w:w="50" w:type="dxa"/>
+              <w:left w:w="100" w:type="dxa"/>
+              <w:right w:w="100" w:type="dxa"/>
+            </w:tcMar>
+            <w:tcBorders>
+              <w:top w:val="single" w:sz="4" w:color="D0D0D0" w:space="0"/>
+              <w:left w:val="single" w:sz="4" w:color="D0D0D0" w:space="0"/>
+              <w:bottom w:val="single" w:sz="4" w:color="D0D0D0" w:space="0"/>
+              <w:right w:val="single" w:sz="4" w:color="D0D0D0" w:space="0"/>
+            </w:tcBorders>
+          </w:tcPr>
+          <w:p>
+            <w:pPr>
+              <w:jc w:val="center"/>
+            </w:pPr>
+            <w:r>
+              <w:rPr>
+                <w:b w:val="0"/>
+                <w:i w:val="0"/>
+                <w:color w:val="222222"/>
+                <w:sz w:val="17"/>
+              </w:rPr>
+              <w:t>p = 0.071</w:t>
+            </w:r>
+          </w:p>
+        </w:tc>
+        <w:tc>
+          <w:tcPr>
+            <w:tcW w:type="dxa" w:w="1020"/>
+            <w:shd w:val="clear" w:color="auto" w:fill="F5FBF5"/>
+            <w:tcMar>
+              <w:top w:w="50" w:type="dxa"/>
+              <w:bottom w:w="50" w:type="dxa"/>
+              <w:left w:w="100" w:type="dxa"/>
+              <w:right w:w="100" w:type="dxa"/>
+            </w:tcMar>
+            <w:tcBorders>
+              <w:top w:val="single" w:sz="4" w:color="D0D0D0" w:space="0"/>
+              <w:left w:val="single" w:sz="4" w:color="D0D0D0" w:space="0"/>
+              <w:bottom w:val="single" w:sz="4" w:color="D0D0D0" w:space="0"/>
+              <w:right w:val="single" w:sz="4" w:color="D0D0D0" w:space="0"/>
+            </w:tcBorders>
+          </w:tcPr>
+          <w:p>
+            <w:pPr>
+              <w:jc w:val="center"/>
+            </w:pPr>
+            <w:r>
+              <w:rPr>
+                <w:b w:val="0"/>
+                <w:i w:val="0"/>
+                <w:color w:val="222222"/>
+                <w:sz w:val="17"/>
+              </w:rPr>
+              <w:t>2.23</w:t>
+            </w:r>
+          </w:p>
+        </w:tc>
+        <w:tc>
+          <w:tcPr>
+            <w:tcW w:type="dxa" w:w="1304"/>
+            <w:shd w:val="clear" w:color="auto" w:fill="F5FBF5"/>
+            <w:tcMar>
+              <w:top w:w="50" w:type="dxa"/>
+              <w:bottom w:w="50" w:type="dxa"/>
+              <w:left w:w="100" w:type="dxa"/>
+              <w:right w:w="100" w:type="dxa"/>
+            </w:tcMar>
+            <w:tcBorders>
+              <w:top w:val="single" w:sz="4" w:color="D0D0D0" w:space="0"/>
+              <w:left w:val="single" w:sz="4" w:color="D0D0D0" w:space="0"/>
+              <w:bottom w:val="single" w:sz="4" w:color="D0D0D0" w:space="0"/>
+              <w:right w:val="single" w:sz="4" w:color="D0D0D0" w:space="0"/>
+            </w:tcBorders>
+          </w:tcPr>
+          <w:p>
+            <w:pPr>
+              <w:jc w:val="center"/>
+            </w:pPr>
+            <w:r>
+              <w:rPr>
+                <w:b w:val="0"/>
+                <w:i w:val="0"/>
+                <w:color w:val="222222"/>
+                <w:sz w:val="17"/>
+              </w:rPr>
+              <w:t>TIDAK SIGNIFIKAN</w:t>
+            </w:r>
+          </w:p>
+        </w:tc>
+      </w:tr>
+    </w:tbl>
+    <w:p>
+      <w:pPr>
+        <w:spacing w:after="80"/>
+      </w:pPr>
+    </w:p>
+    <w:p>
+      <w:pPr>
+        <w:spacing w:before="160" w:after="40"/>
+      </w:pPr>
+      <w:r>
+        <w:rPr>
+          <w:b/>
+          <w:i w:val="0"/>
+          <w:color w:val="2E7D32"/>
+          <w:sz w:val="19"/>
+        </w:rPr>
+        <w:t>E. Analisis Temuan Empiris: Validitas Statistik Eskalasi Konflik</w:t>
+      </w:r>
+    </w:p>
+    <w:p>
+      <w:pPr>
+        <w:spacing w:after="100"/>
+        <w:jc w:val="both"/>
+      </w:pPr>
+      <w:r>
+        <w:rPr>
+          <w:b w:val="0"/>
+          <w:i w:val="0"/>
+          <w:color w:val="222222"/>
+          <w:sz w:val="19"/>
+        </w:rPr>
+        <w:t>Dari 9 skenario pengujian, terdapat 4 skenario yang terbukti SIGNIFIKAN. Tingginya Odds Ratio pada skenario yang signifikan menegaskan bahwa ekspansi operasi industri berasosiasi dengan peningkatan risiko sengketa lahan. Skenario yang tidak signifikan mengindikasikan bahwa dinamika sengketa lahan tersebar secara merata di berbagai sektor dan kurun waktu.</w:t>
+      </w:r>
+    </w:p>
+    <w:p>
+      <w:pPr>
+        <w:spacing w:before="240" w:after="80"/>
+        <w:pBdr>
+          <w:bottom w:val="single" w:sz="6" w:space="2" w:color="2E7D32"/>
+        </w:pBdr>
+      </w:pPr>
+      <w:r>
+        <w:rPr>
+          <w:b/>
+          <w:i w:val="0"/>
+          <w:color w:val="2E7D32"/>
+          <w:sz w:val="22"/>
+        </w:rPr>
+        <w:t>4.5 PETA ENTITAS AKTOR: KORPORASI DAN ORGANISASI MASYARAKAT</w:t>
+      </w:r>
+    </w:p>
+    <w:p>
+      <w:pPr>
+        <w:spacing w:before="120" w:after="120"/>
+        <w:ind w:left="200"/>
+        <w:pBdr>
+          <w:left w:val="single" w:sz="16" w:space="6" w:color="2E7D32"/>
+        </w:pBdr>
+        <w:shd w:val="clear" w:color="auto" w:fill="F1F8E9"/>
+      </w:pPr>
+      <w:r>
+        <w:rPr>
+          <w:b/>
+          <w:i w:val="0"/>
+          <w:color w:val="1B5E20"/>
+          <w:sz w:val="17"/>
+        </w:rPr>
+        <w:t xml:space="preserve">SUMBER DATA RESMI &amp; DESKRIPSI VISUALISASI: </w:t>
+      </w:r>
+      <w:r>
+        <w:rPr>
+          <w:b w:val="0"/>
+          <w:i/>
+          <w:color w:val="333333"/>
+          <w:sz w:val="17"/>
+        </w:rPr>
+        <w:t>Teks Bebas (Free-Text): data/processed/sulawesi_konflik_agraria_tanahkita.csv. Visualisasi dashboard menampilkan dua Horizontal Bar Chart berdampingan (Top 10 Entitas Korporasi Paling Dominan dan Top Aktor Proksi &amp; Vigilante Terdeteksi) hasil ekstraksi teks berbasis NLP Regex dari korpus narasi seluruh kasus agraria.</w:t>
+      </w:r>
+    </w:p>
+    <w:p>
+      <w:pPr>
+        <w:spacing w:before="160" w:after="40"/>
+      </w:pPr>
+      <w:r>
+        <w:rPr>
+          <w:b/>
+          <w:i w:val="0"/>
+          <w:color w:val="2E7D32"/>
+          <w:sz w:val="19"/>
+        </w:rPr>
+        <w:t>A. Pengantar &amp; Kerangka Narasi</w:t>
+      </w:r>
+    </w:p>
+    <w:p>
+      <w:pPr>
+        <w:spacing w:after="100"/>
+        <w:jc w:val="both"/>
+      </w:pPr>
+      <w:r>
+        <w:rPr>
+          <w:b w:val="0"/>
+          <w:i w:val="0"/>
+          <w:color w:val="222222"/>
+          <w:sz w:val="19"/>
+        </w:rPr>
+        <w:t xml:space="preserve">Analisis entitas aktor berbasis pemrosesan teks (string parsing) terhadap catatan kronologi dokumentasi TanahKita memetakan keterlibatan berbagai pihak dalam sengketa agraria. Hasil ekstraksi teks mengidentifikasi entitas korporasi, lembaga pemerintah, serta organisasi masyarakat sipil yang tercatat dalam dokumentasi kasus. </w:t>
+      </w:r>
+      <w:r>
+        <w:rPr>
+          <w:b w:val="0"/>
+          <w:i w:val="0"/>
+          <w:color w:val="222222"/>
+          <w:sz w:val="19"/>
+        </w:rPr>
+        <w:t>Korpus dibangun dari penggabungan kolom judul, deskripsi, dan narasi pada 568 kasus agraria (nasional) untuk memetakan orkestrasi struktural dan modus operandi aktor secara utuh, termasuk memvalidasi indikasi konsentrasi kekuasaan dan monopoli penguasaan ruang oleh segelintir konglomerasi besar melalui seberapa sering nama entitas muncul dalam sengketa tanah.</w:t>
+      </w:r>
+    </w:p>
+    <w:p>
+      <w:pPr>
+        <w:spacing w:before="160" w:after="40"/>
+      </w:pPr>
+      <w:r>
+        <w:rPr>
+          <w:b/>
+          <w:i w:val="0"/>
+          <w:color w:val="2E7D32"/>
+          <w:sz w:val="19"/>
+        </w:rPr>
+        <w:t>B. Alur Logika Metodologis Frequency Profiling (Text Parsing NLP)</w:t>
+      </w:r>
+    </w:p>
+    <w:p>
+      <w:pPr>
+        <w:spacing w:after="100"/>
+        <w:jc w:val="both"/>
+      </w:pPr>
+      <w:r>
+        <w:rPr>
+          <w:b w:val="0"/>
+          <w:i w:val="0"/>
+          <w:color w:val="222222"/>
+          <w:sz w:val="19"/>
+        </w:rPr>
+        <w:t xml:space="preserve">Kerangka ekstraksi entitas berbasis Regular Expressions (RegEx) dan penghitungan frekuensi penyebutan diilustrasikan pada </w:t>
+      </w:r>
+      <w:r>
+        <w:rPr>
+          <w:b/>
+          <w:i w:val="0"/>
+          <w:color w:val="222222"/>
+          <w:sz w:val="19"/>
+        </w:rPr>
+        <w:t>Bagan Alur 4.5</w:t>
+      </w:r>
+      <w:r>
+        <w:rPr>
+          <w:b w:val="0"/>
+          <w:i w:val="0"/>
+          <w:color w:val="222222"/>
+          <w:sz w:val="19"/>
+        </w:rPr>
+        <w:t xml:space="preserve"> berikut. Sub-bab ini tidak menggunakan uji inferensial Chi-Square, melainkan Frequency Profiling deskriptif atas kemunculan entitas dalam korpus teks.</w:t>
+      </w:r>
+    </w:p>
+    <w:p>
+      <w:pPr>
+        <w:spacing w:before="120" w:after="40"/>
+      </w:pPr>
+      <w:r>
+        <w:rPr>
+          <w:b/>
+          <w:i/>
+          <w:color w:val="2E7D32"/>
+          <w:sz w:val="17"/>
+        </w:rPr>
+        <w:t>Bagan Alur 4.5: Alur Logika Analisis Frequency Profiling Entitas Aktor</w:t>
+      </w:r>
+    </w:p>
+    <w:p>
+      <w:pPr>
+        <w:jc w:val="center"/>
+      </w:pPr>
+      <w:r>
+        <w:drawing>
+          <wp:inline xmlns:a="http://schemas.openxmlformats.org/drawingml/2006/main" xmlns:pic="http://schemas.openxmlformats.org/drawingml/2006/picture">
+            <wp:extent cx="5400000" cy="995483"/>
+            <wp:docPr id="5" name="Picture 5"/>
+            <wp:cNvGraphicFramePr>
+              <a:graphicFrameLocks noChangeAspect="1"/>
+            </wp:cNvGraphicFramePr>
+            <a:graphic>
+              <a:graphicData uri="http://schemas.openxmlformats.org/drawingml/2006/picture">
+                <pic:pic>
+                  <pic:nvPicPr>
+                    <pic:cNvPr id="0" name="mermaid_flowchart_4_5.png"/>
+                    <pic:cNvPicPr/>
+                  </pic:nvPicPr>
+                  <pic:blipFill>
+                    <a:blip r:embed="rId13"/>
+                    <a:stretch>
+                      <a:fillRect/>
+                    </a:stretch>
+                  </pic:blipFill>
+                  <pic:spPr>
+                    <a:xfrm>
+                      <a:off x="0" y="0"/>
+                      <a:ext cx="5400000" cy="995483"/>
+                    </a:xfrm>
+                    <a:prstGeom prst="rect"/>
+                  </pic:spPr>
+                </pic:pic>
+              </a:graphicData>
+            </a:graphic>
+          </wp:inline>
+        </w:drawing>
+      </w:r>
+    </w:p>
+    <w:p>
+      <w:pPr>
+        <w:spacing w:before="160" w:after="40"/>
+      </w:pPr>
+      <w:r>
+        <w:rPr>
+          <w:b/>
+          <w:i w:val="0"/>
+          <w:color w:val="2E7D32"/>
+          <w:sz w:val="19"/>
+        </w:rPr>
+        <w:t>C. Formulasi Matematis: Konstruksi Korpus dan Token Counting</w:t>
+      </w:r>
+    </w:p>
+    <w:p>
+      <w:pPr>
+        <w:spacing w:after="100"/>
+        <w:jc w:val="both"/>
+      </w:pPr>
+      <w:r>
+        <w:rPr>
+          <w:b w:val="0"/>
+          <w:i w:val="0"/>
+          <w:color w:val="222222"/>
+          <w:sz w:val="19"/>
+        </w:rPr>
+        <w:t>Kuantifikasi frekuensi penyebutan entitas dihitung menggunakan sistem formulasi matematis berikut:</w:t>
+      </w:r>
+    </w:p>
+    <w:p>
+      <w:pPr>
+        <w:spacing w:before="120" w:after="20"/>
+      </w:pPr>
+      <w:r>
+        <w:rPr>
+          <w:b/>
+          <w:i/>
+          <w:color w:val="2E7D32"/>
+          <w:sz w:val="17"/>
+        </w:rPr>
+        <w:t>Persamaan: Persamaan Konstruksi Korpus Teks</w:t>
+      </w:r>
+    </w:p>
+    <w:p>
+      <w:pPr>
+        <w:spacing w:before="0" w:after="40"/>
+        <w:ind w:left="240"/>
+        <w:shd w:val="clear" w:color="auto" w:fill="EDF7EE"/>
+        <w:pBdr>
+          <w:top w:val="single" w:sz="4" w:space="4" w:color="A5D6A7"/>
+          <w:left w:val="single" w:sz="4" w:space="4" w:color="A5D6A7"/>
+          <w:bottom w:val="single" w:sz="4" w:space="4" w:color="A5D6A7"/>
+          <w:right w:val="single" w:sz="4" w:space="4" w:color="A5D6A7"/>
+        </w:pBdr>
+      </w:pPr>
+      <w:r>
+        <w:rPr>
+          <w:rFonts w:ascii="Courier New" w:hAnsi="Courier New"/>
+          <w:b w:val="0"/>
+          <w:i w:val="0"/>
+          <w:color w:val="1B5E20"/>
+          <w:sz w:val="17"/>
+        </w:rPr>
+        <w:t>Korpus = Gabungan ( judul_k , deskripsi_k , narasi_k )   ;   untuk k = 1 s.d. N</w:t>
+      </w:r>
+    </w:p>
+    <w:p>
+      <w:pPr>
+        <w:spacing w:before="40" w:after="120"/>
+        <w:ind w:left="280"/>
+      </w:pPr>
+      <w:r>
+        <w:rPr>
+          <w:b/>
+          <w:i/>
+          <w:color w:val="333333"/>
+          <w:sz w:val="16"/>
+        </w:rPr>
+        <w:t>Keterangan Variabel:</w:t>
+        <w:br/>
+      </w:r>
+      <w:r>
+        <w:rPr>
+          <w:b/>
+          <w:i w:val="0"/>
+          <w:color w:val="1B5E20"/>
+          <w:sz w:val="16"/>
+        </w:rPr>
+        <w:t xml:space="preserve">- Korpus: </w:t>
+      </w:r>
+      <w:r>
+        <w:rPr>
+          <w:b w:val="0"/>
+          <w:i w:val="0"/>
+          <w:color w:val="444444"/>
+          <w:sz w:val="16"/>
+        </w:rPr>
+        <w:t>Teks gabungan seluruh dokumentasi kasus sebagai bahan ekstraksi entitas (Variabel Independen).</w:t>
+        <w:br/>
+      </w:r>
+      <w:r>
+        <w:rPr>
+          <w:b/>
+          <w:i w:val="0"/>
+          <w:color w:val="1B5E20"/>
+          <w:sz w:val="16"/>
+        </w:rPr>
+        <w:t xml:space="preserve">- judul_k, deskripsi_k, narasi_k: </w:t>
+      </w:r>
+      <w:r>
+        <w:rPr>
+          <w:b w:val="0"/>
+          <w:i w:val="0"/>
+          <w:color w:val="444444"/>
+          <w:sz w:val="16"/>
+        </w:rPr>
+        <w:t>Kolom teks bebas pada kasus ke-k dalam repositori TanahKita.</w:t>
+        <w:br/>
+      </w:r>
+      <w:r>
+        <w:rPr>
+          <w:b/>
+          <w:i w:val="0"/>
+          <w:color w:val="1B5E20"/>
+          <w:sz w:val="16"/>
+        </w:rPr>
+        <w:t xml:space="preserve">- N: </w:t>
+      </w:r>
+      <w:r>
+        <w:rPr>
+          <w:b w:val="0"/>
+          <w:i w:val="0"/>
+          <w:color w:val="444444"/>
+          <w:sz w:val="16"/>
+        </w:rPr>
+        <w:t>Jumlah kasus agraria dalam repositori (568 kasus).</w:t>
+      </w:r>
+    </w:p>
+    <w:p>
+      <w:pPr>
+        <w:spacing w:before="120" w:after="20"/>
+      </w:pPr>
+      <w:r>
+        <w:rPr>
+          <w:b/>
+          <w:i/>
+          <w:color w:val="2E7D32"/>
+          <w:sz w:val="17"/>
+        </w:rPr>
+        <w:t>Persamaan: Persamaan Token Counting Frekuensi Entitas</w:t>
+      </w:r>
+    </w:p>
+    <w:p>
+      <w:pPr>
+        <w:spacing w:before="0" w:after="40"/>
+        <w:ind w:left="240"/>
+        <w:shd w:val="clear" w:color="auto" w:fill="EDF7EE"/>
+        <w:pBdr>
+          <w:top w:val="single" w:sz="4" w:space="4" w:color="A5D6A7"/>
+          <w:left w:val="single" w:sz="4" w:space="4" w:color="A5D6A7"/>
+          <w:bottom w:val="single" w:sz="4" w:space="4" w:color="A5D6A7"/>
+          <w:right w:val="single" w:sz="4" w:space="4" w:color="A5D6A7"/>
+        </w:pBdr>
+      </w:pPr>
+      <w:r>
+        <w:rPr>
+          <w:rFonts w:ascii="Courier New" w:hAnsi="Courier New"/>
+          <w:b w:val="0"/>
+          <w:i w:val="0"/>
+          <w:color w:val="1B5E20"/>
+          <w:sz w:val="17"/>
+        </w:rPr>
+        <w:t>Frekuensi_a = Σ ( Match_i,a )   ;   untuk seluruh kemunculan pola entitas a dalam Korpus</w:t>
+      </w:r>
+    </w:p>
+    <w:p>
+      <w:pPr>
+        <w:spacing w:before="40" w:after="120"/>
+        <w:ind w:left="280"/>
+      </w:pPr>
+      <w:r>
+        <w:rPr>
+          <w:b/>
+          <w:i/>
+          <w:color w:val="333333"/>
+          <w:sz w:val="16"/>
+        </w:rPr>
+        <w:t>Keterangan Variabel:</w:t>
+        <w:br/>
+      </w:r>
+      <w:r>
+        <w:rPr>
+          <w:b/>
+          <w:i w:val="0"/>
+          <w:color w:val="1B5E20"/>
+          <w:sz w:val="16"/>
+        </w:rPr>
+        <w:t xml:space="preserve">- Frekuensi_a: </w:t>
+      </w:r>
+      <w:r>
+        <w:rPr>
+          <w:b w:val="0"/>
+          <w:i w:val="0"/>
+          <w:color w:val="444444"/>
+          <w:sz w:val="16"/>
+        </w:rPr>
+        <w:t>Jumlah absolut penyebutan (mentions) entitas a dalam korpus (Variabel Dependen).</w:t>
+        <w:br/>
+      </w:r>
+      <w:r>
+        <w:rPr>
+          <w:b/>
+          <w:i w:val="0"/>
+          <w:color w:val="1B5E20"/>
+          <w:sz w:val="16"/>
+        </w:rPr>
+        <w:t xml:space="preserve">- Match_i,a: </w:t>
+      </w:r>
+      <w:r>
+        <w:rPr>
+          <w:b w:val="0"/>
+          <w:i w:val="0"/>
+          <w:color w:val="444444"/>
+          <w:sz w:val="16"/>
+        </w:rPr>
+        <w:t>Kemunculan ke-i dari pola RegEx entitas a; pola korporasi mendeteksi awalan PT/CV diikuti nama kapital (maksimum 4 kata), dengan normalisasi varian PTPN menjadi satu entitas.</w:t>
+        <w:br/>
+      </w:r>
+      <w:r>
+        <w:rPr>
+          <w:b/>
+          <w:i w:val="0"/>
+          <w:color w:val="1B5E20"/>
+          <w:sz w:val="16"/>
+        </w:rPr>
+        <w:t xml:space="preserve">- Pola Aktor Proksi: </w:t>
+      </w:r>
+      <w:r>
+        <w:rPr>
+          <w:b w:val="0"/>
+          <w:i w:val="0"/>
+          <w:color w:val="444444"/>
+          <w:sz w:val="16"/>
+        </w:rPr>
+        <w:t>Deteksi kata kunci Preman, Ormas, Satgas, PAM Swakarsa, Pemuda Pancasila, GRIB, Laskar, Oknum, Security, Satpam, Centeng, Beking beserta frasa lanjutannya, dipotong pada stopword pertama.</w:t>
+      </w:r>
+    </w:p>
+    <w:p>
+      <w:pPr>
+        <w:spacing w:before="160" w:after="40"/>
+      </w:pPr>
+      <w:r>
+        <w:rPr>
+          <w:b/>
+          <w:i w:val="0"/>
+          <w:color w:val="2E7D32"/>
+          <w:sz w:val="19"/>
+        </w:rPr>
+        <w:t>D. Matriks Hasil Uji Empiris: Frekuensi Entitas Korporasi dan Aktor Proksi</w:t>
+      </w:r>
+    </w:p>
+    <w:p>
+      <w:pPr>
+        <w:spacing w:after="100"/>
+        <w:jc w:val="both"/>
+      </w:pPr>
+      <w:r>
+        <w:rPr>
+          <w:b w:val="0"/>
+          <w:i w:val="0"/>
+          <w:color w:val="222222"/>
+          <w:sz w:val="19"/>
+        </w:rPr>
+        <w:t xml:space="preserve">Sepuluh entitas korporasi paling dominan (dari total 1,033 entitas terdeteksi dengan 2,686 penyebutan) disajikan pada </w:t>
+      </w:r>
+      <w:r>
+        <w:rPr>
+          <w:b/>
+          <w:i w:val="0"/>
+          <w:color w:val="222222"/>
+          <w:sz w:val="19"/>
+        </w:rPr>
+        <w:t>Tabel 4.13</w:t>
+      </w:r>
+      <w:r>
+        <w:rPr>
+          <w:b w:val="0"/>
+          <w:i w:val="0"/>
+          <w:color w:val="222222"/>
+          <w:sz w:val="19"/>
+        </w:rPr>
+        <w:t xml:space="preserve"> berikut:</w:t>
+      </w:r>
+    </w:p>
+    <w:p>
+      <w:pPr>
+        <w:spacing w:before="120" w:after="40"/>
+      </w:pPr>
+      <w:r>
+        <w:rPr>
+          <w:b/>
+          <w:i/>
+          <w:color w:val="2E7D32"/>
+          <w:sz w:val="17"/>
+        </w:rPr>
+        <w:t>Tabel 4.13: Top 10 Entitas Korporasi Paling Dominan dalam Dokumentasi Konflik</w:t>
+      </w:r>
+    </w:p>
+    <w:tbl>
+      <w:tblPr>
+        <w:tblStyle w:val="TableGrid"/>
+        <w:tblW w:type="auto" w:w="0"/>
+        <w:jc w:val="center"/>
+        <w:tblLayout w:type="fixed"/>
+        <w:tblLook w:firstColumn="1" w:firstRow="1" w:lastColumn="0" w:lastRow="0" w:noHBand="0" w:noVBand="1" w:val="04A0"/>
+      </w:tblPr>
+      <w:tblGrid>
+        <w:gridCol w:w="4819"/>
+        <w:gridCol w:w="4819"/>
+      </w:tblGrid>
+      <w:tr>
+        <w:tc>
+          <w:tcPr>
+            <w:tcW w:type="dxa" w:w="5386"/>
+            <w:shd w:val="clear" w:color="auto" w:fill="2E7D32"/>
+            <w:tcMar>
+              <w:top w:w="70" w:type="dxa"/>
+              <w:bottom w:w="70" w:type="dxa"/>
+              <w:left w:w="100" w:type="dxa"/>
+              <w:right w:w="100" w:type="dxa"/>
+            </w:tcMar>
+            <w:tcBorders>
+              <w:top w:val="single" w:sz="4" w:color="D0D0D0" w:space="0"/>
+              <w:left w:val="single" w:sz="4" w:color="D0D0D0" w:space="0"/>
+              <w:bottom w:val="single" w:sz="8" w:color="1B5E20" w:space="0"/>
+              <w:right w:val="single" w:sz="4" w:color="D0D0D0" w:space="0"/>
+            </w:tcBorders>
+          </w:tcPr>
+          <w:p>
+            <w:pPr>
+              <w:jc w:val="left"/>
+            </w:pPr>
+            <w:r>
+              <w:rPr>
+                <w:b/>
+                <w:i w:val="0"/>
+                <w:color w:val="FFFFFF"/>
+                <w:sz w:val="17"/>
+              </w:rPr>
+              <w:t>Entitas Korporasi</w:t>
+            </w:r>
+          </w:p>
+        </w:tc>
+        <w:tc>
+          <w:tcPr>
+            <w:tcW w:type="dxa" w:w="3402"/>
+            <w:shd w:val="clear" w:color="auto" w:fill="2E7D32"/>
+            <w:tcMar>
+              <w:top w:w="70" w:type="dxa"/>
+              <w:bottom w:w="70" w:type="dxa"/>
+              <w:left w:w="100" w:type="dxa"/>
+              <w:right w:w="100" w:type="dxa"/>
+            </w:tcMar>
+            <w:tcBorders>
+              <w:top w:val="single" w:sz="4" w:color="D0D0D0" w:space="0"/>
+              <w:left w:val="single" w:sz="4" w:color="D0D0D0" w:space="0"/>
+              <w:bottom w:val="single" w:sz="8" w:color="1B5E20" w:space="0"/>
+              <w:right w:val="single" w:sz="4" w:color="D0D0D0" w:space="0"/>
+            </w:tcBorders>
+          </w:tcPr>
+          <w:p>
+            <w:pPr>
+              <w:jc w:val="center"/>
+            </w:pPr>
+            <w:r>
+              <w:rPr>
+                <w:b/>
+                <w:i w:val="0"/>
+                <w:color w:val="FFFFFF"/>
+                <w:sz w:val="17"/>
+              </w:rPr>
+              <w:t>Frekuensi Penyebutan</w:t>
+            </w:r>
+          </w:p>
+        </w:tc>
+      </w:tr>
+      <w:tr>
+        <w:tc>
+          <w:tcPr>
+            <w:tcW w:type="dxa" w:w="5386"/>
+            <w:shd w:val="clear" w:color="auto" w:fill="F5FBF5"/>
+            <w:tcMar>
+              <w:top w:w="50" w:type="dxa"/>
+              <w:bottom w:w="50" w:type="dxa"/>
+              <w:left w:w="100" w:type="dxa"/>
+              <w:right w:w="100" w:type="dxa"/>
+            </w:tcMar>
+            <w:tcBorders>
+              <w:top w:val="single" w:sz="4" w:color="D0D0D0" w:space="0"/>
+              <w:left w:val="single" w:sz="4" w:color="D0D0D0" w:space="0"/>
+              <w:bottom w:val="single" w:sz="4" w:color="D0D0D0" w:space="0"/>
+              <w:right w:val="single" w:sz="4" w:color="D0D0D0" w:space="0"/>
+            </w:tcBorders>
+          </w:tcPr>
+          <w:p>
+            <w:pPr>
+              <w:jc w:val="left"/>
+            </w:pPr>
+            <w:r>
+              <w:rPr>
+                <w:b w:val="0"/>
+                <w:i w:val="0"/>
+                <w:color w:val="222222"/>
+                <w:sz w:val="17"/>
+              </w:rPr>
+              <w:t>PT Perkebunan Nusantara (PTPN)</w:t>
+            </w:r>
+          </w:p>
+        </w:tc>
+        <w:tc>
+          <w:tcPr>
+            <w:tcW w:type="dxa" w:w="3402"/>
+            <w:shd w:val="clear" w:color="auto" w:fill="F5FBF5"/>
+            <w:tcMar>
+              <w:top w:w="50" w:type="dxa"/>
+              <w:bottom w:w="50" w:type="dxa"/>
+              <w:left w:w="100" w:type="dxa"/>
+              <w:right w:w="100" w:type="dxa"/>
+            </w:tcMar>
+            <w:tcBorders>
+              <w:top w:val="single" w:sz="4" w:color="D0D0D0" w:space="0"/>
+              <w:left w:val="single" w:sz="4" w:color="D0D0D0" w:space="0"/>
+              <w:bottom w:val="single" w:sz="4" w:color="D0D0D0" w:space="0"/>
+              <w:right w:val="single" w:sz="4" w:color="D0D0D0" w:space="0"/>
+            </w:tcBorders>
+          </w:tcPr>
+          <w:p>
+            <w:pPr>
+              <w:jc w:val="center"/>
+            </w:pPr>
+            <w:r>
+              <w:rPr>
+                <w:b w:val="0"/>
+                <w:i w:val="0"/>
+                <w:color w:val="222222"/>
+                <w:sz w:val="17"/>
+              </w:rPr>
+              <w:t>153</w:t>
+            </w:r>
+          </w:p>
+        </w:tc>
+      </w:tr>
+      <w:tr>
+        <w:tc>
+          <w:tcPr>
+            <w:tcW w:type="dxa" w:w="5386"/>
+            <w:shd w:val="clear" w:color="auto" w:fill="FFFFFF"/>
+            <w:tcMar>
+              <w:top w:w="50" w:type="dxa"/>
+              <w:bottom w:w="50" w:type="dxa"/>
+              <w:left w:w="100" w:type="dxa"/>
+              <w:right w:w="100" w:type="dxa"/>
+            </w:tcMar>
+            <w:tcBorders>
+              <w:top w:val="single" w:sz="4" w:color="D0D0D0" w:space="0"/>
+              <w:left w:val="single" w:sz="4" w:color="D0D0D0" w:space="0"/>
+              <w:bottom w:val="single" w:sz="4" w:color="D0D0D0" w:space="0"/>
+              <w:right w:val="single" w:sz="4" w:color="D0D0D0" w:space="0"/>
+            </w:tcBorders>
+          </w:tcPr>
+          <w:p>
+            <w:pPr>
+              <w:jc w:val="left"/>
+            </w:pPr>
+            <w:r>
+              <w:rPr>
+                <w:b w:val="0"/>
+                <w:i w:val="0"/>
+                <w:color w:val="222222"/>
+                <w:sz w:val="17"/>
+              </w:rPr>
+              <w:t>PT TPL</w:t>
+            </w:r>
+          </w:p>
+        </w:tc>
+        <w:tc>
+          <w:tcPr>
+            <w:tcW w:type="dxa" w:w="3402"/>
+            <w:shd w:val="clear" w:color="auto" w:fill="FFFFFF"/>
+            <w:tcMar>
+              <w:top w:w="50" w:type="dxa"/>
+              <w:bottom w:w="50" w:type="dxa"/>
+              <w:left w:w="100" w:type="dxa"/>
+              <w:right w:w="100" w:type="dxa"/>
+            </w:tcMar>
+            <w:tcBorders>
+              <w:top w:val="single" w:sz="4" w:color="D0D0D0" w:space="0"/>
+              <w:left w:val="single" w:sz="4" w:color="D0D0D0" w:space="0"/>
+              <w:bottom w:val="single" w:sz="4" w:color="D0D0D0" w:space="0"/>
+              <w:right w:val="single" w:sz="4" w:color="D0D0D0" w:space="0"/>
+            </w:tcBorders>
+          </w:tcPr>
+          <w:p>
+            <w:pPr>
+              <w:jc w:val="center"/>
+            </w:pPr>
+            <w:r>
+              <w:rPr>
+                <w:b w:val="0"/>
+                <w:i w:val="0"/>
+                <w:color w:val="222222"/>
+                <w:sz w:val="17"/>
+              </w:rPr>
+              <w:t>48</w:t>
+            </w:r>
+          </w:p>
+        </w:tc>
+      </w:tr>
+      <w:tr>
+        <w:tc>
+          <w:tcPr>
+            <w:tcW w:type="dxa" w:w="5386"/>
+            <w:shd w:val="clear" w:color="auto" w:fill="F5FBF5"/>
+            <w:tcMar>
+              <w:top w:w="50" w:type="dxa"/>
+              <w:bottom w:w="50" w:type="dxa"/>
+              <w:left w:w="100" w:type="dxa"/>
+              <w:right w:w="100" w:type="dxa"/>
+            </w:tcMar>
+            <w:tcBorders>
+              <w:top w:val="single" w:sz="4" w:color="D0D0D0" w:space="0"/>
+              <w:left w:val="single" w:sz="4" w:color="D0D0D0" w:space="0"/>
+              <w:bottom w:val="single" w:sz="4" w:color="D0D0D0" w:space="0"/>
+              <w:right w:val="single" w:sz="4" w:color="D0D0D0" w:space="0"/>
+            </w:tcBorders>
+          </w:tcPr>
+          <w:p>
+            <w:pPr>
+              <w:jc w:val="left"/>
+            </w:pPr>
+            <w:r>
+              <w:rPr>
+                <w:b w:val="0"/>
+                <w:i w:val="0"/>
+                <w:color w:val="222222"/>
+                <w:sz w:val="17"/>
+              </w:rPr>
+              <w:t>PT SR</w:t>
+            </w:r>
+          </w:p>
+        </w:tc>
+        <w:tc>
+          <w:tcPr>
+            <w:tcW w:type="dxa" w:w="3402"/>
+            <w:shd w:val="clear" w:color="auto" w:fill="F5FBF5"/>
+            <w:tcMar>
+              <w:top w:w="50" w:type="dxa"/>
+              <w:bottom w:w="50" w:type="dxa"/>
+              <w:left w:w="100" w:type="dxa"/>
+              <w:right w:w="100" w:type="dxa"/>
+            </w:tcMar>
+            <w:tcBorders>
+              <w:top w:val="single" w:sz="4" w:color="D0D0D0" w:space="0"/>
+              <w:left w:val="single" w:sz="4" w:color="D0D0D0" w:space="0"/>
+              <w:bottom w:val="single" w:sz="4" w:color="D0D0D0" w:space="0"/>
+              <w:right w:val="single" w:sz="4" w:color="D0D0D0" w:space="0"/>
+            </w:tcBorders>
+          </w:tcPr>
+          <w:p>
+            <w:pPr>
+              <w:jc w:val="center"/>
+            </w:pPr>
+            <w:r>
+              <w:rPr>
+                <w:b w:val="0"/>
+                <w:i w:val="0"/>
+                <w:color w:val="222222"/>
+                <w:sz w:val="17"/>
+              </w:rPr>
+              <w:t>30</w:t>
+            </w:r>
+          </w:p>
+        </w:tc>
+      </w:tr>
+      <w:tr>
+        <w:tc>
+          <w:tcPr>
+            <w:tcW w:type="dxa" w:w="5386"/>
+            <w:shd w:val="clear" w:color="auto" w:fill="FFFFFF"/>
+            <w:tcMar>
+              <w:top w:w="50" w:type="dxa"/>
+              <w:bottom w:w="50" w:type="dxa"/>
+              <w:left w:w="100" w:type="dxa"/>
+              <w:right w:w="100" w:type="dxa"/>
+            </w:tcMar>
+            <w:tcBorders>
+              <w:top w:val="single" w:sz="4" w:color="D0D0D0" w:space="0"/>
+              <w:left w:val="single" w:sz="4" w:color="D0D0D0" w:space="0"/>
+              <w:bottom w:val="single" w:sz="4" w:color="D0D0D0" w:space="0"/>
+              <w:right w:val="single" w:sz="4" w:color="D0D0D0" w:space="0"/>
+            </w:tcBorders>
+          </w:tcPr>
+          <w:p>
+            <w:pPr>
+              <w:jc w:val="left"/>
+            </w:pPr>
+            <w:r>
+              <w:rPr>
+                <w:b w:val="0"/>
+                <w:i w:val="0"/>
+                <w:color w:val="222222"/>
+                <w:sz w:val="17"/>
+              </w:rPr>
+              <w:t>PT KEM</w:t>
+            </w:r>
+          </w:p>
+        </w:tc>
+        <w:tc>
+          <w:tcPr>
+            <w:tcW w:type="dxa" w:w="3402"/>
+            <w:shd w:val="clear" w:color="auto" w:fill="FFFFFF"/>
+            <w:tcMar>
+              <w:top w:w="50" w:type="dxa"/>
+              <w:bottom w:w="50" w:type="dxa"/>
+              <w:left w:w="100" w:type="dxa"/>
+              <w:right w:w="100" w:type="dxa"/>
+            </w:tcMar>
+            <w:tcBorders>
+              <w:top w:val="single" w:sz="4" w:color="D0D0D0" w:space="0"/>
+              <w:left w:val="single" w:sz="4" w:color="D0D0D0" w:space="0"/>
+              <w:bottom w:val="single" w:sz="4" w:color="D0D0D0" w:space="0"/>
+              <w:right w:val="single" w:sz="4" w:color="D0D0D0" w:space="0"/>
+            </w:tcBorders>
+          </w:tcPr>
+          <w:p>
+            <w:pPr>
+              <w:jc w:val="center"/>
+            </w:pPr>
+            <w:r>
+              <w:rPr>
+                <w:b w:val="0"/>
+                <w:i w:val="0"/>
+                <w:color w:val="222222"/>
+                <w:sz w:val="17"/>
+              </w:rPr>
+              <w:t>24</w:t>
+            </w:r>
+          </w:p>
+        </w:tc>
+      </w:tr>
+      <w:tr>
+        <w:tc>
+          <w:tcPr>
+            <w:tcW w:type="dxa" w:w="5386"/>
+            <w:shd w:val="clear" w:color="auto" w:fill="F5FBF5"/>
+            <w:tcMar>
+              <w:top w:w="50" w:type="dxa"/>
+              <w:bottom w:w="50" w:type="dxa"/>
+              <w:left w:w="100" w:type="dxa"/>
+              <w:right w:w="100" w:type="dxa"/>
+            </w:tcMar>
+            <w:tcBorders>
+              <w:top w:val="single" w:sz="4" w:color="D0D0D0" w:space="0"/>
+              <w:left w:val="single" w:sz="4" w:color="D0D0D0" w:space="0"/>
+              <w:bottom w:val="single" w:sz="4" w:color="D0D0D0" w:space="0"/>
+              <w:right w:val="single" w:sz="4" w:color="D0D0D0" w:space="0"/>
+            </w:tcBorders>
+          </w:tcPr>
+          <w:p>
+            <w:pPr>
+              <w:jc w:val="left"/>
+            </w:pPr>
+            <w:r>
+              <w:rPr>
+                <w:b w:val="0"/>
+                <w:i w:val="0"/>
+                <w:color w:val="222222"/>
+                <w:sz w:val="17"/>
+              </w:rPr>
+              <w:t>PT. Bina Sari Alam Makmur</w:t>
+            </w:r>
+          </w:p>
+        </w:tc>
+        <w:tc>
+          <w:tcPr>
+            <w:tcW w:type="dxa" w:w="3402"/>
+            <w:shd w:val="clear" w:color="auto" w:fill="F5FBF5"/>
+            <w:tcMar>
+              <w:top w:w="50" w:type="dxa"/>
+              <w:bottom w:w="50" w:type="dxa"/>
+              <w:left w:w="100" w:type="dxa"/>
+              <w:right w:w="100" w:type="dxa"/>
+            </w:tcMar>
+            <w:tcBorders>
+              <w:top w:val="single" w:sz="4" w:color="D0D0D0" w:space="0"/>
+              <w:left w:val="single" w:sz="4" w:color="D0D0D0" w:space="0"/>
+              <w:bottom w:val="single" w:sz="4" w:color="D0D0D0" w:space="0"/>
+              <w:right w:val="single" w:sz="4" w:color="D0D0D0" w:space="0"/>
+            </w:tcBorders>
+          </w:tcPr>
+          <w:p>
+            <w:pPr>
+              <w:jc w:val="center"/>
+            </w:pPr>
+            <w:r>
+              <w:rPr>
+                <w:b w:val="0"/>
+                <w:i w:val="0"/>
+                <w:color w:val="222222"/>
+                <w:sz w:val="17"/>
+              </w:rPr>
+              <w:t>24</w:t>
+            </w:r>
+          </w:p>
+        </w:tc>
+      </w:tr>
+      <w:tr>
+        <w:tc>
+          <w:tcPr>
+            <w:tcW w:type="dxa" w:w="5386"/>
+            <w:shd w:val="clear" w:color="auto" w:fill="FFFFFF"/>
+            <w:tcMar>
+              <w:top w:w="50" w:type="dxa"/>
+              <w:bottom w:w="50" w:type="dxa"/>
+              <w:left w:w="100" w:type="dxa"/>
+              <w:right w:w="100" w:type="dxa"/>
+            </w:tcMar>
+            <w:tcBorders>
+              <w:top w:val="single" w:sz="4" w:color="D0D0D0" w:space="0"/>
+              <w:left w:val="single" w:sz="4" w:color="D0D0D0" w:space="0"/>
+              <w:bottom w:val="single" w:sz="4" w:color="D0D0D0" w:space="0"/>
+              <w:right w:val="single" w:sz="4" w:color="D0D0D0" w:space="0"/>
+            </w:tcBorders>
+          </w:tcPr>
+          <w:p>
+            <w:pPr>
+              <w:jc w:val="left"/>
+            </w:pPr>
+            <w:r>
+              <w:rPr>
+                <w:b w:val="0"/>
+                <w:i w:val="0"/>
+                <w:color w:val="222222"/>
+                <w:sz w:val="17"/>
+              </w:rPr>
+              <w:t>PT. Boskalis</w:t>
+            </w:r>
+          </w:p>
+        </w:tc>
+        <w:tc>
+          <w:tcPr>
+            <w:tcW w:type="dxa" w:w="3402"/>
+            <w:shd w:val="clear" w:color="auto" w:fill="FFFFFF"/>
+            <w:tcMar>
+              <w:top w:w="50" w:type="dxa"/>
+              <w:bottom w:w="50" w:type="dxa"/>
+              <w:left w:w="100" w:type="dxa"/>
+              <w:right w:w="100" w:type="dxa"/>
+            </w:tcMar>
+            <w:tcBorders>
+              <w:top w:val="single" w:sz="4" w:color="D0D0D0" w:space="0"/>
+              <w:left w:val="single" w:sz="4" w:color="D0D0D0" w:space="0"/>
+              <w:bottom w:val="single" w:sz="4" w:color="D0D0D0" w:space="0"/>
+              <w:right w:val="single" w:sz="4" w:color="D0D0D0" w:space="0"/>
+            </w:tcBorders>
+          </w:tcPr>
+          <w:p>
+            <w:pPr>
+              <w:jc w:val="center"/>
+            </w:pPr>
+            <w:r>
+              <w:rPr>
+                <w:b w:val="0"/>
+                <w:i w:val="0"/>
+                <w:color w:val="222222"/>
+                <w:sz w:val="17"/>
+              </w:rPr>
+              <w:t>23</w:t>
+            </w:r>
+          </w:p>
+        </w:tc>
+      </w:tr>
+      <w:tr>
+        <w:tc>
+          <w:tcPr>
+            <w:tcW w:type="dxa" w:w="5386"/>
+            <w:shd w:val="clear" w:color="auto" w:fill="F5FBF5"/>
+            <w:tcMar>
+              <w:top w:w="50" w:type="dxa"/>
+              <w:bottom w:w="50" w:type="dxa"/>
+              <w:left w:w="100" w:type="dxa"/>
+              <w:right w:w="100" w:type="dxa"/>
+            </w:tcMar>
+            <w:tcBorders>
+              <w:top w:val="single" w:sz="4" w:color="D0D0D0" w:space="0"/>
+              <w:left w:val="single" w:sz="4" w:color="D0D0D0" w:space="0"/>
+              <w:bottom w:val="single" w:sz="4" w:color="D0D0D0" w:space="0"/>
+              <w:right w:val="single" w:sz="4" w:color="D0D0D0" w:space="0"/>
+            </w:tcBorders>
+          </w:tcPr>
+          <w:p>
+            <w:pPr>
+              <w:jc w:val="left"/>
+            </w:pPr>
+            <w:r>
+              <w:rPr>
+                <w:b w:val="0"/>
+                <w:i w:val="0"/>
+                <w:color w:val="222222"/>
+                <w:sz w:val="17"/>
+              </w:rPr>
+              <w:t>PT MAS</w:t>
+            </w:r>
+          </w:p>
+        </w:tc>
+        <w:tc>
+          <w:tcPr>
+            <w:tcW w:type="dxa" w:w="3402"/>
+            <w:shd w:val="clear" w:color="auto" w:fill="F5FBF5"/>
+            <w:tcMar>
+              <w:top w:w="50" w:type="dxa"/>
+              <w:bottom w:w="50" w:type="dxa"/>
+              <w:left w:w="100" w:type="dxa"/>
+              <w:right w:w="100" w:type="dxa"/>
+            </w:tcMar>
+            <w:tcBorders>
+              <w:top w:val="single" w:sz="4" w:color="D0D0D0" w:space="0"/>
+              <w:left w:val="single" w:sz="4" w:color="D0D0D0" w:space="0"/>
+              <w:bottom w:val="single" w:sz="4" w:color="D0D0D0" w:space="0"/>
+              <w:right w:val="single" w:sz="4" w:color="D0D0D0" w:space="0"/>
+            </w:tcBorders>
+          </w:tcPr>
+          <w:p>
+            <w:pPr>
+              <w:jc w:val="center"/>
+            </w:pPr>
+            <w:r>
+              <w:rPr>
+                <w:b w:val="0"/>
+                <w:i w:val="0"/>
+                <w:color w:val="222222"/>
+                <w:sz w:val="17"/>
+              </w:rPr>
+              <w:t>22</w:t>
+            </w:r>
+          </w:p>
+        </w:tc>
+      </w:tr>
+      <w:tr>
+        <w:tc>
+          <w:tcPr>
+            <w:tcW w:type="dxa" w:w="5386"/>
+            <w:shd w:val="clear" w:color="auto" w:fill="FFFFFF"/>
+            <w:tcMar>
+              <w:top w:w="50" w:type="dxa"/>
+              <w:bottom w:w="50" w:type="dxa"/>
+              <w:left w:w="100" w:type="dxa"/>
+              <w:right w:w="100" w:type="dxa"/>
+            </w:tcMar>
+            <w:tcBorders>
+              <w:top w:val="single" w:sz="4" w:color="D0D0D0" w:space="0"/>
+              <w:left w:val="single" w:sz="4" w:color="D0D0D0" w:space="0"/>
+              <w:bottom w:val="single" w:sz="4" w:color="D0D0D0" w:space="0"/>
+              <w:right w:val="single" w:sz="4" w:color="D0D0D0" w:space="0"/>
+            </w:tcBorders>
+          </w:tcPr>
+          <w:p>
+            <w:pPr>
+              <w:jc w:val="left"/>
+            </w:pPr>
+            <w:r>
+              <w:rPr>
+                <w:b w:val="0"/>
+                <w:i w:val="0"/>
+                <w:color w:val="222222"/>
+                <w:sz w:val="17"/>
+              </w:rPr>
+              <w:t>PT WKS</w:t>
+            </w:r>
+          </w:p>
+        </w:tc>
+        <w:tc>
+          <w:tcPr>
+            <w:tcW w:type="dxa" w:w="3402"/>
+            <w:shd w:val="clear" w:color="auto" w:fill="FFFFFF"/>
+            <w:tcMar>
+              <w:top w:w="50" w:type="dxa"/>
+              <w:bottom w:w="50" w:type="dxa"/>
+              <w:left w:w="100" w:type="dxa"/>
+              <w:right w:w="100" w:type="dxa"/>
+            </w:tcMar>
+            <w:tcBorders>
+              <w:top w:val="single" w:sz="4" w:color="D0D0D0" w:space="0"/>
+              <w:left w:val="single" w:sz="4" w:color="D0D0D0" w:space="0"/>
+              <w:bottom w:val="single" w:sz="4" w:color="D0D0D0" w:space="0"/>
+              <w:right w:val="single" w:sz="4" w:color="D0D0D0" w:space="0"/>
+            </w:tcBorders>
+          </w:tcPr>
+          <w:p>
+            <w:pPr>
+              <w:jc w:val="center"/>
+            </w:pPr>
+            <w:r>
+              <w:rPr>
+                <w:b w:val="0"/>
+                <w:i w:val="0"/>
+                <w:color w:val="222222"/>
+                <w:sz w:val="17"/>
+              </w:rPr>
+              <w:t>21</w:t>
+            </w:r>
+          </w:p>
+        </w:tc>
+      </w:tr>
+      <w:tr>
+        <w:tc>
+          <w:tcPr>
+            <w:tcW w:type="dxa" w:w="5386"/>
+            <w:shd w:val="clear" w:color="auto" w:fill="F5FBF5"/>
+            <w:tcMar>
+              <w:top w:w="50" w:type="dxa"/>
+              <w:bottom w:w="50" w:type="dxa"/>
+              <w:left w:w="100" w:type="dxa"/>
+              <w:right w:w="100" w:type="dxa"/>
+            </w:tcMar>
+            <w:tcBorders>
+              <w:top w:val="single" w:sz="4" w:color="D0D0D0" w:space="0"/>
+              <w:left w:val="single" w:sz="4" w:color="D0D0D0" w:space="0"/>
+              <w:bottom w:val="single" w:sz="4" w:color="D0D0D0" w:space="0"/>
+              <w:right w:val="single" w:sz="4" w:color="D0D0D0" w:space="0"/>
+            </w:tcBorders>
+          </w:tcPr>
+          <w:p>
+            <w:pPr>
+              <w:jc w:val="left"/>
+            </w:pPr>
+            <w:r>
+              <w:rPr>
+                <w:b w:val="0"/>
+                <w:i w:val="0"/>
+                <w:color w:val="222222"/>
+                <w:sz w:val="17"/>
+              </w:rPr>
+              <w:t>PT BAE</w:t>
+            </w:r>
+          </w:p>
+        </w:tc>
+        <w:tc>
+          <w:tcPr>
+            <w:tcW w:type="dxa" w:w="3402"/>
+            <w:shd w:val="clear" w:color="auto" w:fill="F5FBF5"/>
+            <w:tcMar>
+              <w:top w:w="50" w:type="dxa"/>
+              <w:bottom w:w="50" w:type="dxa"/>
+              <w:left w:w="100" w:type="dxa"/>
+              <w:right w:w="100" w:type="dxa"/>
+            </w:tcMar>
+            <w:tcBorders>
+              <w:top w:val="single" w:sz="4" w:color="D0D0D0" w:space="0"/>
+              <w:left w:val="single" w:sz="4" w:color="D0D0D0" w:space="0"/>
+              <w:bottom w:val="single" w:sz="4" w:color="D0D0D0" w:space="0"/>
+              <w:right w:val="single" w:sz="4" w:color="D0D0D0" w:space="0"/>
+            </w:tcBorders>
+          </w:tcPr>
+          <w:p>
+            <w:pPr>
+              <w:jc w:val="center"/>
+            </w:pPr>
+            <w:r>
+              <w:rPr>
+                <w:b w:val="0"/>
+                <w:i w:val="0"/>
+                <w:color w:val="222222"/>
+                <w:sz w:val="17"/>
+              </w:rPr>
+              <w:t>21</w:t>
+            </w:r>
+          </w:p>
+        </w:tc>
+      </w:tr>
+      <w:tr>
+        <w:tc>
+          <w:tcPr>
+            <w:tcW w:type="dxa" w:w="5386"/>
+            <w:shd w:val="clear" w:color="auto" w:fill="FFFFFF"/>
+            <w:tcMar>
+              <w:top w:w="50" w:type="dxa"/>
+              <w:bottom w:w="50" w:type="dxa"/>
+              <w:left w:w="100" w:type="dxa"/>
+              <w:right w:w="100" w:type="dxa"/>
+            </w:tcMar>
+            <w:tcBorders>
+              <w:top w:val="single" w:sz="4" w:color="D0D0D0" w:space="0"/>
+              <w:left w:val="single" w:sz="4" w:color="D0D0D0" w:space="0"/>
+              <w:bottom w:val="single" w:sz="4" w:color="D0D0D0" w:space="0"/>
+              <w:right w:val="single" w:sz="4" w:color="D0D0D0" w:space="0"/>
+            </w:tcBorders>
+          </w:tcPr>
+          <w:p>
+            <w:pPr>
+              <w:jc w:val="left"/>
+            </w:pPr>
+            <w:r>
+              <w:rPr>
+                <w:b w:val="0"/>
+                <w:i w:val="0"/>
+                <w:color w:val="222222"/>
+                <w:sz w:val="17"/>
+              </w:rPr>
+              <w:t>PT MMP</w:t>
+            </w:r>
+          </w:p>
+        </w:tc>
+        <w:tc>
+          <w:tcPr>
+            <w:tcW w:type="dxa" w:w="3402"/>
+            <w:shd w:val="clear" w:color="auto" w:fill="FFFFFF"/>
+            <w:tcMar>
+              <w:top w:w="50" w:type="dxa"/>
+              <w:bottom w:w="50" w:type="dxa"/>
+              <w:left w:w="100" w:type="dxa"/>
+              <w:right w:w="100" w:type="dxa"/>
+            </w:tcMar>
+            <w:tcBorders>
+              <w:top w:val="single" w:sz="4" w:color="D0D0D0" w:space="0"/>
+              <w:left w:val="single" w:sz="4" w:color="D0D0D0" w:space="0"/>
+              <w:bottom w:val="single" w:sz="4" w:color="D0D0D0" w:space="0"/>
+              <w:right w:val="single" w:sz="4" w:color="D0D0D0" w:space="0"/>
+            </w:tcBorders>
+          </w:tcPr>
+          <w:p>
+            <w:pPr>
+              <w:jc w:val="center"/>
+            </w:pPr>
+            <w:r>
+              <w:rPr>
+                <w:b w:val="0"/>
+                <w:i w:val="0"/>
+                <w:color w:val="222222"/>
+                <w:sz w:val="17"/>
+              </w:rPr>
+              <w:t>20</w:t>
+            </w:r>
+          </w:p>
+        </w:tc>
+      </w:tr>
+    </w:tbl>
+    <w:p>
+      <w:pPr>
+        <w:spacing w:after="80"/>
+      </w:pPr>
+    </w:p>
+    <w:p>
+      <w:pPr>
+        <w:spacing w:after="100"/>
+        <w:jc w:val="both"/>
+      </w:pPr>
+      <w:r>
+        <w:rPr>
+          <w:b w:val="0"/>
+          <w:i w:val="0"/>
+          <w:color w:val="222222"/>
+          <w:sz w:val="19"/>
+        </w:rPr>
+        <w:t xml:space="preserve">Sepuluh aktor proksi dan vigilante paling sering terdeteksi (dari total 45 varian frasa dengan 87 penyebutan) disajikan pada </w:t>
+      </w:r>
+      <w:r>
+        <w:rPr>
+          <w:b/>
+          <w:i w:val="0"/>
+          <w:color w:val="222222"/>
+          <w:sz w:val="19"/>
+        </w:rPr>
+        <w:t>Tabel 4.14</w:t>
+      </w:r>
+      <w:r>
+        <w:rPr>
+          <w:b w:val="0"/>
+          <w:i w:val="0"/>
+          <w:color w:val="222222"/>
+          <w:sz w:val="19"/>
+        </w:rPr>
+        <w:t xml:space="preserve"> berikut:</w:t>
+      </w:r>
+    </w:p>
+    <w:p>
+      <w:pPr>
+        <w:spacing w:before="120" w:after="40"/>
+      </w:pPr>
+      <w:r>
+        <w:rPr>
+          <w:b/>
+          <w:i/>
+          <w:color w:val="2E7D32"/>
+          <w:sz w:val="17"/>
+        </w:rPr>
+        <w:t>Tabel 4.14: Top Aktor Proksi &amp; Vigilante Terdeteksi dalam Dokumentasi Konflik</w:t>
+      </w:r>
+    </w:p>
+    <w:tbl>
+      <w:tblPr>
+        <w:tblStyle w:val="TableGrid"/>
+        <w:tblW w:type="auto" w:w="0"/>
+        <w:jc w:val="center"/>
+        <w:tblLayout w:type="fixed"/>
+        <w:tblLook w:firstColumn="1" w:firstRow="1" w:lastColumn="0" w:lastRow="0" w:noHBand="0" w:noVBand="1" w:val="04A0"/>
+      </w:tblPr>
+      <w:tblGrid>
+        <w:gridCol w:w="4819"/>
+        <w:gridCol w:w="4819"/>
+      </w:tblGrid>
+      <w:tr>
+        <w:tc>
+          <w:tcPr>
+            <w:tcW w:type="dxa" w:w="5386"/>
+            <w:shd w:val="clear" w:color="auto" w:fill="2E7D32"/>
+            <w:tcMar>
+              <w:top w:w="70" w:type="dxa"/>
+              <w:bottom w:w="70" w:type="dxa"/>
+              <w:left w:w="100" w:type="dxa"/>
+              <w:right w:w="100" w:type="dxa"/>
+            </w:tcMar>
+            <w:tcBorders>
+              <w:top w:val="single" w:sz="4" w:color="D0D0D0" w:space="0"/>
+              <w:left w:val="single" w:sz="4" w:color="D0D0D0" w:space="0"/>
+              <w:bottom w:val="single" w:sz="8" w:color="1B5E20" w:space="0"/>
+              <w:right w:val="single" w:sz="4" w:color="D0D0D0" w:space="0"/>
+            </w:tcBorders>
+          </w:tcPr>
+          <w:p>
+            <w:pPr>
+              <w:jc w:val="left"/>
+            </w:pPr>
+            <w:r>
+              <w:rPr>
+                <w:b/>
+                <w:i w:val="0"/>
+                <w:color w:val="FFFFFF"/>
+                <w:sz w:val="17"/>
+              </w:rPr>
+              <w:t>Aktor Proksi / Vigilante</w:t>
+            </w:r>
+          </w:p>
+        </w:tc>
+        <w:tc>
+          <w:tcPr>
+            <w:tcW w:type="dxa" w:w="3402"/>
+            <w:shd w:val="clear" w:color="auto" w:fill="2E7D32"/>
+            <w:tcMar>
+              <w:top w:w="70" w:type="dxa"/>
+              <w:bottom w:w="70" w:type="dxa"/>
+              <w:left w:w="100" w:type="dxa"/>
+              <w:right w:w="100" w:type="dxa"/>
+            </w:tcMar>
+            <w:tcBorders>
+              <w:top w:val="single" w:sz="4" w:color="D0D0D0" w:space="0"/>
+              <w:left w:val="single" w:sz="4" w:color="D0D0D0" w:space="0"/>
+              <w:bottom w:val="single" w:sz="8" w:color="1B5E20" w:space="0"/>
+              <w:right w:val="single" w:sz="4" w:color="D0D0D0" w:space="0"/>
+            </w:tcBorders>
+          </w:tcPr>
+          <w:p>
+            <w:pPr>
+              <w:jc w:val="center"/>
+            </w:pPr>
+            <w:r>
+              <w:rPr>
+                <w:b/>
+                <w:i w:val="0"/>
+                <w:color w:val="FFFFFF"/>
+                <w:sz w:val="17"/>
+              </w:rPr>
+              <w:t>Frekuensi Penyebutan</w:t>
+            </w:r>
+          </w:p>
+        </w:tc>
+      </w:tr>
+      <w:tr>
+        <w:tc>
+          <w:tcPr>
+            <w:tcW w:type="dxa" w:w="5386"/>
+            <w:shd w:val="clear" w:color="auto" w:fill="F5FBF5"/>
+            <w:tcMar>
+              <w:top w:w="50" w:type="dxa"/>
+              <w:bottom w:w="50" w:type="dxa"/>
+              <w:left w:w="100" w:type="dxa"/>
+              <w:right w:w="100" w:type="dxa"/>
+            </w:tcMar>
+            <w:tcBorders>
+              <w:top w:val="single" w:sz="4" w:color="D0D0D0" w:space="0"/>
+              <w:left w:val="single" w:sz="4" w:color="D0D0D0" w:space="0"/>
+              <w:bottom w:val="single" w:sz="4" w:color="D0D0D0" w:space="0"/>
+              <w:right w:val="single" w:sz="4" w:color="D0D0D0" w:space="0"/>
+            </w:tcBorders>
+          </w:tcPr>
+          <w:p>
+            <w:pPr>
+              <w:jc w:val="left"/>
+            </w:pPr>
+            <w:r>
+              <w:rPr>
+                <w:b w:val="0"/>
+                <w:i w:val="0"/>
+                <w:color w:val="222222"/>
+                <w:sz w:val="17"/>
+              </w:rPr>
+              <w:t>Preman</w:t>
+            </w:r>
+          </w:p>
+        </w:tc>
+        <w:tc>
+          <w:tcPr>
+            <w:tcW w:type="dxa" w:w="3402"/>
+            <w:shd w:val="clear" w:color="auto" w:fill="F5FBF5"/>
+            <w:tcMar>
+              <w:top w:w="50" w:type="dxa"/>
+              <w:bottom w:w="50" w:type="dxa"/>
+              <w:left w:w="100" w:type="dxa"/>
+              <w:right w:w="100" w:type="dxa"/>
+            </w:tcMar>
+            <w:tcBorders>
+              <w:top w:val="single" w:sz="4" w:color="D0D0D0" w:space="0"/>
+              <w:left w:val="single" w:sz="4" w:color="D0D0D0" w:space="0"/>
+              <w:bottom w:val="single" w:sz="4" w:color="D0D0D0" w:space="0"/>
+              <w:right w:val="single" w:sz="4" w:color="D0D0D0" w:space="0"/>
+            </w:tcBorders>
+          </w:tcPr>
+          <w:p>
+            <w:pPr>
+              <w:jc w:val="center"/>
+            </w:pPr>
+            <w:r>
+              <w:rPr>
+                <w:b w:val="0"/>
+                <w:i w:val="0"/>
+                <w:color w:val="222222"/>
+                <w:sz w:val="17"/>
+              </w:rPr>
+              <w:t>16</w:t>
+            </w:r>
+          </w:p>
+        </w:tc>
+      </w:tr>
+      <w:tr>
+        <w:tc>
+          <w:tcPr>
+            <w:tcW w:type="dxa" w:w="5386"/>
+            <w:shd w:val="clear" w:color="auto" w:fill="FFFFFF"/>
+            <w:tcMar>
+              <w:top w:w="50" w:type="dxa"/>
+              <w:bottom w:w="50" w:type="dxa"/>
+              <w:left w:w="100" w:type="dxa"/>
+              <w:right w:w="100" w:type="dxa"/>
+            </w:tcMar>
+            <w:tcBorders>
+              <w:top w:val="single" w:sz="4" w:color="D0D0D0" w:space="0"/>
+              <w:left w:val="single" w:sz="4" w:color="D0D0D0" w:space="0"/>
+              <w:bottom w:val="single" w:sz="4" w:color="D0D0D0" w:space="0"/>
+              <w:right w:val="single" w:sz="4" w:color="D0D0D0" w:space="0"/>
+            </w:tcBorders>
+          </w:tcPr>
+          <w:p>
+            <w:pPr>
+              <w:jc w:val="left"/>
+            </w:pPr>
+            <w:r>
+              <w:rPr>
+                <w:b w:val="0"/>
+                <w:i w:val="0"/>
+                <w:color w:val="222222"/>
+                <w:sz w:val="17"/>
+              </w:rPr>
+              <w:t>Oknum</w:t>
+            </w:r>
+          </w:p>
+        </w:tc>
+        <w:tc>
+          <w:tcPr>
+            <w:tcW w:type="dxa" w:w="3402"/>
+            <w:shd w:val="clear" w:color="auto" w:fill="FFFFFF"/>
+            <w:tcMar>
+              <w:top w:w="50" w:type="dxa"/>
+              <w:bottom w:w="50" w:type="dxa"/>
+              <w:left w:w="100" w:type="dxa"/>
+              <w:right w:w="100" w:type="dxa"/>
+            </w:tcMar>
+            <w:tcBorders>
+              <w:top w:val="single" w:sz="4" w:color="D0D0D0" w:space="0"/>
+              <w:left w:val="single" w:sz="4" w:color="D0D0D0" w:space="0"/>
+              <w:bottom w:val="single" w:sz="4" w:color="D0D0D0" w:space="0"/>
+              <w:right w:val="single" w:sz="4" w:color="D0D0D0" w:space="0"/>
+            </w:tcBorders>
+          </w:tcPr>
+          <w:p>
+            <w:pPr>
+              <w:jc w:val="center"/>
+            </w:pPr>
+            <w:r>
+              <w:rPr>
+                <w:b w:val="0"/>
+                <w:i w:val="0"/>
+                <w:color w:val="222222"/>
+                <w:sz w:val="17"/>
+              </w:rPr>
+              <w:t>10</w:t>
+            </w:r>
+          </w:p>
+        </w:tc>
+      </w:tr>
+      <w:tr>
+        <w:tc>
+          <w:tcPr>
+            <w:tcW w:type="dxa" w:w="5386"/>
+            <w:shd w:val="clear" w:color="auto" w:fill="F5FBF5"/>
+            <w:tcMar>
+              <w:top w:w="50" w:type="dxa"/>
+              <w:bottom w:w="50" w:type="dxa"/>
+              <w:left w:w="100" w:type="dxa"/>
+              <w:right w:w="100" w:type="dxa"/>
+            </w:tcMar>
+            <w:tcBorders>
+              <w:top w:val="single" w:sz="4" w:color="D0D0D0" w:space="0"/>
+              <w:left w:val="single" w:sz="4" w:color="D0D0D0" w:space="0"/>
+              <w:bottom w:val="single" w:sz="4" w:color="D0D0D0" w:space="0"/>
+              <w:right w:val="single" w:sz="4" w:color="D0D0D0" w:space="0"/>
+            </w:tcBorders>
+          </w:tcPr>
+          <w:p>
+            <w:pPr>
+              <w:jc w:val="left"/>
+            </w:pPr>
+            <w:r>
+              <w:rPr>
+                <w:b w:val="0"/>
+                <w:i w:val="0"/>
+                <w:color w:val="222222"/>
+                <w:sz w:val="17"/>
+              </w:rPr>
+              <w:t>Satgas</w:t>
+            </w:r>
+          </w:p>
+        </w:tc>
+        <w:tc>
+          <w:tcPr>
+            <w:tcW w:type="dxa" w:w="3402"/>
+            <w:shd w:val="clear" w:color="auto" w:fill="F5FBF5"/>
+            <w:tcMar>
+              <w:top w:w="50" w:type="dxa"/>
+              <w:bottom w:w="50" w:type="dxa"/>
+              <w:left w:w="100" w:type="dxa"/>
+              <w:right w:w="100" w:type="dxa"/>
+            </w:tcMar>
+            <w:tcBorders>
+              <w:top w:val="single" w:sz="4" w:color="D0D0D0" w:space="0"/>
+              <w:left w:val="single" w:sz="4" w:color="D0D0D0" w:space="0"/>
+              <w:bottom w:val="single" w:sz="4" w:color="D0D0D0" w:space="0"/>
+              <w:right w:val="single" w:sz="4" w:color="D0D0D0" w:space="0"/>
+            </w:tcBorders>
+          </w:tcPr>
+          <w:p>
+            <w:pPr>
+              <w:jc w:val="center"/>
+            </w:pPr>
+            <w:r>
+              <w:rPr>
+                <w:b w:val="0"/>
+                <w:i w:val="0"/>
+                <w:color w:val="222222"/>
+                <w:sz w:val="17"/>
+              </w:rPr>
+              <w:t>8</w:t>
+            </w:r>
+          </w:p>
+        </w:tc>
+      </w:tr>
+      <w:tr>
+        <w:tc>
+          <w:tcPr>
+            <w:tcW w:type="dxa" w:w="5386"/>
+            <w:shd w:val="clear" w:color="auto" w:fill="FFFFFF"/>
+            <w:tcMar>
+              <w:top w:w="50" w:type="dxa"/>
+              <w:bottom w:w="50" w:type="dxa"/>
+              <w:left w:w="100" w:type="dxa"/>
+              <w:right w:w="100" w:type="dxa"/>
+            </w:tcMar>
+            <w:tcBorders>
+              <w:top w:val="single" w:sz="4" w:color="D0D0D0" w:space="0"/>
+              <w:left w:val="single" w:sz="4" w:color="D0D0D0" w:space="0"/>
+              <w:bottom w:val="single" w:sz="4" w:color="D0D0D0" w:space="0"/>
+              <w:right w:val="single" w:sz="4" w:color="D0D0D0" w:space="0"/>
+            </w:tcBorders>
+          </w:tcPr>
+          <w:p>
+            <w:pPr>
+              <w:jc w:val="left"/>
+            </w:pPr>
+            <w:r>
+              <w:rPr>
+                <w:b w:val="0"/>
+                <w:i w:val="0"/>
+                <w:color w:val="222222"/>
+                <w:sz w:val="17"/>
+              </w:rPr>
+              <w:t>Security</w:t>
+            </w:r>
+          </w:p>
+        </w:tc>
+        <w:tc>
+          <w:tcPr>
+            <w:tcW w:type="dxa" w:w="3402"/>
+            <w:shd w:val="clear" w:color="auto" w:fill="FFFFFF"/>
+            <w:tcMar>
+              <w:top w:w="50" w:type="dxa"/>
+              <w:bottom w:w="50" w:type="dxa"/>
+              <w:left w:w="100" w:type="dxa"/>
+              <w:right w:w="100" w:type="dxa"/>
+            </w:tcMar>
+            <w:tcBorders>
+              <w:top w:val="single" w:sz="4" w:color="D0D0D0" w:space="0"/>
+              <w:left w:val="single" w:sz="4" w:color="D0D0D0" w:space="0"/>
+              <w:bottom w:val="single" w:sz="4" w:color="D0D0D0" w:space="0"/>
+              <w:right w:val="single" w:sz="4" w:color="D0D0D0" w:space="0"/>
+            </w:tcBorders>
+          </w:tcPr>
+          <w:p>
+            <w:pPr>
+              <w:jc w:val="center"/>
+            </w:pPr>
+            <w:r>
+              <w:rPr>
+                <w:b w:val="0"/>
+                <w:i w:val="0"/>
+                <w:color w:val="222222"/>
+                <w:sz w:val="17"/>
+              </w:rPr>
+              <w:t>5</w:t>
+            </w:r>
+          </w:p>
+        </w:tc>
+      </w:tr>
+      <w:tr>
+        <w:tc>
+          <w:tcPr>
+            <w:tcW w:type="dxa" w:w="5386"/>
+            <w:shd w:val="clear" w:color="auto" w:fill="F5FBF5"/>
+            <w:tcMar>
+              <w:top w:w="50" w:type="dxa"/>
+              <w:bottom w:w="50" w:type="dxa"/>
+              <w:left w:w="100" w:type="dxa"/>
+              <w:right w:w="100" w:type="dxa"/>
+            </w:tcMar>
+            <w:tcBorders>
+              <w:top w:val="single" w:sz="4" w:color="D0D0D0" w:space="0"/>
+              <w:left w:val="single" w:sz="4" w:color="D0D0D0" w:space="0"/>
+              <w:bottom w:val="single" w:sz="4" w:color="D0D0D0" w:space="0"/>
+              <w:right w:val="single" w:sz="4" w:color="D0D0D0" w:space="0"/>
+            </w:tcBorders>
+          </w:tcPr>
+          <w:p>
+            <w:pPr>
+              <w:jc w:val="left"/>
+            </w:pPr>
+            <w:r>
+              <w:rPr>
+                <w:b w:val="0"/>
+                <w:i w:val="0"/>
+                <w:color w:val="222222"/>
+                <w:sz w:val="17"/>
+              </w:rPr>
+              <w:t>Oknum Pejabat</w:t>
+            </w:r>
+          </w:p>
+        </w:tc>
+        <w:tc>
+          <w:tcPr>
+            <w:tcW w:type="dxa" w:w="3402"/>
+            <w:shd w:val="clear" w:color="auto" w:fill="F5FBF5"/>
+            <w:tcMar>
+              <w:top w:w="50" w:type="dxa"/>
+              <w:bottom w:w="50" w:type="dxa"/>
+              <w:left w:w="100" w:type="dxa"/>
+              <w:right w:w="100" w:type="dxa"/>
+            </w:tcMar>
+            <w:tcBorders>
+              <w:top w:val="single" w:sz="4" w:color="D0D0D0" w:space="0"/>
+              <w:left w:val="single" w:sz="4" w:color="D0D0D0" w:space="0"/>
+              <w:bottom w:val="single" w:sz="4" w:color="D0D0D0" w:space="0"/>
+              <w:right w:val="single" w:sz="4" w:color="D0D0D0" w:space="0"/>
+            </w:tcBorders>
+          </w:tcPr>
+          <w:p>
+            <w:pPr>
+              <w:jc w:val="center"/>
+            </w:pPr>
+            <w:r>
+              <w:rPr>
+                <w:b w:val="0"/>
+                <w:i w:val="0"/>
+                <w:color w:val="222222"/>
+                <w:sz w:val="17"/>
+              </w:rPr>
+              <w:t>3</w:t>
+            </w:r>
+          </w:p>
+        </w:tc>
+      </w:tr>
+      <w:tr>
+        <w:tc>
+          <w:tcPr>
+            <w:tcW w:type="dxa" w:w="5386"/>
+            <w:shd w:val="clear" w:color="auto" w:fill="FFFFFF"/>
+            <w:tcMar>
+              <w:top w:w="50" w:type="dxa"/>
+              <w:bottom w:w="50" w:type="dxa"/>
+              <w:left w:w="100" w:type="dxa"/>
+              <w:right w:w="100" w:type="dxa"/>
+            </w:tcMar>
+            <w:tcBorders>
+              <w:top w:val="single" w:sz="4" w:color="D0D0D0" w:space="0"/>
+              <w:left w:val="single" w:sz="4" w:color="D0D0D0" w:space="0"/>
+              <w:bottom w:val="single" w:sz="4" w:color="D0D0D0" w:space="0"/>
+              <w:right w:val="single" w:sz="4" w:color="D0D0D0" w:space="0"/>
+            </w:tcBorders>
+          </w:tcPr>
+          <w:p>
+            <w:pPr>
+              <w:jc w:val="left"/>
+            </w:pPr>
+            <w:r>
+              <w:rPr>
+                <w:b w:val="0"/>
+                <w:i w:val="0"/>
+                <w:color w:val="222222"/>
+                <w:sz w:val="17"/>
+              </w:rPr>
+              <w:t>Preman Bayaran</w:t>
+            </w:r>
+          </w:p>
+        </w:tc>
+        <w:tc>
+          <w:tcPr>
+            <w:tcW w:type="dxa" w:w="3402"/>
+            <w:shd w:val="clear" w:color="auto" w:fill="FFFFFF"/>
+            <w:tcMar>
+              <w:top w:w="50" w:type="dxa"/>
+              <w:bottom w:w="50" w:type="dxa"/>
+              <w:left w:w="100" w:type="dxa"/>
+              <w:right w:w="100" w:type="dxa"/>
+            </w:tcMar>
+            <w:tcBorders>
+              <w:top w:val="single" w:sz="4" w:color="D0D0D0" w:space="0"/>
+              <w:left w:val="single" w:sz="4" w:color="D0D0D0" w:space="0"/>
+              <w:bottom w:val="single" w:sz="4" w:color="D0D0D0" w:space="0"/>
+              <w:right w:val="single" w:sz="4" w:color="D0D0D0" w:space="0"/>
+            </w:tcBorders>
+          </w:tcPr>
+          <w:p>
+            <w:pPr>
+              <w:jc w:val="center"/>
+            </w:pPr>
+            <w:r>
+              <w:rPr>
+                <w:b w:val="0"/>
+                <w:i w:val="0"/>
+                <w:color w:val="222222"/>
+                <w:sz w:val="17"/>
+              </w:rPr>
+              <w:t>3</w:t>
+            </w:r>
+          </w:p>
+        </w:tc>
+      </w:tr>
+      <w:tr>
+        <w:tc>
+          <w:tcPr>
+            <w:tcW w:type="dxa" w:w="5386"/>
+            <w:shd w:val="clear" w:color="auto" w:fill="F5FBF5"/>
+            <w:tcMar>
+              <w:top w:w="50" w:type="dxa"/>
+              <w:bottom w:w="50" w:type="dxa"/>
+              <w:left w:w="100" w:type="dxa"/>
+              <w:right w:w="100" w:type="dxa"/>
+            </w:tcMar>
+            <w:tcBorders>
+              <w:top w:val="single" w:sz="4" w:color="D0D0D0" w:space="0"/>
+              <w:left w:val="single" w:sz="4" w:color="D0D0D0" w:space="0"/>
+              <w:bottom w:val="single" w:sz="4" w:color="D0D0D0" w:space="0"/>
+              <w:right w:val="single" w:sz="4" w:color="D0D0D0" w:space="0"/>
+            </w:tcBorders>
+          </w:tcPr>
+          <w:p>
+            <w:pPr>
+              <w:jc w:val="left"/>
+            </w:pPr>
+            <w:r>
+              <w:rPr>
+                <w:b w:val="0"/>
+                <w:i w:val="0"/>
+                <w:color w:val="222222"/>
+                <w:sz w:val="17"/>
+              </w:rPr>
+              <w:t>Oknum Masyarakat Lokal</w:t>
+            </w:r>
+          </w:p>
+        </w:tc>
+        <w:tc>
+          <w:tcPr>
+            <w:tcW w:type="dxa" w:w="3402"/>
+            <w:shd w:val="clear" w:color="auto" w:fill="F5FBF5"/>
+            <w:tcMar>
+              <w:top w:w="50" w:type="dxa"/>
+              <w:bottom w:w="50" w:type="dxa"/>
+              <w:left w:w="100" w:type="dxa"/>
+              <w:right w:w="100" w:type="dxa"/>
+            </w:tcMar>
+            <w:tcBorders>
+              <w:top w:val="single" w:sz="4" w:color="D0D0D0" w:space="0"/>
+              <w:left w:val="single" w:sz="4" w:color="D0D0D0" w:space="0"/>
+              <w:bottom w:val="single" w:sz="4" w:color="D0D0D0" w:space="0"/>
+              <w:right w:val="single" w:sz="4" w:color="D0D0D0" w:space="0"/>
+            </w:tcBorders>
+          </w:tcPr>
+          <w:p>
+            <w:pPr>
+              <w:jc w:val="center"/>
+            </w:pPr>
+            <w:r>
+              <w:rPr>
+                <w:b w:val="0"/>
+                <w:i w:val="0"/>
+                <w:color w:val="222222"/>
+                <w:sz w:val="17"/>
+              </w:rPr>
+              <w:t>2</w:t>
+            </w:r>
+          </w:p>
+        </w:tc>
+      </w:tr>
+      <w:tr>
+        <w:tc>
+          <w:tcPr>
+            <w:tcW w:type="dxa" w:w="5386"/>
+            <w:shd w:val="clear" w:color="auto" w:fill="FFFFFF"/>
+            <w:tcMar>
+              <w:top w:w="50" w:type="dxa"/>
+              <w:bottom w:w="50" w:type="dxa"/>
+              <w:left w:w="100" w:type="dxa"/>
+              <w:right w:w="100" w:type="dxa"/>
+            </w:tcMar>
+            <w:tcBorders>
+              <w:top w:val="single" w:sz="4" w:color="D0D0D0" w:space="0"/>
+              <w:left w:val="single" w:sz="4" w:color="D0D0D0" w:space="0"/>
+              <w:bottom w:val="single" w:sz="4" w:color="D0D0D0" w:space="0"/>
+              <w:right w:val="single" w:sz="4" w:color="D0D0D0" w:space="0"/>
+            </w:tcBorders>
+          </w:tcPr>
+          <w:p>
+            <w:pPr>
+              <w:jc w:val="left"/>
+            </w:pPr>
+            <w:r>
+              <w:rPr>
+                <w:b w:val="0"/>
+                <w:i w:val="0"/>
+                <w:color w:val="222222"/>
+                <w:sz w:val="17"/>
+              </w:rPr>
+              <w:t>Satgas Pkh</w:t>
+            </w:r>
+          </w:p>
+        </w:tc>
+        <w:tc>
+          <w:tcPr>
+            <w:tcW w:type="dxa" w:w="3402"/>
+            <w:shd w:val="clear" w:color="auto" w:fill="FFFFFF"/>
+            <w:tcMar>
+              <w:top w:w="50" w:type="dxa"/>
+              <w:bottom w:w="50" w:type="dxa"/>
+              <w:left w:w="100" w:type="dxa"/>
+              <w:right w:w="100" w:type="dxa"/>
+            </w:tcMar>
+            <w:tcBorders>
+              <w:top w:val="single" w:sz="4" w:color="D0D0D0" w:space="0"/>
+              <w:left w:val="single" w:sz="4" w:color="D0D0D0" w:space="0"/>
+              <w:bottom w:val="single" w:sz="4" w:color="D0D0D0" w:space="0"/>
+              <w:right w:val="single" w:sz="4" w:color="D0D0D0" w:space="0"/>
+            </w:tcBorders>
+          </w:tcPr>
+          <w:p>
+            <w:pPr>
+              <w:jc w:val="center"/>
+            </w:pPr>
+            <w:r>
+              <w:rPr>
+                <w:b w:val="0"/>
+                <w:i w:val="0"/>
+                <w:color w:val="222222"/>
+                <w:sz w:val="17"/>
+              </w:rPr>
+              <w:t>2</w:t>
+            </w:r>
+          </w:p>
+        </w:tc>
+      </w:tr>
+      <w:tr>
+        <w:tc>
+          <w:tcPr>
+            <w:tcW w:type="dxa" w:w="5386"/>
+            <w:shd w:val="clear" w:color="auto" w:fill="F5FBF5"/>
+            <w:tcMar>
+              <w:top w:w="50" w:type="dxa"/>
+              <w:bottom w:w="50" w:type="dxa"/>
+              <w:left w:w="100" w:type="dxa"/>
+              <w:right w:w="100" w:type="dxa"/>
+            </w:tcMar>
+            <w:tcBorders>
+              <w:top w:val="single" w:sz="4" w:color="D0D0D0" w:space="0"/>
+              <w:left w:val="single" w:sz="4" w:color="D0D0D0" w:space="0"/>
+              <w:bottom w:val="single" w:sz="4" w:color="D0D0D0" w:space="0"/>
+              <w:right w:val="single" w:sz="4" w:color="D0D0D0" w:space="0"/>
+            </w:tcBorders>
+          </w:tcPr>
+          <w:p>
+            <w:pPr>
+              <w:jc w:val="left"/>
+            </w:pPr>
+            <w:r>
+              <w:rPr>
+                <w:b w:val="0"/>
+                <w:i w:val="0"/>
+                <w:color w:val="222222"/>
+                <w:sz w:val="17"/>
+              </w:rPr>
+              <w:t>Oknum Mantan Perangkat Desa</w:t>
+            </w:r>
+          </w:p>
+        </w:tc>
+        <w:tc>
+          <w:tcPr>
+            <w:tcW w:type="dxa" w:w="3402"/>
+            <w:shd w:val="clear" w:color="auto" w:fill="F5FBF5"/>
+            <w:tcMar>
+              <w:top w:w="50" w:type="dxa"/>
+              <w:bottom w:w="50" w:type="dxa"/>
+              <w:left w:w="100" w:type="dxa"/>
+              <w:right w:w="100" w:type="dxa"/>
+            </w:tcMar>
+            <w:tcBorders>
+              <w:top w:val="single" w:sz="4" w:color="D0D0D0" w:space="0"/>
+              <w:left w:val="single" w:sz="4" w:color="D0D0D0" w:space="0"/>
+              <w:bottom w:val="single" w:sz="4" w:color="D0D0D0" w:space="0"/>
+              <w:right w:val="single" w:sz="4" w:color="D0D0D0" w:space="0"/>
+            </w:tcBorders>
+          </w:tcPr>
+          <w:p>
+            <w:pPr>
+              <w:jc w:val="center"/>
+            </w:pPr>
+            <w:r>
+              <w:rPr>
+                <w:b w:val="0"/>
+                <w:i w:val="0"/>
+                <w:color w:val="222222"/>
+                <w:sz w:val="17"/>
+              </w:rPr>
+              <w:t>2</w:t>
+            </w:r>
+          </w:p>
+        </w:tc>
+      </w:tr>
+      <w:tr>
+        <w:tc>
+          <w:tcPr>
+            <w:tcW w:type="dxa" w:w="5386"/>
+            <w:shd w:val="clear" w:color="auto" w:fill="FFFFFF"/>
+            <w:tcMar>
+              <w:top w:w="50" w:type="dxa"/>
+              <w:bottom w:w="50" w:type="dxa"/>
+              <w:left w:w="100" w:type="dxa"/>
+              <w:right w:w="100" w:type="dxa"/>
+            </w:tcMar>
+            <w:tcBorders>
+              <w:top w:val="single" w:sz="4" w:color="D0D0D0" w:space="0"/>
+              <w:left w:val="single" w:sz="4" w:color="D0D0D0" w:space="0"/>
+              <w:bottom w:val="single" w:sz="4" w:color="D0D0D0" w:space="0"/>
+              <w:right w:val="single" w:sz="4" w:color="D0D0D0" w:space="0"/>
+            </w:tcBorders>
+          </w:tcPr>
+          <w:p>
+            <w:pPr>
+              <w:jc w:val="left"/>
+            </w:pPr>
+            <w:r>
+              <w:rPr>
+                <w:b w:val="0"/>
+                <w:i w:val="0"/>
+                <w:color w:val="222222"/>
+                <w:sz w:val="17"/>
+              </w:rPr>
+              <w:t>Oknum Ormas</w:t>
+            </w:r>
+          </w:p>
+        </w:tc>
+        <w:tc>
+          <w:tcPr>
+            <w:tcW w:type="dxa" w:w="3402"/>
+            <w:shd w:val="clear" w:color="auto" w:fill="FFFFFF"/>
+            <w:tcMar>
+              <w:top w:w="50" w:type="dxa"/>
+              <w:bottom w:w="50" w:type="dxa"/>
+              <w:left w:w="100" w:type="dxa"/>
+              <w:right w:w="100" w:type="dxa"/>
+            </w:tcMar>
+            <w:tcBorders>
+              <w:top w:val="single" w:sz="4" w:color="D0D0D0" w:space="0"/>
+              <w:left w:val="single" w:sz="4" w:color="D0D0D0" w:space="0"/>
+              <w:bottom w:val="single" w:sz="4" w:color="D0D0D0" w:space="0"/>
+              <w:right w:val="single" w:sz="4" w:color="D0D0D0" w:space="0"/>
+            </w:tcBorders>
+          </w:tcPr>
+          <w:p>
+            <w:pPr>
+              <w:jc w:val="center"/>
+            </w:pPr>
+            <w:r>
+              <w:rPr>
+                <w:b w:val="0"/>
+                <w:i w:val="0"/>
+                <w:color w:val="222222"/>
+                <w:sz w:val="17"/>
+              </w:rPr>
+              <w:t>1</w:t>
+            </w:r>
+          </w:p>
+        </w:tc>
+      </w:tr>
+    </w:tbl>
+    <w:p>
+      <w:pPr>
+        <w:spacing w:after="80"/>
+      </w:pPr>
+    </w:p>
+    <w:p>
+      <w:pPr>
+        <w:spacing w:before="160" w:after="40"/>
+      </w:pPr>
+      <w:r>
+        <w:rPr>
+          <w:b/>
+          <w:i w:val="0"/>
+          <w:color w:val="2E7D32"/>
+          <w:sz w:val="19"/>
+        </w:rPr>
+        <w:t>E. Analisis Temuan Empiris: Orkestrasi Konflik dan Pemetaan Oligarki</w:t>
+      </w:r>
+    </w:p>
+    <w:p>
+      <w:pPr>
+        <w:spacing w:after="100"/>
+        <w:jc w:val="both"/>
+      </w:pPr>
+      <w:r>
+        <w:rPr>
+          <w:b/>
+          <w:i w:val="0"/>
+          <w:color w:val="222222"/>
+          <w:sz w:val="19"/>
+        </w:rPr>
+        <w:t xml:space="preserve">1. </w:t>
+      </w:r>
+      <w:r>
+        <w:rPr>
+          <w:b/>
+          <w:i w:val="0"/>
+          <w:color w:val="222222"/>
+          <w:sz w:val="19"/>
+        </w:rPr>
+        <w:t xml:space="preserve">Dominasi Entitas Korporasi: </w:t>
+      </w:r>
+      <w:r>
+        <w:rPr>
+          <w:b w:val="0"/>
+          <w:i w:val="0"/>
+          <w:color w:val="222222"/>
+          <w:sz w:val="19"/>
+        </w:rPr>
+        <w:t>Ekstraksi teks mencatat frekuensi penyebutan entitas PT Perkebunan Nusantara (PTPN) tertinggi dengan 153 catatan kasus terpisah, memvalidasi indikasi konsentrasi kekuasaan dan monopoli penguasaan ruang oleh segelintir konglomerasi besar.</w:t>
+        <w:br/>
+      </w:r>
+      <w:r>
+        <w:rPr>
+          <w:b/>
+          <w:i w:val="0"/>
+          <w:color w:val="222222"/>
+          <w:sz w:val="19"/>
+        </w:rPr>
+        <w:t xml:space="preserve">2. </w:t>
+      </w:r>
+      <w:r>
+        <w:rPr>
+          <w:b/>
+          <w:i w:val="0"/>
+          <w:color w:val="222222"/>
+          <w:sz w:val="19"/>
+        </w:rPr>
+        <w:t xml:space="preserve">Orkestrasi Horizontal Aktor Proksi: </w:t>
+      </w:r>
+      <w:r>
+        <w:rPr>
+          <w:b w:val="0"/>
+          <w:i w:val="0"/>
+          <w:color w:val="222222"/>
+          <w:sz w:val="19"/>
+        </w:rPr>
+        <w:t>Kemunculan kelompok sipil seperti Preman (terdeteksi hingga 16 kali) menangkap besarnya skala orkestrasi horizontal. Korporasi seringkali menggunakan jasa pengamanan swakarsa, kelompok preman, hingga ormas vigilante sebagai 'bemper proksi' untuk mengintimidasi warga lokal dan memecah belah solidaritas akar rumput.</w:t>
+      </w:r>
+    </w:p>
     <w:sectPr>
       <w:pgSz w:w="11906" w:h="16838"/>
       <w:pgMar w:top="1134" w:right="1134" w:bottom="1134" w:left="1134" w:header="720" w:footer="720" w:gutter="0"/>
